--- a/docs/SystProj.docx
+++ b/docs/SystProj.docx
@@ -63,7 +63,6 @@
         <w:rPr>
           <w:rFonts w:eastAsia="Calibri"/>
           <w:szCs w:val="28"/>
-          <w:lang w:val="en-US"/>
         </w:rPr>
       </w:pPr>
       <w:r>
@@ -82,7 +81,6 @@
         <w:rPr>
           <w:rFonts w:eastAsia="Calibri"/>
           <w:szCs w:val="28"/>
-          <w:lang w:val="en-US"/>
         </w:rPr>
       </w:pPr>
     </w:p>
@@ -308,7 +306,6 @@
         <w:rPr>
           <w:rFonts w:eastAsia="Calibri"/>
           <w:szCs w:val="28"/>
-          <w:lang w:val="en-US"/>
         </w:rPr>
       </w:pPr>
       <w:r>
@@ -327,7 +324,6 @@
         <w:rPr>
           <w:rFonts w:eastAsia="Calibri"/>
           <w:szCs w:val="28"/>
-          <w:lang w:val="en-US"/>
         </w:rPr>
       </w:pPr>
       <w:r>
@@ -524,7 +520,6 @@
         <w:rPr>
           <w:rFonts w:eastAsia="Calibri"/>
           <w:szCs w:val="28"/>
-          <w:lang w:val="en-US"/>
         </w:rPr>
         <w:t>6</w:t>
       </w:r>
@@ -693,7 +688,6 @@
         <w:rPr>
           <w:rFonts w:eastAsia="Calibri"/>
           <w:szCs w:val="28"/>
-          <w:lang w:val="en-US"/>
         </w:rPr>
         <w:t>6</w:t>
       </w:r>
@@ -726,15 +720,7 @@
       </w:r>
     </w:p>
     <w:p>
-      <w:pPr>
-        <w:rPr>
-          <w:lang w:val="en-US"/>
-        </w:rPr>
-      </w:pPr>
-      <w:r>
-        <w:rPr>
-          <w:lang w:val="en-US"/>
-        </w:rPr>
+      <w:r>
         <w:br w:type="page"/>
       </w:r>
     </w:p>
@@ -772,50 +758,2625 @@
     </w:p>
     <w:p/>
     <w:p>
+      <w:r>
+        <w:t>Система автоматизированного проектирования (САПР) — это программный комплекс, предназначенный для создания, редактирования и оформления конструкторской и проектной документации, а также для построения и анализа геометрических моделей изделий. САПР позволяет снизить трудозатраты на проектирование, уменьшить количество ошибок, повысить повторяемость результатов и обеспечить стандартизированное хранение и обмен проектными данными.</w:t>
+      </w:r>
+    </w:p>
+    <w:p>
+      <w:r>
+        <w:t>В качестве САПР для разработки плагина выбрана</w:t>
+      </w:r>
+      <w:r>
+        <w:t xml:space="preserve"> </w:t>
+      </w:r>
+      <w:r>
+        <w:t>nanoCAD 26</w:t>
+      </w:r>
+      <w:r>
+        <w:t xml:space="preserve"> –</w:t>
+      </w:r>
+      <w:r>
+        <w:t xml:space="preserve"> DWG</w:t>
+      </w:r>
+      <w:r>
+        <w:noBreakHyphen/>
+        <w:t>ориентированная САПР-платформа, предназначенная для выполнения 2D</w:t>
+      </w:r>
+      <w:r>
+        <w:noBreakHyphen/>
+        <w:t>черчения и проектирования, а также решения прикладных задач за счёт расширения функциональности с помощью модулей и программных расширений. nanoCAD предоставляет пользователю инструменты создания и редактирования чертежей, работы со слоями и аннотациями, а также поддерживает создание и редактирование геометрических объектов, необходимых для построения модели детали. Для задач настоящего проекта важно, что nanoCAD позволяет программно создавать геометрию в документе и выполнять операции построения через интерфейсы разработчика (API).</w:t>
+      </w:r>
+    </w:p>
+    <w:p>
+      <w:r>
+        <w:t>Аналоги nanoCAD (прямые):</w:t>
+      </w:r>
+    </w:p>
+    <w:p>
+      <w:pPr>
+        <w:numPr>
+          <w:ilvl w:val="0"/>
+          <w:numId w:val="2"/>
+        </w:numPr>
+        <w:ind w:left="0" w:firstLine="709"/>
+      </w:pPr>
+      <w:r>
+        <w:t>AutoCAD</w:t>
+      </w:r>
+      <w:r>
+        <w:t xml:space="preserve"> –</w:t>
+      </w:r>
+      <w:r>
+        <w:t xml:space="preserve"> наиболее распространённая DWG</w:t>
+      </w:r>
+      <w:r>
+        <w:noBreakHyphen/>
+        <w:t>САПР, имеющая схожую модель работы (документ/чертёж, команды, слои, объектная база чертежа) и развитые средства расширения.</w:t>
+      </w:r>
+    </w:p>
+    <w:p>
+      <w:pPr>
+        <w:numPr>
+          <w:ilvl w:val="0"/>
+          <w:numId w:val="2"/>
+        </w:numPr>
+        <w:ind w:left="0" w:firstLine="709"/>
+      </w:pPr>
+      <w:r>
+        <w:t>BricsCAD</w:t>
+      </w:r>
+      <w:r>
+        <w:t xml:space="preserve"> </w:t>
+      </w:r>
+      <w:r>
+        <w:t>–</w:t>
+      </w:r>
+      <w:r>
+        <w:t xml:space="preserve"> DWG</w:t>
+      </w:r>
+      <w:r>
+        <w:noBreakHyphen/>
+        <w:t>совместимая САПР, близкая по интерфейсу и идеологии к AutoCAD, также поддерживает расширение через API.</w:t>
+      </w:r>
+    </w:p>
+    <w:p>
+      <w:pPr>
+        <w:ind w:left="709" w:firstLine="0"/>
+      </w:pPr>
+      <w:r>
+        <w:t>Косвенные аналоги:</w:t>
+      </w:r>
+    </w:p>
+    <w:p>
+      <w:pPr>
+        <w:numPr>
+          <w:ilvl w:val="0"/>
+          <w:numId w:val="3"/>
+        </w:numPr>
+        <w:ind w:left="0" w:firstLine="709"/>
+      </w:pPr>
+      <w:r>
+        <w:t>FreeCAD</w:t>
+      </w:r>
+      <w:r>
+        <w:t xml:space="preserve"> </w:t>
+      </w:r>
+      <w:r>
+        <w:t>–</w:t>
+      </w:r>
+      <w:r>
+        <w:t xml:space="preserve"> параметрическая САПР, ориентированная на построение 3D</w:t>
+      </w:r>
+      <w:r>
+        <w:noBreakHyphen/>
+        <w:t xml:space="preserve">моделей; отличается идеологией (параметрическое </w:t>
+      </w:r>
+      <w:r>
+        <w:lastRenderedPageBreak/>
+        <w:t>моделирование), но решает похожую задачу автоматизации построения деталей.</w:t>
+      </w:r>
+    </w:p>
+    <w:p>
+      <w:pPr>
+        <w:ind w:left="709" w:firstLine="0"/>
+      </w:pPr>
+      <w:r>
+        <w:t>Причины выбора nanoCAD 26:</w:t>
+      </w:r>
+    </w:p>
+    <w:p>
+      <w:pPr>
+        <w:numPr>
+          <w:ilvl w:val="0"/>
+          <w:numId w:val="4"/>
+        </w:numPr>
+        <w:ind w:left="0" w:firstLine="709"/>
+      </w:pPr>
+      <w:r>
+        <w:t>Доступность: имеется возможность использования учебной лицензии.</w:t>
+      </w:r>
+    </w:p>
+    <w:p>
+      <w:pPr>
+        <w:numPr>
+          <w:ilvl w:val="0"/>
+          <w:numId w:val="4"/>
+        </w:numPr>
+        <w:ind w:left="0" w:firstLine="709"/>
+      </w:pPr>
+      <w:r>
+        <w:t>Поддержка расширения через API: nanoCAD предоставляет SDK и средства разработки плагинов, что соответствует цели лабораторных работ (создание программного расширения САПР).</w:t>
+      </w:r>
+    </w:p>
+    <w:p>
+      <w:pPr>
+        <w:numPr>
+          <w:ilvl w:val="0"/>
+          <w:numId w:val="4"/>
+        </w:numPr>
+        <w:ind w:left="0" w:firstLine="709"/>
+      </w:pPr>
+      <w:r>
+        <w:t>Поддержка C# и платформы .NET: разработка плагина на C# упрощает реализацию пользовательского интерфейса и бизнес</w:t>
+      </w:r>
+      <w:r>
+        <w:noBreakHyphen/>
+        <w:t>логики, ускоряет разработку и снижает порог входа.</w:t>
+      </w:r>
+    </w:p>
+    <w:p/>
+    <w:p>
       <w:pPr>
         <w:pStyle w:val="Heading2"/>
+      </w:pPr>
+      <w:r>
+        <w:t xml:space="preserve">1.2 Описание </w:t>
+      </w:r>
+      <w:r>
         <w:rPr>
           <w:lang w:val="en-US"/>
         </w:rPr>
-      </w:pPr>
-      <w:r>
-        <w:t xml:space="preserve">1.2 Описание </w:t>
-      </w:r>
-      <w:r>
+        <w:t>API</w:t>
+      </w:r>
+    </w:p>
+    <w:p/>
+    <w:p>
+      <w:r>
+        <w:t>API (Application Programming Interface) — набор классов, методов и правил, позволяющий внешнему коду взаимодействовать с nanoCAD: получать доступ к активному документу, создавать/изменять объекты чертежа и выполнять команды.</w:t>
+      </w:r>
+    </w:p>
+    <w:p>
+      <w:r>
+        <w:t>.NET API состоит из двух основных веток пространств имён:</w:t>
+      </w:r>
+    </w:p>
+    <w:p>
+      <w:pPr>
+        <w:numPr>
+          <w:ilvl w:val="0"/>
+          <w:numId w:val="5"/>
+        </w:numPr>
+        <w:ind w:left="0" w:firstLine="709"/>
+      </w:pPr>
+      <w:r>
+        <w:t>HostMgd.*</w:t>
+      </w:r>
+      <w:r>
+        <w:t xml:space="preserve"> </w:t>
+      </w:r>
+      <w:r>
+        <w:t>— доступ к приложению, документам и взаимодействию с пользователем (Editor, ввод/вывод, контекст команды).</w:t>
+      </w:r>
+    </w:p>
+    <w:p>
+      <w:pPr>
+        <w:numPr>
+          <w:ilvl w:val="0"/>
+          <w:numId w:val="5"/>
+        </w:numPr>
+        <w:ind w:left="0" w:firstLine="709"/>
+      </w:pPr>
+      <w:r>
+        <w:t>Teigha.*</w:t>
+      </w:r>
+      <w:r>
+        <w:t xml:space="preserve"> </w:t>
+      </w:r>
+      <w:r>
+        <w:t>— работа с базой данных чертежа, геометрией и сущностями (DatabaseServices, Geometry, Runtime).</w:t>
+      </w:r>
+    </w:p>
+    <w:p>
+      <w:r>
+        <w:t>Краткое руководство: подключение и запуск</w:t>
+      </w:r>
+      <w:r>
+        <w:t>:</w:t>
+      </w:r>
+    </w:p>
+    <w:p>
+      <w:pPr>
+        <w:numPr>
+          <w:ilvl w:val="0"/>
+          <w:numId w:val="6"/>
+        </w:numPr>
+        <w:ind w:left="0" w:firstLine="709"/>
         <w:rPr>
           <w:lang w:val="en-US"/>
         </w:rPr>
-        <w:t>API</w:t>
-      </w:r>
-    </w:p>
-    <w:p>
-      <w:pPr>
+      </w:pPr>
+      <w:r>
+        <w:t>с</w:t>
+      </w:r>
+      <w:r>
+        <w:t>оздать</w:t>
+      </w:r>
+      <w:r>
         <w:rPr>
           <w:lang w:val="en-US"/>
         </w:rPr>
-      </w:pPr>
-    </w:p>
+        <w:t xml:space="preserve"> </w:t>
+      </w:r>
+      <w:r>
+        <w:t>проект</w:t>
+      </w:r>
+      <w:r>
+        <w:rPr>
+          <w:lang w:val="en-US"/>
+        </w:rPr>
+        <w:t xml:space="preserve"> </w:t>
+      </w:r>
+      <w:r>
+        <w:rPr>
+          <w:lang w:val="en-US"/>
+        </w:rPr>
+        <w:t>Class Library</w:t>
+      </w:r>
+      <w:r>
+        <w:rPr>
+          <w:lang w:val="en-US"/>
+        </w:rPr>
+        <w:t xml:space="preserve"> </w:t>
+      </w:r>
+      <w:r>
+        <w:rPr>
+          <w:lang w:val="en-US"/>
+        </w:rPr>
+        <w:t>(C#),</w:t>
+      </w:r>
+      <w:r>
+        <w:rPr>
+          <w:lang w:val="en-US"/>
+        </w:rPr>
+        <w:t xml:space="preserve"> </w:t>
+      </w:r>
+      <w:proofErr w:type="spellStart"/>
+      <w:r>
+        <w:rPr>
+          <w:lang w:val="en-US"/>
+        </w:rPr>
+        <w:t>TargetFramework</w:t>
+      </w:r>
+      <w:proofErr w:type="spellEnd"/>
+      <w:r>
+        <w:rPr>
+          <w:lang w:val="en-US"/>
+        </w:rPr>
+        <w:t xml:space="preserve"> = net6.0-windows,</w:t>
+      </w:r>
+      <w:r>
+        <w:rPr>
+          <w:lang w:val="en-US"/>
+        </w:rPr>
+        <w:t xml:space="preserve"> </w:t>
+      </w:r>
+      <w:r>
+        <w:rPr>
+          <w:lang w:val="en-US"/>
+        </w:rPr>
+        <w:t>Platform target = x64.</w:t>
+      </w:r>
+    </w:p>
+    <w:p>
+      <w:pPr>
+        <w:numPr>
+          <w:ilvl w:val="0"/>
+          <w:numId w:val="6"/>
+        </w:numPr>
+        <w:ind w:left="0" w:firstLine="709"/>
+      </w:pPr>
+      <w:r>
+        <w:t>д</w:t>
+      </w:r>
+      <w:r>
+        <w:t>обавить ссылки на DLL из SDK (lib-x64) или из папки установки nanoCAD (как в samples).</w:t>
+      </w:r>
+    </w:p>
+    <w:p>
+      <w:pPr>
+        <w:numPr>
+          <w:ilvl w:val="0"/>
+          <w:numId w:val="6"/>
+        </w:numPr>
+        <w:ind w:left="0" w:firstLine="709"/>
+      </w:pPr>
+      <w:r>
+        <w:t>д</w:t>
+      </w:r>
+      <w:r>
+        <w:t>ля добавленных CAD</w:t>
+      </w:r>
+      <w:r>
+        <w:noBreakHyphen/>
+        <w:t>DLL установить</w:t>
+      </w:r>
+      <w:r>
+        <w:t xml:space="preserve"> </w:t>
+      </w:r>
+      <w:r>
+        <w:t>Copy Local = False.</w:t>
+      </w:r>
+    </w:p>
+    <w:p>
+      <w:pPr>
+        <w:numPr>
+          <w:ilvl w:val="0"/>
+          <w:numId w:val="6"/>
+        </w:numPr>
+        <w:ind w:left="0" w:firstLine="709"/>
+      </w:pPr>
+      <w:r>
+        <w:t>р</w:t>
+      </w:r>
+      <w:r>
+        <w:t>еализовать команду через атрибут</w:t>
+      </w:r>
+      <w:r>
+        <w:t xml:space="preserve"> </w:t>
+      </w:r>
+      <w:r>
+        <w:t>[CommandMethod("...")].</w:t>
+      </w:r>
+    </w:p>
+    <w:p>
+      <w:pPr>
+        <w:numPr>
+          <w:ilvl w:val="0"/>
+          <w:numId w:val="6"/>
+        </w:numPr>
+        <w:ind w:left="0" w:firstLine="709"/>
+      </w:pPr>
+      <w:r>
+        <w:lastRenderedPageBreak/>
+        <w:t>с</w:t>
+      </w:r>
+      <w:r>
+        <w:t>обрать DLL.</w:t>
+      </w:r>
+    </w:p>
+    <w:p>
+      <w:pPr>
+        <w:numPr>
+          <w:ilvl w:val="0"/>
+          <w:numId w:val="6"/>
+        </w:numPr>
+        <w:ind w:left="0" w:firstLine="709"/>
+      </w:pPr>
+      <w:r>
+        <w:t>в</w:t>
+      </w:r>
+      <w:r>
+        <w:t xml:space="preserve"> nanoCAD выполнить</w:t>
+      </w:r>
+      <w:r>
+        <w:t xml:space="preserve"> </w:t>
+      </w:r>
+      <w:r>
+        <w:t>NETLOAD/APPLOAD</w:t>
+      </w:r>
+      <w:r>
+        <w:t xml:space="preserve">, </w:t>
+      </w:r>
+      <w:r>
+        <w:t>выбрать DLL</w:t>
+      </w:r>
+      <w:r>
+        <w:t xml:space="preserve">, </w:t>
+      </w:r>
+      <w:r>
+        <w:t>выполнить команду (например</w:t>
+      </w:r>
+      <w:r>
+        <w:t xml:space="preserve"> </w:t>
+      </w:r>
+      <w:r>
+        <w:t>ECCWASHER).</w:t>
+      </w:r>
+    </w:p>
+    <w:p/>
+    <w:p>
+      <w:pPr>
+        <w:spacing w:line="240" w:lineRule="auto"/>
+        <w:ind w:firstLine="0"/>
+      </w:pPr>
+      <w:r>
+        <w:t xml:space="preserve">Таблица </w:t>
+      </w:r>
+      <w:r>
+        <w:t>1</w:t>
+      </w:r>
+      <w:r>
+        <w:t>.1 – Используемые свойства/объекты API (для доступа к документу и БД)</w:t>
+      </w:r>
+    </w:p>
+    <w:tbl>
+      <w:tblPr>
+        <w:tblW w:w="9467" w:type="dxa"/>
+        <w:tblBorders>
+          <w:top w:val="single" w:sz="4" w:space="0" w:color="auto"/>
+          <w:left w:val="single" w:sz="4" w:space="0" w:color="auto"/>
+          <w:bottom w:val="single" w:sz="4" w:space="0" w:color="auto"/>
+          <w:right w:val="single" w:sz="4" w:space="0" w:color="auto"/>
+          <w:insideH w:val="single" w:sz="4" w:space="0" w:color="auto"/>
+          <w:insideV w:val="single" w:sz="4" w:space="0" w:color="auto"/>
+        </w:tblBorders>
+        <w:tblCellMar>
+          <w:top w:w="15" w:type="dxa"/>
+          <w:left w:w="15" w:type="dxa"/>
+          <w:bottom w:w="15" w:type="dxa"/>
+          <w:right w:w="15" w:type="dxa"/>
+        </w:tblCellMar>
+        <w:tblLook w:val="04A0" w:firstRow="1" w:lastRow="0" w:firstColumn="1" w:lastColumn="0" w:noHBand="0" w:noVBand="1"/>
+      </w:tblPr>
+      <w:tblGrid>
+        <w:gridCol w:w="3653"/>
+        <w:gridCol w:w="1871"/>
+        <w:gridCol w:w="3943"/>
+      </w:tblGrid>
+      <w:tr>
+        <w:trPr>
+          <w:tblHeader/>
+        </w:trPr>
+        <w:tc>
+          <w:tcPr>
+            <w:tcW w:w="3653" w:type="dxa"/>
+            <w:noWrap/>
+            <w:vAlign w:val="center"/>
+            <w:hideMark/>
+          </w:tcPr>
+          <w:p>
+            <w:pPr>
+              <w:spacing w:line="240" w:lineRule="auto"/>
+              <w:ind w:firstLine="0"/>
+              <w:jc w:val="center"/>
+              <w:rPr>
+                <w:sz w:val="22"/>
+              </w:rPr>
+            </w:pPr>
+            <w:r>
+              <w:rPr>
+                <w:sz w:val="22"/>
+              </w:rPr>
+              <w:t>Название</w:t>
+            </w:r>
+          </w:p>
+        </w:tc>
+        <w:tc>
+          <w:tcPr>
+            <w:tcW w:w="1871" w:type="dxa"/>
+            <w:noWrap/>
+            <w:vAlign w:val="center"/>
+            <w:hideMark/>
+          </w:tcPr>
+          <w:p>
+            <w:pPr>
+              <w:spacing w:line="240" w:lineRule="auto"/>
+              <w:ind w:firstLine="0"/>
+              <w:jc w:val="center"/>
+              <w:rPr>
+                <w:sz w:val="22"/>
+              </w:rPr>
+            </w:pPr>
+            <w:r>
+              <w:rPr>
+                <w:sz w:val="22"/>
+              </w:rPr>
+              <w:t>Тип данных</w:t>
+            </w:r>
+          </w:p>
+        </w:tc>
+        <w:tc>
+          <w:tcPr>
+            <w:tcW w:w="3943" w:type="dxa"/>
+            <w:noWrap/>
+            <w:vAlign w:val="center"/>
+            <w:hideMark/>
+          </w:tcPr>
+          <w:p>
+            <w:pPr>
+              <w:spacing w:line="240" w:lineRule="auto"/>
+              <w:ind w:firstLine="0"/>
+              <w:jc w:val="center"/>
+              <w:rPr>
+                <w:sz w:val="22"/>
+              </w:rPr>
+            </w:pPr>
+            <w:r>
+              <w:rPr>
+                <w:sz w:val="22"/>
+              </w:rPr>
+              <w:t>Описание</w:t>
+            </w:r>
+          </w:p>
+        </w:tc>
+      </w:tr>
+      <w:tr>
+        <w:tc>
+          <w:tcPr>
+            <w:tcW w:w="3653" w:type="dxa"/>
+            <w:vAlign w:val="bottom"/>
+            <w:hideMark/>
+          </w:tcPr>
+          <w:p>
+            <w:pPr>
+              <w:spacing w:line="240" w:lineRule="auto"/>
+              <w:ind w:firstLine="0"/>
+              <w:rPr>
+                <w:sz w:val="22"/>
+              </w:rPr>
+            </w:pPr>
+            <w:r>
+              <w:rPr>
+                <w:sz w:val="22"/>
+              </w:rPr>
+              <w:t>Application.DocumentManager</w:t>
+            </w:r>
+          </w:p>
+        </w:tc>
+        <w:tc>
+          <w:tcPr>
+            <w:tcW w:w="1871" w:type="dxa"/>
+            <w:vAlign w:val="bottom"/>
+            <w:hideMark/>
+          </w:tcPr>
+          <w:p>
+            <w:pPr>
+              <w:spacing w:line="240" w:lineRule="auto"/>
+              <w:ind w:firstLine="0"/>
+              <w:rPr>
+                <w:sz w:val="22"/>
+              </w:rPr>
+            </w:pPr>
+            <w:r>
+              <w:rPr>
+                <w:sz w:val="22"/>
+              </w:rPr>
+              <w:t>DocumentManager</w:t>
+            </w:r>
+          </w:p>
+        </w:tc>
+        <w:tc>
+          <w:tcPr>
+            <w:tcW w:w="3943" w:type="dxa"/>
+            <w:vAlign w:val="bottom"/>
+            <w:hideMark/>
+          </w:tcPr>
+          <w:p>
+            <w:pPr>
+              <w:spacing w:line="240" w:lineRule="auto"/>
+              <w:ind w:firstLine="0"/>
+              <w:rPr>
+                <w:sz w:val="22"/>
+              </w:rPr>
+            </w:pPr>
+            <w:r>
+              <w:rPr>
+                <w:sz w:val="22"/>
+              </w:rPr>
+              <w:t>Доступ к менеджеру открытых документов nanoCAD</w:t>
+            </w:r>
+          </w:p>
+        </w:tc>
+      </w:tr>
+      <w:tr>
+        <w:tc>
+          <w:tcPr>
+            <w:tcW w:w="3653" w:type="dxa"/>
+            <w:vAlign w:val="bottom"/>
+            <w:hideMark/>
+          </w:tcPr>
+          <w:p>
+            <w:pPr>
+              <w:spacing w:line="240" w:lineRule="auto"/>
+              <w:ind w:firstLine="0"/>
+              <w:rPr>
+                <w:sz w:val="22"/>
+              </w:rPr>
+            </w:pPr>
+            <w:r>
+              <w:rPr>
+                <w:sz w:val="22"/>
+              </w:rPr>
+              <w:t>DocumentManager.MdiActiveDocument</w:t>
+            </w:r>
+          </w:p>
+        </w:tc>
+        <w:tc>
+          <w:tcPr>
+            <w:tcW w:w="1871" w:type="dxa"/>
+            <w:vAlign w:val="bottom"/>
+            <w:hideMark/>
+          </w:tcPr>
+          <w:p>
+            <w:pPr>
+              <w:spacing w:line="240" w:lineRule="auto"/>
+              <w:ind w:firstLine="0"/>
+              <w:rPr>
+                <w:sz w:val="22"/>
+              </w:rPr>
+            </w:pPr>
+            <w:r>
+              <w:rPr>
+                <w:sz w:val="22"/>
+              </w:rPr>
+              <w:t>Document</w:t>
+            </w:r>
+          </w:p>
+        </w:tc>
+        <w:tc>
+          <w:tcPr>
+            <w:tcW w:w="3943" w:type="dxa"/>
+            <w:vAlign w:val="bottom"/>
+            <w:hideMark/>
+          </w:tcPr>
+          <w:p>
+            <w:pPr>
+              <w:spacing w:line="240" w:lineRule="auto"/>
+              <w:ind w:firstLine="0"/>
+              <w:rPr>
+                <w:sz w:val="22"/>
+              </w:rPr>
+            </w:pPr>
+            <w:r>
+              <w:rPr>
+                <w:sz w:val="22"/>
+              </w:rPr>
+              <w:t>Активный (текущий) документ nanoCAD</w:t>
+            </w:r>
+          </w:p>
+        </w:tc>
+      </w:tr>
+      <w:tr>
+        <w:tc>
+          <w:tcPr>
+            <w:tcW w:w="3653" w:type="dxa"/>
+            <w:vAlign w:val="bottom"/>
+            <w:hideMark/>
+          </w:tcPr>
+          <w:p>
+            <w:pPr>
+              <w:spacing w:line="240" w:lineRule="auto"/>
+              <w:ind w:firstLine="0"/>
+              <w:rPr>
+                <w:sz w:val="22"/>
+              </w:rPr>
+            </w:pPr>
+            <w:r>
+              <w:rPr>
+                <w:sz w:val="22"/>
+              </w:rPr>
+              <w:t>Document.Database</w:t>
+            </w:r>
+          </w:p>
+        </w:tc>
+        <w:tc>
+          <w:tcPr>
+            <w:tcW w:w="1871" w:type="dxa"/>
+            <w:vAlign w:val="bottom"/>
+            <w:hideMark/>
+          </w:tcPr>
+          <w:p>
+            <w:pPr>
+              <w:spacing w:line="240" w:lineRule="auto"/>
+              <w:ind w:firstLine="0"/>
+              <w:rPr>
+                <w:sz w:val="22"/>
+              </w:rPr>
+            </w:pPr>
+            <w:r>
+              <w:rPr>
+                <w:sz w:val="22"/>
+              </w:rPr>
+              <w:t>Database</w:t>
+            </w:r>
+          </w:p>
+        </w:tc>
+        <w:tc>
+          <w:tcPr>
+            <w:tcW w:w="3943" w:type="dxa"/>
+            <w:vAlign w:val="bottom"/>
+            <w:hideMark/>
+          </w:tcPr>
+          <w:p>
+            <w:pPr>
+              <w:spacing w:line="240" w:lineRule="auto"/>
+              <w:ind w:firstLine="0"/>
+              <w:rPr>
+                <w:sz w:val="22"/>
+              </w:rPr>
+            </w:pPr>
+            <w:r>
+              <w:rPr>
+                <w:sz w:val="22"/>
+              </w:rPr>
+              <w:t>База данных текущего документа (чертежа), в которую добавляются сущности</w:t>
+            </w:r>
+          </w:p>
+        </w:tc>
+      </w:tr>
+      <w:tr>
+        <w:tc>
+          <w:tcPr>
+            <w:tcW w:w="3653" w:type="dxa"/>
+            <w:vAlign w:val="bottom"/>
+            <w:hideMark/>
+          </w:tcPr>
+          <w:p>
+            <w:pPr>
+              <w:spacing w:line="240" w:lineRule="auto"/>
+              <w:ind w:firstLine="0"/>
+              <w:rPr>
+                <w:sz w:val="22"/>
+              </w:rPr>
+            </w:pPr>
+            <w:r>
+              <w:rPr>
+                <w:sz w:val="22"/>
+              </w:rPr>
+              <w:t>Database.TransactionManager</w:t>
+            </w:r>
+          </w:p>
+        </w:tc>
+        <w:tc>
+          <w:tcPr>
+            <w:tcW w:w="1871" w:type="dxa"/>
+            <w:vAlign w:val="bottom"/>
+            <w:hideMark/>
+          </w:tcPr>
+          <w:p>
+            <w:pPr>
+              <w:spacing w:line="240" w:lineRule="auto"/>
+              <w:ind w:firstLine="0"/>
+              <w:rPr>
+                <w:sz w:val="22"/>
+              </w:rPr>
+            </w:pPr>
+            <w:r>
+              <w:rPr>
+                <w:sz w:val="22"/>
+              </w:rPr>
+              <w:t>TransactionManager</w:t>
+            </w:r>
+          </w:p>
+        </w:tc>
+        <w:tc>
+          <w:tcPr>
+            <w:tcW w:w="3943" w:type="dxa"/>
+            <w:vAlign w:val="bottom"/>
+            <w:hideMark/>
+          </w:tcPr>
+          <w:p>
+            <w:pPr>
+              <w:spacing w:line="240" w:lineRule="auto"/>
+              <w:ind w:firstLine="0"/>
+              <w:rPr>
+                <w:sz w:val="22"/>
+              </w:rPr>
+            </w:pPr>
+            <w:r>
+              <w:rPr>
+                <w:sz w:val="22"/>
+              </w:rPr>
+              <w:t>Менеджер транзакций для безопасной работы с объектами БД</w:t>
+            </w:r>
+          </w:p>
+        </w:tc>
+      </w:tr>
+    </w:tbl>
+    <w:p/>
+    <w:p>
+      <w:pPr>
+        <w:spacing w:line="240" w:lineRule="auto"/>
+        <w:ind w:firstLine="0"/>
+      </w:pPr>
+      <w:r>
+        <w:t xml:space="preserve">Таблица </w:t>
+      </w:r>
+      <w:r>
+        <w:t>1</w:t>
+      </w:r>
+      <w:r>
+        <w:t>.2</w:t>
+      </w:r>
+      <w:r>
+        <w:t xml:space="preserve"> </w:t>
+      </w:r>
+      <w:r>
+        <w:t>– Используемые методы класса</w:t>
+      </w:r>
+      <w:r>
+        <w:t xml:space="preserve"> </w:t>
+      </w:r>
+      <w:r>
+        <w:t>Solid3d</w:t>
+      </w:r>
+      <w:r>
+        <w:t xml:space="preserve"> </w:t>
+      </w:r>
+      <w:r>
+        <w:t>(Teigha.DatabaseServices)</w:t>
+      </w:r>
+    </w:p>
+    <w:tbl>
+      <w:tblPr>
+        <w:tblW w:w="9345" w:type="dxa"/>
+        <w:tblBorders>
+          <w:top w:val="single" w:sz="4" w:space="0" w:color="auto"/>
+          <w:left w:val="single" w:sz="4" w:space="0" w:color="auto"/>
+          <w:bottom w:val="single" w:sz="4" w:space="0" w:color="auto"/>
+          <w:right w:val="single" w:sz="4" w:space="0" w:color="auto"/>
+          <w:insideH w:val="single" w:sz="4" w:space="0" w:color="auto"/>
+          <w:insideV w:val="single" w:sz="4" w:space="0" w:color="auto"/>
+        </w:tblBorders>
+        <w:tblCellMar>
+          <w:top w:w="15" w:type="dxa"/>
+          <w:left w:w="15" w:type="dxa"/>
+          <w:bottom w:w="15" w:type="dxa"/>
+          <w:right w:w="15" w:type="dxa"/>
+        </w:tblCellMar>
+        <w:tblLook w:val="04A0" w:firstRow="1" w:lastRow="0" w:firstColumn="1" w:lastColumn="0" w:noHBand="0" w:noVBand="1"/>
+      </w:tblPr>
+      <w:tblGrid>
+        <w:gridCol w:w="1685"/>
+        <w:gridCol w:w="2138"/>
+        <w:gridCol w:w="1484"/>
+        <w:gridCol w:w="4038"/>
+      </w:tblGrid>
+      <w:tr>
+        <w:trPr>
+          <w:tblHeader/>
+        </w:trPr>
+        <w:tc>
+          <w:tcPr>
+            <w:tcW w:w="1685" w:type="dxa"/>
+            <w:noWrap/>
+            <w:vAlign w:val="center"/>
+            <w:hideMark/>
+          </w:tcPr>
+          <w:p>
+            <w:pPr>
+              <w:spacing w:line="240" w:lineRule="auto"/>
+              <w:ind w:firstLine="0"/>
+              <w:jc w:val="center"/>
+              <w:rPr>
+                <w:sz w:val="22"/>
+              </w:rPr>
+            </w:pPr>
+            <w:r>
+              <w:rPr>
+                <w:sz w:val="22"/>
+              </w:rPr>
+              <w:t>Название</w:t>
+            </w:r>
+          </w:p>
+        </w:tc>
+        <w:tc>
+          <w:tcPr>
+            <w:tcW w:w="2138" w:type="dxa"/>
+            <w:noWrap/>
+            <w:vAlign w:val="center"/>
+            <w:hideMark/>
+          </w:tcPr>
+          <w:p>
+            <w:pPr>
+              <w:spacing w:line="240" w:lineRule="auto"/>
+              <w:ind w:firstLine="0"/>
+              <w:jc w:val="center"/>
+              <w:rPr>
+                <w:sz w:val="22"/>
+              </w:rPr>
+            </w:pPr>
+            <w:r>
+              <w:rPr>
+                <w:sz w:val="22"/>
+              </w:rPr>
+              <w:t>Входные параметры</w:t>
+            </w:r>
+          </w:p>
+        </w:tc>
+        <w:tc>
+          <w:tcPr>
+            <w:tcW w:w="1484" w:type="dxa"/>
+            <w:noWrap/>
+            <w:vAlign w:val="center"/>
+            <w:hideMark/>
+          </w:tcPr>
+          <w:p>
+            <w:pPr>
+              <w:spacing w:line="240" w:lineRule="auto"/>
+              <w:ind w:firstLine="0"/>
+              <w:jc w:val="center"/>
+              <w:rPr>
+                <w:sz w:val="22"/>
+              </w:rPr>
+            </w:pPr>
+            <w:r>
+              <w:rPr>
+                <w:sz w:val="22"/>
+              </w:rPr>
+              <w:t>Тип возвращаемых данных</w:t>
+            </w:r>
+          </w:p>
+        </w:tc>
+        <w:tc>
+          <w:tcPr>
+            <w:tcW w:w="4038" w:type="dxa"/>
+            <w:noWrap/>
+            <w:vAlign w:val="center"/>
+            <w:hideMark/>
+          </w:tcPr>
+          <w:p>
+            <w:pPr>
+              <w:spacing w:line="240" w:lineRule="auto"/>
+              <w:ind w:firstLine="0"/>
+              <w:jc w:val="center"/>
+              <w:rPr>
+                <w:sz w:val="22"/>
+              </w:rPr>
+            </w:pPr>
+            <w:r>
+              <w:rPr>
+                <w:sz w:val="22"/>
+              </w:rPr>
+              <w:t>Описание</w:t>
+            </w:r>
+          </w:p>
+        </w:tc>
+      </w:tr>
+      <w:tr>
+        <w:tc>
+          <w:tcPr>
+            <w:tcW w:w="1685" w:type="dxa"/>
+            <w:vAlign w:val="bottom"/>
+            <w:hideMark/>
+          </w:tcPr>
+          <w:p>
+            <w:pPr>
+              <w:spacing w:line="240" w:lineRule="auto"/>
+              <w:ind w:firstLine="0"/>
+              <w:rPr>
+                <w:sz w:val="22"/>
+              </w:rPr>
+            </w:pPr>
+            <w:r>
+              <w:rPr>
+                <w:sz w:val="22"/>
+              </w:rPr>
+              <w:t>CreateFrustum</w:t>
+            </w:r>
+          </w:p>
+        </w:tc>
+        <w:tc>
+          <w:tcPr>
+            <w:tcW w:w="2138" w:type="dxa"/>
+            <w:vAlign w:val="bottom"/>
+            <w:hideMark/>
+          </w:tcPr>
+          <w:p>
+            <w:pPr>
+              <w:spacing w:line="240" w:lineRule="auto"/>
+              <w:ind w:firstLine="0"/>
+              <w:rPr>
+                <w:sz w:val="22"/>
+              </w:rPr>
+            </w:pPr>
+            <w:r>
+              <w:rPr>
+                <w:sz w:val="22"/>
+              </w:rPr>
+              <w:t>(параметры высоты и радиусов)</w:t>
+            </w:r>
+          </w:p>
+        </w:tc>
+        <w:tc>
+          <w:tcPr>
+            <w:tcW w:w="1484" w:type="dxa"/>
+            <w:vAlign w:val="bottom"/>
+            <w:hideMark/>
+          </w:tcPr>
+          <w:p>
+            <w:pPr>
+              <w:spacing w:line="240" w:lineRule="auto"/>
+              <w:ind w:firstLine="0"/>
+              <w:rPr>
+                <w:sz w:val="22"/>
+              </w:rPr>
+            </w:pPr>
+            <w:r>
+              <w:rPr>
+                <w:sz w:val="22"/>
+              </w:rPr>
+              <w:t>void</w:t>
+            </w:r>
+          </w:p>
+        </w:tc>
+        <w:tc>
+          <w:tcPr>
+            <w:tcW w:w="4038" w:type="dxa"/>
+            <w:vAlign w:val="bottom"/>
+            <w:hideMark/>
+          </w:tcPr>
+          <w:p>
+            <w:pPr>
+              <w:spacing w:line="240" w:lineRule="auto"/>
+              <w:ind w:firstLine="0"/>
+              <w:rPr>
+                <w:sz w:val="22"/>
+              </w:rPr>
+            </w:pPr>
+            <w:r>
+              <w:rPr>
+                <w:sz w:val="22"/>
+              </w:rPr>
+              <w:t>Создаёт 3D</w:t>
+            </w:r>
+            <w:r>
+              <w:rPr>
+                <w:sz w:val="22"/>
+              </w:rPr>
+              <w:noBreakHyphen/>
+              <w:t>тело типа усечённого конуса; при равных радиусах используется как цилиндр (для внешнего и внутреннего цилиндра шайбы)</w:t>
+            </w:r>
+          </w:p>
+        </w:tc>
+      </w:tr>
+      <w:tr>
+        <w:tc>
+          <w:tcPr>
+            <w:tcW w:w="1685" w:type="dxa"/>
+            <w:vAlign w:val="bottom"/>
+            <w:hideMark/>
+          </w:tcPr>
+          <w:p>
+            <w:pPr>
+              <w:spacing w:line="240" w:lineRule="auto"/>
+              <w:ind w:firstLine="0"/>
+              <w:rPr>
+                <w:sz w:val="22"/>
+              </w:rPr>
+            </w:pPr>
+            <w:r>
+              <w:rPr>
+                <w:sz w:val="22"/>
+              </w:rPr>
+              <w:t>BooleanOperation</w:t>
+            </w:r>
+          </w:p>
+        </w:tc>
+        <w:tc>
+          <w:tcPr>
+            <w:tcW w:w="2138" w:type="dxa"/>
+            <w:vAlign w:val="bottom"/>
+            <w:hideMark/>
+          </w:tcPr>
+          <w:p>
+            <w:pPr>
+              <w:spacing w:line="240" w:lineRule="auto"/>
+              <w:ind w:firstLine="0"/>
+              <w:rPr>
+                <w:sz w:val="22"/>
+              </w:rPr>
+            </w:pPr>
+            <w:r>
+              <w:rPr>
+                <w:sz w:val="22"/>
+              </w:rPr>
+              <w:t>BooleanOperationType operation,</w:t>
+            </w:r>
+          </w:p>
+          <w:p>
+            <w:pPr>
+              <w:spacing w:line="240" w:lineRule="auto"/>
+              <w:ind w:firstLine="0"/>
+              <w:rPr>
+                <w:sz w:val="22"/>
+              </w:rPr>
+            </w:pPr>
+            <w:r>
+              <w:rPr>
+                <w:sz w:val="22"/>
+              </w:rPr>
+              <w:t>Solid3d other</w:t>
+            </w:r>
+          </w:p>
+        </w:tc>
+        <w:tc>
+          <w:tcPr>
+            <w:tcW w:w="1484" w:type="dxa"/>
+            <w:vAlign w:val="bottom"/>
+            <w:hideMark/>
+          </w:tcPr>
+          <w:p>
+            <w:pPr>
+              <w:spacing w:line="240" w:lineRule="auto"/>
+              <w:ind w:firstLine="0"/>
+              <w:rPr>
+                <w:sz w:val="22"/>
+              </w:rPr>
+            </w:pPr>
+            <w:r>
+              <w:rPr>
+                <w:sz w:val="22"/>
+              </w:rPr>
+              <w:t>void</w:t>
+            </w:r>
+          </w:p>
+        </w:tc>
+        <w:tc>
+          <w:tcPr>
+            <w:tcW w:w="4038" w:type="dxa"/>
+            <w:vAlign w:val="bottom"/>
+            <w:hideMark/>
+          </w:tcPr>
+          <w:p>
+            <w:pPr>
+              <w:spacing w:line="240" w:lineRule="auto"/>
+              <w:ind w:firstLine="0"/>
+              <w:rPr>
+                <w:sz w:val="22"/>
+              </w:rPr>
+            </w:pPr>
+            <w:r>
+              <w:rPr>
+                <w:sz w:val="22"/>
+              </w:rPr>
+              <w:t>Выполняет логическую операцию над телами (объединение/пересечение/вычитание). В проекте используется вычитание внутреннего цилиндра из внешнего</w:t>
+            </w:r>
+          </w:p>
+        </w:tc>
+      </w:tr>
+    </w:tbl>
+    <w:p>
+      <w:pPr>
+        <w:ind w:firstLine="0"/>
+        <w:rPr>
+          <w:b/>
+          <w:bCs/>
+          <w:lang w:val="en-US"/>
+        </w:rPr>
+      </w:pPr>
+    </w:p>
+    <w:p>
+      <w:pPr>
+        <w:spacing w:line="240" w:lineRule="auto"/>
+        <w:ind w:firstLine="0"/>
+      </w:pPr>
+      <w:r>
+        <w:t xml:space="preserve">Таблица </w:t>
+      </w:r>
+      <w:r>
+        <w:t>1</w:t>
+      </w:r>
+      <w:r>
+        <w:t>.</w:t>
+      </w:r>
+      <w:r>
+        <w:t>3</w:t>
+      </w:r>
+      <w:r>
+        <w:t xml:space="preserve"> –</w:t>
+      </w:r>
+      <w:r>
+        <w:t xml:space="preserve"> Используемые члены перечисленияBooleanOperationType</w:t>
+      </w:r>
+    </w:p>
+    <w:tbl>
+      <w:tblPr>
+        <w:tblW w:w="9069" w:type="dxa"/>
+        <w:tblBorders>
+          <w:top w:val="single" w:sz="4" w:space="0" w:color="auto"/>
+          <w:left w:val="single" w:sz="4" w:space="0" w:color="auto"/>
+          <w:bottom w:val="single" w:sz="4" w:space="0" w:color="auto"/>
+          <w:right w:val="single" w:sz="4" w:space="0" w:color="auto"/>
+          <w:insideH w:val="single" w:sz="4" w:space="0" w:color="auto"/>
+          <w:insideV w:val="single" w:sz="4" w:space="0" w:color="auto"/>
+        </w:tblBorders>
+        <w:tblCellMar>
+          <w:top w:w="15" w:type="dxa"/>
+          <w:left w:w="15" w:type="dxa"/>
+          <w:bottom w:w="15" w:type="dxa"/>
+          <w:right w:w="15" w:type="dxa"/>
+        </w:tblCellMar>
+        <w:tblLook w:val="04A0" w:firstRow="1" w:lastRow="0" w:firstColumn="1" w:lastColumn="0" w:noHBand="0" w:noVBand="1"/>
+      </w:tblPr>
+      <w:tblGrid>
+        <w:gridCol w:w="1737"/>
+        <w:gridCol w:w="2992"/>
+        <w:gridCol w:w="4340"/>
+      </w:tblGrid>
+      <w:tr>
+        <w:trPr>
+          <w:tblHeader/>
+        </w:trPr>
+        <w:tc>
+          <w:tcPr>
+            <w:tcW w:w="0" w:type="auto"/>
+            <w:noWrap/>
+            <w:vAlign w:val="center"/>
+            <w:hideMark/>
+          </w:tcPr>
+          <w:p>
+            <w:pPr>
+              <w:spacing w:line="240" w:lineRule="auto"/>
+              <w:ind w:firstLine="0"/>
+              <w:jc w:val="center"/>
+              <w:rPr>
+                <w:sz w:val="22"/>
+              </w:rPr>
+            </w:pPr>
+            <w:r>
+              <w:rPr>
+                <w:sz w:val="22"/>
+              </w:rPr>
+              <w:t>Название</w:t>
+            </w:r>
+          </w:p>
+        </w:tc>
+        <w:tc>
+          <w:tcPr>
+            <w:tcW w:w="0" w:type="auto"/>
+            <w:noWrap/>
+            <w:vAlign w:val="center"/>
+            <w:hideMark/>
+          </w:tcPr>
+          <w:p>
+            <w:pPr>
+              <w:spacing w:line="240" w:lineRule="auto"/>
+              <w:ind w:firstLine="0"/>
+              <w:jc w:val="center"/>
+              <w:rPr>
+                <w:sz w:val="22"/>
+              </w:rPr>
+            </w:pPr>
+            <w:r>
+              <w:rPr>
+                <w:sz w:val="22"/>
+              </w:rPr>
+              <w:t>Тип данных</w:t>
+            </w:r>
+          </w:p>
+        </w:tc>
+        <w:tc>
+          <w:tcPr>
+            <w:tcW w:w="4340" w:type="dxa"/>
+            <w:noWrap/>
+            <w:vAlign w:val="center"/>
+            <w:hideMark/>
+          </w:tcPr>
+          <w:p>
+            <w:pPr>
+              <w:spacing w:line="240" w:lineRule="auto"/>
+              <w:ind w:firstLine="0"/>
+              <w:jc w:val="center"/>
+              <w:rPr>
+                <w:sz w:val="22"/>
+              </w:rPr>
+            </w:pPr>
+            <w:r>
+              <w:rPr>
+                <w:sz w:val="22"/>
+              </w:rPr>
+              <w:t>Описание</w:t>
+            </w:r>
+          </w:p>
+        </w:tc>
+      </w:tr>
+      <w:tr>
+        <w:tc>
+          <w:tcPr>
+            <w:tcW w:w="0" w:type="auto"/>
+            <w:vAlign w:val="bottom"/>
+            <w:hideMark/>
+          </w:tcPr>
+          <w:p>
+            <w:pPr>
+              <w:spacing w:line="240" w:lineRule="auto"/>
+              <w:ind w:firstLine="0"/>
+              <w:rPr>
+                <w:sz w:val="22"/>
+              </w:rPr>
+            </w:pPr>
+            <w:r>
+              <w:rPr>
+                <w:sz w:val="22"/>
+              </w:rPr>
+              <w:t>BoolUnite</w:t>
+            </w:r>
+          </w:p>
+        </w:tc>
+        <w:tc>
+          <w:tcPr>
+            <w:tcW w:w="0" w:type="auto"/>
+            <w:vAlign w:val="bottom"/>
+            <w:hideMark/>
+          </w:tcPr>
+          <w:p>
+            <w:pPr>
+              <w:spacing w:line="240" w:lineRule="auto"/>
+              <w:ind w:firstLine="0"/>
+              <w:rPr>
+                <w:sz w:val="22"/>
+              </w:rPr>
+            </w:pPr>
+            <w:r>
+              <w:rPr>
+                <w:sz w:val="22"/>
+              </w:rPr>
+              <w:t>BooleanOperationType</w:t>
+            </w:r>
+          </w:p>
+        </w:tc>
+        <w:tc>
+          <w:tcPr>
+            <w:tcW w:w="4340" w:type="dxa"/>
+            <w:vAlign w:val="bottom"/>
+            <w:hideMark/>
+          </w:tcPr>
+          <w:p>
+            <w:pPr>
+              <w:spacing w:line="240" w:lineRule="auto"/>
+              <w:ind w:firstLine="0"/>
+              <w:rPr>
+                <w:sz w:val="22"/>
+              </w:rPr>
+            </w:pPr>
+            <w:r>
+              <w:rPr>
+                <w:sz w:val="22"/>
+              </w:rPr>
+              <w:t>Логическая операция объединения</w:t>
+            </w:r>
+          </w:p>
+        </w:tc>
+      </w:tr>
+      <w:tr>
+        <w:tc>
+          <w:tcPr>
+            <w:tcW w:w="0" w:type="auto"/>
+            <w:vAlign w:val="bottom"/>
+            <w:hideMark/>
+          </w:tcPr>
+          <w:p>
+            <w:pPr>
+              <w:spacing w:line="240" w:lineRule="auto"/>
+              <w:ind w:firstLine="0"/>
+              <w:rPr>
+                <w:sz w:val="22"/>
+              </w:rPr>
+            </w:pPr>
+            <w:r>
+              <w:rPr>
+                <w:sz w:val="22"/>
+              </w:rPr>
+              <w:t>BoolIntersect</w:t>
+            </w:r>
+          </w:p>
+        </w:tc>
+        <w:tc>
+          <w:tcPr>
+            <w:tcW w:w="0" w:type="auto"/>
+            <w:vAlign w:val="bottom"/>
+            <w:hideMark/>
+          </w:tcPr>
+          <w:p>
+            <w:pPr>
+              <w:spacing w:line="240" w:lineRule="auto"/>
+              <w:ind w:firstLine="0"/>
+              <w:rPr>
+                <w:sz w:val="22"/>
+              </w:rPr>
+            </w:pPr>
+            <w:r>
+              <w:rPr>
+                <w:sz w:val="22"/>
+              </w:rPr>
+              <w:t>BooleanOperationType</w:t>
+            </w:r>
+          </w:p>
+        </w:tc>
+        <w:tc>
+          <w:tcPr>
+            <w:tcW w:w="4340" w:type="dxa"/>
+            <w:vAlign w:val="bottom"/>
+            <w:hideMark/>
+          </w:tcPr>
+          <w:p>
+            <w:pPr>
+              <w:spacing w:line="240" w:lineRule="auto"/>
+              <w:ind w:firstLine="0"/>
+              <w:rPr>
+                <w:sz w:val="22"/>
+              </w:rPr>
+            </w:pPr>
+            <w:r>
+              <w:rPr>
+                <w:sz w:val="22"/>
+              </w:rPr>
+              <w:t>Логическая операция пересечения</w:t>
+            </w:r>
+          </w:p>
+        </w:tc>
+      </w:tr>
+      <w:tr>
+        <w:tc>
+          <w:tcPr>
+            <w:tcW w:w="0" w:type="auto"/>
+            <w:vAlign w:val="bottom"/>
+            <w:hideMark/>
+          </w:tcPr>
+          <w:p>
+            <w:pPr>
+              <w:spacing w:line="240" w:lineRule="auto"/>
+              <w:ind w:firstLine="0"/>
+              <w:rPr>
+                <w:sz w:val="22"/>
+              </w:rPr>
+            </w:pPr>
+            <w:r>
+              <w:rPr>
+                <w:sz w:val="22"/>
+              </w:rPr>
+              <w:t>BoolSubtract</w:t>
+            </w:r>
+          </w:p>
+        </w:tc>
+        <w:tc>
+          <w:tcPr>
+            <w:tcW w:w="0" w:type="auto"/>
+            <w:vAlign w:val="bottom"/>
+            <w:hideMark/>
+          </w:tcPr>
+          <w:p>
+            <w:pPr>
+              <w:spacing w:line="240" w:lineRule="auto"/>
+              <w:ind w:firstLine="0"/>
+              <w:rPr>
+                <w:sz w:val="22"/>
+              </w:rPr>
+            </w:pPr>
+            <w:r>
+              <w:rPr>
+                <w:sz w:val="22"/>
+              </w:rPr>
+              <w:t>BooleanOperationType</w:t>
+            </w:r>
+          </w:p>
+        </w:tc>
+        <w:tc>
+          <w:tcPr>
+            <w:tcW w:w="4340" w:type="dxa"/>
+            <w:vAlign w:val="bottom"/>
+            <w:hideMark/>
+          </w:tcPr>
+          <w:p>
+            <w:pPr>
+              <w:spacing w:line="240" w:lineRule="auto"/>
+              <w:ind w:firstLine="0"/>
+              <w:rPr>
+                <w:sz w:val="22"/>
+              </w:rPr>
+            </w:pPr>
+            <w:r>
+              <w:rPr>
+                <w:sz w:val="22"/>
+              </w:rPr>
+              <w:t>Логическая операция вычитания (используется для создания отверстия)</w:t>
+            </w:r>
+          </w:p>
+        </w:tc>
+      </w:tr>
+    </w:tbl>
+    <w:p/>
+    <w:p>
+      <w:pPr>
+        <w:spacing w:line="240" w:lineRule="auto"/>
+        <w:ind w:firstLine="0"/>
+      </w:pPr>
+      <w:r>
+        <w:t xml:space="preserve">Таблица </w:t>
+      </w:r>
+      <w:r>
+        <w:t>1</w:t>
+      </w:r>
+      <w:r>
+        <w:t>.4 – Используемые методы класса</w:t>
+      </w:r>
+      <w:r>
+        <w:t xml:space="preserve"> </w:t>
+      </w:r>
+      <w:r>
+        <w:t>Transaction</w:t>
+      </w:r>
+      <w:r>
+        <w:t xml:space="preserve"> </w:t>
+      </w:r>
+      <w:r>
+        <w:t>(Teigha.DatabaseServices)</w:t>
+      </w:r>
+    </w:p>
+    <w:tbl>
+      <w:tblPr>
+        <w:tblW w:w="9345" w:type="dxa"/>
+        <w:tblBorders>
+          <w:top w:val="single" w:sz="4" w:space="0" w:color="auto"/>
+          <w:left w:val="single" w:sz="4" w:space="0" w:color="auto"/>
+          <w:bottom w:val="single" w:sz="4" w:space="0" w:color="auto"/>
+          <w:right w:val="single" w:sz="4" w:space="0" w:color="auto"/>
+          <w:insideH w:val="single" w:sz="4" w:space="0" w:color="auto"/>
+          <w:insideV w:val="single" w:sz="4" w:space="0" w:color="auto"/>
+        </w:tblBorders>
+        <w:tblLayout w:type="fixed"/>
+        <w:tblCellMar>
+          <w:top w:w="15" w:type="dxa"/>
+          <w:left w:w="15" w:type="dxa"/>
+          <w:bottom w:w="15" w:type="dxa"/>
+          <w:right w:w="15" w:type="dxa"/>
+        </w:tblCellMar>
+        <w:tblLook w:val="04A0" w:firstRow="1" w:lastRow="0" w:firstColumn="1" w:lastColumn="0" w:noHBand="0" w:noVBand="1"/>
+      </w:tblPr>
+      <w:tblGrid>
+        <w:gridCol w:w="1696"/>
+        <w:gridCol w:w="1134"/>
+        <w:gridCol w:w="1560"/>
+        <w:gridCol w:w="4955"/>
+      </w:tblGrid>
+      <w:tr>
+        <w:trPr>
+          <w:tblHeader/>
+        </w:trPr>
+        <w:tc>
+          <w:tcPr>
+            <w:tcW w:w="1696" w:type="dxa"/>
+            <w:noWrap/>
+            <w:vAlign w:val="center"/>
+            <w:hideMark/>
+          </w:tcPr>
+          <w:p>
+            <w:pPr>
+              <w:spacing w:line="240" w:lineRule="auto"/>
+              <w:ind w:firstLine="0"/>
+              <w:jc w:val="center"/>
+              <w:rPr>
+                <w:sz w:val="22"/>
+              </w:rPr>
+            </w:pPr>
+            <w:r>
+              <w:rPr>
+                <w:sz w:val="22"/>
+              </w:rPr>
+              <w:t>Название</w:t>
+            </w:r>
+          </w:p>
+        </w:tc>
+        <w:tc>
+          <w:tcPr>
+            <w:tcW w:w="1134" w:type="dxa"/>
+            <w:noWrap/>
+            <w:vAlign w:val="center"/>
+            <w:hideMark/>
+          </w:tcPr>
+          <w:p>
+            <w:pPr>
+              <w:spacing w:line="240" w:lineRule="auto"/>
+              <w:ind w:firstLine="0"/>
+              <w:jc w:val="center"/>
+              <w:rPr>
+                <w:sz w:val="22"/>
+              </w:rPr>
+            </w:pPr>
+            <w:r>
+              <w:rPr>
+                <w:sz w:val="22"/>
+              </w:rPr>
+              <w:t>Входные параметры</w:t>
+            </w:r>
+          </w:p>
+        </w:tc>
+        <w:tc>
+          <w:tcPr>
+            <w:tcW w:w="1560" w:type="dxa"/>
+            <w:noWrap/>
+            <w:vAlign w:val="center"/>
+            <w:hideMark/>
+          </w:tcPr>
+          <w:p>
+            <w:pPr>
+              <w:spacing w:line="240" w:lineRule="auto"/>
+              <w:ind w:firstLine="0"/>
+              <w:jc w:val="center"/>
+              <w:rPr>
+                <w:sz w:val="22"/>
+              </w:rPr>
+            </w:pPr>
+            <w:r>
+              <w:rPr>
+                <w:sz w:val="22"/>
+              </w:rPr>
+              <w:t>Тип возвращаемых данных</w:t>
+            </w:r>
+          </w:p>
+        </w:tc>
+        <w:tc>
+          <w:tcPr>
+            <w:tcW w:w="4955" w:type="dxa"/>
+            <w:noWrap/>
+            <w:vAlign w:val="center"/>
+            <w:hideMark/>
+          </w:tcPr>
+          <w:p>
+            <w:pPr>
+              <w:spacing w:line="240" w:lineRule="auto"/>
+              <w:ind w:firstLine="0"/>
+              <w:jc w:val="center"/>
+              <w:rPr>
+                <w:sz w:val="22"/>
+              </w:rPr>
+            </w:pPr>
+            <w:r>
+              <w:rPr>
+                <w:sz w:val="22"/>
+              </w:rPr>
+              <w:t>Описание</w:t>
+            </w:r>
+          </w:p>
+        </w:tc>
+      </w:tr>
+      <w:tr>
+        <w:tc>
+          <w:tcPr>
+            <w:tcW w:w="1696" w:type="dxa"/>
+            <w:vAlign w:val="bottom"/>
+            <w:hideMark/>
+          </w:tcPr>
+          <w:p>
+            <w:pPr>
+              <w:spacing w:line="240" w:lineRule="auto"/>
+              <w:ind w:firstLine="0"/>
+              <w:rPr>
+                <w:sz w:val="22"/>
+              </w:rPr>
+            </w:pPr>
+            <w:r>
+              <w:rPr>
+                <w:sz w:val="22"/>
+              </w:rPr>
+              <w:t>GetObject</w:t>
+            </w:r>
+          </w:p>
+        </w:tc>
+        <w:tc>
+          <w:tcPr>
+            <w:tcW w:w="1134" w:type="dxa"/>
+            <w:vAlign w:val="bottom"/>
+            <w:hideMark/>
+          </w:tcPr>
+          <w:p>
+            <w:pPr>
+              <w:spacing w:line="240" w:lineRule="auto"/>
+              <w:ind w:firstLine="0"/>
+              <w:rPr>
+                <w:sz w:val="22"/>
+              </w:rPr>
+            </w:pPr>
+            <w:r>
+              <w:rPr>
+                <w:sz w:val="22"/>
+              </w:rPr>
+              <w:t>(идентификатор объекта, режим открытия)</w:t>
+            </w:r>
+          </w:p>
+        </w:tc>
+        <w:tc>
+          <w:tcPr>
+            <w:tcW w:w="1560" w:type="dxa"/>
+            <w:vAlign w:val="bottom"/>
+            <w:hideMark/>
+          </w:tcPr>
+          <w:p>
+            <w:pPr>
+              <w:spacing w:line="240" w:lineRule="auto"/>
+              <w:ind w:firstLine="0"/>
+              <w:rPr>
+                <w:sz w:val="22"/>
+              </w:rPr>
+            </w:pPr>
+            <w:r>
+              <w:rPr>
+                <w:sz w:val="22"/>
+              </w:rPr>
+              <w:t>объект БД</w:t>
+            </w:r>
+          </w:p>
+        </w:tc>
+        <w:tc>
+          <w:tcPr>
+            <w:tcW w:w="4955" w:type="dxa"/>
+            <w:vAlign w:val="bottom"/>
+            <w:hideMark/>
+          </w:tcPr>
+          <w:p>
+            <w:pPr>
+              <w:spacing w:line="240" w:lineRule="auto"/>
+              <w:ind w:firstLine="0"/>
+              <w:rPr>
+                <w:sz w:val="22"/>
+              </w:rPr>
+            </w:pPr>
+            <w:r>
+              <w:rPr>
+                <w:sz w:val="22"/>
+              </w:rPr>
+              <w:t>Получение объекта БД чертежа по идентификатору (например, получение BlockTableRecord для добавления сущностей)</w:t>
+            </w:r>
+          </w:p>
+        </w:tc>
+      </w:tr>
+      <w:tr>
+        <w:tc>
+          <w:tcPr>
+            <w:tcW w:w="1696" w:type="dxa"/>
+            <w:vAlign w:val="bottom"/>
+            <w:hideMark/>
+          </w:tcPr>
+          <w:p>
+            <w:pPr>
+              <w:spacing w:line="240" w:lineRule="auto"/>
+              <w:ind w:firstLine="0"/>
+              <w:rPr>
+                <w:sz w:val="22"/>
+              </w:rPr>
+            </w:pPr>
+            <w:r>
+              <w:rPr>
+                <w:sz w:val="22"/>
+              </w:rPr>
+              <w:lastRenderedPageBreak/>
+              <w:t>AddNewlyCreatedDBObject</w:t>
+            </w:r>
+          </w:p>
+        </w:tc>
+        <w:tc>
+          <w:tcPr>
+            <w:tcW w:w="1134" w:type="dxa"/>
+            <w:vAlign w:val="bottom"/>
+            <w:hideMark/>
+          </w:tcPr>
+          <w:p>
+            <w:pPr>
+              <w:spacing w:line="240" w:lineRule="auto"/>
+              <w:ind w:firstLine="0"/>
+              <w:rPr>
+                <w:sz w:val="22"/>
+              </w:rPr>
+            </w:pPr>
+            <w:r>
+              <w:rPr>
+                <w:sz w:val="22"/>
+              </w:rPr>
+              <w:t>DBObject obj, bool add</w:t>
+            </w:r>
+          </w:p>
+        </w:tc>
+        <w:tc>
+          <w:tcPr>
+            <w:tcW w:w="1560" w:type="dxa"/>
+            <w:vAlign w:val="bottom"/>
+            <w:hideMark/>
+          </w:tcPr>
+          <w:p>
+            <w:pPr>
+              <w:spacing w:line="240" w:lineRule="auto"/>
+              <w:ind w:firstLine="0"/>
+              <w:rPr>
+                <w:sz w:val="22"/>
+              </w:rPr>
+            </w:pPr>
+            <w:r>
+              <w:rPr>
+                <w:sz w:val="22"/>
+              </w:rPr>
+              <w:t>void</w:t>
+            </w:r>
+          </w:p>
+        </w:tc>
+        <w:tc>
+          <w:tcPr>
+            <w:tcW w:w="4955" w:type="dxa"/>
+            <w:vAlign w:val="bottom"/>
+            <w:hideMark/>
+          </w:tcPr>
+          <w:p>
+            <w:pPr>
+              <w:spacing w:line="240" w:lineRule="auto"/>
+              <w:ind w:firstLine="0"/>
+              <w:rPr>
+                <w:sz w:val="22"/>
+              </w:rPr>
+            </w:pPr>
+            <w:r>
+              <w:rPr>
+                <w:sz w:val="22"/>
+              </w:rPr>
+              <w:t>Регистрирует вновь созданный объект в текущей транзакции</w:t>
+            </w:r>
+          </w:p>
+        </w:tc>
+      </w:tr>
+      <w:tr>
+        <w:tc>
+          <w:tcPr>
+            <w:tcW w:w="1696" w:type="dxa"/>
+            <w:vAlign w:val="bottom"/>
+            <w:hideMark/>
+          </w:tcPr>
+          <w:p>
+            <w:pPr>
+              <w:spacing w:line="240" w:lineRule="auto"/>
+              <w:ind w:firstLine="0"/>
+              <w:rPr>
+                <w:sz w:val="22"/>
+              </w:rPr>
+            </w:pPr>
+            <w:r>
+              <w:rPr>
+                <w:sz w:val="22"/>
+              </w:rPr>
+              <w:t>Commit</w:t>
+            </w:r>
+          </w:p>
+        </w:tc>
+        <w:tc>
+          <w:tcPr>
+            <w:tcW w:w="1134" w:type="dxa"/>
+            <w:vAlign w:val="bottom"/>
+            <w:hideMark/>
+          </w:tcPr>
+          <w:p>
+            <w:pPr>
+              <w:spacing w:line="240" w:lineRule="auto"/>
+              <w:ind w:firstLine="0"/>
+              <w:rPr>
+                <w:sz w:val="22"/>
+              </w:rPr>
+            </w:pPr>
+            <w:r>
+              <w:rPr>
+                <w:sz w:val="22"/>
+              </w:rPr>
+              <w:t>—</w:t>
+            </w:r>
+          </w:p>
+        </w:tc>
+        <w:tc>
+          <w:tcPr>
+            <w:tcW w:w="1560" w:type="dxa"/>
+            <w:vAlign w:val="bottom"/>
+            <w:hideMark/>
+          </w:tcPr>
+          <w:p>
+            <w:pPr>
+              <w:spacing w:line="240" w:lineRule="auto"/>
+              <w:ind w:firstLine="0"/>
+              <w:rPr>
+                <w:sz w:val="22"/>
+              </w:rPr>
+            </w:pPr>
+            <w:r>
+              <w:rPr>
+                <w:sz w:val="22"/>
+              </w:rPr>
+              <w:t>void</w:t>
+            </w:r>
+          </w:p>
+        </w:tc>
+        <w:tc>
+          <w:tcPr>
+            <w:tcW w:w="4955" w:type="dxa"/>
+            <w:vAlign w:val="bottom"/>
+            <w:hideMark/>
+          </w:tcPr>
+          <w:p>
+            <w:pPr>
+              <w:spacing w:line="240" w:lineRule="auto"/>
+              <w:ind w:firstLine="0"/>
+              <w:rPr>
+                <w:sz w:val="22"/>
+              </w:rPr>
+            </w:pPr>
+            <w:r>
+              <w:rPr>
+                <w:sz w:val="22"/>
+              </w:rPr>
+              <w:t>Фиксирует изменения и завершает транзакцию</w:t>
+            </w:r>
+          </w:p>
+        </w:tc>
+      </w:tr>
+      <w:tr>
+        <w:tc>
+          <w:tcPr>
+            <w:tcW w:w="1696" w:type="dxa"/>
+            <w:vAlign w:val="bottom"/>
+            <w:hideMark/>
+          </w:tcPr>
+          <w:p>
+            <w:pPr>
+              <w:spacing w:line="240" w:lineRule="auto"/>
+              <w:ind w:firstLine="0"/>
+              <w:rPr>
+                <w:sz w:val="22"/>
+              </w:rPr>
+            </w:pPr>
+            <w:r>
+              <w:rPr>
+                <w:sz w:val="22"/>
+              </w:rPr>
+              <w:t>Abort</w:t>
+            </w:r>
+          </w:p>
+        </w:tc>
+        <w:tc>
+          <w:tcPr>
+            <w:tcW w:w="1134" w:type="dxa"/>
+            <w:vAlign w:val="bottom"/>
+            <w:hideMark/>
+          </w:tcPr>
+          <w:p>
+            <w:pPr>
+              <w:spacing w:line="240" w:lineRule="auto"/>
+              <w:ind w:firstLine="0"/>
+              <w:rPr>
+                <w:sz w:val="22"/>
+              </w:rPr>
+            </w:pPr>
+            <w:r>
+              <w:rPr>
+                <w:sz w:val="22"/>
+              </w:rPr>
+              <w:t>—</w:t>
+            </w:r>
+          </w:p>
+        </w:tc>
+        <w:tc>
+          <w:tcPr>
+            <w:tcW w:w="1560" w:type="dxa"/>
+            <w:vAlign w:val="bottom"/>
+            <w:hideMark/>
+          </w:tcPr>
+          <w:p>
+            <w:pPr>
+              <w:spacing w:line="240" w:lineRule="auto"/>
+              <w:ind w:firstLine="0"/>
+              <w:rPr>
+                <w:sz w:val="22"/>
+              </w:rPr>
+            </w:pPr>
+            <w:r>
+              <w:rPr>
+                <w:sz w:val="22"/>
+              </w:rPr>
+              <w:t>void</w:t>
+            </w:r>
+          </w:p>
+        </w:tc>
+        <w:tc>
+          <w:tcPr>
+            <w:tcW w:w="4955" w:type="dxa"/>
+            <w:vAlign w:val="bottom"/>
+            <w:hideMark/>
+          </w:tcPr>
+          <w:p>
+            <w:pPr>
+              <w:spacing w:line="240" w:lineRule="auto"/>
+              <w:ind w:firstLine="0"/>
+              <w:rPr>
+                <w:sz w:val="22"/>
+              </w:rPr>
+            </w:pPr>
+            <w:r>
+              <w:rPr>
+                <w:sz w:val="22"/>
+              </w:rPr>
+              <w:t>Прерывает транзакцию без применения изменений</w:t>
+            </w:r>
+          </w:p>
+        </w:tc>
+      </w:tr>
+    </w:tbl>
+    <w:p/>
+    <w:p>
+      <w:pPr>
+        <w:ind w:firstLine="0"/>
+      </w:pPr>
+      <w:r>
+        <w:t xml:space="preserve">Таблица </w:t>
+      </w:r>
+      <w:r>
+        <w:t>1</w:t>
+      </w:r>
+      <w:r>
+        <w:t>.5 – Используемые методы класса</w:t>
+      </w:r>
+      <w:r>
+        <w:t xml:space="preserve"> </w:t>
+      </w:r>
+      <w:r>
+        <w:t>TransactionManager</w:t>
+      </w:r>
+    </w:p>
+    <w:tbl>
+      <w:tblPr>
+        <w:tblW w:w="9351" w:type="dxa"/>
+        <w:tblBorders>
+          <w:top w:val="single" w:sz="4" w:space="0" w:color="auto"/>
+          <w:left w:val="single" w:sz="4" w:space="0" w:color="auto"/>
+          <w:bottom w:val="single" w:sz="4" w:space="0" w:color="auto"/>
+          <w:right w:val="single" w:sz="4" w:space="0" w:color="auto"/>
+          <w:insideH w:val="single" w:sz="4" w:space="0" w:color="auto"/>
+          <w:insideV w:val="single" w:sz="4" w:space="0" w:color="auto"/>
+        </w:tblBorders>
+        <w:tblLayout w:type="fixed"/>
+        <w:tblCellMar>
+          <w:top w:w="15" w:type="dxa"/>
+          <w:left w:w="15" w:type="dxa"/>
+          <w:bottom w:w="15" w:type="dxa"/>
+          <w:right w:w="15" w:type="dxa"/>
+        </w:tblCellMar>
+        <w:tblLook w:val="04A0" w:firstRow="1" w:lastRow="0" w:firstColumn="1" w:lastColumn="0" w:noHBand="0" w:noVBand="1"/>
+      </w:tblPr>
+      <w:tblGrid>
+        <w:gridCol w:w="1696"/>
+        <w:gridCol w:w="1134"/>
+        <w:gridCol w:w="1418"/>
+        <w:gridCol w:w="5103"/>
+      </w:tblGrid>
+      <w:tr>
+        <w:trPr>
+          <w:tblHeader/>
+        </w:trPr>
+        <w:tc>
+          <w:tcPr>
+            <w:tcW w:w="1696" w:type="dxa"/>
+            <w:noWrap/>
+            <w:vAlign w:val="center"/>
+            <w:hideMark/>
+          </w:tcPr>
+          <w:p>
+            <w:pPr>
+              <w:spacing w:line="240" w:lineRule="auto"/>
+              <w:ind w:firstLine="0"/>
+              <w:jc w:val="center"/>
+              <w:rPr>
+                <w:sz w:val="22"/>
+              </w:rPr>
+            </w:pPr>
+            <w:r>
+              <w:rPr>
+                <w:sz w:val="22"/>
+              </w:rPr>
+              <w:t>Название</w:t>
+            </w:r>
+          </w:p>
+        </w:tc>
+        <w:tc>
+          <w:tcPr>
+            <w:tcW w:w="1134" w:type="dxa"/>
+            <w:noWrap/>
+            <w:vAlign w:val="center"/>
+            <w:hideMark/>
+          </w:tcPr>
+          <w:p>
+            <w:pPr>
+              <w:spacing w:line="240" w:lineRule="auto"/>
+              <w:ind w:firstLine="0"/>
+              <w:jc w:val="center"/>
+              <w:rPr>
+                <w:sz w:val="22"/>
+              </w:rPr>
+            </w:pPr>
+            <w:r>
+              <w:rPr>
+                <w:sz w:val="22"/>
+              </w:rPr>
+              <w:t>Входные параметры</w:t>
+            </w:r>
+          </w:p>
+        </w:tc>
+        <w:tc>
+          <w:tcPr>
+            <w:tcW w:w="1418" w:type="dxa"/>
+            <w:noWrap/>
+            <w:vAlign w:val="center"/>
+            <w:hideMark/>
+          </w:tcPr>
+          <w:p>
+            <w:pPr>
+              <w:spacing w:line="240" w:lineRule="auto"/>
+              <w:ind w:firstLine="0"/>
+              <w:jc w:val="center"/>
+              <w:rPr>
+                <w:sz w:val="22"/>
+              </w:rPr>
+            </w:pPr>
+            <w:r>
+              <w:rPr>
+                <w:sz w:val="22"/>
+              </w:rPr>
+              <w:t>Тип возвращаемых данных</w:t>
+            </w:r>
+          </w:p>
+        </w:tc>
+        <w:tc>
+          <w:tcPr>
+            <w:tcW w:w="5103" w:type="dxa"/>
+            <w:noWrap/>
+            <w:vAlign w:val="center"/>
+            <w:hideMark/>
+          </w:tcPr>
+          <w:p>
+            <w:pPr>
+              <w:spacing w:line="240" w:lineRule="auto"/>
+              <w:ind w:firstLine="0"/>
+              <w:jc w:val="center"/>
+              <w:rPr>
+                <w:sz w:val="22"/>
+              </w:rPr>
+            </w:pPr>
+            <w:r>
+              <w:rPr>
+                <w:sz w:val="22"/>
+              </w:rPr>
+              <w:t>Описание</w:t>
+            </w:r>
+          </w:p>
+        </w:tc>
+      </w:tr>
+      <w:tr>
+        <w:tc>
+          <w:tcPr>
+            <w:tcW w:w="1696" w:type="dxa"/>
+            <w:vAlign w:val="bottom"/>
+            <w:hideMark/>
+          </w:tcPr>
+          <w:p>
+            <w:pPr>
+              <w:spacing w:line="240" w:lineRule="auto"/>
+              <w:ind w:firstLine="0"/>
+              <w:rPr>
+                <w:sz w:val="22"/>
+              </w:rPr>
+            </w:pPr>
+            <w:r>
+              <w:rPr>
+                <w:sz w:val="22"/>
+              </w:rPr>
+              <w:t>StartTransaction</w:t>
+            </w:r>
+          </w:p>
+        </w:tc>
+        <w:tc>
+          <w:tcPr>
+            <w:tcW w:w="1134" w:type="dxa"/>
+            <w:vAlign w:val="bottom"/>
+            <w:hideMark/>
+          </w:tcPr>
+          <w:p>
+            <w:pPr>
+              <w:spacing w:line="240" w:lineRule="auto"/>
+              <w:ind w:firstLine="0"/>
+              <w:rPr>
+                <w:sz w:val="22"/>
+              </w:rPr>
+            </w:pPr>
+            <w:r>
+              <w:rPr>
+                <w:sz w:val="22"/>
+              </w:rPr>
+              <w:t>—</w:t>
+            </w:r>
+          </w:p>
+        </w:tc>
+        <w:tc>
+          <w:tcPr>
+            <w:tcW w:w="1418" w:type="dxa"/>
+            <w:vAlign w:val="bottom"/>
+            <w:hideMark/>
+          </w:tcPr>
+          <w:p>
+            <w:pPr>
+              <w:spacing w:line="240" w:lineRule="auto"/>
+              <w:ind w:firstLine="0"/>
+              <w:rPr>
+                <w:sz w:val="22"/>
+              </w:rPr>
+            </w:pPr>
+            <w:r>
+              <w:rPr>
+                <w:sz w:val="22"/>
+              </w:rPr>
+              <w:t>Transaction</w:t>
+            </w:r>
+          </w:p>
+        </w:tc>
+        <w:tc>
+          <w:tcPr>
+            <w:tcW w:w="5103" w:type="dxa"/>
+            <w:vAlign w:val="bottom"/>
+            <w:hideMark/>
+          </w:tcPr>
+          <w:p>
+            <w:pPr>
+              <w:spacing w:line="240" w:lineRule="auto"/>
+              <w:ind w:firstLine="0"/>
+              <w:rPr>
+                <w:sz w:val="22"/>
+              </w:rPr>
+            </w:pPr>
+            <w:r>
+              <w:rPr>
+                <w:sz w:val="22"/>
+              </w:rPr>
+              <w:t>Запускает новую транзакцию для работы с БД чертежа</w:t>
+            </w:r>
+          </w:p>
+        </w:tc>
+      </w:tr>
+      <w:tr>
+        <w:tc>
+          <w:tcPr>
+            <w:tcW w:w="1696" w:type="dxa"/>
+            <w:vAlign w:val="bottom"/>
+            <w:hideMark/>
+          </w:tcPr>
+          <w:p>
+            <w:pPr>
+              <w:spacing w:line="240" w:lineRule="auto"/>
+              <w:ind w:firstLine="0"/>
+              <w:rPr>
+                <w:sz w:val="22"/>
+              </w:rPr>
+            </w:pPr>
+            <w:r>
+              <w:rPr>
+                <w:sz w:val="22"/>
+              </w:rPr>
+              <w:t>StartOpenCloseTransaction</w:t>
+            </w:r>
+          </w:p>
+        </w:tc>
+        <w:tc>
+          <w:tcPr>
+            <w:tcW w:w="1134" w:type="dxa"/>
+            <w:vAlign w:val="bottom"/>
+            <w:hideMark/>
+          </w:tcPr>
+          <w:p>
+            <w:pPr>
+              <w:spacing w:line="240" w:lineRule="auto"/>
+              <w:ind w:firstLine="0"/>
+              <w:rPr>
+                <w:sz w:val="22"/>
+              </w:rPr>
+            </w:pPr>
+            <w:r>
+              <w:rPr>
+                <w:sz w:val="22"/>
+              </w:rPr>
+              <w:t>—</w:t>
+            </w:r>
+          </w:p>
+        </w:tc>
+        <w:tc>
+          <w:tcPr>
+            <w:tcW w:w="1418" w:type="dxa"/>
+            <w:vAlign w:val="bottom"/>
+            <w:hideMark/>
+          </w:tcPr>
+          <w:p>
+            <w:pPr>
+              <w:spacing w:line="240" w:lineRule="auto"/>
+              <w:ind w:firstLine="0"/>
+              <w:rPr>
+                <w:sz w:val="22"/>
+              </w:rPr>
+            </w:pPr>
+            <w:r>
+              <w:rPr>
+                <w:sz w:val="22"/>
+              </w:rPr>
+              <w:t>OpenCloseTransaction</w:t>
+            </w:r>
+          </w:p>
+        </w:tc>
+        <w:tc>
+          <w:tcPr>
+            <w:tcW w:w="5103" w:type="dxa"/>
+            <w:vAlign w:val="bottom"/>
+            <w:hideMark/>
+          </w:tcPr>
+          <w:p>
+            <w:pPr>
+              <w:spacing w:line="240" w:lineRule="auto"/>
+              <w:ind w:firstLine="0"/>
+              <w:rPr>
+                <w:sz w:val="22"/>
+              </w:rPr>
+            </w:pPr>
+            <w:r>
+              <w:rPr>
+                <w:sz w:val="22"/>
+              </w:rPr>
+              <w:t>Запускает транзакцию типа open/close (используется в отдельных сценариях работы с БД)</w:t>
+            </w:r>
+          </w:p>
+        </w:tc>
+      </w:tr>
+    </w:tbl>
+    <w:p/>
+    <w:p>
+      <w:pPr>
+        <w:ind w:firstLine="0"/>
+      </w:pPr>
+      <w:r>
+        <w:t xml:space="preserve">Таблица </w:t>
+      </w:r>
+      <w:r>
+        <w:t>1</w:t>
+      </w:r>
+      <w:r>
+        <w:t>.6 — Используемые методы класса BlockTableRecord</w:t>
+      </w:r>
+    </w:p>
+    <w:tbl>
+      <w:tblPr>
+        <w:tblW w:w="9351" w:type="dxa"/>
+        <w:tblBorders>
+          <w:top w:val="single" w:sz="4" w:space="0" w:color="auto"/>
+          <w:left w:val="single" w:sz="4" w:space="0" w:color="auto"/>
+          <w:bottom w:val="single" w:sz="4" w:space="0" w:color="auto"/>
+          <w:right w:val="single" w:sz="4" w:space="0" w:color="auto"/>
+          <w:insideH w:val="single" w:sz="4" w:space="0" w:color="auto"/>
+          <w:insideV w:val="single" w:sz="4" w:space="0" w:color="auto"/>
+        </w:tblBorders>
+        <w:tblCellMar>
+          <w:top w:w="15" w:type="dxa"/>
+          <w:left w:w="15" w:type="dxa"/>
+          <w:bottom w:w="15" w:type="dxa"/>
+          <w:right w:w="15" w:type="dxa"/>
+        </w:tblCellMar>
+        <w:tblLook w:val="04A0" w:firstRow="1" w:lastRow="0" w:firstColumn="1" w:lastColumn="0" w:noHBand="0" w:noVBand="1"/>
+      </w:tblPr>
+      <w:tblGrid>
+        <w:gridCol w:w="1555"/>
+        <w:gridCol w:w="1275"/>
+        <w:gridCol w:w="1418"/>
+        <w:gridCol w:w="5103"/>
+      </w:tblGrid>
+      <w:tr>
+        <w:trPr>
+          <w:tblHeader/>
+        </w:trPr>
+        <w:tc>
+          <w:tcPr>
+            <w:tcW w:w="1555" w:type="dxa"/>
+            <w:noWrap/>
+            <w:vAlign w:val="center"/>
+            <w:hideMark/>
+          </w:tcPr>
+          <w:p>
+            <w:pPr>
+              <w:spacing w:line="240" w:lineRule="auto"/>
+              <w:ind w:firstLine="0"/>
+              <w:jc w:val="center"/>
+              <w:rPr>
+                <w:sz w:val="22"/>
+              </w:rPr>
+            </w:pPr>
+            <w:r>
+              <w:rPr>
+                <w:sz w:val="22"/>
+              </w:rPr>
+              <w:t>Название</w:t>
+            </w:r>
+          </w:p>
+        </w:tc>
+        <w:tc>
+          <w:tcPr>
+            <w:tcW w:w="1275" w:type="dxa"/>
+            <w:noWrap/>
+            <w:vAlign w:val="center"/>
+            <w:hideMark/>
+          </w:tcPr>
+          <w:p>
+            <w:pPr>
+              <w:spacing w:line="240" w:lineRule="auto"/>
+              <w:ind w:firstLine="0"/>
+              <w:jc w:val="center"/>
+              <w:rPr>
+                <w:sz w:val="22"/>
+              </w:rPr>
+            </w:pPr>
+            <w:r>
+              <w:rPr>
+                <w:sz w:val="22"/>
+              </w:rPr>
+              <w:t>Входные параметры</w:t>
+            </w:r>
+          </w:p>
+        </w:tc>
+        <w:tc>
+          <w:tcPr>
+            <w:tcW w:w="1418" w:type="dxa"/>
+            <w:noWrap/>
+            <w:vAlign w:val="center"/>
+            <w:hideMark/>
+          </w:tcPr>
+          <w:p>
+            <w:pPr>
+              <w:spacing w:line="240" w:lineRule="auto"/>
+              <w:ind w:firstLine="0"/>
+              <w:jc w:val="center"/>
+              <w:rPr>
+                <w:sz w:val="22"/>
+              </w:rPr>
+            </w:pPr>
+            <w:r>
+              <w:rPr>
+                <w:sz w:val="22"/>
+              </w:rPr>
+              <w:t>Тип возвращаемых данных</w:t>
+            </w:r>
+          </w:p>
+        </w:tc>
+        <w:tc>
+          <w:tcPr>
+            <w:tcW w:w="5103" w:type="dxa"/>
+            <w:noWrap/>
+            <w:vAlign w:val="center"/>
+            <w:hideMark/>
+          </w:tcPr>
+          <w:p>
+            <w:pPr>
+              <w:spacing w:line="240" w:lineRule="auto"/>
+              <w:ind w:firstLine="0"/>
+              <w:jc w:val="center"/>
+              <w:rPr>
+                <w:sz w:val="22"/>
+              </w:rPr>
+            </w:pPr>
+            <w:r>
+              <w:rPr>
+                <w:sz w:val="22"/>
+              </w:rPr>
+              <w:t>Описание</w:t>
+            </w:r>
+          </w:p>
+        </w:tc>
+      </w:tr>
+      <w:tr>
+        <w:tc>
+          <w:tcPr>
+            <w:tcW w:w="1555" w:type="dxa"/>
+            <w:vAlign w:val="bottom"/>
+            <w:hideMark/>
+          </w:tcPr>
+          <w:p>
+            <w:pPr>
+              <w:spacing w:line="240" w:lineRule="auto"/>
+              <w:ind w:firstLine="0"/>
+              <w:rPr>
+                <w:sz w:val="22"/>
+              </w:rPr>
+            </w:pPr>
+            <w:r>
+              <w:rPr>
+                <w:sz w:val="22"/>
+              </w:rPr>
+              <w:t>AppendEntity</w:t>
+            </w:r>
+          </w:p>
+        </w:tc>
+        <w:tc>
+          <w:tcPr>
+            <w:tcW w:w="1275" w:type="dxa"/>
+            <w:vAlign w:val="bottom"/>
+            <w:hideMark/>
+          </w:tcPr>
+          <w:p>
+            <w:pPr>
+              <w:spacing w:line="240" w:lineRule="auto"/>
+              <w:ind w:firstLine="0"/>
+              <w:rPr>
+                <w:sz w:val="22"/>
+              </w:rPr>
+            </w:pPr>
+            <w:r>
+              <w:rPr>
+                <w:sz w:val="22"/>
+              </w:rPr>
+              <w:t>Entity entity</w:t>
+            </w:r>
+          </w:p>
+        </w:tc>
+        <w:tc>
+          <w:tcPr>
+            <w:tcW w:w="1418" w:type="dxa"/>
+            <w:vAlign w:val="bottom"/>
+            <w:hideMark/>
+          </w:tcPr>
+          <w:p>
+            <w:pPr>
+              <w:spacing w:line="240" w:lineRule="auto"/>
+              <w:ind w:firstLine="0"/>
+              <w:rPr>
+                <w:sz w:val="22"/>
+              </w:rPr>
+            </w:pPr>
+            <w:r>
+              <w:rPr>
+                <w:sz w:val="22"/>
+              </w:rPr>
+              <w:t>ObjectId</w:t>
+            </w:r>
+          </w:p>
+        </w:tc>
+        <w:tc>
+          <w:tcPr>
+            <w:tcW w:w="5103" w:type="dxa"/>
+            <w:vAlign w:val="bottom"/>
+            <w:hideMark/>
+          </w:tcPr>
+          <w:p>
+            <w:pPr>
+              <w:spacing w:line="240" w:lineRule="auto"/>
+              <w:ind w:firstLine="0"/>
+              <w:rPr>
+                <w:sz w:val="22"/>
+              </w:rPr>
+            </w:pPr>
+            <w:r>
+              <w:rPr>
+                <w:sz w:val="22"/>
+              </w:rPr>
+              <w:t>Добавляет примитив (сущность) в блок/пространство чертежа и возвращает его идентификатор</w:t>
+            </w:r>
+          </w:p>
+        </w:tc>
+      </w:tr>
+    </w:tbl>
+    <w:p/>
     <w:p>
       <w:pPr>
         <w:pStyle w:val="Heading2"/>
       </w:pPr>
       <w:r>
-        <w:rPr>
-          <w:lang w:val="en-US"/>
-        </w:rPr>
         <w:t xml:space="preserve">1.3 </w:t>
       </w:r>
       <w:r>
         <w:t>Обзор аналогов плагина</w:t>
       </w:r>
     </w:p>
-    <w:p>
-      <w:pPr>
-        <w:rPr>
-          <w:lang w:val="en-US"/>
-        </w:rPr>
-      </w:pPr>
-    </w:p>
+    <w:p/>
     <w:p/>
     <w:p/>
     <w:p>
@@ -1006,6 +3567,304 @@
 <file path=word/numbering.xml><?xml version="1.0" encoding="utf-8"?>
 <w:numbering xmlns:wpc="http://schemas.microsoft.com/office/word/2010/wordprocessingCanvas" xmlns:cx="http://schemas.microsoft.com/office/drawing/2014/chartex" xmlns:cx1="http://schemas.microsoft.com/office/drawing/2015/9/8/chartex" xmlns:cx2="http://schemas.microsoft.com/office/drawing/2015/10/21/chartex" xmlns:cx3="http://schemas.microsoft.com/office/drawing/2016/5/9/chartex" xmlns:cx4="http://schemas.microsoft.com/office/drawing/2016/5/10/chartex" xmlns:cx5="http://schemas.microsoft.com/office/drawing/2016/5/11/chartex" xmlns:cx6="http://schemas.microsoft.com/office/drawing/2016/5/12/chartex" xmlns:cx7="http://schemas.microsoft.com/office/drawing/2016/5/13/chartex" xmlns:cx8="http://schemas.microsoft.com/office/drawing/2016/5/14/chartex" xmlns:mc="http://schemas.openxmlformats.org/markup-compatibility/2006" xmlns:aink="http://schemas.microsoft.com/office/drawing/2016/ink" xmlns:am3d="http://schemas.microsoft.com/office/drawing/2017/model3d" xmlns:o="urn:schemas-microsoft-com:office:office" xmlns:oel="http://schemas.microsoft.com/office/2019/extlst" xmlns:r="http://schemas.openxmlformats.org/officeDocument/2006/relationships" xmlns:m="http://schemas.openxmlformats.org/officeDocument/2006/math" xmlns:v="urn:schemas-microsoft-com:vml" xmlns:wp14="http://schemas.microsoft.com/office/word/2010/wordprocessingDrawing" xmlns:wp="http://schemas.openxmlformats.org/drawingml/2006/wordprocessingDrawing" xmlns:w10="urn:schemas-microsoft-com:office:word" xmlns:w="http://schemas.openxmlformats.org/wordprocessingml/2006/main" xmlns:w14="http://schemas.microsoft.com/office/word/2010/wordml" xmlns:w15="http://schemas.microsoft.com/office/word/2012/wordml" xmlns:w16cex="http://schemas.microsoft.com/office/word/2018/wordml/cex" xmlns:w16cid="http://schemas.microsoft.com/office/word/2016/wordml/cid" xmlns:w16="http://schemas.microsoft.com/office/word/2018/wordml" xmlns:w16du="http://schemas.microsoft.com/office/word/2023/wordml/word16du" xmlns:w16sdtdh="http://schemas.microsoft.com/office/word/2020/wordml/sdtdatahash" xmlns:w16sdtfl="http://schemas.microsoft.com/office/word/2024/wordml/sdtformatlock" xmlns:w16se="http://schemas.microsoft.com/office/word/2015/wordml/symex" xmlns:wpg="http://schemas.microsoft.com/office/word/2010/wordprocessingGroup" xmlns:wpi="http://schemas.microsoft.com/office/word/2010/wordprocessingInk" xmlns:wne="http://schemas.microsoft.com/office/word/2006/wordml" xmlns:wps="http://schemas.microsoft.com/office/word/2010/wordprocessingShape" mc:Ignorable="w14 w15 w16se w16cid w16 w16cex w16sdtdh w16sdtfl w16du wp14">
   <w:abstractNum w:abstractNumId="0" w15:restartNumberingAfterBreak="0">
+    <w:nsid w:val="11ED5D7B"/>
+    <w:multiLevelType w:val="multilevel"/>
+    <w:tmpl w:val="1ACC8590"/>
+    <w:lvl w:ilvl="0">
+      <w:start w:val="1"/>
+      <w:numFmt w:val="bullet"/>
+      <w:lvlText w:val=""/>
+      <w:lvlJc w:val="left"/>
+      <w:pPr>
+        <w:tabs>
+          <w:tab w:val="num" w:pos="720"/>
+        </w:tabs>
+        <w:ind w:left="720" w:hanging="360"/>
+      </w:pPr>
+      <w:rPr>
+        <w:rFonts w:ascii="Symbol" w:hAnsi="Symbol" w:hint="default"/>
+        <w:sz w:val="20"/>
+      </w:rPr>
+    </w:lvl>
+    <w:lvl w:ilvl="1" w:tentative="1">
+      <w:start w:val="1"/>
+      <w:numFmt w:val="bullet"/>
+      <w:lvlText w:val=""/>
+      <w:lvlJc w:val="left"/>
+      <w:pPr>
+        <w:tabs>
+          <w:tab w:val="num" w:pos="1440"/>
+        </w:tabs>
+        <w:ind w:left="1440" w:hanging="360"/>
+      </w:pPr>
+      <w:rPr>
+        <w:rFonts w:ascii="Symbol" w:hAnsi="Symbol" w:hint="default"/>
+        <w:sz w:val="20"/>
+      </w:rPr>
+    </w:lvl>
+    <w:lvl w:ilvl="2" w:tentative="1">
+      <w:start w:val="1"/>
+      <w:numFmt w:val="bullet"/>
+      <w:lvlText w:val=""/>
+      <w:lvlJc w:val="left"/>
+      <w:pPr>
+        <w:tabs>
+          <w:tab w:val="num" w:pos="2160"/>
+        </w:tabs>
+        <w:ind w:left="2160" w:hanging="360"/>
+      </w:pPr>
+      <w:rPr>
+        <w:rFonts w:ascii="Symbol" w:hAnsi="Symbol" w:hint="default"/>
+        <w:sz w:val="20"/>
+      </w:rPr>
+    </w:lvl>
+    <w:lvl w:ilvl="3" w:tentative="1">
+      <w:start w:val="1"/>
+      <w:numFmt w:val="bullet"/>
+      <w:lvlText w:val=""/>
+      <w:lvlJc w:val="left"/>
+      <w:pPr>
+        <w:tabs>
+          <w:tab w:val="num" w:pos="2880"/>
+        </w:tabs>
+        <w:ind w:left="2880" w:hanging="360"/>
+      </w:pPr>
+      <w:rPr>
+        <w:rFonts w:ascii="Symbol" w:hAnsi="Symbol" w:hint="default"/>
+        <w:sz w:val="20"/>
+      </w:rPr>
+    </w:lvl>
+    <w:lvl w:ilvl="4" w:tentative="1">
+      <w:start w:val="1"/>
+      <w:numFmt w:val="bullet"/>
+      <w:lvlText w:val=""/>
+      <w:lvlJc w:val="left"/>
+      <w:pPr>
+        <w:tabs>
+          <w:tab w:val="num" w:pos="3600"/>
+        </w:tabs>
+        <w:ind w:left="3600" w:hanging="360"/>
+      </w:pPr>
+      <w:rPr>
+        <w:rFonts w:ascii="Symbol" w:hAnsi="Symbol" w:hint="default"/>
+        <w:sz w:val="20"/>
+      </w:rPr>
+    </w:lvl>
+    <w:lvl w:ilvl="5" w:tentative="1">
+      <w:start w:val="1"/>
+      <w:numFmt w:val="bullet"/>
+      <w:lvlText w:val=""/>
+      <w:lvlJc w:val="left"/>
+      <w:pPr>
+        <w:tabs>
+          <w:tab w:val="num" w:pos="4320"/>
+        </w:tabs>
+        <w:ind w:left="4320" w:hanging="360"/>
+      </w:pPr>
+      <w:rPr>
+        <w:rFonts w:ascii="Symbol" w:hAnsi="Symbol" w:hint="default"/>
+        <w:sz w:val="20"/>
+      </w:rPr>
+    </w:lvl>
+    <w:lvl w:ilvl="6" w:tentative="1">
+      <w:start w:val="1"/>
+      <w:numFmt w:val="bullet"/>
+      <w:lvlText w:val=""/>
+      <w:lvlJc w:val="left"/>
+      <w:pPr>
+        <w:tabs>
+          <w:tab w:val="num" w:pos="5040"/>
+        </w:tabs>
+        <w:ind w:left="5040" w:hanging="360"/>
+      </w:pPr>
+      <w:rPr>
+        <w:rFonts w:ascii="Symbol" w:hAnsi="Symbol" w:hint="default"/>
+        <w:sz w:val="20"/>
+      </w:rPr>
+    </w:lvl>
+    <w:lvl w:ilvl="7" w:tentative="1">
+      <w:start w:val="1"/>
+      <w:numFmt w:val="bullet"/>
+      <w:lvlText w:val=""/>
+      <w:lvlJc w:val="left"/>
+      <w:pPr>
+        <w:tabs>
+          <w:tab w:val="num" w:pos="5760"/>
+        </w:tabs>
+        <w:ind w:left="5760" w:hanging="360"/>
+      </w:pPr>
+      <w:rPr>
+        <w:rFonts w:ascii="Symbol" w:hAnsi="Symbol" w:hint="default"/>
+        <w:sz w:val="20"/>
+      </w:rPr>
+    </w:lvl>
+    <w:lvl w:ilvl="8" w:tentative="1">
+      <w:start w:val="1"/>
+      <w:numFmt w:val="bullet"/>
+      <w:lvlText w:val=""/>
+      <w:lvlJc w:val="left"/>
+      <w:pPr>
+        <w:tabs>
+          <w:tab w:val="num" w:pos="6480"/>
+        </w:tabs>
+        <w:ind w:left="6480" w:hanging="360"/>
+      </w:pPr>
+      <w:rPr>
+        <w:rFonts w:ascii="Symbol" w:hAnsi="Symbol" w:hint="default"/>
+        <w:sz w:val="20"/>
+      </w:rPr>
+    </w:lvl>
+  </w:abstractNum>
+  <w:abstractNum w:abstractNumId="1" w15:restartNumberingAfterBreak="0">
+    <w:nsid w:val="139E3DCE"/>
+    <w:multiLevelType w:val="multilevel"/>
+    <w:tmpl w:val="A634A80A"/>
+    <w:lvl w:ilvl="0">
+      <w:start w:val="1"/>
+      <w:numFmt w:val="bullet"/>
+      <w:lvlText w:val=""/>
+      <w:lvlJc w:val="left"/>
+      <w:pPr>
+        <w:tabs>
+          <w:tab w:val="num" w:pos="720"/>
+        </w:tabs>
+        <w:ind w:left="720" w:hanging="360"/>
+      </w:pPr>
+      <w:rPr>
+        <w:rFonts w:ascii="Symbol" w:hAnsi="Symbol" w:hint="default"/>
+        <w:sz w:val="20"/>
+      </w:rPr>
+    </w:lvl>
+    <w:lvl w:ilvl="1" w:tentative="1">
+      <w:start w:val="1"/>
+      <w:numFmt w:val="bullet"/>
+      <w:lvlText w:val=""/>
+      <w:lvlJc w:val="left"/>
+      <w:pPr>
+        <w:tabs>
+          <w:tab w:val="num" w:pos="1440"/>
+        </w:tabs>
+        <w:ind w:left="1440" w:hanging="360"/>
+      </w:pPr>
+      <w:rPr>
+        <w:rFonts w:ascii="Symbol" w:hAnsi="Symbol" w:hint="default"/>
+        <w:sz w:val="20"/>
+      </w:rPr>
+    </w:lvl>
+    <w:lvl w:ilvl="2" w:tentative="1">
+      <w:start w:val="1"/>
+      <w:numFmt w:val="bullet"/>
+      <w:lvlText w:val=""/>
+      <w:lvlJc w:val="left"/>
+      <w:pPr>
+        <w:tabs>
+          <w:tab w:val="num" w:pos="2160"/>
+        </w:tabs>
+        <w:ind w:left="2160" w:hanging="360"/>
+      </w:pPr>
+      <w:rPr>
+        <w:rFonts w:ascii="Symbol" w:hAnsi="Symbol" w:hint="default"/>
+        <w:sz w:val="20"/>
+      </w:rPr>
+    </w:lvl>
+    <w:lvl w:ilvl="3" w:tentative="1">
+      <w:start w:val="1"/>
+      <w:numFmt w:val="bullet"/>
+      <w:lvlText w:val=""/>
+      <w:lvlJc w:val="left"/>
+      <w:pPr>
+        <w:tabs>
+          <w:tab w:val="num" w:pos="2880"/>
+        </w:tabs>
+        <w:ind w:left="2880" w:hanging="360"/>
+      </w:pPr>
+      <w:rPr>
+        <w:rFonts w:ascii="Symbol" w:hAnsi="Symbol" w:hint="default"/>
+        <w:sz w:val="20"/>
+      </w:rPr>
+    </w:lvl>
+    <w:lvl w:ilvl="4" w:tentative="1">
+      <w:start w:val="1"/>
+      <w:numFmt w:val="bullet"/>
+      <w:lvlText w:val=""/>
+      <w:lvlJc w:val="left"/>
+      <w:pPr>
+        <w:tabs>
+          <w:tab w:val="num" w:pos="3600"/>
+        </w:tabs>
+        <w:ind w:left="3600" w:hanging="360"/>
+      </w:pPr>
+      <w:rPr>
+        <w:rFonts w:ascii="Symbol" w:hAnsi="Symbol" w:hint="default"/>
+        <w:sz w:val="20"/>
+      </w:rPr>
+    </w:lvl>
+    <w:lvl w:ilvl="5" w:tentative="1">
+      <w:start w:val="1"/>
+      <w:numFmt w:val="bullet"/>
+      <w:lvlText w:val=""/>
+      <w:lvlJc w:val="left"/>
+      <w:pPr>
+        <w:tabs>
+          <w:tab w:val="num" w:pos="4320"/>
+        </w:tabs>
+        <w:ind w:left="4320" w:hanging="360"/>
+      </w:pPr>
+      <w:rPr>
+        <w:rFonts w:ascii="Symbol" w:hAnsi="Symbol" w:hint="default"/>
+        <w:sz w:val="20"/>
+      </w:rPr>
+    </w:lvl>
+    <w:lvl w:ilvl="6" w:tentative="1">
+      <w:start w:val="1"/>
+      <w:numFmt w:val="bullet"/>
+      <w:lvlText w:val=""/>
+      <w:lvlJc w:val="left"/>
+      <w:pPr>
+        <w:tabs>
+          <w:tab w:val="num" w:pos="5040"/>
+        </w:tabs>
+        <w:ind w:left="5040" w:hanging="360"/>
+      </w:pPr>
+      <w:rPr>
+        <w:rFonts w:ascii="Symbol" w:hAnsi="Symbol" w:hint="default"/>
+        <w:sz w:val="20"/>
+      </w:rPr>
+    </w:lvl>
+    <w:lvl w:ilvl="7" w:tentative="1">
+      <w:start w:val="1"/>
+      <w:numFmt w:val="bullet"/>
+      <w:lvlText w:val=""/>
+      <w:lvlJc w:val="left"/>
+      <w:pPr>
+        <w:tabs>
+          <w:tab w:val="num" w:pos="5760"/>
+        </w:tabs>
+        <w:ind w:left="5760" w:hanging="360"/>
+      </w:pPr>
+      <w:rPr>
+        <w:rFonts w:ascii="Symbol" w:hAnsi="Symbol" w:hint="default"/>
+        <w:sz w:val="20"/>
+      </w:rPr>
+    </w:lvl>
+    <w:lvl w:ilvl="8" w:tentative="1">
+      <w:start w:val="1"/>
+      <w:numFmt w:val="bullet"/>
+      <w:lvlText w:val=""/>
+      <w:lvlJc w:val="left"/>
+      <w:pPr>
+        <w:tabs>
+          <w:tab w:val="num" w:pos="6480"/>
+        </w:tabs>
+        <w:ind w:left="6480" w:hanging="360"/>
+      </w:pPr>
+      <w:rPr>
+        <w:rFonts w:ascii="Symbol" w:hAnsi="Symbol" w:hint="default"/>
+        <w:sz w:val="20"/>
+      </w:rPr>
+    </w:lvl>
+  </w:abstractNum>
+  <w:abstractNum w:abstractNumId="2" w15:restartNumberingAfterBreak="0">
     <w:nsid w:val="26792F94"/>
     <w:multiLevelType w:val="multilevel"/>
     <w:tmpl w:val="0122EA10"/>
@@ -1118,8 +3977,398 @@
       </w:rPr>
     </w:lvl>
   </w:abstractNum>
+  <w:abstractNum w:abstractNumId="3" w15:restartNumberingAfterBreak="0">
+    <w:nsid w:val="3762619B"/>
+    <w:multiLevelType w:val="multilevel"/>
+    <w:tmpl w:val="787ED6AC"/>
+    <w:lvl w:ilvl="0">
+      <w:start w:val="1"/>
+      <w:numFmt w:val="decimal"/>
+      <w:lvlText w:val="%1."/>
+      <w:lvlJc w:val="left"/>
+      <w:pPr>
+        <w:tabs>
+          <w:tab w:val="num" w:pos="720"/>
+        </w:tabs>
+        <w:ind w:left="720" w:hanging="360"/>
+      </w:pPr>
+    </w:lvl>
+    <w:lvl w:ilvl="1" w:tentative="1">
+      <w:start w:val="1"/>
+      <w:numFmt w:val="decimal"/>
+      <w:lvlText w:val="%2."/>
+      <w:lvlJc w:val="left"/>
+      <w:pPr>
+        <w:tabs>
+          <w:tab w:val="num" w:pos="1440"/>
+        </w:tabs>
+        <w:ind w:left="1440" w:hanging="360"/>
+      </w:pPr>
+    </w:lvl>
+    <w:lvl w:ilvl="2" w:tentative="1">
+      <w:start w:val="1"/>
+      <w:numFmt w:val="decimal"/>
+      <w:lvlText w:val="%3."/>
+      <w:lvlJc w:val="left"/>
+      <w:pPr>
+        <w:tabs>
+          <w:tab w:val="num" w:pos="2160"/>
+        </w:tabs>
+        <w:ind w:left="2160" w:hanging="360"/>
+      </w:pPr>
+    </w:lvl>
+    <w:lvl w:ilvl="3" w:tentative="1">
+      <w:start w:val="1"/>
+      <w:numFmt w:val="decimal"/>
+      <w:lvlText w:val="%4."/>
+      <w:lvlJc w:val="left"/>
+      <w:pPr>
+        <w:tabs>
+          <w:tab w:val="num" w:pos="2880"/>
+        </w:tabs>
+        <w:ind w:left="2880" w:hanging="360"/>
+      </w:pPr>
+    </w:lvl>
+    <w:lvl w:ilvl="4" w:tentative="1">
+      <w:start w:val="1"/>
+      <w:numFmt w:val="decimal"/>
+      <w:lvlText w:val="%5."/>
+      <w:lvlJc w:val="left"/>
+      <w:pPr>
+        <w:tabs>
+          <w:tab w:val="num" w:pos="3600"/>
+        </w:tabs>
+        <w:ind w:left="3600" w:hanging="360"/>
+      </w:pPr>
+    </w:lvl>
+    <w:lvl w:ilvl="5" w:tentative="1">
+      <w:start w:val="1"/>
+      <w:numFmt w:val="decimal"/>
+      <w:lvlText w:val="%6."/>
+      <w:lvlJc w:val="left"/>
+      <w:pPr>
+        <w:tabs>
+          <w:tab w:val="num" w:pos="4320"/>
+        </w:tabs>
+        <w:ind w:left="4320" w:hanging="360"/>
+      </w:pPr>
+    </w:lvl>
+    <w:lvl w:ilvl="6" w:tentative="1">
+      <w:start w:val="1"/>
+      <w:numFmt w:val="decimal"/>
+      <w:lvlText w:val="%7."/>
+      <w:lvlJc w:val="left"/>
+      <w:pPr>
+        <w:tabs>
+          <w:tab w:val="num" w:pos="5040"/>
+        </w:tabs>
+        <w:ind w:left="5040" w:hanging="360"/>
+      </w:pPr>
+    </w:lvl>
+    <w:lvl w:ilvl="7" w:tentative="1">
+      <w:start w:val="1"/>
+      <w:numFmt w:val="decimal"/>
+      <w:lvlText w:val="%8."/>
+      <w:lvlJc w:val="left"/>
+      <w:pPr>
+        <w:tabs>
+          <w:tab w:val="num" w:pos="5760"/>
+        </w:tabs>
+        <w:ind w:left="5760" w:hanging="360"/>
+      </w:pPr>
+    </w:lvl>
+    <w:lvl w:ilvl="8" w:tentative="1">
+      <w:start w:val="1"/>
+      <w:numFmt w:val="decimal"/>
+      <w:lvlText w:val="%9."/>
+      <w:lvlJc w:val="left"/>
+      <w:pPr>
+        <w:tabs>
+          <w:tab w:val="num" w:pos="6480"/>
+        </w:tabs>
+        <w:ind w:left="6480" w:hanging="360"/>
+      </w:pPr>
+    </w:lvl>
+  </w:abstractNum>
+  <w:abstractNum w:abstractNumId="4" w15:restartNumberingAfterBreak="0">
+    <w:nsid w:val="4AFF6BDD"/>
+    <w:multiLevelType w:val="multilevel"/>
+    <w:tmpl w:val="7FEACD30"/>
+    <w:lvl w:ilvl="0">
+      <w:start w:val="1"/>
+      <w:numFmt w:val="bullet"/>
+      <w:lvlText w:val=""/>
+      <w:lvlJc w:val="left"/>
+      <w:pPr>
+        <w:tabs>
+          <w:tab w:val="num" w:pos="720"/>
+        </w:tabs>
+        <w:ind w:left="720" w:hanging="360"/>
+      </w:pPr>
+      <w:rPr>
+        <w:rFonts w:ascii="Symbol" w:hAnsi="Symbol" w:hint="default"/>
+        <w:sz w:val="20"/>
+      </w:rPr>
+    </w:lvl>
+    <w:lvl w:ilvl="1" w:tentative="1">
+      <w:start w:val="1"/>
+      <w:numFmt w:val="bullet"/>
+      <w:lvlText w:val=""/>
+      <w:lvlJc w:val="left"/>
+      <w:pPr>
+        <w:tabs>
+          <w:tab w:val="num" w:pos="1440"/>
+        </w:tabs>
+        <w:ind w:left="1440" w:hanging="360"/>
+      </w:pPr>
+      <w:rPr>
+        <w:rFonts w:ascii="Symbol" w:hAnsi="Symbol" w:hint="default"/>
+        <w:sz w:val="20"/>
+      </w:rPr>
+    </w:lvl>
+    <w:lvl w:ilvl="2" w:tentative="1">
+      <w:start w:val="1"/>
+      <w:numFmt w:val="bullet"/>
+      <w:lvlText w:val=""/>
+      <w:lvlJc w:val="left"/>
+      <w:pPr>
+        <w:tabs>
+          <w:tab w:val="num" w:pos="2160"/>
+        </w:tabs>
+        <w:ind w:left="2160" w:hanging="360"/>
+      </w:pPr>
+      <w:rPr>
+        <w:rFonts w:ascii="Symbol" w:hAnsi="Symbol" w:hint="default"/>
+        <w:sz w:val="20"/>
+      </w:rPr>
+    </w:lvl>
+    <w:lvl w:ilvl="3" w:tentative="1">
+      <w:start w:val="1"/>
+      <w:numFmt w:val="bullet"/>
+      <w:lvlText w:val=""/>
+      <w:lvlJc w:val="left"/>
+      <w:pPr>
+        <w:tabs>
+          <w:tab w:val="num" w:pos="2880"/>
+        </w:tabs>
+        <w:ind w:left="2880" w:hanging="360"/>
+      </w:pPr>
+      <w:rPr>
+        <w:rFonts w:ascii="Symbol" w:hAnsi="Symbol" w:hint="default"/>
+        <w:sz w:val="20"/>
+      </w:rPr>
+    </w:lvl>
+    <w:lvl w:ilvl="4" w:tentative="1">
+      <w:start w:val="1"/>
+      <w:numFmt w:val="bullet"/>
+      <w:lvlText w:val=""/>
+      <w:lvlJc w:val="left"/>
+      <w:pPr>
+        <w:tabs>
+          <w:tab w:val="num" w:pos="3600"/>
+        </w:tabs>
+        <w:ind w:left="3600" w:hanging="360"/>
+      </w:pPr>
+      <w:rPr>
+        <w:rFonts w:ascii="Symbol" w:hAnsi="Symbol" w:hint="default"/>
+        <w:sz w:val="20"/>
+      </w:rPr>
+    </w:lvl>
+    <w:lvl w:ilvl="5" w:tentative="1">
+      <w:start w:val="1"/>
+      <w:numFmt w:val="bullet"/>
+      <w:lvlText w:val=""/>
+      <w:lvlJc w:val="left"/>
+      <w:pPr>
+        <w:tabs>
+          <w:tab w:val="num" w:pos="4320"/>
+        </w:tabs>
+        <w:ind w:left="4320" w:hanging="360"/>
+      </w:pPr>
+      <w:rPr>
+        <w:rFonts w:ascii="Symbol" w:hAnsi="Symbol" w:hint="default"/>
+        <w:sz w:val="20"/>
+      </w:rPr>
+    </w:lvl>
+    <w:lvl w:ilvl="6" w:tentative="1">
+      <w:start w:val="1"/>
+      <w:numFmt w:val="bullet"/>
+      <w:lvlText w:val=""/>
+      <w:lvlJc w:val="left"/>
+      <w:pPr>
+        <w:tabs>
+          <w:tab w:val="num" w:pos="5040"/>
+        </w:tabs>
+        <w:ind w:left="5040" w:hanging="360"/>
+      </w:pPr>
+      <w:rPr>
+        <w:rFonts w:ascii="Symbol" w:hAnsi="Symbol" w:hint="default"/>
+        <w:sz w:val="20"/>
+      </w:rPr>
+    </w:lvl>
+    <w:lvl w:ilvl="7" w:tentative="1">
+      <w:start w:val="1"/>
+      <w:numFmt w:val="bullet"/>
+      <w:lvlText w:val=""/>
+      <w:lvlJc w:val="left"/>
+      <w:pPr>
+        <w:tabs>
+          <w:tab w:val="num" w:pos="5760"/>
+        </w:tabs>
+        <w:ind w:left="5760" w:hanging="360"/>
+      </w:pPr>
+      <w:rPr>
+        <w:rFonts w:ascii="Symbol" w:hAnsi="Symbol" w:hint="default"/>
+        <w:sz w:val="20"/>
+      </w:rPr>
+    </w:lvl>
+    <w:lvl w:ilvl="8" w:tentative="1">
+      <w:start w:val="1"/>
+      <w:numFmt w:val="bullet"/>
+      <w:lvlText w:val=""/>
+      <w:lvlJc w:val="left"/>
+      <w:pPr>
+        <w:tabs>
+          <w:tab w:val="num" w:pos="6480"/>
+        </w:tabs>
+        <w:ind w:left="6480" w:hanging="360"/>
+      </w:pPr>
+      <w:rPr>
+        <w:rFonts w:ascii="Symbol" w:hAnsi="Symbol" w:hint="default"/>
+        <w:sz w:val="20"/>
+      </w:rPr>
+    </w:lvl>
+  </w:abstractNum>
+  <w:abstractNum w:abstractNumId="5" w15:restartNumberingAfterBreak="0">
+    <w:nsid w:val="4F52304D"/>
+    <w:multiLevelType w:val="multilevel"/>
+    <w:tmpl w:val="5768C970"/>
+    <w:lvl w:ilvl="0">
+      <w:start w:val="1"/>
+      <w:numFmt w:val="decimal"/>
+      <w:lvlText w:val="%1."/>
+      <w:lvlJc w:val="left"/>
+      <w:pPr>
+        <w:tabs>
+          <w:tab w:val="num" w:pos="720"/>
+        </w:tabs>
+        <w:ind w:left="720" w:hanging="360"/>
+      </w:pPr>
+    </w:lvl>
+    <w:lvl w:ilvl="1" w:tentative="1">
+      <w:start w:val="1"/>
+      <w:numFmt w:val="decimal"/>
+      <w:lvlText w:val="%2."/>
+      <w:lvlJc w:val="left"/>
+      <w:pPr>
+        <w:tabs>
+          <w:tab w:val="num" w:pos="1440"/>
+        </w:tabs>
+        <w:ind w:left="1440" w:hanging="360"/>
+      </w:pPr>
+    </w:lvl>
+    <w:lvl w:ilvl="2" w:tentative="1">
+      <w:start w:val="1"/>
+      <w:numFmt w:val="decimal"/>
+      <w:lvlText w:val="%3."/>
+      <w:lvlJc w:val="left"/>
+      <w:pPr>
+        <w:tabs>
+          <w:tab w:val="num" w:pos="2160"/>
+        </w:tabs>
+        <w:ind w:left="2160" w:hanging="360"/>
+      </w:pPr>
+    </w:lvl>
+    <w:lvl w:ilvl="3" w:tentative="1">
+      <w:start w:val="1"/>
+      <w:numFmt w:val="decimal"/>
+      <w:lvlText w:val="%4."/>
+      <w:lvlJc w:val="left"/>
+      <w:pPr>
+        <w:tabs>
+          <w:tab w:val="num" w:pos="2880"/>
+        </w:tabs>
+        <w:ind w:left="2880" w:hanging="360"/>
+      </w:pPr>
+    </w:lvl>
+    <w:lvl w:ilvl="4" w:tentative="1">
+      <w:start w:val="1"/>
+      <w:numFmt w:val="decimal"/>
+      <w:lvlText w:val="%5."/>
+      <w:lvlJc w:val="left"/>
+      <w:pPr>
+        <w:tabs>
+          <w:tab w:val="num" w:pos="3600"/>
+        </w:tabs>
+        <w:ind w:left="3600" w:hanging="360"/>
+      </w:pPr>
+    </w:lvl>
+    <w:lvl w:ilvl="5" w:tentative="1">
+      <w:start w:val="1"/>
+      <w:numFmt w:val="decimal"/>
+      <w:lvlText w:val="%6."/>
+      <w:lvlJc w:val="left"/>
+      <w:pPr>
+        <w:tabs>
+          <w:tab w:val="num" w:pos="4320"/>
+        </w:tabs>
+        <w:ind w:left="4320" w:hanging="360"/>
+      </w:pPr>
+    </w:lvl>
+    <w:lvl w:ilvl="6" w:tentative="1">
+      <w:start w:val="1"/>
+      <w:numFmt w:val="decimal"/>
+      <w:lvlText w:val="%7."/>
+      <w:lvlJc w:val="left"/>
+      <w:pPr>
+        <w:tabs>
+          <w:tab w:val="num" w:pos="5040"/>
+        </w:tabs>
+        <w:ind w:left="5040" w:hanging="360"/>
+      </w:pPr>
+    </w:lvl>
+    <w:lvl w:ilvl="7" w:tentative="1">
+      <w:start w:val="1"/>
+      <w:numFmt w:val="decimal"/>
+      <w:lvlText w:val="%8."/>
+      <w:lvlJc w:val="left"/>
+      <w:pPr>
+        <w:tabs>
+          <w:tab w:val="num" w:pos="5760"/>
+        </w:tabs>
+        <w:ind w:left="5760" w:hanging="360"/>
+      </w:pPr>
+    </w:lvl>
+    <w:lvl w:ilvl="8" w:tentative="1">
+      <w:start w:val="1"/>
+      <w:numFmt w:val="decimal"/>
+      <w:lvlText w:val="%9."/>
+      <w:lvlJc w:val="left"/>
+      <w:pPr>
+        <w:tabs>
+          <w:tab w:val="num" w:pos="6480"/>
+        </w:tabs>
+        <w:ind w:left="6480" w:hanging="360"/>
+      </w:pPr>
+    </w:lvl>
+  </w:abstractNum>
   <w:num w:numId="1" w16cid:durableId="329410175">
+    <w:abstractNumId w:val="2"/>
+  </w:num>
+  <w:num w:numId="2" w16cid:durableId="103425428">
+    <w:abstractNumId w:val="1"/>
+  </w:num>
+  <w:num w:numId="3" w16cid:durableId="533467841">
+    <w:abstractNumId w:val="4"/>
+  </w:num>
+  <w:num w:numId="4" w16cid:durableId="394160421">
+    <w:abstractNumId w:val="3"/>
+  </w:num>
+  <w:num w:numId="5" w16cid:durableId="741607657">
     <w:abstractNumId w:val="0"/>
+  </w:num>
+  <w:num w:numId="6" w16cid:durableId="847134367">
+    <w:abstractNumId w:val="5"/>
   </w:num>
 </w:numbering>
 </file>

--- a/docs/SystProj.docx
+++ b/docs/SystProj.docx
@@ -826,10 +826,7 @@
         <w:t>BricsCAD</w:t>
       </w:r>
       <w:r>
-        <w:t xml:space="preserve"> </w:t>
-      </w:r>
-      <w:r>
-        <w:t>–</w:t>
+        <w:t xml:space="preserve"> –</w:t>
       </w:r>
       <w:r>
         <w:t xml:space="preserve"> DWG</w:t>
@@ -859,10 +856,7 @@
         <w:t>FreeCAD</w:t>
       </w:r>
       <w:r>
-        <w:t xml:space="preserve"> </w:t>
-      </w:r>
-      <w:r>
-        <w:t>–</w:t>
+        <w:t xml:space="preserve"> –</w:t>
       </w:r>
       <w:r>
         <w:t xml:space="preserve"> параметрическая САПР, ориентированная на построение 3D</w:t>
@@ -1024,57 +1018,21 @@
         <w:rPr>
           <w:lang w:val="en-US"/>
         </w:rPr>
-        <w:t xml:space="preserve"> </w:t>
-      </w:r>
+        <w:t xml:space="preserve"> Class Library (C#), </w:t>
+      </w:r>
+      <w:proofErr w:type="spellStart"/>
       <w:r>
         <w:rPr>
           <w:lang w:val="en-US"/>
         </w:rPr>
-        <w:t>Class Library</w:t>
-      </w:r>
+        <w:t>TargetFramework</w:t>
+      </w:r>
+      <w:proofErr w:type="spellEnd"/>
       <w:r>
         <w:rPr>
           <w:lang w:val="en-US"/>
         </w:rPr>
-        <w:t xml:space="preserve"> </w:t>
-      </w:r>
-      <w:r>
-        <w:rPr>
-          <w:lang w:val="en-US"/>
-        </w:rPr>
-        <w:t>(C#),</w:t>
-      </w:r>
-      <w:r>
-        <w:rPr>
-          <w:lang w:val="en-US"/>
-        </w:rPr>
-        <w:t xml:space="preserve"> </w:t>
-      </w:r>
-      <w:proofErr w:type="spellStart"/>
-      <w:r>
-        <w:rPr>
-          <w:lang w:val="en-US"/>
-        </w:rPr>
-        <w:t>TargetFramework</w:t>
-      </w:r>
-      <w:proofErr w:type="spellEnd"/>
-      <w:r>
-        <w:rPr>
-          <w:lang w:val="en-US"/>
-        </w:rPr>
-        <w:t xml:space="preserve"> = net6.0-windows,</w:t>
-      </w:r>
-      <w:r>
-        <w:rPr>
-          <w:lang w:val="en-US"/>
-        </w:rPr>
-        <w:t xml:space="preserve"> </w:t>
-      </w:r>
-      <w:r>
-        <w:rPr>
-          <w:lang w:val="en-US"/>
-        </w:rPr>
-        <w:t>Platform target = x64.</w:t>
+        <w:t xml:space="preserve"> = net6.0-windows, Platform target = x64.</w:t>
       </w:r>
     </w:p>
     <w:p>
@@ -1211,7 +1169,7 @@
     </w:p>
     <w:tbl>
       <w:tblPr>
-        <w:tblW w:w="9467" w:type="dxa"/>
+        <w:tblW w:w="9351" w:type="dxa"/>
         <w:tblBorders>
           <w:top w:val="single" w:sz="4" w:space="0" w:color="auto"/>
           <w:left w:val="single" w:sz="4" w:space="0" w:color="auto"/>
@@ -1229,9 +1187,9 @@
         <w:tblLook w:val="04A0" w:firstRow="1" w:lastRow="0" w:firstColumn="1" w:lastColumn="0" w:noHBand="0" w:noVBand="1"/>
       </w:tblPr>
       <w:tblGrid>
-        <w:gridCol w:w="3653"/>
-        <w:gridCol w:w="1871"/>
-        <w:gridCol w:w="3943"/>
+        <w:gridCol w:w="3983"/>
+        <w:gridCol w:w="2016"/>
+        <w:gridCol w:w="3352"/>
       </w:tblGrid>
       <w:tr>
         <w:trPr>
@@ -1239,7 +1197,7 @@
         </w:trPr>
         <w:tc>
           <w:tcPr>
-            <w:tcW w:w="3653" w:type="dxa"/>
+            <w:tcW w:w="3983" w:type="dxa"/>
             <w:noWrap/>
             <w:vAlign w:val="center"/>
             <w:hideMark/>
@@ -1250,12 +1208,14 @@
               <w:ind w:firstLine="0"/>
               <w:jc w:val="center"/>
               <w:rPr>
-                <w:sz w:val="22"/>
-              </w:rPr>
-            </w:pPr>
-            <w:r>
-              <w:rPr>
-                <w:sz w:val="22"/>
+                <w:sz w:val="24"/>
+                <w:szCs w:val="24"/>
+              </w:rPr>
+            </w:pPr>
+            <w:r>
+              <w:rPr>
+                <w:sz w:val="24"/>
+                <w:szCs w:val="24"/>
               </w:rPr>
               <w:t>Название</w:t>
             </w:r>
@@ -1263,7 +1223,7 @@
         </w:tc>
         <w:tc>
           <w:tcPr>
-            <w:tcW w:w="1871" w:type="dxa"/>
+            <w:tcW w:w="2016" w:type="dxa"/>
             <w:noWrap/>
             <w:vAlign w:val="center"/>
             <w:hideMark/>
@@ -1274,12 +1234,14 @@
               <w:ind w:firstLine="0"/>
               <w:jc w:val="center"/>
               <w:rPr>
-                <w:sz w:val="22"/>
-              </w:rPr>
-            </w:pPr>
-            <w:r>
-              <w:rPr>
-                <w:sz w:val="22"/>
+                <w:sz w:val="24"/>
+                <w:szCs w:val="24"/>
+              </w:rPr>
+            </w:pPr>
+            <w:r>
+              <w:rPr>
+                <w:sz w:val="24"/>
+                <w:szCs w:val="24"/>
               </w:rPr>
               <w:t>Тип данных</w:t>
             </w:r>
@@ -1287,7 +1249,7 @@
         </w:tc>
         <w:tc>
           <w:tcPr>
-            <w:tcW w:w="3943" w:type="dxa"/>
+            <w:tcW w:w="3352" w:type="dxa"/>
             <w:noWrap/>
             <w:vAlign w:val="center"/>
             <w:hideMark/>
@@ -1298,12 +1260,14 @@
               <w:ind w:firstLine="0"/>
               <w:jc w:val="center"/>
               <w:rPr>
-                <w:sz w:val="22"/>
-              </w:rPr>
-            </w:pPr>
-            <w:r>
-              <w:rPr>
-                <w:sz w:val="22"/>
+                <w:sz w:val="24"/>
+                <w:szCs w:val="24"/>
+              </w:rPr>
+            </w:pPr>
+            <w:r>
+              <w:rPr>
+                <w:sz w:val="24"/>
+                <w:szCs w:val="24"/>
               </w:rPr>
               <w:t>Описание</w:t>
             </w:r>
@@ -1313,7 +1277,7 @@
       <w:tr>
         <w:tc>
           <w:tcPr>
-            <w:tcW w:w="3653" w:type="dxa"/>
+            <w:tcW w:w="3983" w:type="dxa"/>
             <w:vAlign w:val="bottom"/>
             <w:hideMark/>
           </w:tcPr>
@@ -1322,12 +1286,14 @@
               <w:spacing w:line="240" w:lineRule="auto"/>
               <w:ind w:firstLine="0"/>
               <w:rPr>
-                <w:sz w:val="22"/>
-              </w:rPr>
-            </w:pPr>
-            <w:r>
-              <w:rPr>
-                <w:sz w:val="22"/>
+                <w:sz w:val="24"/>
+                <w:szCs w:val="24"/>
+              </w:rPr>
+            </w:pPr>
+            <w:r>
+              <w:rPr>
+                <w:sz w:val="24"/>
+                <w:szCs w:val="24"/>
               </w:rPr>
               <w:t>Application.DocumentManager</w:t>
             </w:r>
@@ -1335,7 +1301,7 @@
         </w:tc>
         <w:tc>
           <w:tcPr>
-            <w:tcW w:w="1871" w:type="dxa"/>
+            <w:tcW w:w="2016" w:type="dxa"/>
             <w:vAlign w:val="bottom"/>
             <w:hideMark/>
           </w:tcPr>
@@ -1344,12 +1310,14 @@
               <w:spacing w:line="240" w:lineRule="auto"/>
               <w:ind w:firstLine="0"/>
               <w:rPr>
-                <w:sz w:val="22"/>
-              </w:rPr>
-            </w:pPr>
-            <w:r>
-              <w:rPr>
-                <w:sz w:val="22"/>
+                <w:sz w:val="24"/>
+                <w:szCs w:val="24"/>
+              </w:rPr>
+            </w:pPr>
+            <w:r>
+              <w:rPr>
+                <w:sz w:val="24"/>
+                <w:szCs w:val="24"/>
               </w:rPr>
               <w:t>DocumentManager</w:t>
             </w:r>
@@ -1357,7 +1325,7 @@
         </w:tc>
         <w:tc>
           <w:tcPr>
-            <w:tcW w:w="3943" w:type="dxa"/>
+            <w:tcW w:w="3352" w:type="dxa"/>
             <w:vAlign w:val="bottom"/>
             <w:hideMark/>
           </w:tcPr>
@@ -1366,12 +1334,14 @@
               <w:spacing w:line="240" w:lineRule="auto"/>
               <w:ind w:firstLine="0"/>
               <w:rPr>
-                <w:sz w:val="22"/>
-              </w:rPr>
-            </w:pPr>
-            <w:r>
-              <w:rPr>
-                <w:sz w:val="22"/>
+                <w:sz w:val="24"/>
+                <w:szCs w:val="24"/>
+              </w:rPr>
+            </w:pPr>
+            <w:r>
+              <w:rPr>
+                <w:sz w:val="24"/>
+                <w:szCs w:val="24"/>
               </w:rPr>
               <w:t>Доступ к менеджеру открытых документов nanoCAD</w:t>
             </w:r>
@@ -1381,7 +1351,7 @@
       <w:tr>
         <w:tc>
           <w:tcPr>
-            <w:tcW w:w="3653" w:type="dxa"/>
+            <w:tcW w:w="3983" w:type="dxa"/>
             <w:vAlign w:val="bottom"/>
             <w:hideMark/>
           </w:tcPr>
@@ -1390,12 +1360,14 @@
               <w:spacing w:line="240" w:lineRule="auto"/>
               <w:ind w:firstLine="0"/>
               <w:rPr>
-                <w:sz w:val="22"/>
-              </w:rPr>
-            </w:pPr>
-            <w:r>
-              <w:rPr>
-                <w:sz w:val="22"/>
+                <w:sz w:val="24"/>
+                <w:szCs w:val="24"/>
+              </w:rPr>
+            </w:pPr>
+            <w:r>
+              <w:rPr>
+                <w:sz w:val="24"/>
+                <w:szCs w:val="24"/>
               </w:rPr>
               <w:t>DocumentManager.MdiActiveDocument</w:t>
             </w:r>
@@ -1403,7 +1375,7 @@
         </w:tc>
         <w:tc>
           <w:tcPr>
-            <w:tcW w:w="1871" w:type="dxa"/>
+            <w:tcW w:w="2016" w:type="dxa"/>
             <w:vAlign w:val="bottom"/>
             <w:hideMark/>
           </w:tcPr>
@@ -1412,12 +1384,14 @@
               <w:spacing w:line="240" w:lineRule="auto"/>
               <w:ind w:firstLine="0"/>
               <w:rPr>
-                <w:sz w:val="22"/>
-              </w:rPr>
-            </w:pPr>
-            <w:r>
-              <w:rPr>
-                <w:sz w:val="22"/>
+                <w:sz w:val="24"/>
+                <w:szCs w:val="24"/>
+              </w:rPr>
+            </w:pPr>
+            <w:r>
+              <w:rPr>
+                <w:sz w:val="24"/>
+                <w:szCs w:val="24"/>
               </w:rPr>
               <w:t>Document</w:t>
             </w:r>
@@ -1425,7 +1399,7 @@
         </w:tc>
         <w:tc>
           <w:tcPr>
-            <w:tcW w:w="3943" w:type="dxa"/>
+            <w:tcW w:w="3352" w:type="dxa"/>
             <w:vAlign w:val="bottom"/>
             <w:hideMark/>
           </w:tcPr>
@@ -1434,12 +1408,14 @@
               <w:spacing w:line="240" w:lineRule="auto"/>
               <w:ind w:firstLine="0"/>
               <w:rPr>
-                <w:sz w:val="22"/>
-              </w:rPr>
-            </w:pPr>
-            <w:r>
-              <w:rPr>
-                <w:sz w:val="22"/>
+                <w:sz w:val="24"/>
+                <w:szCs w:val="24"/>
+              </w:rPr>
+            </w:pPr>
+            <w:r>
+              <w:rPr>
+                <w:sz w:val="24"/>
+                <w:szCs w:val="24"/>
               </w:rPr>
               <w:t>Активный (текущий) документ nanoCAD</w:t>
             </w:r>
@@ -1449,7 +1425,7 @@
       <w:tr>
         <w:tc>
           <w:tcPr>
-            <w:tcW w:w="3653" w:type="dxa"/>
+            <w:tcW w:w="3983" w:type="dxa"/>
             <w:vAlign w:val="bottom"/>
             <w:hideMark/>
           </w:tcPr>
@@ -1458,12 +1434,14 @@
               <w:spacing w:line="240" w:lineRule="auto"/>
               <w:ind w:firstLine="0"/>
               <w:rPr>
-                <w:sz w:val="22"/>
-              </w:rPr>
-            </w:pPr>
-            <w:r>
-              <w:rPr>
-                <w:sz w:val="22"/>
+                <w:sz w:val="24"/>
+                <w:szCs w:val="24"/>
+              </w:rPr>
+            </w:pPr>
+            <w:r>
+              <w:rPr>
+                <w:sz w:val="24"/>
+                <w:szCs w:val="24"/>
               </w:rPr>
               <w:t>Document.Database</w:t>
             </w:r>
@@ -1471,7 +1449,7 @@
         </w:tc>
         <w:tc>
           <w:tcPr>
-            <w:tcW w:w="1871" w:type="dxa"/>
+            <w:tcW w:w="2016" w:type="dxa"/>
             <w:vAlign w:val="bottom"/>
             <w:hideMark/>
           </w:tcPr>
@@ -1480,12 +1458,14 @@
               <w:spacing w:line="240" w:lineRule="auto"/>
               <w:ind w:firstLine="0"/>
               <w:rPr>
-                <w:sz w:val="22"/>
-              </w:rPr>
-            </w:pPr>
-            <w:r>
-              <w:rPr>
-                <w:sz w:val="22"/>
+                <w:sz w:val="24"/>
+                <w:szCs w:val="24"/>
+              </w:rPr>
+            </w:pPr>
+            <w:r>
+              <w:rPr>
+                <w:sz w:val="24"/>
+                <w:szCs w:val="24"/>
               </w:rPr>
               <w:t>Database</w:t>
             </w:r>
@@ -1493,7 +1473,7 @@
         </w:tc>
         <w:tc>
           <w:tcPr>
-            <w:tcW w:w="3943" w:type="dxa"/>
+            <w:tcW w:w="3352" w:type="dxa"/>
             <w:vAlign w:val="bottom"/>
             <w:hideMark/>
           </w:tcPr>
@@ -1502,12 +1482,14 @@
               <w:spacing w:line="240" w:lineRule="auto"/>
               <w:ind w:firstLine="0"/>
               <w:rPr>
-                <w:sz w:val="22"/>
-              </w:rPr>
-            </w:pPr>
-            <w:r>
-              <w:rPr>
-                <w:sz w:val="22"/>
+                <w:sz w:val="24"/>
+                <w:szCs w:val="24"/>
+              </w:rPr>
+            </w:pPr>
+            <w:r>
+              <w:rPr>
+                <w:sz w:val="24"/>
+                <w:szCs w:val="24"/>
               </w:rPr>
               <w:t>База данных текущего документа (чертежа), в которую добавляются сущности</w:t>
             </w:r>
@@ -1517,7 +1499,7 @@
       <w:tr>
         <w:tc>
           <w:tcPr>
-            <w:tcW w:w="3653" w:type="dxa"/>
+            <w:tcW w:w="3983" w:type="dxa"/>
             <w:vAlign w:val="bottom"/>
             <w:hideMark/>
           </w:tcPr>
@@ -1526,12 +1508,14 @@
               <w:spacing w:line="240" w:lineRule="auto"/>
               <w:ind w:firstLine="0"/>
               <w:rPr>
-                <w:sz w:val="22"/>
-              </w:rPr>
-            </w:pPr>
-            <w:r>
-              <w:rPr>
-                <w:sz w:val="22"/>
+                <w:sz w:val="24"/>
+                <w:szCs w:val="24"/>
+              </w:rPr>
+            </w:pPr>
+            <w:r>
+              <w:rPr>
+                <w:sz w:val="24"/>
+                <w:szCs w:val="24"/>
               </w:rPr>
               <w:t>Database.TransactionManager</w:t>
             </w:r>
@@ -1539,7 +1523,7 @@
         </w:tc>
         <w:tc>
           <w:tcPr>
-            <w:tcW w:w="1871" w:type="dxa"/>
+            <w:tcW w:w="2016" w:type="dxa"/>
             <w:vAlign w:val="bottom"/>
             <w:hideMark/>
           </w:tcPr>
@@ -1548,12 +1532,14 @@
               <w:spacing w:line="240" w:lineRule="auto"/>
               <w:ind w:firstLine="0"/>
               <w:rPr>
-                <w:sz w:val="22"/>
-              </w:rPr>
-            </w:pPr>
-            <w:r>
-              <w:rPr>
-                <w:sz w:val="22"/>
+                <w:sz w:val="24"/>
+                <w:szCs w:val="24"/>
+              </w:rPr>
+            </w:pPr>
+            <w:r>
+              <w:rPr>
+                <w:sz w:val="24"/>
+                <w:szCs w:val="24"/>
               </w:rPr>
               <w:t>TransactionManager</w:t>
             </w:r>
@@ -1561,7 +1547,7 @@
         </w:tc>
         <w:tc>
           <w:tcPr>
-            <w:tcW w:w="3943" w:type="dxa"/>
+            <w:tcW w:w="3352" w:type="dxa"/>
             <w:vAlign w:val="bottom"/>
             <w:hideMark/>
           </w:tcPr>
@@ -1570,12 +1556,14 @@
               <w:spacing w:line="240" w:lineRule="auto"/>
               <w:ind w:firstLine="0"/>
               <w:rPr>
-                <w:sz w:val="22"/>
-              </w:rPr>
-            </w:pPr>
-            <w:r>
-              <w:rPr>
-                <w:sz w:val="22"/>
+                <w:sz w:val="24"/>
+                <w:szCs w:val="24"/>
+              </w:rPr>
+            </w:pPr>
+            <w:r>
+              <w:rPr>
+                <w:sz w:val="24"/>
+                <w:szCs w:val="24"/>
               </w:rPr>
               <w:t>Менеджер транзакций для безопасной работы с объектами БД</w:t>
             </w:r>
@@ -1583,7 +1571,14 @@
         </w:tc>
       </w:tr>
     </w:tbl>
-    <w:p/>
+    <w:p>
+      <w:pPr>
+        <w:rPr>
+          <w:sz w:val="24"/>
+          <w:szCs w:val="24"/>
+        </w:rPr>
+      </w:pPr>
+    </w:p>
     <w:p>
       <w:pPr>
         <w:spacing w:line="240" w:lineRule="auto"/>
@@ -1637,10 +1632,10 @@
         <w:tblLook w:val="04A0" w:firstRow="1" w:lastRow="0" w:firstColumn="1" w:lastColumn="0" w:noHBand="0" w:noVBand="1"/>
       </w:tblPr>
       <w:tblGrid>
-        <w:gridCol w:w="1685"/>
-        <w:gridCol w:w="2138"/>
-        <w:gridCol w:w="1484"/>
-        <w:gridCol w:w="4038"/>
+        <w:gridCol w:w="1730"/>
+        <w:gridCol w:w="2206"/>
+        <w:gridCol w:w="1478"/>
+        <w:gridCol w:w="3931"/>
       </w:tblGrid>
       <w:tr>
         <w:trPr>
@@ -1659,12 +1654,14 @@
               <w:ind w:firstLine="0"/>
               <w:jc w:val="center"/>
               <w:rPr>
-                <w:sz w:val="22"/>
-              </w:rPr>
-            </w:pPr>
-            <w:r>
-              <w:rPr>
-                <w:sz w:val="22"/>
+                <w:sz w:val="24"/>
+                <w:szCs w:val="24"/>
+              </w:rPr>
+            </w:pPr>
+            <w:r>
+              <w:rPr>
+                <w:sz w:val="24"/>
+                <w:szCs w:val="24"/>
               </w:rPr>
               <w:t>Название</w:t>
             </w:r>
@@ -1683,12 +1680,14 @@
               <w:ind w:firstLine="0"/>
               <w:jc w:val="center"/>
               <w:rPr>
-                <w:sz w:val="22"/>
-              </w:rPr>
-            </w:pPr>
-            <w:r>
-              <w:rPr>
-                <w:sz w:val="22"/>
+                <w:sz w:val="24"/>
+                <w:szCs w:val="24"/>
+              </w:rPr>
+            </w:pPr>
+            <w:r>
+              <w:rPr>
+                <w:sz w:val="24"/>
+                <w:szCs w:val="24"/>
               </w:rPr>
               <w:t>Входные параметры</w:t>
             </w:r>
@@ -1707,12 +1706,14 @@
               <w:ind w:firstLine="0"/>
               <w:jc w:val="center"/>
               <w:rPr>
-                <w:sz w:val="22"/>
-              </w:rPr>
-            </w:pPr>
-            <w:r>
-              <w:rPr>
-                <w:sz w:val="22"/>
+                <w:sz w:val="24"/>
+                <w:szCs w:val="24"/>
+              </w:rPr>
+            </w:pPr>
+            <w:r>
+              <w:rPr>
+                <w:sz w:val="24"/>
+                <w:szCs w:val="24"/>
               </w:rPr>
               <w:t>Тип возвращаемых данных</w:t>
             </w:r>
@@ -1731,12 +1732,14 @@
               <w:ind w:firstLine="0"/>
               <w:jc w:val="center"/>
               <w:rPr>
-                <w:sz w:val="22"/>
-              </w:rPr>
-            </w:pPr>
-            <w:r>
-              <w:rPr>
-                <w:sz w:val="22"/>
+                <w:sz w:val="24"/>
+                <w:szCs w:val="24"/>
+              </w:rPr>
+            </w:pPr>
+            <w:r>
+              <w:rPr>
+                <w:sz w:val="24"/>
+                <w:szCs w:val="24"/>
               </w:rPr>
               <w:t>Описание</w:t>
             </w:r>
@@ -1755,12 +1758,14 @@
               <w:spacing w:line="240" w:lineRule="auto"/>
               <w:ind w:firstLine="0"/>
               <w:rPr>
-                <w:sz w:val="22"/>
-              </w:rPr>
-            </w:pPr>
-            <w:r>
-              <w:rPr>
-                <w:sz w:val="22"/>
+                <w:sz w:val="24"/>
+                <w:szCs w:val="24"/>
+              </w:rPr>
+            </w:pPr>
+            <w:r>
+              <w:rPr>
+                <w:sz w:val="24"/>
+                <w:szCs w:val="24"/>
               </w:rPr>
               <w:t>CreateFrustum</w:t>
             </w:r>
@@ -1777,12 +1782,14 @@
               <w:spacing w:line="240" w:lineRule="auto"/>
               <w:ind w:firstLine="0"/>
               <w:rPr>
-                <w:sz w:val="22"/>
-              </w:rPr>
-            </w:pPr>
-            <w:r>
-              <w:rPr>
-                <w:sz w:val="22"/>
+                <w:sz w:val="24"/>
+                <w:szCs w:val="24"/>
+              </w:rPr>
+            </w:pPr>
+            <w:r>
+              <w:rPr>
+                <w:sz w:val="24"/>
+                <w:szCs w:val="24"/>
               </w:rPr>
               <w:t>(параметры высоты и радиусов)</w:t>
             </w:r>
@@ -1799,12 +1806,14 @@
               <w:spacing w:line="240" w:lineRule="auto"/>
               <w:ind w:firstLine="0"/>
               <w:rPr>
-                <w:sz w:val="22"/>
-              </w:rPr>
-            </w:pPr>
-            <w:r>
-              <w:rPr>
-                <w:sz w:val="22"/>
+                <w:sz w:val="24"/>
+                <w:szCs w:val="24"/>
+              </w:rPr>
+            </w:pPr>
+            <w:r>
+              <w:rPr>
+                <w:sz w:val="24"/>
+                <w:szCs w:val="24"/>
               </w:rPr>
               <w:t>void</w:t>
             </w:r>
@@ -1821,18 +1830,21 @@
               <w:spacing w:line="240" w:lineRule="auto"/>
               <w:ind w:firstLine="0"/>
               <w:rPr>
-                <w:sz w:val="22"/>
-              </w:rPr>
-            </w:pPr>
-            <w:r>
-              <w:rPr>
-                <w:sz w:val="22"/>
+                <w:sz w:val="24"/>
+                <w:szCs w:val="24"/>
+              </w:rPr>
+            </w:pPr>
+            <w:r>
+              <w:rPr>
+                <w:sz w:val="24"/>
+                <w:szCs w:val="24"/>
               </w:rPr>
               <w:t>Создаёт 3D</w:t>
             </w:r>
             <w:r>
               <w:rPr>
-                <w:sz w:val="22"/>
+                <w:sz w:val="24"/>
+                <w:szCs w:val="24"/>
               </w:rPr>
               <w:noBreakHyphen/>
               <w:t>тело типа усечённого конуса; при равных радиусах используется как цилиндр (для внешнего и внутреннего цилиндра шайбы)</w:t>
@@ -1852,12 +1864,14 @@
               <w:spacing w:line="240" w:lineRule="auto"/>
               <w:ind w:firstLine="0"/>
               <w:rPr>
-                <w:sz w:val="22"/>
-              </w:rPr>
-            </w:pPr>
-            <w:r>
-              <w:rPr>
-                <w:sz w:val="22"/>
+                <w:sz w:val="24"/>
+                <w:szCs w:val="24"/>
+              </w:rPr>
+            </w:pPr>
+            <w:r>
+              <w:rPr>
+                <w:sz w:val="24"/>
+                <w:szCs w:val="24"/>
               </w:rPr>
               <w:t>BooleanOperation</w:t>
             </w:r>
@@ -1874,12 +1888,14 @@
               <w:spacing w:line="240" w:lineRule="auto"/>
               <w:ind w:firstLine="0"/>
               <w:rPr>
-                <w:sz w:val="22"/>
-              </w:rPr>
-            </w:pPr>
-            <w:r>
-              <w:rPr>
-                <w:sz w:val="22"/>
+                <w:sz w:val="24"/>
+                <w:szCs w:val="24"/>
+              </w:rPr>
+            </w:pPr>
+            <w:r>
+              <w:rPr>
+                <w:sz w:val="24"/>
+                <w:szCs w:val="24"/>
               </w:rPr>
               <w:t>BooleanOperationType operation,</w:t>
             </w:r>
@@ -1889,12 +1905,14 @@
               <w:spacing w:line="240" w:lineRule="auto"/>
               <w:ind w:firstLine="0"/>
               <w:rPr>
-                <w:sz w:val="22"/>
-              </w:rPr>
-            </w:pPr>
-            <w:r>
-              <w:rPr>
-                <w:sz w:val="22"/>
+                <w:sz w:val="24"/>
+                <w:szCs w:val="24"/>
+              </w:rPr>
+            </w:pPr>
+            <w:r>
+              <w:rPr>
+                <w:sz w:val="24"/>
+                <w:szCs w:val="24"/>
               </w:rPr>
               <w:t>Solid3d other</w:t>
             </w:r>
@@ -1911,12 +1929,14 @@
               <w:spacing w:line="240" w:lineRule="auto"/>
               <w:ind w:firstLine="0"/>
               <w:rPr>
-                <w:sz w:val="22"/>
-              </w:rPr>
-            </w:pPr>
-            <w:r>
-              <w:rPr>
-                <w:sz w:val="22"/>
+                <w:sz w:val="24"/>
+                <w:szCs w:val="24"/>
+              </w:rPr>
+            </w:pPr>
+            <w:r>
+              <w:rPr>
+                <w:sz w:val="24"/>
+                <w:szCs w:val="24"/>
               </w:rPr>
               <w:t>void</w:t>
             </w:r>
@@ -1933,12 +1953,14 @@
               <w:spacing w:line="240" w:lineRule="auto"/>
               <w:ind w:firstLine="0"/>
               <w:rPr>
-                <w:sz w:val="22"/>
-              </w:rPr>
-            </w:pPr>
-            <w:r>
-              <w:rPr>
-                <w:sz w:val="22"/>
+                <w:sz w:val="24"/>
+                <w:szCs w:val="24"/>
+              </w:rPr>
+            </w:pPr>
+            <w:r>
+              <w:rPr>
+                <w:sz w:val="24"/>
+                <w:szCs w:val="24"/>
               </w:rPr>
               <w:t>Выполняет логическую операцию над телами (объединение/пересечение/вычитание). В проекте используется вычитание внутреннего цилиндра из внешнего</w:t>
             </w:r>
@@ -1974,15 +1996,12 @@
         <w:t>3</w:t>
       </w:r>
       <w:r>
-        <w:t xml:space="preserve"> –</w:t>
-      </w:r>
-      <w:r>
-        <w:t xml:space="preserve"> Используемые члены перечисленияBooleanOperationType</w:t>
+        <w:t xml:space="preserve"> – Используемые члены перечисленияBooleanOperationType</w:t>
       </w:r>
     </w:p>
     <w:tbl>
       <w:tblPr>
-        <w:tblW w:w="9069" w:type="dxa"/>
+        <w:tblW w:w="9351" w:type="dxa"/>
         <w:tblBorders>
           <w:top w:val="single" w:sz="4" w:space="0" w:color="auto"/>
           <w:left w:val="single" w:sz="4" w:space="0" w:color="auto"/>
@@ -2000,9 +2019,9 @@
         <w:tblLook w:val="04A0" w:firstRow="1" w:lastRow="0" w:firstColumn="1" w:lastColumn="0" w:noHBand="0" w:noVBand="1"/>
       </w:tblPr>
       <w:tblGrid>
-        <w:gridCol w:w="1737"/>
-        <w:gridCol w:w="2992"/>
-        <w:gridCol w:w="4340"/>
+        <w:gridCol w:w="1735"/>
+        <w:gridCol w:w="2994"/>
+        <w:gridCol w:w="4622"/>
       </w:tblGrid>
       <w:tr>
         <w:trPr>
@@ -2021,12 +2040,14 @@
               <w:ind w:firstLine="0"/>
               <w:jc w:val="center"/>
               <w:rPr>
-                <w:sz w:val="22"/>
-              </w:rPr>
-            </w:pPr>
-            <w:r>
-              <w:rPr>
-                <w:sz w:val="22"/>
+                <w:sz w:val="24"/>
+                <w:szCs w:val="24"/>
+              </w:rPr>
+            </w:pPr>
+            <w:r>
+              <w:rPr>
+                <w:sz w:val="24"/>
+                <w:szCs w:val="24"/>
               </w:rPr>
               <w:t>Название</w:t>
             </w:r>
@@ -2045,12 +2066,14 @@
               <w:ind w:firstLine="0"/>
               <w:jc w:val="center"/>
               <w:rPr>
-                <w:sz w:val="22"/>
-              </w:rPr>
-            </w:pPr>
-            <w:r>
-              <w:rPr>
-                <w:sz w:val="22"/>
+                <w:sz w:val="24"/>
+                <w:szCs w:val="24"/>
+              </w:rPr>
+            </w:pPr>
+            <w:r>
+              <w:rPr>
+                <w:sz w:val="24"/>
+                <w:szCs w:val="24"/>
               </w:rPr>
               <w:t>Тип данных</w:t>
             </w:r>
@@ -2058,7 +2081,7 @@
         </w:tc>
         <w:tc>
           <w:tcPr>
-            <w:tcW w:w="4340" w:type="dxa"/>
+            <w:tcW w:w="4622" w:type="dxa"/>
             <w:noWrap/>
             <w:vAlign w:val="center"/>
             <w:hideMark/>
@@ -2069,12 +2092,14 @@
               <w:ind w:firstLine="0"/>
               <w:jc w:val="center"/>
               <w:rPr>
-                <w:sz w:val="22"/>
-              </w:rPr>
-            </w:pPr>
-            <w:r>
-              <w:rPr>
-                <w:sz w:val="22"/>
+                <w:sz w:val="24"/>
+                <w:szCs w:val="24"/>
+              </w:rPr>
+            </w:pPr>
+            <w:r>
+              <w:rPr>
+                <w:sz w:val="24"/>
+                <w:szCs w:val="24"/>
               </w:rPr>
               <w:t>Описание</w:t>
             </w:r>
@@ -2093,12 +2118,14 @@
               <w:spacing w:line="240" w:lineRule="auto"/>
               <w:ind w:firstLine="0"/>
               <w:rPr>
-                <w:sz w:val="22"/>
-              </w:rPr>
-            </w:pPr>
-            <w:r>
-              <w:rPr>
-                <w:sz w:val="22"/>
+                <w:sz w:val="24"/>
+                <w:szCs w:val="24"/>
+              </w:rPr>
+            </w:pPr>
+            <w:r>
+              <w:rPr>
+                <w:sz w:val="24"/>
+                <w:szCs w:val="24"/>
               </w:rPr>
               <w:t>BoolUnite</w:t>
             </w:r>
@@ -2115,12 +2142,14 @@
               <w:spacing w:line="240" w:lineRule="auto"/>
               <w:ind w:firstLine="0"/>
               <w:rPr>
-                <w:sz w:val="22"/>
-              </w:rPr>
-            </w:pPr>
-            <w:r>
-              <w:rPr>
-                <w:sz w:val="22"/>
+                <w:sz w:val="24"/>
+                <w:szCs w:val="24"/>
+              </w:rPr>
+            </w:pPr>
+            <w:r>
+              <w:rPr>
+                <w:sz w:val="24"/>
+                <w:szCs w:val="24"/>
               </w:rPr>
               <w:t>BooleanOperationType</w:t>
             </w:r>
@@ -2128,7 +2157,7 @@
         </w:tc>
         <w:tc>
           <w:tcPr>
-            <w:tcW w:w="4340" w:type="dxa"/>
+            <w:tcW w:w="4622" w:type="dxa"/>
             <w:vAlign w:val="bottom"/>
             <w:hideMark/>
           </w:tcPr>
@@ -2137,12 +2166,14 @@
               <w:spacing w:line="240" w:lineRule="auto"/>
               <w:ind w:firstLine="0"/>
               <w:rPr>
-                <w:sz w:val="22"/>
-              </w:rPr>
-            </w:pPr>
-            <w:r>
-              <w:rPr>
-                <w:sz w:val="22"/>
+                <w:sz w:val="24"/>
+                <w:szCs w:val="24"/>
+              </w:rPr>
+            </w:pPr>
+            <w:r>
+              <w:rPr>
+                <w:sz w:val="24"/>
+                <w:szCs w:val="24"/>
               </w:rPr>
               <w:t>Логическая операция объединения</w:t>
             </w:r>
@@ -2161,12 +2192,14 @@
               <w:spacing w:line="240" w:lineRule="auto"/>
               <w:ind w:firstLine="0"/>
               <w:rPr>
-                <w:sz w:val="22"/>
-              </w:rPr>
-            </w:pPr>
-            <w:r>
-              <w:rPr>
-                <w:sz w:val="22"/>
+                <w:sz w:val="24"/>
+                <w:szCs w:val="24"/>
+              </w:rPr>
+            </w:pPr>
+            <w:r>
+              <w:rPr>
+                <w:sz w:val="24"/>
+                <w:szCs w:val="24"/>
               </w:rPr>
               <w:t>BoolIntersect</w:t>
             </w:r>
@@ -2183,12 +2216,14 @@
               <w:spacing w:line="240" w:lineRule="auto"/>
               <w:ind w:firstLine="0"/>
               <w:rPr>
-                <w:sz w:val="22"/>
-              </w:rPr>
-            </w:pPr>
-            <w:r>
-              <w:rPr>
-                <w:sz w:val="22"/>
+                <w:sz w:val="24"/>
+                <w:szCs w:val="24"/>
+              </w:rPr>
+            </w:pPr>
+            <w:r>
+              <w:rPr>
+                <w:sz w:val="24"/>
+                <w:szCs w:val="24"/>
               </w:rPr>
               <w:t>BooleanOperationType</w:t>
             </w:r>
@@ -2196,7 +2231,7 @@
         </w:tc>
         <w:tc>
           <w:tcPr>
-            <w:tcW w:w="4340" w:type="dxa"/>
+            <w:tcW w:w="4622" w:type="dxa"/>
             <w:vAlign w:val="bottom"/>
             <w:hideMark/>
           </w:tcPr>
@@ -2205,12 +2240,14 @@
               <w:spacing w:line="240" w:lineRule="auto"/>
               <w:ind w:firstLine="0"/>
               <w:rPr>
-                <w:sz w:val="22"/>
-              </w:rPr>
-            </w:pPr>
-            <w:r>
-              <w:rPr>
-                <w:sz w:val="22"/>
+                <w:sz w:val="24"/>
+                <w:szCs w:val="24"/>
+              </w:rPr>
+            </w:pPr>
+            <w:r>
+              <w:rPr>
+                <w:sz w:val="24"/>
+                <w:szCs w:val="24"/>
               </w:rPr>
               <w:t>Логическая операция пересечения</w:t>
             </w:r>
@@ -2229,12 +2266,14 @@
               <w:spacing w:line="240" w:lineRule="auto"/>
               <w:ind w:firstLine="0"/>
               <w:rPr>
-                <w:sz w:val="22"/>
-              </w:rPr>
-            </w:pPr>
-            <w:r>
-              <w:rPr>
-                <w:sz w:val="22"/>
+                <w:sz w:val="24"/>
+                <w:szCs w:val="24"/>
+              </w:rPr>
+            </w:pPr>
+            <w:r>
+              <w:rPr>
+                <w:sz w:val="24"/>
+                <w:szCs w:val="24"/>
               </w:rPr>
               <w:t>BoolSubtract</w:t>
             </w:r>
@@ -2251,12 +2290,14 @@
               <w:spacing w:line="240" w:lineRule="auto"/>
               <w:ind w:firstLine="0"/>
               <w:rPr>
-                <w:sz w:val="22"/>
-              </w:rPr>
-            </w:pPr>
-            <w:r>
-              <w:rPr>
-                <w:sz w:val="22"/>
+                <w:sz w:val="24"/>
+                <w:szCs w:val="24"/>
+              </w:rPr>
+            </w:pPr>
+            <w:r>
+              <w:rPr>
+                <w:sz w:val="24"/>
+                <w:szCs w:val="24"/>
               </w:rPr>
               <w:t>BooleanOperationType</w:t>
             </w:r>
@@ -2264,7 +2305,7 @@
         </w:tc>
         <w:tc>
           <w:tcPr>
-            <w:tcW w:w="4340" w:type="dxa"/>
+            <w:tcW w:w="4622" w:type="dxa"/>
             <w:vAlign w:val="bottom"/>
             <w:hideMark/>
           </w:tcPr>
@@ -2273,12 +2314,14 @@
               <w:spacing w:line="240" w:lineRule="auto"/>
               <w:ind w:firstLine="0"/>
               <w:rPr>
-                <w:sz w:val="22"/>
-              </w:rPr>
-            </w:pPr>
-            <w:r>
-              <w:rPr>
-                <w:sz w:val="22"/>
+                <w:sz w:val="24"/>
+                <w:szCs w:val="24"/>
+              </w:rPr>
+            </w:pPr>
+            <w:r>
+              <w:rPr>
+                <w:sz w:val="24"/>
+                <w:szCs w:val="24"/>
               </w:rPr>
               <w:t>Логическая операция вычитания (используется для создания отверстия)</w:t>
             </w:r>
@@ -2287,12 +2330,21 @@
       </w:tr>
     </w:tbl>
     <w:p/>
+    <w:p/>
+    <w:p>
+      <w:pPr>
+        <w:rPr>
+          <w:lang w:val="en-US"/>
+        </w:rPr>
+      </w:pPr>
+    </w:p>
     <w:p>
       <w:pPr>
         <w:spacing w:line="240" w:lineRule="auto"/>
         <w:ind w:firstLine="0"/>
       </w:pPr>
       <w:r>
+        <w:lastRenderedPageBreak/>
         <w:t xml:space="preserve">Таблица </w:t>
       </w:r>
       <w:r>
@@ -2357,12 +2409,14 @@
               <w:ind w:firstLine="0"/>
               <w:jc w:val="center"/>
               <w:rPr>
-                <w:sz w:val="22"/>
-              </w:rPr>
-            </w:pPr>
-            <w:r>
-              <w:rPr>
-                <w:sz w:val="22"/>
+                <w:sz w:val="24"/>
+                <w:szCs w:val="24"/>
+              </w:rPr>
+            </w:pPr>
+            <w:r>
+              <w:rPr>
+                <w:sz w:val="24"/>
+                <w:szCs w:val="24"/>
               </w:rPr>
               <w:t>Название</w:t>
             </w:r>
@@ -2381,12 +2435,14 @@
               <w:ind w:firstLine="0"/>
               <w:jc w:val="center"/>
               <w:rPr>
-                <w:sz w:val="22"/>
-              </w:rPr>
-            </w:pPr>
-            <w:r>
-              <w:rPr>
-                <w:sz w:val="22"/>
+                <w:sz w:val="24"/>
+                <w:szCs w:val="24"/>
+              </w:rPr>
+            </w:pPr>
+            <w:r>
+              <w:rPr>
+                <w:sz w:val="24"/>
+                <w:szCs w:val="24"/>
               </w:rPr>
               <w:t>Входные параметры</w:t>
             </w:r>
@@ -2405,12 +2461,14 @@
               <w:ind w:firstLine="0"/>
               <w:jc w:val="center"/>
               <w:rPr>
-                <w:sz w:val="22"/>
-              </w:rPr>
-            </w:pPr>
-            <w:r>
-              <w:rPr>
-                <w:sz w:val="22"/>
+                <w:sz w:val="24"/>
+                <w:szCs w:val="24"/>
+              </w:rPr>
+            </w:pPr>
+            <w:r>
+              <w:rPr>
+                <w:sz w:val="24"/>
+                <w:szCs w:val="24"/>
               </w:rPr>
               <w:t>Тип возвращаемых данных</w:t>
             </w:r>
@@ -2429,12 +2487,14 @@
               <w:ind w:firstLine="0"/>
               <w:jc w:val="center"/>
               <w:rPr>
-                <w:sz w:val="22"/>
-              </w:rPr>
-            </w:pPr>
-            <w:r>
-              <w:rPr>
-                <w:sz w:val="22"/>
+                <w:sz w:val="24"/>
+                <w:szCs w:val="24"/>
+              </w:rPr>
+            </w:pPr>
+            <w:r>
+              <w:rPr>
+                <w:sz w:val="24"/>
+                <w:szCs w:val="24"/>
               </w:rPr>
               <w:t>Описание</w:t>
             </w:r>
@@ -2453,12 +2513,14 @@
               <w:spacing w:line="240" w:lineRule="auto"/>
               <w:ind w:firstLine="0"/>
               <w:rPr>
-                <w:sz w:val="22"/>
-              </w:rPr>
-            </w:pPr>
-            <w:r>
-              <w:rPr>
-                <w:sz w:val="22"/>
+                <w:sz w:val="24"/>
+                <w:szCs w:val="24"/>
+              </w:rPr>
+            </w:pPr>
+            <w:r>
+              <w:rPr>
+                <w:sz w:val="24"/>
+                <w:szCs w:val="24"/>
               </w:rPr>
               <w:t>GetObject</w:t>
             </w:r>
@@ -2475,12 +2537,14 @@
               <w:spacing w:line="240" w:lineRule="auto"/>
               <w:ind w:firstLine="0"/>
               <w:rPr>
-                <w:sz w:val="22"/>
-              </w:rPr>
-            </w:pPr>
-            <w:r>
-              <w:rPr>
-                <w:sz w:val="22"/>
+                <w:sz w:val="24"/>
+                <w:szCs w:val="24"/>
+              </w:rPr>
+            </w:pPr>
+            <w:r>
+              <w:rPr>
+                <w:sz w:val="24"/>
+                <w:szCs w:val="24"/>
               </w:rPr>
               <w:t>(идентификатор объекта, режим открытия)</w:t>
             </w:r>
@@ -2497,12 +2561,14 @@
               <w:spacing w:line="240" w:lineRule="auto"/>
               <w:ind w:firstLine="0"/>
               <w:rPr>
-                <w:sz w:val="22"/>
-              </w:rPr>
-            </w:pPr>
-            <w:r>
-              <w:rPr>
-                <w:sz w:val="22"/>
+                <w:sz w:val="24"/>
+                <w:szCs w:val="24"/>
+              </w:rPr>
+            </w:pPr>
+            <w:r>
+              <w:rPr>
+                <w:sz w:val="24"/>
+                <w:szCs w:val="24"/>
               </w:rPr>
               <w:t>объект БД</w:t>
             </w:r>
@@ -2519,12 +2585,14 @@
               <w:spacing w:line="240" w:lineRule="auto"/>
               <w:ind w:firstLine="0"/>
               <w:rPr>
-                <w:sz w:val="22"/>
-              </w:rPr>
-            </w:pPr>
-            <w:r>
-              <w:rPr>
-                <w:sz w:val="22"/>
+                <w:sz w:val="24"/>
+                <w:szCs w:val="24"/>
+              </w:rPr>
+            </w:pPr>
+            <w:r>
+              <w:rPr>
+                <w:sz w:val="24"/>
+                <w:szCs w:val="24"/>
               </w:rPr>
               <w:t>Получение объекта БД чертежа по идентификатору (например, получение BlockTableRecord для добавления сущностей)</w:t>
             </w:r>
@@ -2543,14 +2611,15 @@
               <w:spacing w:line="240" w:lineRule="auto"/>
               <w:ind w:firstLine="0"/>
               <w:rPr>
-                <w:sz w:val="22"/>
-              </w:rPr>
-            </w:pPr>
-            <w:r>
-              <w:rPr>
-                <w:sz w:val="22"/>
-              </w:rPr>
-              <w:lastRenderedPageBreak/>
+                <w:sz w:val="24"/>
+                <w:szCs w:val="24"/>
+              </w:rPr>
+            </w:pPr>
+            <w:r>
+              <w:rPr>
+                <w:sz w:val="24"/>
+                <w:szCs w:val="24"/>
+              </w:rPr>
               <w:t>AddNewlyCreatedDBObject</w:t>
             </w:r>
           </w:p>
@@ -2566,12 +2635,14 @@
               <w:spacing w:line="240" w:lineRule="auto"/>
               <w:ind w:firstLine="0"/>
               <w:rPr>
-                <w:sz w:val="22"/>
-              </w:rPr>
-            </w:pPr>
-            <w:r>
-              <w:rPr>
-                <w:sz w:val="22"/>
+                <w:sz w:val="24"/>
+                <w:szCs w:val="24"/>
+              </w:rPr>
+            </w:pPr>
+            <w:r>
+              <w:rPr>
+                <w:sz w:val="24"/>
+                <w:szCs w:val="24"/>
               </w:rPr>
               <w:t>DBObject obj, bool add</w:t>
             </w:r>
@@ -2588,12 +2659,14 @@
               <w:spacing w:line="240" w:lineRule="auto"/>
               <w:ind w:firstLine="0"/>
               <w:rPr>
-                <w:sz w:val="22"/>
-              </w:rPr>
-            </w:pPr>
-            <w:r>
-              <w:rPr>
-                <w:sz w:val="22"/>
+                <w:sz w:val="24"/>
+                <w:szCs w:val="24"/>
+              </w:rPr>
+            </w:pPr>
+            <w:r>
+              <w:rPr>
+                <w:sz w:val="24"/>
+                <w:szCs w:val="24"/>
               </w:rPr>
               <w:t>void</w:t>
             </w:r>
@@ -2610,12 +2683,14 @@
               <w:spacing w:line="240" w:lineRule="auto"/>
               <w:ind w:firstLine="0"/>
               <w:rPr>
-                <w:sz w:val="22"/>
-              </w:rPr>
-            </w:pPr>
-            <w:r>
-              <w:rPr>
-                <w:sz w:val="22"/>
+                <w:sz w:val="24"/>
+                <w:szCs w:val="24"/>
+              </w:rPr>
+            </w:pPr>
+            <w:r>
+              <w:rPr>
+                <w:sz w:val="24"/>
+                <w:szCs w:val="24"/>
               </w:rPr>
               <w:t>Регистрирует вновь созданный объект в текущей транзакции</w:t>
             </w:r>
@@ -2634,12 +2709,14 @@
               <w:spacing w:line="240" w:lineRule="auto"/>
               <w:ind w:firstLine="0"/>
               <w:rPr>
-                <w:sz w:val="22"/>
-              </w:rPr>
-            </w:pPr>
-            <w:r>
-              <w:rPr>
-                <w:sz w:val="22"/>
+                <w:sz w:val="24"/>
+                <w:szCs w:val="24"/>
+              </w:rPr>
+            </w:pPr>
+            <w:r>
+              <w:rPr>
+                <w:sz w:val="24"/>
+                <w:szCs w:val="24"/>
               </w:rPr>
               <w:t>Commit</w:t>
             </w:r>
@@ -2656,12 +2733,14 @@
               <w:spacing w:line="240" w:lineRule="auto"/>
               <w:ind w:firstLine="0"/>
               <w:rPr>
-                <w:sz w:val="22"/>
-              </w:rPr>
-            </w:pPr>
-            <w:r>
-              <w:rPr>
-                <w:sz w:val="22"/>
+                <w:sz w:val="24"/>
+                <w:szCs w:val="24"/>
+              </w:rPr>
+            </w:pPr>
+            <w:r>
+              <w:rPr>
+                <w:sz w:val="24"/>
+                <w:szCs w:val="24"/>
               </w:rPr>
               <w:t>—</w:t>
             </w:r>
@@ -2678,12 +2757,14 @@
               <w:spacing w:line="240" w:lineRule="auto"/>
               <w:ind w:firstLine="0"/>
               <w:rPr>
-                <w:sz w:val="22"/>
-              </w:rPr>
-            </w:pPr>
-            <w:r>
-              <w:rPr>
-                <w:sz w:val="22"/>
+                <w:sz w:val="24"/>
+                <w:szCs w:val="24"/>
+              </w:rPr>
+            </w:pPr>
+            <w:r>
+              <w:rPr>
+                <w:sz w:val="24"/>
+                <w:szCs w:val="24"/>
               </w:rPr>
               <w:t>void</w:t>
             </w:r>
@@ -2700,12 +2781,14 @@
               <w:spacing w:line="240" w:lineRule="auto"/>
               <w:ind w:firstLine="0"/>
               <w:rPr>
-                <w:sz w:val="22"/>
-              </w:rPr>
-            </w:pPr>
-            <w:r>
-              <w:rPr>
-                <w:sz w:val="22"/>
+                <w:sz w:val="24"/>
+                <w:szCs w:val="24"/>
+              </w:rPr>
+            </w:pPr>
+            <w:r>
+              <w:rPr>
+                <w:sz w:val="24"/>
+                <w:szCs w:val="24"/>
               </w:rPr>
               <w:t>Фиксирует изменения и завершает транзакцию</w:t>
             </w:r>
@@ -2724,12 +2807,14 @@
               <w:spacing w:line="240" w:lineRule="auto"/>
               <w:ind w:firstLine="0"/>
               <w:rPr>
-                <w:sz w:val="22"/>
-              </w:rPr>
-            </w:pPr>
-            <w:r>
-              <w:rPr>
-                <w:sz w:val="22"/>
+                <w:sz w:val="24"/>
+                <w:szCs w:val="24"/>
+              </w:rPr>
+            </w:pPr>
+            <w:r>
+              <w:rPr>
+                <w:sz w:val="24"/>
+                <w:szCs w:val="24"/>
               </w:rPr>
               <w:t>Abort</w:t>
             </w:r>
@@ -2746,12 +2831,14 @@
               <w:spacing w:line="240" w:lineRule="auto"/>
               <w:ind w:firstLine="0"/>
               <w:rPr>
-                <w:sz w:val="22"/>
-              </w:rPr>
-            </w:pPr>
-            <w:r>
-              <w:rPr>
-                <w:sz w:val="22"/>
+                <w:sz w:val="24"/>
+                <w:szCs w:val="24"/>
+              </w:rPr>
+            </w:pPr>
+            <w:r>
+              <w:rPr>
+                <w:sz w:val="24"/>
+                <w:szCs w:val="24"/>
               </w:rPr>
               <w:t>—</w:t>
             </w:r>
@@ -2768,12 +2855,14 @@
               <w:spacing w:line="240" w:lineRule="auto"/>
               <w:ind w:firstLine="0"/>
               <w:rPr>
-                <w:sz w:val="22"/>
-              </w:rPr>
-            </w:pPr>
-            <w:r>
-              <w:rPr>
-                <w:sz w:val="22"/>
+                <w:sz w:val="24"/>
+                <w:szCs w:val="24"/>
+              </w:rPr>
+            </w:pPr>
+            <w:r>
+              <w:rPr>
+                <w:sz w:val="24"/>
+                <w:szCs w:val="24"/>
               </w:rPr>
               <w:t>void</w:t>
             </w:r>
@@ -2790,12 +2879,14 @@
               <w:spacing w:line="240" w:lineRule="auto"/>
               <w:ind w:firstLine="0"/>
               <w:rPr>
-                <w:sz w:val="22"/>
-              </w:rPr>
-            </w:pPr>
-            <w:r>
-              <w:rPr>
-                <w:sz w:val="22"/>
+                <w:sz w:val="24"/>
+                <w:szCs w:val="24"/>
+              </w:rPr>
+            </w:pPr>
+            <w:r>
+              <w:rPr>
+                <w:sz w:val="24"/>
+                <w:szCs w:val="24"/>
               </w:rPr>
               <w:t>Прерывает транзакцию без применения изменений</w:t>
             </w:r>
@@ -2867,12 +2958,14 @@
               <w:ind w:firstLine="0"/>
               <w:jc w:val="center"/>
               <w:rPr>
-                <w:sz w:val="22"/>
-              </w:rPr>
-            </w:pPr>
-            <w:r>
-              <w:rPr>
-                <w:sz w:val="22"/>
+                <w:sz w:val="24"/>
+                <w:szCs w:val="24"/>
+              </w:rPr>
+            </w:pPr>
+            <w:r>
+              <w:rPr>
+                <w:sz w:val="24"/>
+                <w:szCs w:val="24"/>
               </w:rPr>
               <w:t>Название</w:t>
             </w:r>
@@ -2891,12 +2984,14 @@
               <w:ind w:firstLine="0"/>
               <w:jc w:val="center"/>
               <w:rPr>
-                <w:sz w:val="22"/>
-              </w:rPr>
-            </w:pPr>
-            <w:r>
-              <w:rPr>
-                <w:sz w:val="22"/>
+                <w:sz w:val="24"/>
+                <w:szCs w:val="24"/>
+              </w:rPr>
+            </w:pPr>
+            <w:r>
+              <w:rPr>
+                <w:sz w:val="24"/>
+                <w:szCs w:val="24"/>
               </w:rPr>
               <w:t>Входные параметры</w:t>
             </w:r>
@@ -2915,12 +3010,14 @@
               <w:ind w:firstLine="0"/>
               <w:jc w:val="center"/>
               <w:rPr>
-                <w:sz w:val="22"/>
-              </w:rPr>
-            </w:pPr>
-            <w:r>
-              <w:rPr>
-                <w:sz w:val="22"/>
+                <w:sz w:val="24"/>
+                <w:szCs w:val="24"/>
+              </w:rPr>
+            </w:pPr>
+            <w:r>
+              <w:rPr>
+                <w:sz w:val="24"/>
+                <w:szCs w:val="24"/>
               </w:rPr>
               <w:t>Тип возвращаемых данных</w:t>
             </w:r>
@@ -2939,12 +3036,14 @@
               <w:ind w:firstLine="0"/>
               <w:jc w:val="center"/>
               <w:rPr>
-                <w:sz w:val="22"/>
-              </w:rPr>
-            </w:pPr>
-            <w:r>
-              <w:rPr>
-                <w:sz w:val="22"/>
+                <w:sz w:val="24"/>
+                <w:szCs w:val="24"/>
+              </w:rPr>
+            </w:pPr>
+            <w:r>
+              <w:rPr>
+                <w:sz w:val="24"/>
+                <w:szCs w:val="24"/>
               </w:rPr>
               <w:t>Описание</w:t>
             </w:r>
@@ -2963,12 +3062,14 @@
               <w:spacing w:line="240" w:lineRule="auto"/>
               <w:ind w:firstLine="0"/>
               <w:rPr>
-                <w:sz w:val="22"/>
-              </w:rPr>
-            </w:pPr>
-            <w:r>
-              <w:rPr>
-                <w:sz w:val="22"/>
+                <w:sz w:val="24"/>
+                <w:szCs w:val="24"/>
+              </w:rPr>
+            </w:pPr>
+            <w:r>
+              <w:rPr>
+                <w:sz w:val="24"/>
+                <w:szCs w:val="24"/>
               </w:rPr>
               <w:t>StartTransaction</w:t>
             </w:r>
@@ -2985,12 +3086,14 @@
               <w:spacing w:line="240" w:lineRule="auto"/>
               <w:ind w:firstLine="0"/>
               <w:rPr>
-                <w:sz w:val="22"/>
-              </w:rPr>
-            </w:pPr>
-            <w:r>
-              <w:rPr>
-                <w:sz w:val="22"/>
+                <w:sz w:val="24"/>
+                <w:szCs w:val="24"/>
+              </w:rPr>
+            </w:pPr>
+            <w:r>
+              <w:rPr>
+                <w:sz w:val="24"/>
+                <w:szCs w:val="24"/>
               </w:rPr>
               <w:t>—</w:t>
             </w:r>
@@ -3007,12 +3110,14 @@
               <w:spacing w:line="240" w:lineRule="auto"/>
               <w:ind w:firstLine="0"/>
               <w:rPr>
-                <w:sz w:val="22"/>
-              </w:rPr>
-            </w:pPr>
-            <w:r>
-              <w:rPr>
-                <w:sz w:val="22"/>
+                <w:sz w:val="24"/>
+                <w:szCs w:val="24"/>
+              </w:rPr>
+            </w:pPr>
+            <w:r>
+              <w:rPr>
+                <w:sz w:val="24"/>
+                <w:szCs w:val="24"/>
               </w:rPr>
               <w:t>Transaction</w:t>
             </w:r>
@@ -3029,12 +3134,14 @@
               <w:spacing w:line="240" w:lineRule="auto"/>
               <w:ind w:firstLine="0"/>
               <w:rPr>
-                <w:sz w:val="22"/>
-              </w:rPr>
-            </w:pPr>
-            <w:r>
-              <w:rPr>
-                <w:sz w:val="22"/>
+                <w:sz w:val="24"/>
+                <w:szCs w:val="24"/>
+              </w:rPr>
+            </w:pPr>
+            <w:r>
+              <w:rPr>
+                <w:sz w:val="24"/>
+                <w:szCs w:val="24"/>
               </w:rPr>
               <w:t>Запускает новую транзакцию для работы с БД чертежа</w:t>
             </w:r>
@@ -3053,12 +3160,14 @@
               <w:spacing w:line="240" w:lineRule="auto"/>
               <w:ind w:firstLine="0"/>
               <w:rPr>
-                <w:sz w:val="22"/>
-              </w:rPr>
-            </w:pPr>
-            <w:r>
-              <w:rPr>
-                <w:sz w:val="22"/>
+                <w:sz w:val="24"/>
+                <w:szCs w:val="24"/>
+              </w:rPr>
+            </w:pPr>
+            <w:r>
+              <w:rPr>
+                <w:sz w:val="24"/>
+                <w:szCs w:val="24"/>
               </w:rPr>
               <w:t>StartOpenCloseTransaction</w:t>
             </w:r>
@@ -3075,12 +3184,14 @@
               <w:spacing w:line="240" w:lineRule="auto"/>
               <w:ind w:firstLine="0"/>
               <w:rPr>
-                <w:sz w:val="22"/>
-              </w:rPr>
-            </w:pPr>
-            <w:r>
-              <w:rPr>
-                <w:sz w:val="22"/>
+                <w:sz w:val="24"/>
+                <w:szCs w:val="24"/>
+              </w:rPr>
+            </w:pPr>
+            <w:r>
+              <w:rPr>
+                <w:sz w:val="24"/>
+                <w:szCs w:val="24"/>
               </w:rPr>
               <w:t>—</w:t>
             </w:r>
@@ -3097,12 +3208,14 @@
               <w:spacing w:line="240" w:lineRule="auto"/>
               <w:ind w:firstLine="0"/>
               <w:rPr>
-                <w:sz w:val="22"/>
-              </w:rPr>
-            </w:pPr>
-            <w:r>
-              <w:rPr>
-                <w:sz w:val="22"/>
+                <w:sz w:val="24"/>
+                <w:szCs w:val="24"/>
+              </w:rPr>
+            </w:pPr>
+            <w:r>
+              <w:rPr>
+                <w:sz w:val="24"/>
+                <w:szCs w:val="24"/>
               </w:rPr>
               <w:t>OpenCloseTransaction</w:t>
             </w:r>
@@ -3119,12 +3232,14 @@
               <w:spacing w:line="240" w:lineRule="auto"/>
               <w:ind w:firstLine="0"/>
               <w:rPr>
-                <w:sz w:val="22"/>
-              </w:rPr>
-            </w:pPr>
-            <w:r>
-              <w:rPr>
-                <w:sz w:val="22"/>
+                <w:sz w:val="24"/>
+                <w:szCs w:val="24"/>
+              </w:rPr>
+            </w:pPr>
+            <w:r>
+              <w:rPr>
+                <w:sz w:val="24"/>
+                <w:szCs w:val="24"/>
               </w:rPr>
               <w:t>Запускает транзакцию типа open/close (используется в отдельных сценариях работы с БД)</w:t>
             </w:r>
@@ -3169,7 +3284,7 @@
       <w:tblGrid>
         <w:gridCol w:w="1555"/>
         <w:gridCol w:w="1275"/>
-        <w:gridCol w:w="1418"/>
+        <w:gridCol w:w="1529"/>
         <w:gridCol w:w="5103"/>
       </w:tblGrid>
       <w:tr>
@@ -3189,12 +3304,14 @@
               <w:ind w:firstLine="0"/>
               <w:jc w:val="center"/>
               <w:rPr>
-                <w:sz w:val="22"/>
-              </w:rPr>
-            </w:pPr>
-            <w:r>
-              <w:rPr>
-                <w:sz w:val="22"/>
+                <w:sz w:val="24"/>
+                <w:szCs w:val="24"/>
+              </w:rPr>
+            </w:pPr>
+            <w:r>
+              <w:rPr>
+                <w:sz w:val="24"/>
+                <w:szCs w:val="24"/>
               </w:rPr>
               <w:t>Название</w:t>
             </w:r>
@@ -3213,12 +3330,14 @@
               <w:ind w:firstLine="0"/>
               <w:jc w:val="center"/>
               <w:rPr>
-                <w:sz w:val="22"/>
-              </w:rPr>
-            </w:pPr>
-            <w:r>
-              <w:rPr>
-                <w:sz w:val="22"/>
+                <w:sz w:val="24"/>
+                <w:szCs w:val="24"/>
+              </w:rPr>
+            </w:pPr>
+            <w:r>
+              <w:rPr>
+                <w:sz w:val="24"/>
+                <w:szCs w:val="24"/>
               </w:rPr>
               <w:t>Входные параметры</w:t>
             </w:r>
@@ -3237,12 +3356,14 @@
               <w:ind w:firstLine="0"/>
               <w:jc w:val="center"/>
               <w:rPr>
-                <w:sz w:val="22"/>
-              </w:rPr>
-            </w:pPr>
-            <w:r>
-              <w:rPr>
-                <w:sz w:val="22"/>
+                <w:sz w:val="24"/>
+                <w:szCs w:val="24"/>
+              </w:rPr>
+            </w:pPr>
+            <w:r>
+              <w:rPr>
+                <w:sz w:val="24"/>
+                <w:szCs w:val="24"/>
               </w:rPr>
               <w:t>Тип возвращаемых данных</w:t>
             </w:r>
@@ -3261,12 +3382,14 @@
               <w:ind w:firstLine="0"/>
               <w:jc w:val="center"/>
               <w:rPr>
-                <w:sz w:val="22"/>
-              </w:rPr>
-            </w:pPr>
-            <w:r>
-              <w:rPr>
-                <w:sz w:val="22"/>
+                <w:sz w:val="24"/>
+                <w:szCs w:val="24"/>
+              </w:rPr>
+            </w:pPr>
+            <w:r>
+              <w:rPr>
+                <w:sz w:val="24"/>
+                <w:szCs w:val="24"/>
               </w:rPr>
               <w:t>Описание</w:t>
             </w:r>
@@ -3285,12 +3408,14 @@
               <w:spacing w:line="240" w:lineRule="auto"/>
               <w:ind w:firstLine="0"/>
               <w:rPr>
-                <w:sz w:val="22"/>
-              </w:rPr>
-            </w:pPr>
-            <w:r>
-              <w:rPr>
-                <w:sz w:val="22"/>
+                <w:sz w:val="24"/>
+                <w:szCs w:val="24"/>
+              </w:rPr>
+            </w:pPr>
+            <w:r>
+              <w:rPr>
+                <w:sz w:val="24"/>
+                <w:szCs w:val="24"/>
               </w:rPr>
               <w:t>AppendEntity</w:t>
             </w:r>
@@ -3307,12 +3432,14 @@
               <w:spacing w:line="240" w:lineRule="auto"/>
               <w:ind w:firstLine="0"/>
               <w:rPr>
-                <w:sz w:val="22"/>
-              </w:rPr>
-            </w:pPr>
-            <w:r>
-              <w:rPr>
-                <w:sz w:val="22"/>
+                <w:sz w:val="24"/>
+                <w:szCs w:val="24"/>
+              </w:rPr>
+            </w:pPr>
+            <w:r>
+              <w:rPr>
+                <w:sz w:val="24"/>
+                <w:szCs w:val="24"/>
               </w:rPr>
               <w:t>Entity entity</w:t>
             </w:r>
@@ -3329,12 +3456,14 @@
               <w:spacing w:line="240" w:lineRule="auto"/>
               <w:ind w:firstLine="0"/>
               <w:rPr>
-                <w:sz w:val="22"/>
-              </w:rPr>
-            </w:pPr>
-            <w:r>
-              <w:rPr>
-                <w:sz w:val="22"/>
+                <w:sz w:val="24"/>
+                <w:szCs w:val="24"/>
+              </w:rPr>
+            </w:pPr>
+            <w:r>
+              <w:rPr>
+                <w:sz w:val="24"/>
+                <w:szCs w:val="24"/>
               </w:rPr>
               <w:t>ObjectId</w:t>
             </w:r>
@@ -3351,12 +3480,14 @@
               <w:spacing w:line="240" w:lineRule="auto"/>
               <w:ind w:firstLine="0"/>
               <w:rPr>
-                <w:sz w:val="22"/>
-              </w:rPr>
-            </w:pPr>
-            <w:r>
-              <w:rPr>
-                <w:sz w:val="22"/>
+                <w:sz w:val="24"/>
+                <w:szCs w:val="24"/>
+              </w:rPr>
+            </w:pPr>
+            <w:r>
+              <w:rPr>
+                <w:sz w:val="24"/>
+                <w:szCs w:val="24"/>
               </w:rPr>
               <w:t>Добавляет примитив (сущность) в блок/пространство чертежа и возвращает его идентификатор</w:t>
             </w:r>
@@ -3377,8 +3508,73 @@
       </w:r>
     </w:p>
     <w:p/>
+    <w:p>
+      <w:r>
+        <w:t xml:space="preserve">В качестве аналога можно рассмотреть аддон Fasteners Workbench для FreeCAD </w:t>
+      </w:r>
+      <w:r>
+        <w:t>[1]</w:t>
+      </w:r>
+      <w:r>
+        <w:t>. Он предназначен для добавления в 3D</w:t>
+      </w:r>
+      <w:r>
+        <w:noBreakHyphen/>
+        <w:t xml:space="preserve">модель стандартных крепёжных изделий, включая шайбы, с возможностью параметрической настройки размеров через графический интерфейс. Пользователь выбирает </w:t>
+      </w:r>
+      <w:r>
+        <w:lastRenderedPageBreak/>
+        <w:t>тип изделия и типоразмер, после чего крепёж вставляется в модель и может быть изменён по параметрам.</w:t>
+      </w:r>
+    </w:p>
+    <w:p>
+      <w:r>
+        <w:t>Сходство с разрабатываемым плагином заключается в том, что оба решения автоматизируют получение 3D</w:t>
+      </w:r>
+      <w:r>
+        <w:noBreakHyphen/>
+        <w:t>геометрии шайбы по заданным параметрам. Отличие состоит в том, что Fasteners Workbench ориентирован на библиотеку стандартных изделий и их вставку, а разрабатываемый плагин для nanoCAD строит конкретную деталь “эксцентриковая шайба” алгоритмически и дополнительно выполняет проверку взаимозависимых параметров.</w:t>
+      </w:r>
+    </w:p>
+    <w:p>
+      <w:r>
+        <w:t xml:space="preserve">Рисунок 1.1 – </w:t>
+      </w:r>
+    </w:p>
     <w:p/>
-    <w:p/>
+    <w:p>
+      <w:r>
+        <w:t>В качестве ещё одного аналога можно привести библиотеку стандартных механических компонентов BricsCAD Mechanical</w:t>
+      </w:r>
+      <w:r>
+        <w:t xml:space="preserve"> [2]</w:t>
+      </w:r>
+      <w:r>
+        <w:t>. Данный инструмент предоставляет пользователю каталог типовых деталей (в том числе шайб) и позволяет добавлять их в проект с последующей параметрической настройкой размеров через интерфейс панели библиотеки/свойств.</w:t>
+      </w:r>
+    </w:p>
+    <w:p>
+      <w:r>
+        <w:t>Сходство с разрабатываемым плагином заключается в наличии параметрического подхода к получению модели шайбы. Отличие состоит в том, что BricsCAD Mechanical предоставляет готовые стандартные компоненты из библиотеки, тогда как разрабатываемый плагин для nanoCAD строит эксцентриковую шайбу по пяти параметрам и реализует проверки корректности, в том числе взаимосвязь параметров, определяющих допустимое смещение отверстия.</w:t>
+      </w:r>
+    </w:p>
+    <w:p>
+      <w:pPr>
+        <w:rPr>
+          <w:lang w:val="en-US"/>
+        </w:rPr>
+      </w:pPr>
+      <w:r>
+        <w:t xml:space="preserve">Рисунок 1.2 – </w:t>
+      </w:r>
+    </w:p>
+    <w:p>
+      <w:pPr>
+        <w:rPr>
+          <w:lang w:val="en-US"/>
+        </w:rPr>
+      </w:pPr>
+    </w:p>
     <w:p>
       <w:r>
         <w:br w:type="page"/>
@@ -3464,8 +3660,32 @@
       <w:bookmarkEnd w:id="1"/>
     </w:p>
     <w:p/>
-    <w:p/>
-    <w:p/>
+    <w:p>
+      <w:pPr>
+        <w:rPr>
+          <w:lang w:val="en-US"/>
+        </w:rPr>
+      </w:pPr>
+      <w:r>
+        <w:rPr>
+          <w:lang w:val="en-US"/>
+        </w:rPr>
+        <w:t xml:space="preserve">1. </w:t>
+      </w:r>
+    </w:p>
+    <w:p>
+      <w:pPr>
+        <w:rPr>
+          <w:lang w:val="en-US"/>
+        </w:rPr>
+      </w:pPr>
+      <w:r>
+        <w:rPr>
+          <w:lang w:val="en-US"/>
+        </w:rPr>
+        <w:t xml:space="preserve">2. </w:t>
+      </w:r>
+    </w:p>
     <w:sectPr>
       <w:footerReference w:type="default" r:id="rId8"/>
       <w:footerReference w:type="first" r:id="rId9"/>

--- a/docs/SystProj.docx
+++ b/docs/SystProj.docx
@@ -313,7 +313,7 @@
           <w:rFonts w:eastAsia="Calibri"/>
           <w:szCs w:val="28"/>
         </w:rPr>
-        <w:t xml:space="preserve">ПОЯСНИТЕЛЬНАЯ ЗАПИСКА </w:t>
+        <w:t>ПРОЕКТ СИСТЕМЫ</w:t>
       </w:r>
     </w:p>
     <w:p>
@@ -724,9 +724,703 @@
         <w:br w:type="page"/>
       </w:r>
     </w:p>
+    <w:p>
+      <w:pPr>
+        <w:pStyle w:val="TOC1"/>
+        <w:rPr>
+          <w:b/>
+          <w:bCs/>
+        </w:rPr>
+      </w:pPr>
+      <w:r>
+        <w:rPr>
+          <w:b/>
+          <w:bCs/>
+        </w:rPr>
+        <w:lastRenderedPageBreak/>
+        <w:t>Содержание</w:t>
+      </w:r>
+    </w:p>
     <w:p/>
-    <w:p/>
-    <w:p/>
+    <w:p>
+      <w:pPr>
+        <w:pStyle w:val="TOC1"/>
+        <w:rPr>
+          <w:rFonts w:asciiTheme="minorHAnsi" w:eastAsiaTheme="minorEastAsia" w:hAnsiTheme="minorHAnsi" w:cstheme="minorBidi"/>
+          <w:noProof/>
+          <w:kern w:val="2"/>
+          <w:sz w:val="24"/>
+          <w:szCs w:val="24"/>
+          <w:lang w:eastAsia="ru-RU"/>
+          <w14:ligatures w14:val="standardContextual"/>
+        </w:rPr>
+      </w:pPr>
+      <w:r>
+        <w:fldChar w:fldCharType="begin"/>
+      </w:r>
+      <w:r>
+        <w:instrText xml:space="preserve"> TOC \o "1-2" \h \z \u </w:instrText>
+      </w:r>
+      <w:r>
+        <w:fldChar w:fldCharType="separate"/>
+      </w:r>
+      <w:hyperlink w:anchor="_Toc241009928" w:history="1">
+        <w:r>
+          <w:rPr>
+            <w:rStyle w:val="Hyperlink"/>
+            <w:noProof/>
+          </w:rPr>
+          <w:t>1 ОПИСАНИЕ САПР</w:t>
+        </w:r>
+        <w:r>
+          <w:rPr>
+            <w:noProof/>
+            <w:webHidden/>
+          </w:rPr>
+          <w:tab/>
+        </w:r>
+        <w:r>
+          <w:rPr>
+            <w:noProof/>
+            <w:webHidden/>
+          </w:rPr>
+          <w:fldChar w:fldCharType="begin"/>
+        </w:r>
+        <w:r>
+          <w:rPr>
+            <w:noProof/>
+            <w:webHidden/>
+          </w:rPr>
+          <w:instrText xml:space="preserve"> PAGEREF _Toc241009928 \h </w:instrText>
+        </w:r>
+        <w:r>
+          <w:rPr>
+            <w:noProof/>
+            <w:webHidden/>
+          </w:rPr>
+        </w:r>
+        <w:r>
+          <w:rPr>
+            <w:noProof/>
+            <w:webHidden/>
+          </w:rPr>
+          <w:fldChar w:fldCharType="separate"/>
+        </w:r>
+        <w:r>
+          <w:rPr>
+            <w:noProof/>
+            <w:webHidden/>
+          </w:rPr>
+          <w:t>3</w:t>
+        </w:r>
+        <w:r>
+          <w:rPr>
+            <w:noProof/>
+            <w:webHidden/>
+          </w:rPr>
+          <w:fldChar w:fldCharType="end"/>
+        </w:r>
+      </w:hyperlink>
+    </w:p>
+    <w:p>
+      <w:pPr>
+        <w:pStyle w:val="TOC2"/>
+        <w:tabs>
+          <w:tab w:val="right" w:leader="dot" w:pos="9345"/>
+        </w:tabs>
+        <w:rPr>
+          <w:rFonts w:asciiTheme="minorHAnsi" w:eastAsiaTheme="minorEastAsia" w:hAnsiTheme="minorHAnsi" w:cstheme="minorBidi"/>
+          <w:noProof/>
+          <w:kern w:val="2"/>
+          <w:sz w:val="24"/>
+          <w:szCs w:val="24"/>
+          <w:lang w:eastAsia="ru-RU"/>
+          <w14:ligatures w14:val="standardContextual"/>
+        </w:rPr>
+      </w:pPr>
+      <w:hyperlink w:anchor="_Toc241009929" w:history="1">
+        <w:r>
+          <w:rPr>
+            <w:rStyle w:val="Hyperlink"/>
+            <w:noProof/>
+          </w:rPr>
+          <w:t>1.1 Информация о выбранной САПР</w:t>
+        </w:r>
+        <w:r>
+          <w:rPr>
+            <w:noProof/>
+            <w:webHidden/>
+          </w:rPr>
+          <w:tab/>
+        </w:r>
+        <w:r>
+          <w:rPr>
+            <w:noProof/>
+            <w:webHidden/>
+          </w:rPr>
+          <w:fldChar w:fldCharType="begin"/>
+        </w:r>
+        <w:r>
+          <w:rPr>
+            <w:noProof/>
+            <w:webHidden/>
+          </w:rPr>
+          <w:instrText xml:space="preserve"> PAGEREF _Toc241009929 \h </w:instrText>
+        </w:r>
+        <w:r>
+          <w:rPr>
+            <w:noProof/>
+            <w:webHidden/>
+          </w:rPr>
+        </w:r>
+        <w:r>
+          <w:rPr>
+            <w:noProof/>
+            <w:webHidden/>
+          </w:rPr>
+          <w:fldChar w:fldCharType="separate"/>
+        </w:r>
+        <w:r>
+          <w:rPr>
+            <w:noProof/>
+            <w:webHidden/>
+          </w:rPr>
+          <w:t>3</w:t>
+        </w:r>
+        <w:r>
+          <w:rPr>
+            <w:noProof/>
+            <w:webHidden/>
+          </w:rPr>
+          <w:fldChar w:fldCharType="end"/>
+        </w:r>
+      </w:hyperlink>
+    </w:p>
+    <w:p>
+      <w:pPr>
+        <w:pStyle w:val="TOC2"/>
+        <w:tabs>
+          <w:tab w:val="right" w:leader="dot" w:pos="9345"/>
+        </w:tabs>
+        <w:rPr>
+          <w:rFonts w:asciiTheme="minorHAnsi" w:eastAsiaTheme="minorEastAsia" w:hAnsiTheme="minorHAnsi" w:cstheme="minorBidi"/>
+          <w:noProof/>
+          <w:kern w:val="2"/>
+          <w:sz w:val="24"/>
+          <w:szCs w:val="24"/>
+          <w:lang w:eastAsia="ru-RU"/>
+          <w14:ligatures w14:val="standardContextual"/>
+        </w:rPr>
+      </w:pPr>
+      <w:hyperlink w:anchor="_Toc241009930" w:history="1">
+        <w:r>
+          <w:rPr>
+            <w:rStyle w:val="Hyperlink"/>
+            <w:noProof/>
+          </w:rPr>
+          <w:t xml:space="preserve">1.2 Описание </w:t>
+        </w:r>
+        <w:r>
+          <w:rPr>
+            <w:rStyle w:val="Hyperlink"/>
+            <w:noProof/>
+            <w:lang w:val="en-US"/>
+          </w:rPr>
+          <w:t>API</w:t>
+        </w:r>
+        <w:r>
+          <w:rPr>
+            <w:noProof/>
+            <w:webHidden/>
+          </w:rPr>
+          <w:tab/>
+        </w:r>
+        <w:r>
+          <w:rPr>
+            <w:noProof/>
+            <w:webHidden/>
+          </w:rPr>
+          <w:fldChar w:fldCharType="begin"/>
+        </w:r>
+        <w:r>
+          <w:rPr>
+            <w:noProof/>
+            <w:webHidden/>
+          </w:rPr>
+          <w:instrText xml:space="preserve"> PAGEREF _Toc241009930 \h </w:instrText>
+        </w:r>
+        <w:r>
+          <w:rPr>
+            <w:noProof/>
+            <w:webHidden/>
+          </w:rPr>
+        </w:r>
+        <w:r>
+          <w:rPr>
+            <w:noProof/>
+            <w:webHidden/>
+          </w:rPr>
+          <w:fldChar w:fldCharType="separate"/>
+        </w:r>
+        <w:r>
+          <w:rPr>
+            <w:noProof/>
+            <w:webHidden/>
+          </w:rPr>
+          <w:t>4</w:t>
+        </w:r>
+        <w:r>
+          <w:rPr>
+            <w:noProof/>
+            <w:webHidden/>
+          </w:rPr>
+          <w:fldChar w:fldCharType="end"/>
+        </w:r>
+      </w:hyperlink>
+    </w:p>
+    <w:p>
+      <w:pPr>
+        <w:pStyle w:val="TOC2"/>
+        <w:tabs>
+          <w:tab w:val="right" w:leader="dot" w:pos="9345"/>
+        </w:tabs>
+        <w:rPr>
+          <w:rFonts w:asciiTheme="minorHAnsi" w:eastAsiaTheme="minorEastAsia" w:hAnsiTheme="minorHAnsi" w:cstheme="minorBidi"/>
+          <w:noProof/>
+          <w:kern w:val="2"/>
+          <w:sz w:val="24"/>
+          <w:szCs w:val="24"/>
+          <w:lang w:eastAsia="ru-RU"/>
+          <w14:ligatures w14:val="standardContextual"/>
+        </w:rPr>
+      </w:pPr>
+      <w:hyperlink w:anchor="_Toc241009931" w:history="1">
+        <w:r>
+          <w:rPr>
+            <w:rStyle w:val="Hyperlink"/>
+            <w:noProof/>
+          </w:rPr>
+          <w:t>1.3 Обзор аналогов плагина</w:t>
+        </w:r>
+        <w:r>
+          <w:rPr>
+            <w:noProof/>
+            <w:webHidden/>
+          </w:rPr>
+          <w:tab/>
+        </w:r>
+        <w:r>
+          <w:rPr>
+            <w:noProof/>
+            <w:webHidden/>
+          </w:rPr>
+          <w:fldChar w:fldCharType="begin"/>
+        </w:r>
+        <w:r>
+          <w:rPr>
+            <w:noProof/>
+            <w:webHidden/>
+          </w:rPr>
+          <w:instrText xml:space="preserve"> PAGEREF _Toc241009931 \h </w:instrText>
+        </w:r>
+        <w:r>
+          <w:rPr>
+            <w:noProof/>
+            <w:webHidden/>
+          </w:rPr>
+        </w:r>
+        <w:r>
+          <w:rPr>
+            <w:noProof/>
+            <w:webHidden/>
+          </w:rPr>
+          <w:fldChar w:fldCharType="separate"/>
+        </w:r>
+        <w:r>
+          <w:rPr>
+            <w:noProof/>
+            <w:webHidden/>
+          </w:rPr>
+          <w:t>7</w:t>
+        </w:r>
+        <w:r>
+          <w:rPr>
+            <w:noProof/>
+            <w:webHidden/>
+          </w:rPr>
+          <w:fldChar w:fldCharType="end"/>
+        </w:r>
+      </w:hyperlink>
+    </w:p>
+    <w:p>
+      <w:pPr>
+        <w:pStyle w:val="TOC1"/>
+        <w:rPr>
+          <w:rFonts w:asciiTheme="minorHAnsi" w:eastAsiaTheme="minorEastAsia" w:hAnsiTheme="minorHAnsi" w:cstheme="minorBidi"/>
+          <w:noProof/>
+          <w:kern w:val="2"/>
+          <w:sz w:val="24"/>
+          <w:szCs w:val="24"/>
+          <w:lang w:eastAsia="ru-RU"/>
+          <w14:ligatures w14:val="standardContextual"/>
+        </w:rPr>
+      </w:pPr>
+      <w:hyperlink w:anchor="_Toc241009932" w:history="1">
+        <w:r>
+          <w:rPr>
+            <w:rStyle w:val="Hyperlink"/>
+            <w:noProof/>
+          </w:rPr>
+          <w:t>2 ОПИСАНИЕ ПРЕДМЕТА ПРОЕКТИРОВАНИЯ</w:t>
+        </w:r>
+        <w:r>
+          <w:rPr>
+            <w:noProof/>
+            <w:webHidden/>
+          </w:rPr>
+          <w:tab/>
+        </w:r>
+        <w:r>
+          <w:rPr>
+            <w:noProof/>
+            <w:webHidden/>
+          </w:rPr>
+          <w:fldChar w:fldCharType="begin"/>
+        </w:r>
+        <w:r>
+          <w:rPr>
+            <w:noProof/>
+            <w:webHidden/>
+          </w:rPr>
+          <w:instrText xml:space="preserve"> PAGEREF _Toc241009932 \h </w:instrText>
+        </w:r>
+        <w:r>
+          <w:rPr>
+            <w:noProof/>
+            <w:webHidden/>
+          </w:rPr>
+        </w:r>
+        <w:r>
+          <w:rPr>
+            <w:noProof/>
+            <w:webHidden/>
+          </w:rPr>
+          <w:fldChar w:fldCharType="separate"/>
+        </w:r>
+        <w:r>
+          <w:rPr>
+            <w:noProof/>
+            <w:webHidden/>
+          </w:rPr>
+          <w:t>10</w:t>
+        </w:r>
+        <w:r>
+          <w:rPr>
+            <w:noProof/>
+            <w:webHidden/>
+          </w:rPr>
+          <w:fldChar w:fldCharType="end"/>
+        </w:r>
+      </w:hyperlink>
+    </w:p>
+    <w:p>
+      <w:pPr>
+        <w:pStyle w:val="TOC1"/>
+        <w:rPr>
+          <w:rFonts w:asciiTheme="minorHAnsi" w:eastAsiaTheme="minorEastAsia" w:hAnsiTheme="minorHAnsi" w:cstheme="minorBidi"/>
+          <w:noProof/>
+          <w:kern w:val="2"/>
+          <w:sz w:val="24"/>
+          <w:szCs w:val="24"/>
+          <w:lang w:eastAsia="ru-RU"/>
+          <w14:ligatures w14:val="standardContextual"/>
+        </w:rPr>
+      </w:pPr>
+      <w:hyperlink w:anchor="_Toc241009933" w:history="1">
+        <w:r>
+          <w:rPr>
+            <w:rStyle w:val="Hyperlink"/>
+            <w:noProof/>
+          </w:rPr>
+          <w:t>3 ПРОЕКТ СИСТЕМЫ</w:t>
+        </w:r>
+        <w:r>
+          <w:rPr>
+            <w:noProof/>
+            <w:webHidden/>
+          </w:rPr>
+          <w:tab/>
+        </w:r>
+        <w:r>
+          <w:rPr>
+            <w:noProof/>
+            <w:webHidden/>
+          </w:rPr>
+          <w:fldChar w:fldCharType="begin"/>
+        </w:r>
+        <w:r>
+          <w:rPr>
+            <w:noProof/>
+            <w:webHidden/>
+          </w:rPr>
+          <w:instrText xml:space="preserve"> PAGEREF _Toc241009933 \h </w:instrText>
+        </w:r>
+        <w:r>
+          <w:rPr>
+            <w:noProof/>
+            <w:webHidden/>
+          </w:rPr>
+        </w:r>
+        <w:r>
+          <w:rPr>
+            <w:noProof/>
+            <w:webHidden/>
+          </w:rPr>
+          <w:fldChar w:fldCharType="separate"/>
+        </w:r>
+        <w:r>
+          <w:rPr>
+            <w:noProof/>
+            <w:webHidden/>
+          </w:rPr>
+          <w:t>12</w:t>
+        </w:r>
+        <w:r>
+          <w:rPr>
+            <w:noProof/>
+            <w:webHidden/>
+          </w:rPr>
+          <w:fldChar w:fldCharType="end"/>
+        </w:r>
+      </w:hyperlink>
+    </w:p>
+    <w:p>
+      <w:pPr>
+        <w:pStyle w:val="TOC2"/>
+        <w:tabs>
+          <w:tab w:val="right" w:leader="dot" w:pos="9345"/>
+        </w:tabs>
+        <w:rPr>
+          <w:rFonts w:asciiTheme="minorHAnsi" w:eastAsiaTheme="minorEastAsia" w:hAnsiTheme="minorHAnsi" w:cstheme="minorBidi"/>
+          <w:noProof/>
+          <w:kern w:val="2"/>
+          <w:sz w:val="24"/>
+          <w:szCs w:val="24"/>
+          <w:lang w:eastAsia="ru-RU"/>
+          <w14:ligatures w14:val="standardContextual"/>
+        </w:rPr>
+      </w:pPr>
+      <w:hyperlink w:anchor="_Toc241009934" w:history="1">
+        <w:r>
+          <w:rPr>
+            <w:rStyle w:val="Hyperlink"/>
+            <w:noProof/>
+          </w:rPr>
+          <w:t>3.1 Диаграмма классов</w:t>
+        </w:r>
+        <w:r>
+          <w:rPr>
+            <w:noProof/>
+            <w:webHidden/>
+          </w:rPr>
+          <w:tab/>
+        </w:r>
+        <w:r>
+          <w:rPr>
+            <w:noProof/>
+            <w:webHidden/>
+          </w:rPr>
+          <w:fldChar w:fldCharType="begin"/>
+        </w:r>
+        <w:r>
+          <w:rPr>
+            <w:noProof/>
+            <w:webHidden/>
+          </w:rPr>
+          <w:instrText xml:space="preserve"> PAGEREF _Toc241009934 \h </w:instrText>
+        </w:r>
+        <w:r>
+          <w:rPr>
+            <w:noProof/>
+            <w:webHidden/>
+          </w:rPr>
+        </w:r>
+        <w:r>
+          <w:rPr>
+            <w:noProof/>
+            <w:webHidden/>
+          </w:rPr>
+          <w:fldChar w:fldCharType="separate"/>
+        </w:r>
+        <w:r>
+          <w:rPr>
+            <w:noProof/>
+            <w:webHidden/>
+          </w:rPr>
+          <w:t>12</w:t>
+        </w:r>
+        <w:r>
+          <w:rPr>
+            <w:noProof/>
+            <w:webHidden/>
+          </w:rPr>
+          <w:fldChar w:fldCharType="end"/>
+        </w:r>
+      </w:hyperlink>
+    </w:p>
+    <w:p>
+      <w:pPr>
+        <w:pStyle w:val="TOC2"/>
+        <w:tabs>
+          <w:tab w:val="right" w:leader="dot" w:pos="9345"/>
+        </w:tabs>
+        <w:rPr>
+          <w:rFonts w:asciiTheme="minorHAnsi" w:eastAsiaTheme="minorEastAsia" w:hAnsiTheme="minorHAnsi" w:cstheme="minorBidi"/>
+          <w:noProof/>
+          <w:kern w:val="2"/>
+          <w:sz w:val="24"/>
+          <w:szCs w:val="24"/>
+          <w:lang w:eastAsia="ru-RU"/>
+          <w14:ligatures w14:val="standardContextual"/>
+        </w:rPr>
+      </w:pPr>
+      <w:hyperlink w:anchor="_Toc241009935" w:history="1">
+        <w:r>
+          <w:rPr>
+            <w:rStyle w:val="Hyperlink"/>
+            <w:noProof/>
+          </w:rPr>
+          <w:t>3.2 Макеты пользовательского интерфейса</w:t>
+        </w:r>
+        <w:r>
+          <w:rPr>
+            <w:noProof/>
+            <w:webHidden/>
+          </w:rPr>
+          <w:tab/>
+        </w:r>
+        <w:r>
+          <w:rPr>
+            <w:noProof/>
+            <w:webHidden/>
+          </w:rPr>
+          <w:fldChar w:fldCharType="begin"/>
+        </w:r>
+        <w:r>
+          <w:rPr>
+            <w:noProof/>
+            <w:webHidden/>
+          </w:rPr>
+          <w:instrText xml:space="preserve"> PAGEREF _Toc241009935 \h </w:instrText>
+        </w:r>
+        <w:r>
+          <w:rPr>
+            <w:noProof/>
+            <w:webHidden/>
+          </w:rPr>
+        </w:r>
+        <w:r>
+          <w:rPr>
+            <w:noProof/>
+            <w:webHidden/>
+          </w:rPr>
+          <w:fldChar w:fldCharType="separate"/>
+        </w:r>
+        <w:r>
+          <w:rPr>
+            <w:noProof/>
+            <w:webHidden/>
+          </w:rPr>
+          <w:t>15</w:t>
+        </w:r>
+        <w:r>
+          <w:rPr>
+            <w:noProof/>
+            <w:webHidden/>
+          </w:rPr>
+          <w:fldChar w:fldCharType="end"/>
+        </w:r>
+      </w:hyperlink>
+    </w:p>
+    <w:p>
+      <w:pPr>
+        <w:pStyle w:val="TOC1"/>
+        <w:rPr>
+          <w:rFonts w:asciiTheme="minorHAnsi" w:eastAsiaTheme="minorEastAsia" w:hAnsiTheme="minorHAnsi" w:cstheme="minorBidi"/>
+          <w:noProof/>
+          <w:kern w:val="2"/>
+          <w:sz w:val="24"/>
+          <w:szCs w:val="24"/>
+          <w:lang w:eastAsia="ru-RU"/>
+          <w14:ligatures w14:val="standardContextual"/>
+        </w:rPr>
+      </w:pPr>
+      <w:hyperlink w:anchor="_Toc241009936" w:history="1">
+        <w:r>
+          <w:rPr>
+            <w:rStyle w:val="Hyperlink"/>
+            <w:noProof/>
+          </w:rPr>
+          <w:t>СПИСОК ИСПОЛЬЗУЕМЫХ ИСТОЧНИКОВ</w:t>
+        </w:r>
+        <w:r>
+          <w:rPr>
+            <w:noProof/>
+            <w:webHidden/>
+          </w:rPr>
+          <w:tab/>
+        </w:r>
+        <w:r>
+          <w:rPr>
+            <w:noProof/>
+            <w:webHidden/>
+          </w:rPr>
+          <w:fldChar w:fldCharType="begin"/>
+        </w:r>
+        <w:r>
+          <w:rPr>
+            <w:noProof/>
+            <w:webHidden/>
+          </w:rPr>
+          <w:instrText xml:space="preserve"> PAGEREF _Toc241009936 \h </w:instrText>
+        </w:r>
+        <w:r>
+          <w:rPr>
+            <w:noProof/>
+            <w:webHidden/>
+          </w:rPr>
+        </w:r>
+        <w:r>
+          <w:rPr>
+            <w:noProof/>
+            <w:webHidden/>
+          </w:rPr>
+          <w:fldChar w:fldCharType="separate"/>
+        </w:r>
+        <w:r>
+          <w:rPr>
+            <w:noProof/>
+            <w:webHidden/>
+          </w:rPr>
+          <w:t>17</w:t>
+        </w:r>
+        <w:r>
+          <w:rPr>
+            <w:noProof/>
+            <w:webHidden/>
+          </w:rPr>
+          <w:fldChar w:fldCharType="end"/>
+        </w:r>
+      </w:hyperlink>
+    </w:p>
+    <w:p>
+      <w:pPr>
+        <w:ind w:firstLine="0"/>
+      </w:pPr>
+      <w:r>
+        <w:fldChar w:fldCharType="end"/>
+      </w:r>
+    </w:p>
     <w:p>
       <w:r>
         <w:br w:type="page"/>
@@ -736,16 +1430,19 @@
       <w:pPr>
         <w:pStyle w:val="Heading1"/>
       </w:pPr>
+      <w:bookmarkStart w:id="0" w:name="_Toc241009928"/>
       <w:r>
         <w:lastRenderedPageBreak/>
         <w:t>1 ОПИСАНИЕ САПР</w:t>
       </w:r>
+      <w:bookmarkEnd w:id="0"/>
     </w:p>
     <w:p/>
     <w:p>
       <w:pPr>
         <w:pStyle w:val="Heading2"/>
       </w:pPr>
+      <w:bookmarkStart w:id="1" w:name="_Toc241009929"/>
       <w:r>
         <w:t xml:space="preserve">1.1 Информация о </w:t>
       </w:r>
@@ -755,6 +1452,7 @@
       <w:r>
         <w:t xml:space="preserve"> САПР</w:t>
       </w:r>
+      <w:bookmarkEnd w:id="1"/>
     </w:p>
     <w:p/>
     <w:p>
@@ -811,7 +1509,10 @@
       </w:r>
       <w:r>
         <w:noBreakHyphen/>
-        <w:t>САПР, имеющая схожую модель работы (документ/чертёж, команды, слои, объектная база чертежа) и развитые средства расширения.</w:t>
+        <w:t>САПР, имеющая схожую модель работы (документ/чертёж, команды, слои, объектная база чертежа) и развитые средства расширения</w:t>
+      </w:r>
+      <w:r>
+        <w:t>;</w:t>
       </w:r>
     </w:p>
     <w:p>
@@ -887,7 +1588,13 @@
         <w:ind w:left="0" w:firstLine="709"/>
       </w:pPr>
       <w:r>
-        <w:t>Доступность: имеется возможность использования учебной лицензии.</w:t>
+        <w:t>д</w:t>
+      </w:r>
+      <w:r>
+        <w:t>оступность: имеется возможность использования учебной лицензии</w:t>
+      </w:r>
+      <w:r>
+        <w:t>;</w:t>
       </w:r>
     </w:p>
     <w:p>
@@ -899,7 +1606,13 @@
         <w:ind w:left="0" w:firstLine="709"/>
       </w:pPr>
       <w:r>
-        <w:t>Поддержка расширения через API: nanoCAD предоставляет SDK и средства разработки плагинов, что соответствует цели лабораторных работ (создание программного расширения САПР).</w:t>
+        <w:t>п</w:t>
+      </w:r>
+      <w:r>
+        <w:t>оддержка расширения через API: nanoCAD предоставляет SDK и средства разработки плагинов, что соответствует цели лабораторных работ (создание программного расширения САПР)</w:t>
+      </w:r>
+      <w:r>
+        <w:t>;</w:t>
       </w:r>
     </w:p>
     <w:p>
@@ -911,7 +1624,10 @@
         <w:ind w:left="0" w:firstLine="709"/>
       </w:pPr>
       <w:r>
-        <w:t>Поддержка C# и платформы .NET: разработка плагина на C# упрощает реализацию пользовательского интерфейса и бизнес</w:t>
+        <w:t>п</w:t>
+      </w:r>
+      <w:r>
+        <w:t>оддержка C# и платформы .NET: разработка плагина на C# упрощает реализацию пользовательского интерфейса и бизнес</w:t>
       </w:r>
       <w:r>
         <w:noBreakHyphen/>
@@ -923,6 +1639,7 @@
       <w:pPr>
         <w:pStyle w:val="Heading2"/>
       </w:pPr>
+      <w:bookmarkStart w:id="2" w:name="_Toc241009930"/>
       <w:r>
         <w:t xml:space="preserve">1.2 Описание </w:t>
       </w:r>
@@ -932,6 +1649,7 @@
         </w:rPr>
         <w:t>API</w:t>
       </w:r>
+      <w:bookmarkEnd w:id="2"/>
     </w:p>
     <w:p/>
     <w:p>
@@ -1278,7 +1996,7 @@
         <w:tc>
           <w:tcPr>
             <w:tcW w:w="3983" w:type="dxa"/>
-            <w:vAlign w:val="bottom"/>
+            <w:vAlign w:val="center"/>
             <w:hideMark/>
           </w:tcPr>
           <w:p>
@@ -1302,7 +2020,7 @@
         <w:tc>
           <w:tcPr>
             <w:tcW w:w="2016" w:type="dxa"/>
-            <w:vAlign w:val="bottom"/>
+            <w:vAlign w:val="center"/>
             <w:hideMark/>
           </w:tcPr>
           <w:p>
@@ -1326,7 +2044,7 @@
         <w:tc>
           <w:tcPr>
             <w:tcW w:w="3352" w:type="dxa"/>
-            <w:vAlign w:val="bottom"/>
+            <w:vAlign w:val="center"/>
             <w:hideMark/>
           </w:tcPr>
           <w:p>
@@ -1352,7 +2070,7 @@
         <w:tc>
           <w:tcPr>
             <w:tcW w:w="3983" w:type="dxa"/>
-            <w:vAlign w:val="bottom"/>
+            <w:vAlign w:val="center"/>
             <w:hideMark/>
           </w:tcPr>
           <w:p>
@@ -1376,7 +2094,7 @@
         <w:tc>
           <w:tcPr>
             <w:tcW w:w="2016" w:type="dxa"/>
-            <w:vAlign w:val="bottom"/>
+            <w:vAlign w:val="center"/>
             <w:hideMark/>
           </w:tcPr>
           <w:p>
@@ -1400,7 +2118,7 @@
         <w:tc>
           <w:tcPr>
             <w:tcW w:w="3352" w:type="dxa"/>
-            <w:vAlign w:val="bottom"/>
+            <w:vAlign w:val="center"/>
             <w:hideMark/>
           </w:tcPr>
           <w:p>
@@ -1426,7 +2144,7 @@
         <w:tc>
           <w:tcPr>
             <w:tcW w:w="3983" w:type="dxa"/>
-            <w:vAlign w:val="bottom"/>
+            <w:vAlign w:val="center"/>
             <w:hideMark/>
           </w:tcPr>
           <w:p>
@@ -1450,7 +2168,7 @@
         <w:tc>
           <w:tcPr>
             <w:tcW w:w="2016" w:type="dxa"/>
-            <w:vAlign w:val="bottom"/>
+            <w:vAlign w:val="center"/>
             <w:hideMark/>
           </w:tcPr>
           <w:p>
@@ -1474,7 +2192,7 @@
         <w:tc>
           <w:tcPr>
             <w:tcW w:w="3352" w:type="dxa"/>
-            <w:vAlign w:val="bottom"/>
+            <w:vAlign w:val="center"/>
             <w:hideMark/>
           </w:tcPr>
           <w:p>
@@ -1500,7 +2218,7 @@
         <w:tc>
           <w:tcPr>
             <w:tcW w:w="3983" w:type="dxa"/>
-            <w:vAlign w:val="bottom"/>
+            <w:vAlign w:val="center"/>
             <w:hideMark/>
           </w:tcPr>
           <w:p>
@@ -1524,7 +2242,7 @@
         <w:tc>
           <w:tcPr>
             <w:tcW w:w="2016" w:type="dxa"/>
-            <w:vAlign w:val="bottom"/>
+            <w:vAlign w:val="center"/>
             <w:hideMark/>
           </w:tcPr>
           <w:p>
@@ -1548,7 +2266,7 @@
         <w:tc>
           <w:tcPr>
             <w:tcW w:w="3352" w:type="dxa"/>
-            <w:vAlign w:val="bottom"/>
+            <w:vAlign w:val="center"/>
             <w:hideMark/>
           </w:tcPr>
           <w:p>
@@ -1566,6 +2284,77 @@
                 <w:szCs w:val="24"/>
               </w:rPr>
               <w:t>Менеджер транзакций для безопасной работы с объектами БД</w:t>
+            </w:r>
+          </w:p>
+        </w:tc>
+      </w:tr>
+      <w:tr>
+        <w:tc>
+          <w:tcPr>
+            <w:tcW w:w="3983" w:type="dxa"/>
+            <w:vAlign w:val="center"/>
+          </w:tcPr>
+          <w:p>
+            <w:pPr>
+              <w:spacing w:line="240" w:lineRule="auto"/>
+              <w:ind w:firstLine="0"/>
+              <w:rPr>
+                <w:sz w:val="24"/>
+                <w:szCs w:val="24"/>
+              </w:rPr>
+            </w:pPr>
+            <w:r>
+              <w:rPr>
+                <w:sz w:val="24"/>
+                <w:szCs w:val="24"/>
+              </w:rPr>
+              <w:t>Database.CurrentSpaceId</w:t>
+            </w:r>
+          </w:p>
+        </w:tc>
+        <w:tc>
+          <w:tcPr>
+            <w:tcW w:w="2016" w:type="dxa"/>
+            <w:vAlign w:val="center"/>
+          </w:tcPr>
+          <w:p>
+            <w:pPr>
+              <w:spacing w:line="240" w:lineRule="auto"/>
+              <w:ind w:firstLine="0"/>
+              <w:rPr>
+                <w:sz w:val="24"/>
+                <w:szCs w:val="24"/>
+              </w:rPr>
+            </w:pPr>
+            <w:r>
+              <w:rPr>
+                <w:sz w:val="24"/>
+                <w:szCs w:val="24"/>
+              </w:rPr>
+              <w:t>ObjectId</w:t>
+            </w:r>
+          </w:p>
+        </w:tc>
+        <w:tc>
+          <w:tcPr>
+            <w:tcW w:w="3352" w:type="dxa"/>
+            <w:vAlign w:val="center"/>
+          </w:tcPr>
+          <w:p>
+            <w:pPr>
+              <w:spacing w:line="240" w:lineRule="auto"/>
+              <w:ind w:firstLine="0"/>
+              <w:rPr>
+                <w:sz w:val="24"/>
+                <w:szCs w:val="24"/>
+              </w:rPr>
+            </w:pPr>
+            <w:r>
+              <w:rPr>
+                <w:sz w:val="24"/>
+                <w:szCs w:val="24"/>
+              </w:rPr>
+              <w:t>Получение идентификатора текущего пространства чертежа (Модели или Листа), куда будет добавляться создаваемая шайба</w:t>
             </w:r>
           </w:p>
         </w:tc>
@@ -1632,10 +2421,10 @@
         <w:tblLook w:val="04A0" w:firstRow="1" w:lastRow="0" w:firstColumn="1" w:lastColumn="0" w:noHBand="0" w:noVBand="1"/>
       </w:tblPr>
       <w:tblGrid>
-        <w:gridCol w:w="1730"/>
-        <w:gridCol w:w="2206"/>
-        <w:gridCol w:w="1478"/>
-        <w:gridCol w:w="3931"/>
+        <w:gridCol w:w="1780"/>
+        <w:gridCol w:w="2092"/>
+        <w:gridCol w:w="1521"/>
+        <w:gridCol w:w="3952"/>
       </w:tblGrid>
       <w:tr>
         <w:trPr>
@@ -1643,7 +2432,7 @@
         </w:trPr>
         <w:tc>
           <w:tcPr>
-            <w:tcW w:w="1685" w:type="dxa"/>
+            <w:tcW w:w="1762" w:type="dxa"/>
             <w:noWrap/>
             <w:vAlign w:val="center"/>
             <w:hideMark/>
@@ -1669,7 +2458,7 @@
         </w:tc>
         <w:tc>
           <w:tcPr>
-            <w:tcW w:w="2138" w:type="dxa"/>
+            <w:tcW w:w="2104" w:type="dxa"/>
             <w:noWrap/>
             <w:vAlign w:val="center"/>
             <w:hideMark/>
@@ -1695,7 +2484,7 @@
         </w:tc>
         <w:tc>
           <w:tcPr>
-            <w:tcW w:w="1484" w:type="dxa"/>
+            <w:tcW w:w="1505" w:type="dxa"/>
             <w:noWrap/>
             <w:vAlign w:val="center"/>
             <w:hideMark/>
@@ -1721,7 +2510,7 @@
         </w:tc>
         <w:tc>
           <w:tcPr>
-            <w:tcW w:w="4038" w:type="dxa"/>
+            <w:tcW w:w="3974" w:type="dxa"/>
             <w:noWrap/>
             <w:vAlign w:val="center"/>
             <w:hideMark/>
@@ -1749,8 +2538,8 @@
       <w:tr>
         <w:tc>
           <w:tcPr>
-            <w:tcW w:w="1685" w:type="dxa"/>
-            <w:vAlign w:val="bottom"/>
+            <w:tcW w:w="1762" w:type="dxa"/>
+            <w:vAlign w:val="center"/>
             <w:hideMark/>
           </w:tcPr>
           <w:p>
@@ -1773,8 +2562,8 @@
         </w:tc>
         <w:tc>
           <w:tcPr>
-            <w:tcW w:w="2138" w:type="dxa"/>
-            <w:vAlign w:val="bottom"/>
+            <w:tcW w:w="2104" w:type="dxa"/>
+            <w:vAlign w:val="center"/>
             <w:hideMark/>
           </w:tcPr>
           <w:p>
@@ -1784,23 +2573,18 @@
               <w:rPr>
                 <w:sz w:val="24"/>
                 <w:szCs w:val="24"/>
-              </w:rPr>
-            </w:pPr>
-            <w:r>
-              <w:rPr>
-                <w:sz w:val="24"/>
-                <w:szCs w:val="24"/>
-              </w:rPr>
-              <w:t>(параметры высоты и радиусов)</w:t>
-            </w:r>
-          </w:p>
-        </w:tc>
-        <w:tc>
-          <w:tcPr>
-            <w:tcW w:w="1484" w:type="dxa"/>
-            <w:vAlign w:val="bottom"/>
-            <w:hideMark/>
-          </w:tcPr>
+                <w:lang w:val="en-US"/>
+              </w:rPr>
+            </w:pPr>
+            <w:r>
+              <w:rPr>
+                <w:sz w:val="24"/>
+                <w:szCs w:val="24"/>
+                <w:lang w:val="en-US"/>
+              </w:rPr>
+              <w:t>double height,</w:t>
+            </w:r>
+          </w:p>
           <w:p>
             <w:pPr>
               <w:spacing w:line="240" w:lineRule="auto"/>
@@ -1808,21 +2592,69 @@
               <w:rPr>
                 <w:sz w:val="24"/>
                 <w:szCs w:val="24"/>
-              </w:rPr>
-            </w:pPr>
-            <w:r>
-              <w:rPr>
-                <w:sz w:val="24"/>
-                <w:szCs w:val="24"/>
-              </w:rPr>
-              <w:t>void</w:t>
-            </w:r>
-          </w:p>
-        </w:tc>
-        <w:tc>
-          <w:tcPr>
-            <w:tcW w:w="4038" w:type="dxa"/>
-            <w:vAlign w:val="bottom"/>
+                <w:lang w:val="en-US"/>
+              </w:rPr>
+            </w:pPr>
+            <w:r>
+              <w:rPr>
+                <w:sz w:val="24"/>
+                <w:szCs w:val="24"/>
+                <w:lang w:val="en-US"/>
+              </w:rPr>
+              <w:t xml:space="preserve">double </w:t>
+            </w:r>
+            <w:proofErr w:type="spellStart"/>
+            <w:r>
+              <w:rPr>
+                <w:sz w:val="24"/>
+                <w:szCs w:val="24"/>
+                <w:lang w:val="en-US"/>
+              </w:rPr>
+              <w:t>radiusAlongX</w:t>
+            </w:r>
+            <w:proofErr w:type="spellEnd"/>
+            <w:r>
+              <w:rPr>
+                <w:sz w:val="24"/>
+                <w:szCs w:val="24"/>
+                <w:lang w:val="en-US"/>
+              </w:rPr>
+              <w:t xml:space="preserve">, double </w:t>
+            </w:r>
+            <w:proofErr w:type="spellStart"/>
+            <w:r>
+              <w:rPr>
+                <w:sz w:val="24"/>
+                <w:szCs w:val="24"/>
+                <w:lang w:val="en-US"/>
+              </w:rPr>
+              <w:t>radiusAlongY</w:t>
+            </w:r>
+            <w:proofErr w:type="spellEnd"/>
+            <w:r>
+              <w:rPr>
+                <w:sz w:val="24"/>
+                <w:szCs w:val="24"/>
+                <w:lang w:val="en-US"/>
+              </w:rPr>
+              <w:t xml:space="preserve">, double </w:t>
+            </w:r>
+            <w:proofErr w:type="spellStart"/>
+            <w:r>
+              <w:rPr>
+                <w:sz w:val="24"/>
+                <w:szCs w:val="24"/>
+                <w:lang w:val="en-US"/>
+              </w:rPr>
+              <w:t>topRadius</w:t>
+            </w:r>
+            <w:proofErr w:type="spellEnd"/>
+          </w:p>
+        </w:tc>
+        <w:tc>
+          <w:tcPr>
+            <w:tcW w:w="1505" w:type="dxa"/>
+            <w:vAlign w:val="center"/>
             <w:hideMark/>
           </w:tcPr>
           <w:p>
@@ -1839,6 +2671,30 @@
                 <w:sz w:val="24"/>
                 <w:szCs w:val="24"/>
               </w:rPr>
+              <w:t>void</w:t>
+            </w:r>
+          </w:p>
+        </w:tc>
+        <w:tc>
+          <w:tcPr>
+            <w:tcW w:w="3974" w:type="dxa"/>
+            <w:vAlign w:val="center"/>
+            <w:hideMark/>
+          </w:tcPr>
+          <w:p>
+            <w:pPr>
+              <w:spacing w:line="240" w:lineRule="auto"/>
+              <w:ind w:firstLine="0"/>
+              <w:rPr>
+                <w:sz w:val="24"/>
+                <w:szCs w:val="24"/>
+              </w:rPr>
+            </w:pPr>
+            <w:r>
+              <w:rPr>
+                <w:sz w:val="24"/>
+                <w:szCs w:val="24"/>
+              </w:rPr>
               <w:t>Создаёт 3D</w:t>
             </w:r>
             <w:r>
@@ -1855,8 +2711,8 @@
       <w:tr>
         <w:tc>
           <w:tcPr>
-            <w:tcW w:w="1685" w:type="dxa"/>
-            <w:vAlign w:val="bottom"/>
+            <w:tcW w:w="1762" w:type="dxa"/>
+            <w:vAlign w:val="center"/>
             <w:hideMark/>
           </w:tcPr>
           <w:p>
@@ -1879,8 +2735,8 @@
         </w:tc>
         <w:tc>
           <w:tcPr>
-            <w:tcW w:w="2138" w:type="dxa"/>
-            <w:vAlign w:val="bottom"/>
+            <w:tcW w:w="2104" w:type="dxa"/>
+            <w:vAlign w:val="center"/>
             <w:hideMark/>
           </w:tcPr>
           <w:p>
@@ -1890,15 +2746,19 @@
               <w:rPr>
                 <w:sz w:val="24"/>
                 <w:szCs w:val="24"/>
-              </w:rPr>
-            </w:pPr>
-            <w:r>
-              <w:rPr>
-                <w:sz w:val="24"/>
-                <w:szCs w:val="24"/>
-              </w:rPr>
-              <w:t>BooleanOperationType operation,</w:t>
-            </w:r>
+                <w:lang w:val="en-US"/>
+              </w:rPr>
+            </w:pPr>
+            <w:proofErr w:type="spellStart"/>
+            <w:r>
+              <w:rPr>
+                <w:sz w:val="24"/>
+                <w:szCs w:val="24"/>
+                <w:lang w:val="en-US"/>
+              </w:rPr>
+              <w:t>BooleanOperation</w:t>
+            </w:r>
+            <w:proofErr w:type="spellEnd"/>
           </w:p>
           <w:p>
             <w:pPr>
@@ -1907,23 +2767,18 @@
               <w:rPr>
                 <w:sz w:val="24"/>
                 <w:szCs w:val="24"/>
-              </w:rPr>
-            </w:pPr>
-            <w:r>
-              <w:rPr>
-                <w:sz w:val="24"/>
-                <w:szCs w:val="24"/>
-              </w:rPr>
-              <w:t>Solid3d other</w:t>
-            </w:r>
-          </w:p>
-        </w:tc>
-        <w:tc>
-          <w:tcPr>
-            <w:tcW w:w="1484" w:type="dxa"/>
-            <w:vAlign w:val="bottom"/>
-            <w:hideMark/>
-          </w:tcPr>
+                <w:lang w:val="en-US"/>
+              </w:rPr>
+            </w:pPr>
+            <w:r>
+              <w:rPr>
+                <w:sz w:val="24"/>
+                <w:szCs w:val="24"/>
+                <w:lang w:val="en-US"/>
+              </w:rPr>
+              <w:t>Type operation,</w:t>
+            </w:r>
+          </w:p>
           <w:p>
             <w:pPr>
               <w:spacing w:line="240" w:lineRule="auto"/>
@@ -1931,21 +2786,23 @@
               <w:rPr>
                 <w:sz w:val="24"/>
                 <w:szCs w:val="24"/>
-              </w:rPr>
-            </w:pPr>
-            <w:r>
-              <w:rPr>
-                <w:sz w:val="24"/>
-                <w:szCs w:val="24"/>
-              </w:rPr>
-              <w:t>void</w:t>
-            </w:r>
-          </w:p>
-        </w:tc>
-        <w:tc>
-          <w:tcPr>
-            <w:tcW w:w="4038" w:type="dxa"/>
-            <w:vAlign w:val="bottom"/>
+                <w:lang w:val="en-US"/>
+              </w:rPr>
+            </w:pPr>
+            <w:r>
+              <w:rPr>
+                <w:sz w:val="24"/>
+                <w:szCs w:val="24"/>
+                <w:lang w:val="en-US"/>
+              </w:rPr>
+              <w:t>ref Solid3d solid</w:t>
+            </w:r>
+          </w:p>
+        </w:tc>
+        <w:tc>
+          <w:tcPr>
+            <w:tcW w:w="1505" w:type="dxa"/>
+            <w:vAlign w:val="center"/>
             <w:hideMark/>
           </w:tcPr>
           <w:p>
@@ -1962,7 +2819,142 @@
                 <w:sz w:val="24"/>
                 <w:szCs w:val="24"/>
               </w:rPr>
-              <w:t>Выполняет логическую операцию над телами (объединение/пересечение/вычитание). В проекте используется вычитание внутреннего цилиндра из внешнего</w:t>
+              <w:t>void</w:t>
+            </w:r>
+          </w:p>
+        </w:tc>
+        <w:tc>
+          <w:tcPr>
+            <w:tcW w:w="3974" w:type="dxa"/>
+            <w:vAlign w:val="center"/>
+            <w:hideMark/>
+          </w:tcPr>
+          <w:p>
+            <w:pPr>
+              <w:spacing w:line="240" w:lineRule="auto"/>
+              <w:ind w:firstLine="0"/>
+              <w:rPr>
+                <w:sz w:val="24"/>
+                <w:szCs w:val="24"/>
+              </w:rPr>
+            </w:pPr>
+            <w:r>
+              <w:rPr>
+                <w:sz w:val="24"/>
+                <w:szCs w:val="24"/>
+              </w:rPr>
+              <w:t>Выполняет логическую операцию над телами (объединение/пересечение/</w:t>
+            </w:r>
+          </w:p>
+          <w:p>
+            <w:pPr>
+              <w:spacing w:line="240" w:lineRule="auto"/>
+              <w:ind w:firstLine="0"/>
+              <w:rPr>
+                <w:sz w:val="24"/>
+                <w:szCs w:val="24"/>
+              </w:rPr>
+            </w:pPr>
+            <w:r>
+              <w:rPr>
+                <w:sz w:val="24"/>
+                <w:szCs w:val="24"/>
+              </w:rPr>
+              <w:t>вычитание). В проекте используется вычитание внутреннего цилиндра из внешнего</w:t>
+            </w:r>
+          </w:p>
+        </w:tc>
+      </w:tr>
+      <w:tr>
+        <w:tc>
+          <w:tcPr>
+            <w:tcW w:w="1762" w:type="dxa"/>
+            <w:vAlign w:val="center"/>
+          </w:tcPr>
+          <w:p>
+            <w:pPr>
+              <w:spacing w:line="240" w:lineRule="auto"/>
+              <w:ind w:firstLine="0"/>
+              <w:rPr>
+                <w:sz w:val="24"/>
+                <w:szCs w:val="24"/>
+              </w:rPr>
+            </w:pPr>
+            <w:r>
+              <w:rPr>
+                <w:sz w:val="24"/>
+                <w:szCs w:val="24"/>
+              </w:rPr>
+              <w:t>TransformBy</w:t>
+            </w:r>
+          </w:p>
+        </w:tc>
+        <w:tc>
+          <w:tcPr>
+            <w:tcW w:w="2104" w:type="dxa"/>
+            <w:vAlign w:val="center"/>
+          </w:tcPr>
+          <w:p>
+            <w:pPr>
+              <w:spacing w:line="240" w:lineRule="auto"/>
+              <w:ind w:firstLine="0"/>
+              <w:rPr>
+                <w:sz w:val="24"/>
+                <w:szCs w:val="24"/>
+              </w:rPr>
+            </w:pPr>
+            <w:r>
+              <w:rPr>
+                <w:sz w:val="24"/>
+                <w:szCs w:val="24"/>
+              </w:rPr>
+              <w:t>Matrix3d mat</w:t>
+            </w:r>
+          </w:p>
+        </w:tc>
+        <w:tc>
+          <w:tcPr>
+            <w:tcW w:w="1505" w:type="dxa"/>
+            <w:vAlign w:val="center"/>
+          </w:tcPr>
+          <w:p>
+            <w:pPr>
+              <w:spacing w:line="240" w:lineRule="auto"/>
+              <w:ind w:firstLine="0"/>
+              <w:rPr>
+                <w:sz w:val="24"/>
+                <w:szCs w:val="24"/>
+              </w:rPr>
+            </w:pPr>
+            <w:r>
+              <w:rPr>
+                <w:sz w:val="24"/>
+                <w:szCs w:val="24"/>
+              </w:rPr>
+              <w:t>void</w:t>
+            </w:r>
+          </w:p>
+        </w:tc>
+        <w:tc>
+          <w:tcPr>
+            <w:tcW w:w="3974" w:type="dxa"/>
+            <w:vAlign w:val="center"/>
+          </w:tcPr>
+          <w:p>
+            <w:pPr>
+              <w:spacing w:line="240" w:lineRule="auto"/>
+              <w:ind w:firstLine="0"/>
+              <w:rPr>
+                <w:sz w:val="24"/>
+                <w:szCs w:val="24"/>
+              </w:rPr>
+            </w:pPr>
+            <w:r>
+              <w:rPr>
+                <w:sz w:val="24"/>
+                <w:szCs w:val="24"/>
+              </w:rPr>
+              <w:t>Применяет матрицу трансформации к объекту. Используется для смещения внутреннего цилиндра (отверстия) на величину эксцентриситета e. </w:t>
             </w:r>
           </w:p>
         </w:tc>
@@ -1974,7 +2966,24 @@
         <w:rPr>
           <w:b/>
           <w:bCs/>
-          <w:lang w:val="en-US"/>
+        </w:rPr>
+      </w:pPr>
+    </w:p>
+    <w:p>
+      <w:pPr>
+        <w:ind w:firstLine="0"/>
+        <w:rPr>
+          <w:b/>
+          <w:bCs/>
+        </w:rPr>
+      </w:pPr>
+    </w:p>
+    <w:p>
+      <w:pPr>
+        <w:ind w:firstLine="0"/>
+        <w:rPr>
+          <w:b/>
+          <w:bCs/>
         </w:rPr>
       </w:pPr>
     </w:p>
@@ -1984,6 +2993,7 @@
         <w:ind w:firstLine="0"/>
       </w:pPr>
       <w:r>
+        <w:lastRenderedPageBreak/>
         <w:t xml:space="preserve">Таблица </w:t>
       </w:r>
       <w:r>
@@ -2329,13 +3339,9 @@
         </w:tc>
       </w:tr>
     </w:tbl>
-    <w:p/>
-    <w:p/>
-    <w:p>
-      <w:pPr>
-        <w:rPr>
-          <w:lang w:val="en-US"/>
-        </w:rPr>
+    <w:p>
+      <w:pPr>
+        <w:ind w:firstLine="0"/>
       </w:pPr>
     </w:p>
     <w:p>
@@ -2344,7 +3350,6 @@
         <w:ind w:firstLine="0"/>
       </w:pPr>
       <w:r>
-        <w:lastRenderedPageBreak/>
         <w:t xml:space="preserve">Таблица </w:t>
       </w:r>
       <w:r>
@@ -2505,7 +3510,7 @@
         <w:tc>
           <w:tcPr>
             <w:tcW w:w="1696" w:type="dxa"/>
-            <w:vAlign w:val="bottom"/>
+            <w:vAlign w:val="center"/>
             <w:hideMark/>
           </w:tcPr>
           <w:p>
@@ -2529,7 +3534,7 @@
         <w:tc>
           <w:tcPr>
             <w:tcW w:w="1134" w:type="dxa"/>
-            <w:vAlign w:val="bottom"/>
+            <w:vAlign w:val="center"/>
             <w:hideMark/>
           </w:tcPr>
           <w:p>
@@ -2553,7 +3558,7 @@
         <w:tc>
           <w:tcPr>
             <w:tcW w:w="1560" w:type="dxa"/>
-            <w:vAlign w:val="bottom"/>
+            <w:vAlign w:val="center"/>
             <w:hideMark/>
           </w:tcPr>
           <w:p>
@@ -2577,7 +3582,7 @@
         <w:tc>
           <w:tcPr>
             <w:tcW w:w="4955" w:type="dxa"/>
-            <w:vAlign w:val="bottom"/>
+            <w:vAlign w:val="center"/>
             <w:hideMark/>
           </w:tcPr>
           <w:p>
@@ -2594,7 +3599,7 @@
                 <w:sz w:val="24"/>
                 <w:szCs w:val="24"/>
               </w:rPr>
-              <w:t>Получение объекта БД чертежа по идентификатору (например, получение BlockTableRecord для добавления сущностей)</w:t>
+              <w:t>Получение объекта базы данных по его идентификатору с заданным режимом доступа (например, открытие BlockTableRecord текущего пространства для записи)</w:t>
             </w:r>
           </w:p>
         </w:tc>
@@ -2603,7 +3608,7 @@
         <w:tc>
           <w:tcPr>
             <w:tcW w:w="1696" w:type="dxa"/>
-            <w:vAlign w:val="bottom"/>
+            <w:vAlign w:val="center"/>
             <w:hideMark/>
           </w:tcPr>
           <w:p>
@@ -2627,7 +3632,7 @@
         <w:tc>
           <w:tcPr>
             <w:tcW w:w="1134" w:type="dxa"/>
-            <w:vAlign w:val="bottom"/>
+            <w:vAlign w:val="center"/>
             <w:hideMark/>
           </w:tcPr>
           <w:p>
@@ -2651,7 +3656,7 @@
         <w:tc>
           <w:tcPr>
             <w:tcW w:w="1560" w:type="dxa"/>
-            <w:vAlign w:val="bottom"/>
+            <w:vAlign w:val="center"/>
             <w:hideMark/>
           </w:tcPr>
           <w:p>
@@ -2675,7 +3680,7 @@
         <w:tc>
           <w:tcPr>
             <w:tcW w:w="4955" w:type="dxa"/>
-            <w:vAlign w:val="bottom"/>
+            <w:vAlign w:val="center"/>
             <w:hideMark/>
           </w:tcPr>
           <w:p>
@@ -2701,7 +3706,7 @@
         <w:tc>
           <w:tcPr>
             <w:tcW w:w="1696" w:type="dxa"/>
-            <w:vAlign w:val="bottom"/>
+            <w:vAlign w:val="center"/>
             <w:hideMark/>
           </w:tcPr>
           <w:p>
@@ -2725,7 +3730,7 @@
         <w:tc>
           <w:tcPr>
             <w:tcW w:w="1134" w:type="dxa"/>
-            <w:vAlign w:val="bottom"/>
+            <w:vAlign w:val="center"/>
             <w:hideMark/>
           </w:tcPr>
           <w:p>
@@ -2749,7 +3754,7 @@
         <w:tc>
           <w:tcPr>
             <w:tcW w:w="1560" w:type="dxa"/>
-            <w:vAlign w:val="bottom"/>
+            <w:vAlign w:val="center"/>
             <w:hideMark/>
           </w:tcPr>
           <w:p>
@@ -2773,7 +3778,7 @@
         <w:tc>
           <w:tcPr>
             <w:tcW w:w="4955" w:type="dxa"/>
-            <w:vAlign w:val="bottom"/>
+            <w:vAlign w:val="center"/>
             <w:hideMark/>
           </w:tcPr>
           <w:p>
@@ -2799,7 +3804,7 @@
         <w:tc>
           <w:tcPr>
             <w:tcW w:w="1696" w:type="dxa"/>
-            <w:vAlign w:val="bottom"/>
+            <w:vAlign w:val="center"/>
             <w:hideMark/>
           </w:tcPr>
           <w:p>
@@ -2823,7 +3828,7 @@
         <w:tc>
           <w:tcPr>
             <w:tcW w:w="1134" w:type="dxa"/>
-            <w:vAlign w:val="bottom"/>
+            <w:vAlign w:val="center"/>
             <w:hideMark/>
           </w:tcPr>
           <w:p>
@@ -2847,7 +3852,7 @@
         <w:tc>
           <w:tcPr>
             <w:tcW w:w="1560" w:type="dxa"/>
-            <w:vAlign w:val="bottom"/>
+            <w:vAlign w:val="center"/>
             <w:hideMark/>
           </w:tcPr>
           <w:p>
@@ -2871,7 +3876,7 @@
         <w:tc>
           <w:tcPr>
             <w:tcW w:w="4955" w:type="dxa"/>
-            <w:vAlign w:val="bottom"/>
+            <w:vAlign w:val="center"/>
             <w:hideMark/>
           </w:tcPr>
           <w:p>
@@ -3054,7 +4059,7 @@
         <w:tc>
           <w:tcPr>
             <w:tcW w:w="1696" w:type="dxa"/>
-            <w:vAlign w:val="bottom"/>
+            <w:vAlign w:val="center"/>
             <w:hideMark/>
           </w:tcPr>
           <w:p>
@@ -3078,7 +4083,7 @@
         <w:tc>
           <w:tcPr>
             <w:tcW w:w="1134" w:type="dxa"/>
-            <w:vAlign w:val="bottom"/>
+            <w:vAlign w:val="center"/>
             <w:hideMark/>
           </w:tcPr>
           <w:p>
@@ -3102,7 +4107,7 @@
         <w:tc>
           <w:tcPr>
             <w:tcW w:w="1418" w:type="dxa"/>
-            <w:vAlign w:val="bottom"/>
+            <w:vAlign w:val="center"/>
             <w:hideMark/>
           </w:tcPr>
           <w:p>
@@ -3126,7 +4131,7 @@
         <w:tc>
           <w:tcPr>
             <w:tcW w:w="5103" w:type="dxa"/>
-            <w:vAlign w:val="bottom"/>
+            <w:vAlign w:val="center"/>
             <w:hideMark/>
           </w:tcPr>
           <w:p>
@@ -3152,7 +4157,7 @@
         <w:tc>
           <w:tcPr>
             <w:tcW w:w="1696" w:type="dxa"/>
-            <w:vAlign w:val="bottom"/>
+            <w:vAlign w:val="center"/>
             <w:hideMark/>
           </w:tcPr>
           <w:p>
@@ -3176,7 +4181,7 @@
         <w:tc>
           <w:tcPr>
             <w:tcW w:w="1134" w:type="dxa"/>
-            <w:vAlign w:val="bottom"/>
+            <w:vAlign w:val="center"/>
             <w:hideMark/>
           </w:tcPr>
           <w:p>
@@ -3200,7 +4205,7 @@
         <w:tc>
           <w:tcPr>
             <w:tcW w:w="1418" w:type="dxa"/>
-            <w:vAlign w:val="bottom"/>
+            <w:vAlign w:val="center"/>
             <w:hideMark/>
           </w:tcPr>
           <w:p>
@@ -3224,7 +4229,7 @@
         <w:tc>
           <w:tcPr>
             <w:tcW w:w="5103" w:type="dxa"/>
-            <w:vAlign w:val="bottom"/>
+            <w:vAlign w:val="center"/>
             <w:hideMark/>
           </w:tcPr>
           <w:p>
@@ -3259,7 +4264,13 @@
         <w:t>1</w:t>
       </w:r>
       <w:r>
-        <w:t>.6 — Используемые методы класса BlockTableRecord</w:t>
+        <w:t xml:space="preserve">.6 </w:t>
+      </w:r>
+      <w:r>
+        <w:t xml:space="preserve">– </w:t>
+      </w:r>
+      <w:r>
+        <w:t>Используемые методы класса BlockTableRecord</w:t>
       </w:r>
     </w:p>
     <w:tbl>
@@ -3400,7 +4411,7 @@
         <w:tc>
           <w:tcPr>
             <w:tcW w:w="1555" w:type="dxa"/>
-            <w:vAlign w:val="bottom"/>
+            <w:vAlign w:val="center"/>
             <w:hideMark/>
           </w:tcPr>
           <w:p>
@@ -3424,7 +4435,7 @@
         <w:tc>
           <w:tcPr>
             <w:tcW w:w="1275" w:type="dxa"/>
-            <w:vAlign w:val="bottom"/>
+            <w:vAlign w:val="center"/>
             <w:hideMark/>
           </w:tcPr>
           <w:p>
@@ -3448,7 +4459,7 @@
         <w:tc>
           <w:tcPr>
             <w:tcW w:w="1418" w:type="dxa"/>
-            <w:vAlign w:val="bottom"/>
+            <w:vAlign w:val="center"/>
             <w:hideMark/>
           </w:tcPr>
           <w:p>
@@ -3472,7 +4483,7 @@
         <w:tc>
           <w:tcPr>
             <w:tcW w:w="5103" w:type="dxa"/>
-            <w:vAlign w:val="bottom"/>
+            <w:vAlign w:val="center"/>
             <w:hideMark/>
           </w:tcPr>
           <w:p>
@@ -3496,61 +4507,422 @@
       </w:tr>
     </w:tbl>
     <w:p/>
+    <w:p/>
+    <w:p/>
+    <w:p>
+      <w:r>
+        <w:lastRenderedPageBreak/>
+        <w:t xml:space="preserve">Таблица 1.7 </w:t>
+      </w:r>
+      <w:r>
+        <w:t>–</w:t>
+      </w:r>
+      <w:r>
+        <w:t xml:space="preserve"> Используемые геометрические классы и методы (Teigha.Geometry)</w:t>
+      </w:r>
+    </w:p>
+    <w:tbl>
+      <w:tblPr>
+        <w:tblStyle w:val="TableGrid"/>
+        <w:tblW w:w="0" w:type="auto"/>
+        <w:tblLayout w:type="fixed"/>
+        <w:tblLook w:val="04A0" w:firstRow="1" w:lastRow="0" w:firstColumn="1" w:lastColumn="0" w:noHBand="0" w:noVBand="1"/>
+      </w:tblPr>
+      <w:tblGrid>
+        <w:gridCol w:w="1555"/>
+        <w:gridCol w:w="1275"/>
+        <w:gridCol w:w="1560"/>
+        <w:gridCol w:w="4955"/>
+      </w:tblGrid>
+      <w:tr>
+        <w:tc>
+          <w:tcPr>
+            <w:tcW w:w="1555" w:type="dxa"/>
+            <w:vAlign w:val="center"/>
+          </w:tcPr>
+          <w:p>
+            <w:pPr>
+              <w:jc w:val="center"/>
+              <w:rPr>
+                <w:sz w:val="24"/>
+                <w:szCs w:val="24"/>
+              </w:rPr>
+            </w:pPr>
+            <w:r>
+              <w:rPr>
+                <w:sz w:val="24"/>
+                <w:szCs w:val="24"/>
+              </w:rPr>
+              <w:t>Название</w:t>
+            </w:r>
+          </w:p>
+        </w:tc>
+        <w:tc>
+          <w:tcPr>
+            <w:tcW w:w="1275" w:type="dxa"/>
+            <w:vAlign w:val="center"/>
+          </w:tcPr>
+          <w:p>
+            <w:pPr>
+              <w:jc w:val="center"/>
+              <w:rPr>
+                <w:sz w:val="24"/>
+                <w:szCs w:val="24"/>
+              </w:rPr>
+            </w:pPr>
+            <w:r>
+              <w:rPr>
+                <w:sz w:val="24"/>
+                <w:szCs w:val="24"/>
+              </w:rPr>
+              <w:t>Входные параметры</w:t>
+            </w:r>
+          </w:p>
+        </w:tc>
+        <w:tc>
+          <w:tcPr>
+            <w:tcW w:w="1560" w:type="dxa"/>
+            <w:vAlign w:val="center"/>
+          </w:tcPr>
+          <w:p>
+            <w:pPr>
+              <w:jc w:val="center"/>
+              <w:rPr>
+                <w:sz w:val="24"/>
+                <w:szCs w:val="24"/>
+              </w:rPr>
+            </w:pPr>
+            <w:r>
+              <w:rPr>
+                <w:sz w:val="24"/>
+                <w:szCs w:val="24"/>
+              </w:rPr>
+              <w:t>Тип возвращаемых данных</w:t>
+            </w:r>
+          </w:p>
+        </w:tc>
+        <w:tc>
+          <w:tcPr>
+            <w:tcW w:w="4955" w:type="dxa"/>
+            <w:vAlign w:val="center"/>
+          </w:tcPr>
+          <w:p>
+            <w:pPr>
+              <w:jc w:val="center"/>
+              <w:rPr>
+                <w:sz w:val="24"/>
+                <w:szCs w:val="24"/>
+              </w:rPr>
+            </w:pPr>
+            <w:r>
+              <w:rPr>
+                <w:sz w:val="24"/>
+                <w:szCs w:val="24"/>
+              </w:rPr>
+              <w:t>Описание</w:t>
+            </w:r>
+          </w:p>
+        </w:tc>
+      </w:tr>
+      <w:tr>
+        <w:tc>
+          <w:tcPr>
+            <w:tcW w:w="1555" w:type="dxa"/>
+            <w:vAlign w:val="center"/>
+          </w:tcPr>
+          <w:p>
+            <w:pPr>
+              <w:rPr>
+                <w:sz w:val="24"/>
+                <w:szCs w:val="24"/>
+              </w:rPr>
+            </w:pPr>
+            <w:r>
+              <w:rPr>
+                <w:sz w:val="24"/>
+                <w:szCs w:val="24"/>
+              </w:rPr>
+              <w:t>Vector3d</w:t>
+            </w:r>
+          </w:p>
+        </w:tc>
+        <w:tc>
+          <w:tcPr>
+            <w:tcW w:w="1275" w:type="dxa"/>
+            <w:vAlign w:val="center"/>
+          </w:tcPr>
+          <w:p>
+            <w:pPr>
+              <w:rPr>
+                <w:sz w:val="24"/>
+                <w:szCs w:val="24"/>
+                <w:lang w:val="en-US"/>
+              </w:rPr>
+            </w:pPr>
+            <w:r>
+              <w:rPr>
+                <w:sz w:val="24"/>
+                <w:szCs w:val="24"/>
+                <w:lang w:val="en-US"/>
+              </w:rPr>
+              <w:t>double x, double y, double z</w:t>
+            </w:r>
+          </w:p>
+        </w:tc>
+        <w:tc>
+          <w:tcPr>
+            <w:tcW w:w="1560" w:type="dxa"/>
+            <w:vAlign w:val="center"/>
+          </w:tcPr>
+          <w:p>
+            <w:pPr>
+              <w:rPr>
+                <w:sz w:val="24"/>
+                <w:szCs w:val="24"/>
+                <w:lang w:val="en-US"/>
+              </w:rPr>
+            </w:pPr>
+            <w:r>
+              <w:rPr>
+                <w:sz w:val="24"/>
+                <w:szCs w:val="24"/>
+              </w:rPr>
+              <w:t>Конструктор класса</w:t>
+            </w:r>
+          </w:p>
+        </w:tc>
+        <w:tc>
+          <w:tcPr>
+            <w:tcW w:w="4955" w:type="dxa"/>
+            <w:vAlign w:val="center"/>
+          </w:tcPr>
+          <w:p>
+            <w:pPr>
+              <w:rPr>
+                <w:sz w:val="24"/>
+                <w:szCs w:val="24"/>
+              </w:rPr>
+            </w:pPr>
+            <w:r>
+              <w:rPr>
+                <w:sz w:val="24"/>
+                <w:szCs w:val="24"/>
+              </w:rPr>
+              <w:t>Создает трехмерный вектор направления и расстояния. В проекте используется для задания вектора смещения (e, 0, 0).</w:t>
+            </w:r>
+          </w:p>
+        </w:tc>
+      </w:tr>
+      <w:tr>
+        <w:tc>
+          <w:tcPr>
+            <w:tcW w:w="1555" w:type="dxa"/>
+            <w:vAlign w:val="center"/>
+          </w:tcPr>
+          <w:p>
+            <w:pPr>
+              <w:rPr>
+                <w:sz w:val="24"/>
+                <w:szCs w:val="24"/>
+              </w:rPr>
+            </w:pPr>
+            <w:r>
+              <w:rPr>
+                <w:sz w:val="24"/>
+                <w:szCs w:val="24"/>
+              </w:rPr>
+              <w:t>Matrix3d.Displacement</w:t>
+            </w:r>
+          </w:p>
+        </w:tc>
+        <w:tc>
+          <w:tcPr>
+            <w:tcW w:w="1275" w:type="dxa"/>
+            <w:vAlign w:val="center"/>
+          </w:tcPr>
+          <w:p>
+            <w:pPr>
+              <w:rPr>
+                <w:sz w:val="24"/>
+                <w:szCs w:val="24"/>
+              </w:rPr>
+            </w:pPr>
+            <w:r>
+              <w:rPr>
+                <w:sz w:val="24"/>
+                <w:szCs w:val="24"/>
+              </w:rPr>
+              <w:t>Vector3d vector</w:t>
+            </w:r>
+          </w:p>
+        </w:tc>
+        <w:tc>
+          <w:tcPr>
+            <w:tcW w:w="1560" w:type="dxa"/>
+            <w:vAlign w:val="center"/>
+          </w:tcPr>
+          <w:p>
+            <w:pPr>
+              <w:rPr>
+                <w:sz w:val="24"/>
+                <w:szCs w:val="24"/>
+              </w:rPr>
+            </w:pPr>
+            <w:r>
+              <w:rPr>
+                <w:sz w:val="24"/>
+                <w:szCs w:val="24"/>
+              </w:rPr>
+              <w:t>Matrix3d</w:t>
+            </w:r>
+          </w:p>
+        </w:tc>
+        <w:tc>
+          <w:tcPr>
+            <w:tcW w:w="4955" w:type="dxa"/>
+            <w:vAlign w:val="center"/>
+          </w:tcPr>
+          <w:p>
+            <w:pPr>
+              <w:rPr>
+                <w:sz w:val="24"/>
+                <w:szCs w:val="24"/>
+              </w:rPr>
+            </w:pPr>
+            <w:r>
+              <w:rPr>
+                <w:sz w:val="24"/>
+                <w:szCs w:val="24"/>
+              </w:rPr>
+              <w:t>Создает матрицу перемещения (трансляции) на основе переданного вектора. Применяется совместно с методом TransformBy.</w:t>
+            </w:r>
+          </w:p>
+        </w:tc>
+      </w:tr>
+    </w:tbl>
+    <w:p>
+      <w:pPr>
+        <w:ind w:firstLine="0"/>
+      </w:pPr>
+    </w:p>
     <w:p>
       <w:pPr>
         <w:pStyle w:val="Heading2"/>
       </w:pPr>
+      <w:bookmarkStart w:id="3" w:name="_Toc241009931"/>
       <w:r>
         <w:t xml:space="preserve">1.3 </w:t>
       </w:r>
       <w:r>
         <w:t>Обзор аналогов плагина</w:t>
       </w:r>
+      <w:bookmarkEnd w:id="3"/>
     </w:p>
     <w:p/>
     <w:p>
       <w:r>
-        <w:t xml:space="preserve">В качестве аналога можно рассмотреть аддон Fasteners Workbench для FreeCAD </w:t>
-      </w:r>
-      <w:r>
-        <w:t>[1]</w:t>
-      </w:r>
-      <w:r>
-        <w:t>. Он предназначен для добавления в 3D</w:t>
+        <w:t>В качестве аналога можно рассмотреть аддон Fasteners Workbench для FreeCAD [</w:t>
+      </w:r>
+      <w:r>
+        <w:t>9</w:t>
+      </w:r>
+      <w:r>
+        <w:t>]. Он предназначен для добавления в 3D</w:t>
       </w:r>
       <w:r>
         <w:noBreakHyphen/>
-        <w:t xml:space="preserve">модель стандартных крепёжных изделий, включая шайбы, с возможностью параметрической настройки размеров через графический интерфейс. Пользователь выбирает </w:t>
-      </w:r>
-      <w:r>
+        <w:t>модель стандартных крепёжных изделий, включая шайбы, с возможностью параметрической настройки размеров через графический интерфейс. Пользователь выбирает тип изделия и типоразмер, после чего крепёж вставляется в модель и может быть изменён по параметрам.</w:t>
+      </w:r>
+    </w:p>
+    <w:p>
+      <w:r>
+        <w:t>Сходство с разрабатываемым плагином заключается в том, что оба решения автоматизируют получение 3D</w:t>
+      </w:r>
+      <w:r>
+        <w:noBreakHyphen/>
+        <w:t>геометрии шайбы по заданным параметрам. Отличие состоит в том, что Fasteners Workbench ориентирован на библиотеку стандартных изделий и их вставку, а разрабатываемый плагин для nanoCAD строит конкретную деталь “</w:t>
+      </w:r>
+      <w:r>
+        <w:t>Э</w:t>
+      </w:r>
+      <w:r>
+        <w:t>ксцентриковая шайба” алгоритмически и дополнительно выполняет проверку взаимозависимых параметров.</w:t>
+      </w:r>
+    </w:p>
+    <w:p>
+      <w:pPr>
+        <w:spacing w:line="240" w:lineRule="auto"/>
+        <w:ind w:firstLine="0"/>
+        <w:jc w:val="center"/>
+      </w:pPr>
+      <w:r>
+        <w:rPr>
+          <w:noProof/>
+        </w:rPr>
         <w:lastRenderedPageBreak/>
-        <w:t>тип изделия и типоразмер, после чего крепёж вставляется в модель и может быть изменён по параметрам.</w:t>
-      </w:r>
-    </w:p>
-    <w:p>
-      <w:r>
-        <w:t>Сходство с разрабатываемым плагином заключается в том, что оба решения автоматизируют получение 3D</w:t>
-      </w:r>
-      <w:r>
-        <w:noBreakHyphen/>
-        <w:t>геометрии шайбы по заданным параметрам. Отличие состоит в том, что Fasteners Workbench ориентирован на библиотеку стандартных изделий и их вставку, а разрабатываемый плагин для nanoCAD строит конкретную деталь “эксцентриковая шайба” алгоритмически и дополнительно выполняет проверку взаимозависимых параметров.</w:t>
-      </w:r>
-    </w:p>
-    <w:p>
+        <w:drawing>
+          <wp:inline distT="0" distB="0" distL="0" distR="0" wp14:anchorId="3C7006AC" wp14:editId="26F0F363">
+            <wp:extent cx="6010182" cy="3674853"/>
+            <wp:effectExtent l="0" t="0" r="0" b="1905"/>
+            <wp:docPr id="948792047" name="Picture 1"/>
+            <wp:cNvGraphicFramePr>
+              <a:graphicFrameLocks xmlns:a="http://schemas.openxmlformats.org/drawingml/2006/main" noChangeAspect="1"/>
+            </wp:cNvGraphicFramePr>
+            <a:graphic xmlns:a="http://schemas.openxmlformats.org/drawingml/2006/main">
+              <a:graphicData uri="http://schemas.openxmlformats.org/drawingml/2006/picture">
+                <pic:pic xmlns:pic="http://schemas.openxmlformats.org/drawingml/2006/picture">
+                  <pic:nvPicPr>
+                    <pic:cNvPr id="948792047" name=""/>
+                    <pic:cNvPicPr/>
+                  </pic:nvPicPr>
+                  <pic:blipFill>
+                    <a:blip r:embed="rId8"/>
+                    <a:stretch>
+                      <a:fillRect/>
+                    </a:stretch>
+                  </pic:blipFill>
+                  <pic:spPr>
+                    <a:xfrm>
+                      <a:off x="0" y="0"/>
+                      <a:ext cx="6033803" cy="3689296"/>
+                    </a:xfrm>
+                    <a:prstGeom prst="rect">
+                      <a:avLst/>
+                    </a:prstGeom>
+                  </pic:spPr>
+                </pic:pic>
+              </a:graphicData>
+            </a:graphic>
+          </wp:inline>
+        </w:drawing>
+      </w:r>
+    </w:p>
+    <w:p>
+      <w:pPr>
+        <w:spacing w:line="240" w:lineRule="auto"/>
+        <w:ind w:firstLine="0"/>
+        <w:jc w:val="center"/>
+      </w:pPr>
       <w:r>
         <w:t xml:space="preserve">Рисунок 1.1 – </w:t>
       </w:r>
+      <w:r>
+        <w:t xml:space="preserve">Пользовательсктй интерфейс </w:t>
+      </w:r>
+      <w:r>
+        <w:t>Fasteners Workbench</w:t>
+      </w:r>
     </w:p>
     <w:p/>
     <w:p>
       <w:r>
-        <w:t>В качестве ещё одного аналога можно привести библиотеку стандартных механических компонентов BricsCAD Mechanical</w:t>
-      </w:r>
-      <w:r>
-        <w:t xml:space="preserve"> [2]</w:t>
-      </w:r>
-      <w:r>
-        <w:t>. Данный инструмент предоставляет пользователю каталог типовых деталей (в том числе шайб) и позволяет добавлять их в проект с последующей параметрической настройкой размеров через интерфейс панели библиотеки/свойств.</w:t>
+        <w:t>В качестве ещё одного аналога можно привести библиотеку стандартных механических компонентов BricsCAD Mechanical [</w:t>
+      </w:r>
+      <w:r>
+        <w:t>10</w:t>
+      </w:r>
+      <w:r>
+        <w:t>]. Данный инструмент предоставляет пользователю каталог типовых деталей (в том числе шайб) и позволяет добавлять их в проект с последующей параметрической настройкой размеров через интерфейс панели библиотеки/свойств.</w:t>
       </w:r>
     </w:p>
     <w:p>
@@ -3560,19 +4932,71 @@
     </w:p>
     <w:p>
       <w:pPr>
-        <w:rPr>
-          <w:lang w:val="en-US"/>
-        </w:rPr>
+        <w:spacing w:line="240" w:lineRule="auto"/>
+        <w:ind w:firstLine="0"/>
+        <w:jc w:val="center"/>
+      </w:pPr>
+      <w:r>
+        <w:rPr>
+          <w:noProof/>
+        </w:rPr>
+        <w:lastRenderedPageBreak/>
+        <w:drawing>
+          <wp:inline distT="0" distB="0" distL="0" distR="0" wp14:anchorId="550E92E1" wp14:editId="66EE7048">
+            <wp:extent cx="2832813" cy="4252823"/>
+            <wp:effectExtent l="0" t="0" r="5715" b="0"/>
+            <wp:docPr id="1423744357" name="Picture 1"/>
+            <wp:cNvGraphicFramePr>
+              <a:graphicFrameLocks xmlns:a="http://schemas.openxmlformats.org/drawingml/2006/main" noChangeAspect="1"/>
+            </wp:cNvGraphicFramePr>
+            <a:graphic xmlns:a="http://schemas.openxmlformats.org/drawingml/2006/main">
+              <a:graphicData uri="http://schemas.openxmlformats.org/drawingml/2006/picture">
+                <pic:pic xmlns:pic="http://schemas.openxmlformats.org/drawingml/2006/picture">
+                  <pic:nvPicPr>
+                    <pic:cNvPr id="1423744357" name=""/>
+                    <pic:cNvPicPr/>
+                  </pic:nvPicPr>
+                  <pic:blipFill>
+                    <a:blip r:embed="rId9"/>
+                    <a:stretch>
+                      <a:fillRect/>
+                    </a:stretch>
+                  </pic:blipFill>
+                  <pic:spPr>
+                    <a:xfrm>
+                      <a:off x="0" y="0"/>
+                      <a:ext cx="2836815" cy="4258831"/>
+                    </a:xfrm>
+                    <a:prstGeom prst="rect">
+                      <a:avLst/>
+                    </a:prstGeom>
+                  </pic:spPr>
+                </pic:pic>
+              </a:graphicData>
+            </a:graphic>
+          </wp:inline>
+        </w:drawing>
+      </w:r>
+    </w:p>
+    <w:p>
+      <w:pPr>
+        <w:spacing w:line="240" w:lineRule="auto"/>
+        <w:ind w:firstLine="0"/>
+        <w:jc w:val="center"/>
       </w:pPr>
       <w:r>
         <w:t xml:space="preserve">Рисунок 1.2 – </w:t>
       </w:r>
-    </w:p>
-    <w:p>
-      <w:pPr>
-        <w:rPr>
-          <w:lang w:val="en-US"/>
-        </w:rPr>
+      <w:r>
+        <w:t xml:space="preserve">Интерфейс библиотеки </w:t>
+      </w:r>
+      <w:r>
+        <w:t>BricsCAD Mechanical</w:t>
+      </w:r>
+    </w:p>
+    <w:p>
+      <w:pPr>
+        <w:ind w:firstLine="0"/>
       </w:pPr>
     </w:p>
     <w:p>
@@ -3584,14 +5008,843 @@
       <w:pPr>
         <w:pStyle w:val="Heading1"/>
       </w:pPr>
+      <w:bookmarkStart w:id="4" w:name="_Toc241009932"/>
       <w:r>
         <w:lastRenderedPageBreak/>
         <w:t>2 ОПИСАНИЕ ПРЕДМЕТА ПРОЕКТИРОВАНИЯ</w:t>
       </w:r>
+      <w:bookmarkEnd w:id="4"/>
     </w:p>
     <w:p/>
+    <w:p>
+      <w:r>
+        <w:t xml:space="preserve">Эксцентриковая шайба </w:t>
+      </w:r>
+      <w:r>
+        <w:t>–</w:t>
+      </w:r>
+      <w:r>
+        <w:t xml:space="preserve"> деталь типа шайбы с отверстием, центр которого смещён относительно центра внешнего контура, что используется, например, для регулировки положения при сборке.</w:t>
+      </w:r>
+    </w:p>
+    <w:p>
+      <w:r>
+        <w:t>Назначение разрабатываемого плагина обусловлено быстрым моделированием</w:t>
+      </w:r>
+      <w:r>
+        <w:t xml:space="preserve"> эксцентриковых шайб с различными параметрами</w:t>
+      </w:r>
+      <w:r>
+        <w:t xml:space="preserve">. Благодаря данному расширению, производители </w:t>
+      </w:r>
+      <w:r>
+        <w:t>шайб</w:t>
+      </w:r>
+      <w:r>
+        <w:t xml:space="preserve"> смогут наглядно рассмотреть спроектированную модель, при необходимости перестроить под необходимые им параметры. На рисунке 2.1 представлена модель</w:t>
+      </w:r>
+      <w:r>
+        <w:t xml:space="preserve"> эксцентриковой шайбы</w:t>
+      </w:r>
+      <w:r>
+        <w:t>.</w:t>
+      </w:r>
+    </w:p>
+    <w:p>
+      <w:pPr>
+        <w:spacing w:line="240" w:lineRule="auto"/>
+        <w:ind w:firstLine="0"/>
+        <w:jc w:val="center"/>
+      </w:pPr>
+      <w:r>
+        <w:rPr>
+          <w:noProof/>
+        </w:rPr>
+        <w:drawing>
+          <wp:inline distT="0" distB="0" distL="0" distR="0" wp14:anchorId="3AD55C66" wp14:editId="264690B2">
+            <wp:extent cx="3006394" cy="3864334"/>
+            <wp:effectExtent l="0" t="0" r="3810" b="3175"/>
+            <wp:docPr id="1068599658" name="Picture 1"/>
+            <wp:cNvGraphicFramePr>
+              <a:graphicFrameLocks xmlns:a="http://schemas.openxmlformats.org/drawingml/2006/main" noChangeAspect="1"/>
+            </wp:cNvGraphicFramePr>
+            <a:graphic xmlns:a="http://schemas.openxmlformats.org/drawingml/2006/main">
+              <a:graphicData uri="http://schemas.openxmlformats.org/drawingml/2006/picture">
+                <pic:pic xmlns:pic="http://schemas.openxmlformats.org/drawingml/2006/picture">
+                  <pic:nvPicPr>
+                    <pic:cNvPr id="1068599658" name=""/>
+                    <pic:cNvPicPr/>
+                  </pic:nvPicPr>
+                  <pic:blipFill>
+                    <a:blip r:embed="rId10"/>
+                    <a:stretch>
+                      <a:fillRect/>
+                    </a:stretch>
+                  </pic:blipFill>
+                  <pic:spPr>
+                    <a:xfrm>
+                      <a:off x="0" y="0"/>
+                      <a:ext cx="3011453" cy="3870836"/>
+                    </a:xfrm>
+                    <a:prstGeom prst="rect">
+                      <a:avLst/>
+                    </a:prstGeom>
+                  </pic:spPr>
+                </pic:pic>
+              </a:graphicData>
+            </a:graphic>
+          </wp:inline>
+        </w:drawing>
+      </w:r>
+    </w:p>
+    <w:p>
+      <w:pPr>
+        <w:spacing w:line="240" w:lineRule="auto"/>
+        <w:ind w:firstLine="0"/>
+        <w:jc w:val="center"/>
+      </w:pPr>
+      <w:r>
+        <w:t xml:space="preserve">Рисунок 2.1 − </w:t>
+      </w:r>
+      <w:r>
+        <w:t>Чертеж объекта моделирования</w:t>
+      </w:r>
+    </w:p>
     <w:p/>
-    <w:p/>
+    <w:p>
+      <w:r>
+        <w:t>Изменяемые параметры детали</w:t>
+      </w:r>
+      <w:r>
+        <w:t>:</w:t>
+      </w:r>
+    </w:p>
+    <w:p>
+      <w:pPr>
+        <w:numPr>
+          <w:ilvl w:val="0"/>
+          <w:numId w:val="7"/>
+        </w:numPr>
+      </w:pPr>
+      <w:r>
+        <w:t>D</w:t>
+      </w:r>
+      <w:r>
+        <w:t xml:space="preserve"> </w:t>
+      </w:r>
+      <w:r>
+        <w:t xml:space="preserve">– </w:t>
+      </w:r>
+      <w:r>
+        <w:t>внешний диаметр шайбы, мм (20–200);</w:t>
+      </w:r>
+    </w:p>
+    <w:p>
+      <w:pPr>
+        <w:numPr>
+          <w:ilvl w:val="0"/>
+          <w:numId w:val="7"/>
+        </w:numPr>
+      </w:pPr>
+      <w:r>
+        <w:t>H</w:t>
+      </w:r>
+      <w:r>
+        <w:t xml:space="preserve"> </w:t>
+      </w:r>
+      <w:r>
+        <w:t xml:space="preserve">– </w:t>
+      </w:r>
+      <w:r>
+        <w:t>толщина шайбы, мм (1–50);</w:t>
+      </w:r>
+    </w:p>
+    <w:p>
+      <w:pPr>
+        <w:numPr>
+          <w:ilvl w:val="0"/>
+          <w:numId w:val="7"/>
+        </w:numPr>
+      </w:pPr>
+      <w:r>
+        <w:t>d</w:t>
+      </w:r>
+      <w:r>
+        <w:t xml:space="preserve"> </w:t>
+      </w:r>
+      <w:r>
+        <w:t xml:space="preserve">– </w:t>
+      </w:r>
+      <w:r>
+        <w:t>диаметр отверстия, мм (5–150);</w:t>
+      </w:r>
+      <w:r>
+        <w:tab/>
+      </w:r>
+    </w:p>
+    <w:p>
+      <w:pPr>
+        <w:numPr>
+          <w:ilvl w:val="0"/>
+          <w:numId w:val="7"/>
+        </w:numPr>
+      </w:pPr>
+      <w:r>
+        <w:t>e</w:t>
+      </w:r>
+      <w:r>
+        <w:t xml:space="preserve"> </w:t>
+      </w:r>
+      <w:r>
+        <w:t xml:space="preserve">– </w:t>
+      </w:r>
+      <w:r>
+        <w:t>эксцентриситет (смещение центра отверстия относительно центра шайбы вдоль оси X), мм (0–80);</w:t>
+      </w:r>
+    </w:p>
+    <w:p>
+      <w:pPr>
+        <w:numPr>
+          <w:ilvl w:val="0"/>
+          <w:numId w:val="7"/>
+        </w:numPr>
+      </w:pPr>
+      <w:r>
+        <w:lastRenderedPageBreak/>
+        <w:t>S</w:t>
+      </w:r>
+      <w:r>
+        <w:t xml:space="preserve"> </w:t>
+      </w:r>
+      <w:r>
+        <w:t xml:space="preserve">– </w:t>
+      </w:r>
+      <w:r>
+        <w:t>минимальная толщина стенки, мм (0.5–10).</w:t>
+      </w:r>
+    </w:p>
+    <w:p>
+      <w:r>
+        <w:t>Параметр S задаёт требуемую минимально допустимую толщину стенки между наружной поверхностью шайбы и отверстием в наиболее тонком месте. Значение S вводится пользователем как технологическое/конструкторское ограничение и используется для проверки корректности геометрии.</w:t>
+      </w:r>
+    </w:p>
+    <w:p>
+      <w:r>
+        <w:t xml:space="preserve">Зависимые параметры: </w:t>
+      </w:r>
+      <w:r>
+        <w:t>d</w:t>
+      </w:r>
+      <w:r>
+        <w:t xml:space="preserve"> </w:t>
+      </w:r>
+      <w:r>
+        <w:t>и</w:t>
+      </w:r>
+      <w:r>
+        <w:t xml:space="preserve"> </w:t>
+      </w:r>
+      <w:r>
+        <w:t>e</w:t>
+      </w:r>
+      <w:r>
+        <w:t xml:space="preserve"> </w:t>
+      </w:r>
+      <w:r>
+        <w:t>являются взаимозависимыми и должны удовлетворять условию</w:t>
+      </w:r>
+      <w:r>
+        <w:t xml:space="preserve"> 3.1</w:t>
+      </w:r>
+      <w:r>
+        <w:t>:</w:t>
+      </w:r>
+    </w:p>
+    <w:tbl>
+      <w:tblPr>
+        <w:tblStyle w:val="TableGrid"/>
+        <w:tblW w:w="9351" w:type="dxa"/>
+        <w:tblBorders>
+          <w:top w:val="none" w:sz="0" w:space="0" w:color="auto"/>
+          <w:left w:val="none" w:sz="0" w:space="0" w:color="auto"/>
+          <w:bottom w:val="none" w:sz="0" w:space="0" w:color="auto"/>
+          <w:right w:val="none" w:sz="0" w:space="0" w:color="auto"/>
+          <w:insideH w:val="none" w:sz="0" w:space="0" w:color="auto"/>
+          <w:insideV w:val="none" w:sz="0" w:space="0" w:color="auto"/>
+        </w:tblBorders>
+        <w:tblLook w:val="04A0" w:firstRow="1" w:lastRow="0" w:firstColumn="1" w:lastColumn="0" w:noHBand="0" w:noVBand="1"/>
+      </w:tblPr>
+      <w:tblGrid>
+        <w:gridCol w:w="2830"/>
+        <w:gridCol w:w="3685"/>
+        <w:gridCol w:w="2836"/>
+      </w:tblGrid>
+      <w:tr>
+        <w:tc>
+          <w:tcPr>
+            <w:tcW w:w="2830" w:type="dxa"/>
+          </w:tcPr>
+          <w:p/>
+        </w:tc>
+        <w:tc>
+          <w:tcPr>
+            <w:tcW w:w="3685" w:type="dxa"/>
+          </w:tcPr>
+          <w:p>
+            <m:oMathPara>
+              <m:oMath>
+                <m:r>
+                  <w:rPr>
+                    <w:rFonts w:ascii="Cambria Math" w:hAnsi="Cambria Math"/>
+                  </w:rPr>
+                  <m:t>e≤</m:t>
+                </m:r>
+                <m:f>
+                  <m:fPr>
+                    <m:ctrlPr>
+                      <w:rPr>
+                        <w:rFonts w:ascii="Cambria Math" w:hAnsi="Cambria Math"/>
+                      </w:rPr>
+                    </m:ctrlPr>
+                  </m:fPr>
+                  <m:num>
+                    <m:r>
+                      <w:rPr>
+                        <w:rFonts w:ascii="Cambria Math" w:hAnsi="Cambria Math"/>
+                      </w:rPr>
+                      <m:t>D-d</m:t>
+                    </m:r>
+                  </m:num>
+                  <m:den>
+                    <m:r>
+                      <w:rPr>
+                        <w:rFonts w:ascii="Cambria Math" w:hAnsi="Cambria Math"/>
+                      </w:rPr>
+                      <m:t>2</m:t>
+                    </m:r>
+                  </m:den>
+                </m:f>
+                <m:r>
+                  <w:rPr>
+                    <w:rFonts w:ascii="Cambria Math" w:hAnsi="Cambria Math"/>
+                  </w:rPr>
+                  <m:t>-S</m:t>
+                </m:r>
+              </m:oMath>
+            </m:oMathPara>
+          </w:p>
+        </w:tc>
+        <w:tc>
+          <w:tcPr>
+            <w:tcW w:w="2836" w:type="dxa"/>
+            <w:vAlign w:val="center"/>
+          </w:tcPr>
+          <w:p>
+            <w:pPr>
+              <w:jc w:val="right"/>
+            </w:pPr>
+            <w:r>
+              <w:t>(3.1)</w:t>
+            </w:r>
+          </w:p>
+        </w:tc>
+      </w:tr>
+    </w:tbl>
+    <w:p>
+      <w:r>
+        <w:t>Требования к обработке зависимости:</w:t>
+      </w:r>
+    </w:p>
+    <w:p>
+      <w:pPr>
+        <w:numPr>
+          <w:ilvl w:val="0"/>
+          <w:numId w:val="8"/>
+        </w:numPr>
+        <w:ind w:left="0" w:firstLine="709"/>
+      </w:pPr>
+      <w:r>
+        <w:t>при изменении</w:t>
+      </w:r>
+      <w:r>
+        <w:t xml:space="preserve"> </w:t>
+      </w:r>
+      <w:r>
+        <w:t>d</w:t>
+      </w:r>
+      <w:r>
+        <w:t xml:space="preserve"> </w:t>
+      </w:r>
+      <w:r>
+        <w:t>система должна автоматически пересчитывать допустимый диапазон</w:t>
+      </w:r>
+      <w:r>
+        <w:t xml:space="preserve"> </w:t>
+      </w:r>
+      <w:r>
+        <w:t>e</w:t>
+      </w:r>
+      <w:r>
+        <w:t xml:space="preserve"> </w:t>
+      </w:r>
+      <w:r>
+        <w:t>(верхнюю границу)</w:t>
+      </w:r>
+      <w:r>
+        <w:t xml:space="preserve"> по 3.2</w:t>
+      </w:r>
+      <w:r>
+        <w:t>:</w:t>
+      </w:r>
+    </w:p>
+    <w:tbl>
+      <w:tblPr>
+        <w:tblStyle w:val="TableGrid"/>
+        <w:tblW w:w="0" w:type="auto"/>
+        <w:tblBorders>
+          <w:top w:val="none" w:sz="0" w:space="0" w:color="auto"/>
+          <w:left w:val="none" w:sz="0" w:space="0" w:color="auto"/>
+          <w:bottom w:val="none" w:sz="0" w:space="0" w:color="auto"/>
+          <w:right w:val="none" w:sz="0" w:space="0" w:color="auto"/>
+          <w:insideH w:val="none" w:sz="0" w:space="0" w:color="auto"/>
+          <w:insideV w:val="none" w:sz="0" w:space="0" w:color="auto"/>
+        </w:tblBorders>
+        <w:tblLook w:val="04A0" w:firstRow="1" w:lastRow="0" w:firstColumn="1" w:lastColumn="0" w:noHBand="0" w:noVBand="1"/>
+      </w:tblPr>
+      <w:tblGrid>
+        <w:gridCol w:w="3115"/>
+        <w:gridCol w:w="3115"/>
+        <w:gridCol w:w="3115"/>
+      </w:tblGrid>
+      <w:tr>
+        <w:tc>
+          <w:tcPr>
+            <w:tcW w:w="3115" w:type="dxa"/>
+          </w:tcPr>
+          <w:p/>
+        </w:tc>
+        <w:tc>
+          <w:tcPr>
+            <w:tcW w:w="3115" w:type="dxa"/>
+          </w:tcPr>
+          <w:p>
+            <m:oMathPara>
+              <m:oMath>
+                <m:sSub>
+                  <m:sSubPr>
+                    <m:ctrlPr>
+                      <w:rPr>
+                        <w:rFonts w:ascii="Cambria Math" w:hAnsi="Cambria Math"/>
+                      </w:rPr>
+                    </m:ctrlPr>
+                  </m:sSubPr>
+                  <m:e>
+                    <m:r>
+                      <w:rPr>
+                        <w:rFonts w:ascii="Cambria Math" w:hAnsi="Cambria Math"/>
+                      </w:rPr>
+                      <m:t>e</m:t>
+                    </m:r>
+                  </m:e>
+                  <m:sub>
+                    <m:r>
+                      <w:rPr>
+                        <w:rFonts w:ascii="Cambria Math" w:hAnsi="Cambria Math"/>
+                      </w:rPr>
+                      <m:t>max</m:t>
+                    </m:r>
+                  </m:sub>
+                </m:sSub>
+                <m:r>
+                  <w:rPr>
+                    <w:rFonts w:ascii="Cambria Math" w:hAnsi="Cambria Math"/>
+                  </w:rPr>
+                  <m:t>=</m:t>
+                </m:r>
+                <m:f>
+                  <m:fPr>
+                    <m:ctrlPr>
+                      <w:rPr>
+                        <w:rFonts w:ascii="Cambria Math" w:hAnsi="Cambria Math"/>
+                      </w:rPr>
+                    </m:ctrlPr>
+                  </m:fPr>
+                  <m:num>
+                    <m:r>
+                      <w:rPr>
+                        <w:rFonts w:ascii="Cambria Math" w:hAnsi="Cambria Math"/>
+                      </w:rPr>
+                      <m:t>D-d</m:t>
+                    </m:r>
+                  </m:num>
+                  <m:den>
+                    <m:r>
+                      <w:rPr>
+                        <w:rFonts w:ascii="Cambria Math" w:hAnsi="Cambria Math"/>
+                      </w:rPr>
+                      <m:t>2</m:t>
+                    </m:r>
+                  </m:den>
+                </m:f>
+                <m:r>
+                  <w:rPr>
+                    <w:rFonts w:ascii="Cambria Math" w:hAnsi="Cambria Math"/>
+                  </w:rPr>
+                  <m:t>-S</m:t>
+                </m:r>
+              </m:oMath>
+            </m:oMathPara>
+          </w:p>
+        </w:tc>
+        <w:tc>
+          <w:tcPr>
+            <w:tcW w:w="3115" w:type="dxa"/>
+            <w:vAlign w:val="center"/>
+          </w:tcPr>
+          <w:p>
+            <w:pPr>
+              <w:jc w:val="right"/>
+            </w:pPr>
+            <w:r>
+              <w:t>(3.2)</w:t>
+            </w:r>
+          </w:p>
+        </w:tc>
+      </w:tr>
+    </w:tbl>
+    <w:p>
+      <w:pPr>
+        <w:numPr>
+          <w:ilvl w:val="0"/>
+          <w:numId w:val="8"/>
+        </w:numPr>
+        <w:ind w:left="0" w:firstLine="709"/>
+      </w:pPr>
+      <w:r>
+        <w:t>при изменении</w:t>
+      </w:r>
+      <w:r>
+        <w:t xml:space="preserve"> </w:t>
+      </w:r>
+      <w:r>
+        <w:t>e</w:t>
+      </w:r>
+      <w:r>
+        <w:t xml:space="preserve"> </w:t>
+      </w:r>
+      <w:r>
+        <w:t>система должна автоматически пересчитывать допустимый диапазон</w:t>
+      </w:r>
+      <w:r>
+        <w:t xml:space="preserve"> </w:t>
+      </w:r>
+      <w:r>
+        <w:t>d</w:t>
+      </w:r>
+      <w:r>
+        <w:t xml:space="preserve"> </w:t>
+      </w:r>
+      <w:r>
+        <w:t>(верхнюю границу)</w:t>
+      </w:r>
+      <w:r>
+        <w:t xml:space="preserve"> по 3.3</w:t>
+      </w:r>
+      <w:r>
+        <w:t>:</w:t>
+      </w:r>
+    </w:p>
+    <w:tbl>
+      <w:tblPr>
+        <w:tblStyle w:val="TableGrid"/>
+        <w:tblW w:w="9351" w:type="dxa"/>
+        <w:tblBorders>
+          <w:top w:val="none" w:sz="0" w:space="0" w:color="auto"/>
+          <w:left w:val="none" w:sz="0" w:space="0" w:color="auto"/>
+          <w:bottom w:val="none" w:sz="0" w:space="0" w:color="auto"/>
+          <w:right w:val="none" w:sz="0" w:space="0" w:color="auto"/>
+          <w:insideH w:val="none" w:sz="0" w:space="0" w:color="auto"/>
+          <w:insideV w:val="none" w:sz="0" w:space="0" w:color="auto"/>
+        </w:tblBorders>
+        <w:tblLook w:val="04A0" w:firstRow="1" w:lastRow="0" w:firstColumn="1" w:lastColumn="0" w:noHBand="0" w:noVBand="1"/>
+      </w:tblPr>
+      <w:tblGrid>
+        <w:gridCol w:w="2830"/>
+        <w:gridCol w:w="3685"/>
+        <w:gridCol w:w="2836"/>
+      </w:tblGrid>
+      <w:tr>
+        <w:tc>
+          <w:tcPr>
+            <w:tcW w:w="2830" w:type="dxa"/>
+          </w:tcPr>
+          <w:p/>
+        </w:tc>
+        <w:tc>
+          <w:tcPr>
+            <w:tcW w:w="3685" w:type="dxa"/>
+          </w:tcPr>
+          <w:p>
+            <w:pPr>
+              <w:ind w:left="709"/>
+            </w:pPr>
+            <m:oMathPara>
+              <m:oMath>
+                <m:sSub>
+                  <m:sSubPr>
+                    <m:ctrlPr>
+                      <w:rPr>
+                        <w:rFonts w:ascii="Cambria Math" w:hAnsi="Cambria Math"/>
+                      </w:rPr>
+                    </m:ctrlPr>
+                  </m:sSubPr>
+                  <m:e>
+                    <m:r>
+                      <w:rPr>
+                        <w:rFonts w:ascii="Cambria Math" w:hAnsi="Cambria Math"/>
+                      </w:rPr>
+                      <m:t>d</m:t>
+                    </m:r>
+                  </m:e>
+                  <m:sub>
+                    <m:r>
+                      <w:rPr>
+                        <w:rFonts w:ascii="Cambria Math" w:hAnsi="Cambria Math"/>
+                      </w:rPr>
+                      <m:t>max</m:t>
+                    </m:r>
+                  </m:sub>
+                </m:sSub>
+                <m:r>
+                  <w:rPr>
+                    <w:rFonts w:ascii="Cambria Math" w:hAnsi="Cambria Math"/>
+                  </w:rPr>
+                  <m:t>=D-2⋅</m:t>
+                </m:r>
+                <m:d>
+                  <m:dPr>
+                    <m:ctrlPr>
+                      <w:rPr>
+                        <w:rFonts w:ascii="Cambria Math" w:hAnsi="Cambria Math"/>
+                      </w:rPr>
+                    </m:ctrlPr>
+                  </m:dPr>
+                  <m:e>
+                    <m:r>
+                      <w:rPr>
+                        <w:rFonts w:ascii="Cambria Math" w:hAnsi="Cambria Math"/>
+                      </w:rPr>
+                      <m:t>e+S</m:t>
+                    </m:r>
+                  </m:e>
+                </m:d>
+              </m:oMath>
+            </m:oMathPara>
+          </w:p>
+        </w:tc>
+        <w:tc>
+          <w:tcPr>
+            <w:tcW w:w="2836" w:type="dxa"/>
+            <w:vAlign w:val="center"/>
+          </w:tcPr>
+          <w:p>
+            <w:pPr>
+              <w:jc w:val="right"/>
+            </w:pPr>
+            <w:r>
+              <w:t>(3.3)</w:t>
+            </w:r>
+          </w:p>
+        </w:tc>
+      </w:tr>
+    </w:tbl>
+    <w:p>
+      <w:pPr>
+        <w:numPr>
+          <w:ilvl w:val="0"/>
+          <w:numId w:val="8"/>
+        </w:numPr>
+        <w:ind w:left="0" w:firstLine="709"/>
+      </w:pPr>
+      <w:r>
+        <w:t>при вводе значений, нарушающих условие зависимости или общие ограничения</w:t>
+      </w:r>
+      <w:r>
+        <w:t xml:space="preserve">, </w:t>
+      </w:r>
+      <w:r>
+        <w:t>должна отображаться ошибка валидации с указанием, какой параметр необходимо изменить (например: «уменьшите e» или «увеличьте D/уменьшите d»).</w:t>
+      </w:r>
+    </w:p>
+    <w:p>
+      <w:r>
+        <w:t>Дополнительно должны выполняться условия</w:t>
+      </w:r>
+      <w:r>
+        <w:rPr>
+          <w:i/>
+          <w:iCs/>
+        </w:rPr>
+        <w:t xml:space="preserve">: </w:t>
+      </w:r>
+      <m:oMath>
+        <m:r>
+          <w:rPr>
+            <w:rFonts w:ascii="Cambria Math" w:hAnsi="Cambria Math"/>
+          </w:rPr>
+          <m:t>D&gt;d</m:t>
+        </m:r>
+      </m:oMath>
+      <w:r>
+        <w:rPr>
+          <w:i/>
+          <w:iCs/>
+        </w:rPr>
+        <w:t xml:space="preserve">, </w:t>
+      </w:r>
+      <m:oMath>
+        <m:r>
+          <w:rPr>
+            <w:rFonts w:ascii="Cambria Math" w:hAnsi="Cambria Math"/>
+          </w:rPr>
+          <m:t>H&gt;0</m:t>
+        </m:r>
+      </m:oMath>
+      <w:r>
+        <w:rPr>
+          <w:i/>
+          <w:iCs/>
+        </w:rPr>
+        <w:t xml:space="preserve">, </w:t>
+      </w:r>
+      <m:oMath>
+        <m:r>
+          <w:rPr>
+            <w:rFonts w:ascii="Cambria Math" w:hAnsi="Cambria Math"/>
+          </w:rPr>
+          <m:t>e≥0</m:t>
+        </m:r>
+      </m:oMath>
+      <w:r>
+        <w:rPr>
+          <w:i/>
+          <w:iCs/>
+        </w:rPr>
+        <w:t xml:space="preserve">, </w:t>
+      </w:r>
+      <m:oMath>
+        <m:r>
+          <w:rPr>
+            <w:rFonts w:ascii="Cambria Math" w:hAnsi="Cambria Math"/>
+          </w:rPr>
+          <m:t>S&gt;0</m:t>
+        </m:r>
+      </m:oMath>
+      <w:r>
+        <w:rPr>
+          <w:i/>
+          <w:iCs/>
+        </w:rPr>
+        <w:t xml:space="preserve">, </w:t>
+      </w:r>
+      <w:r>
+        <w:t>а также</w:t>
+      </w:r>
+      <w:r>
+        <w:rPr>
+          <w:i/>
+          <w:iCs/>
+        </w:rPr>
+        <w:t xml:space="preserve"> </w:t>
+      </w:r>
+      <m:oMath>
+        <m:f>
+          <m:fPr>
+            <m:ctrlPr>
+              <w:rPr>
+                <w:rFonts w:ascii="Cambria Math" w:hAnsi="Cambria Math"/>
+              </w:rPr>
+            </m:ctrlPr>
+          </m:fPr>
+          <m:num>
+            <m:r>
+              <w:rPr>
+                <w:rFonts w:ascii="Cambria Math" w:hAnsi="Cambria Math"/>
+              </w:rPr>
+              <m:t>D-d</m:t>
+            </m:r>
+          </m:num>
+          <m:den>
+            <m:r>
+              <w:rPr>
+                <w:rFonts w:ascii="Cambria Math" w:hAnsi="Cambria Math"/>
+              </w:rPr>
+              <m:t>2</m:t>
+            </m:r>
+          </m:den>
+        </m:f>
+        <m:r>
+          <w:rPr>
+            <w:rFonts w:ascii="Cambria Math" w:hAnsi="Cambria Math"/>
+          </w:rPr>
+          <m:t>-S≥0</m:t>
+        </m:r>
+      </m:oMath>
+      <w:r>
+        <w:rPr>
+          <w:i/>
+          <w:iCs/>
+        </w:rPr>
+        <w:t>.</w:t>
+      </w:r>
+    </w:p>
+    <w:p>
+      <w:pPr>
+        <w:ind w:firstLine="708"/>
+        <w:rPr>
+          <w:szCs w:val="28"/>
+        </w:rPr>
+      </w:pPr>
+      <w:r>
+        <w:rPr>
+          <w:szCs w:val="28"/>
+        </w:rPr>
+        <w:t>АС должна иметь пользовательский интерфейс с возможностью изменения значений, представленных выше, и последующим построении объекта «</w:t>
+      </w:r>
+      <w:r>
+        <w:rPr>
+          <w:szCs w:val="28"/>
+        </w:rPr>
+        <w:t>Эксцентриковая шайба</w:t>
+      </w:r>
+      <w:r>
+        <w:rPr>
+          <w:szCs w:val="28"/>
+        </w:rPr>
+        <w:t xml:space="preserve">» в САПР </w:t>
+      </w:r>
+      <w:proofErr w:type="spellStart"/>
+      <w:r>
+        <w:rPr>
+          <w:szCs w:val="28"/>
+          <w:lang w:val="en-US"/>
+        </w:rPr>
+        <w:t>nanoCAD</w:t>
+      </w:r>
+      <w:proofErr w:type="spellEnd"/>
+      <w:r>
+        <w:rPr>
+          <w:szCs w:val="28"/>
+        </w:rPr>
+        <w:t>. В плагине должны проходить проверки значений, вводимых пользователем. Реализуемый плагин должен обеспечивать обработку ошибочных ситуаций, возникающих в процессе работы. Если данные некорректные, то должно высветиться окно с ошибкой построения</w:t>
+      </w:r>
+      <w:r>
+        <w:rPr>
+          <w:szCs w:val="28"/>
+        </w:rPr>
+        <w:t>.</w:t>
+      </w:r>
+    </w:p>
     <w:p>
       <w:r>
         <w:br w:type="page"/>
@@ -3606,7 +5859,8 @@
           <w:szCs w:val="28"/>
         </w:rPr>
       </w:pPr>
-      <w:bookmarkStart w:id="0" w:name="_Toc179192554"/>
+      <w:bookmarkStart w:id="5" w:name="_Toc179192554"/>
+      <w:bookmarkStart w:id="6" w:name="_Toc241009933"/>
       <w:r>
         <w:rPr>
           <w:color w:val="000000"/>
@@ -3615,29 +5869,3804 @@
         <w:lastRenderedPageBreak/>
         <w:t>3 ПРОЕКТ СИСТЕМЫ</w:t>
       </w:r>
-      <w:bookmarkEnd w:id="0"/>
+      <w:bookmarkEnd w:id="5"/>
+      <w:bookmarkEnd w:id="6"/>
     </w:p>
     <w:p/>
     <w:p>
       <w:pPr>
         <w:pStyle w:val="Heading2"/>
       </w:pPr>
+      <w:bookmarkStart w:id="7" w:name="_Toc241009934"/>
       <w:r>
         <w:t>3.1 Диаграмма классов</w:t>
       </w:r>
+      <w:bookmarkEnd w:id="7"/>
     </w:p>
     <w:p/>
     <w:p>
       <w:pPr>
+        <w:rPr>
+          <w:szCs w:val="28"/>
+        </w:rPr>
+      </w:pPr>
+      <w:r>
+        <w:rPr>
+          <w:szCs w:val="28"/>
+        </w:rPr>
+        <w:t>Для графического описания абстрактной модели проекта, а также пользовательского взаимодействия (сценарии действия) использован стандарт UML.</w:t>
+      </w:r>
+    </w:p>
+    <w:p>
+      <w:pPr>
+        <w:rPr>
+          <w:szCs w:val="28"/>
+        </w:rPr>
+      </w:pPr>
+      <w:r>
+        <w:rPr>
+          <w:szCs w:val="28"/>
+        </w:rPr>
+        <w:t>UML язык графического описания для объектного моделирования в области разработки программного обеспечения. UML является языком широкого профиля, это – открытый стандарт, использующий графические обозначения для создания абстрактной модели системы, называемой UML – моделью. UML был создан для определения, визуализации, проектирования и документирования, в основном, программных систем [</w:t>
+      </w:r>
+      <w:r>
+        <w:rPr>
+          <w:szCs w:val="28"/>
+        </w:rPr>
+        <w:t>11</w:t>
+      </w:r>
+      <w:r>
+        <w:rPr>
+          <w:szCs w:val="28"/>
+        </w:rPr>
+        <w:t>].</w:t>
+      </w:r>
+    </w:p>
+    <w:p>
+      <w:pPr>
+        <w:spacing w:line="240" w:lineRule="auto"/>
+        <w:ind w:firstLine="0"/>
+        <w:jc w:val="center"/>
+      </w:pPr>
+      <w:r>
+        <w:drawing>
+          <wp:inline distT="0" distB="0" distL="0" distR="0" wp14:anchorId="12932D79" wp14:editId="23CCAB52">
+            <wp:extent cx="6053233" cy="3641647"/>
+            <wp:effectExtent l="0" t="0" r="5080" b="0"/>
+            <wp:docPr id="342131775" name="Picture 1"/>
+            <wp:cNvGraphicFramePr>
+              <a:graphicFrameLocks xmlns:a="http://schemas.openxmlformats.org/drawingml/2006/main" noChangeAspect="1"/>
+            </wp:cNvGraphicFramePr>
+            <a:graphic xmlns:a="http://schemas.openxmlformats.org/drawingml/2006/main">
+              <a:graphicData uri="http://schemas.openxmlformats.org/drawingml/2006/picture">
+                <pic:pic xmlns:pic="http://schemas.openxmlformats.org/drawingml/2006/picture">
+                  <pic:nvPicPr>
+                    <pic:cNvPr id="342131775" name=""/>
+                    <pic:cNvPicPr/>
+                  </pic:nvPicPr>
+                  <pic:blipFill>
+                    <a:blip r:embed="rId11"/>
+                    <a:stretch>
+                      <a:fillRect/>
+                    </a:stretch>
+                  </pic:blipFill>
+                  <pic:spPr>
+                    <a:xfrm>
+                      <a:off x="0" y="0"/>
+                      <a:ext cx="6102931" cy="3671546"/>
+                    </a:xfrm>
+                    <a:prstGeom prst="rect">
+                      <a:avLst/>
+                    </a:prstGeom>
+                  </pic:spPr>
+                </pic:pic>
+              </a:graphicData>
+            </a:graphic>
+          </wp:inline>
+        </w:drawing>
+      </w:r>
+    </w:p>
+    <w:p>
+      <w:pPr>
+        <w:spacing w:line="240" w:lineRule="auto"/>
+        <w:ind w:firstLine="0"/>
+        <w:jc w:val="center"/>
+        <w:rPr>
+          <w:szCs w:val="28"/>
+        </w:rPr>
+      </w:pPr>
+      <w:r>
+        <w:rPr>
+          <w:szCs w:val="28"/>
+        </w:rPr>
+        <w:t>Рисунок</w:t>
+      </w:r>
+      <w:r>
+        <w:rPr>
+          <w:spacing w:val="-5"/>
+          <w:szCs w:val="28"/>
+        </w:rPr>
+        <w:t xml:space="preserve"> </w:t>
+      </w:r>
+      <w:r>
+        <w:rPr>
+          <w:szCs w:val="28"/>
+        </w:rPr>
+        <w:t>3.1</w:t>
+      </w:r>
+      <w:r>
+        <w:rPr>
+          <w:spacing w:val="1"/>
+          <w:szCs w:val="28"/>
+        </w:rPr>
+        <w:t xml:space="preserve"> </w:t>
+      </w:r>
+      <w:r>
+        <w:rPr>
+          <w:szCs w:val="28"/>
+        </w:rPr>
+        <w:t>–</w:t>
+      </w:r>
+      <w:r>
+        <w:rPr>
+          <w:szCs w:val="28"/>
+        </w:rPr>
+        <w:t xml:space="preserve"> </w:t>
+      </w:r>
+      <w:r>
+        <w:rPr>
+          <w:szCs w:val="28"/>
+          <w:lang w:val="en-US"/>
+        </w:rPr>
+        <w:t>UML</w:t>
+      </w:r>
+      <w:r>
+        <w:rPr>
+          <w:szCs w:val="28"/>
+        </w:rPr>
+        <w:t>-</w:t>
+      </w:r>
+      <w:r>
+        <w:rPr>
+          <w:szCs w:val="28"/>
+        </w:rPr>
+        <w:t>диаграмма классов</w:t>
+      </w:r>
+      <w:r>
+        <w:rPr>
+          <w:szCs w:val="28"/>
+        </w:rPr>
+        <w:t xml:space="preserve"> плагина</w:t>
+      </w:r>
+    </w:p>
+    <w:p>
+      <w:pPr>
+        <w:ind w:firstLine="0"/>
+      </w:pPr>
+    </w:p>
+    <w:p>
+      <w:pPr>
+        <w:ind w:firstLine="0"/>
+      </w:pPr>
+    </w:p>
+    <w:p>
+      <w:pPr>
+        <w:ind w:firstLine="0"/>
+      </w:pPr>
+    </w:p>
+    <w:p>
+      <w:pPr>
+        <w:ind w:firstLine="0"/>
+      </w:pPr>
+    </w:p>
+    <w:p>
+      <w:pPr>
+        <w:ind w:firstLine="0"/>
+      </w:pPr>
+      <w:r>
+        <w:lastRenderedPageBreak/>
+        <w:t xml:space="preserve">Таблица 2.1 </w:t>
+      </w:r>
+      <w:r>
+        <w:t>–</w:t>
+      </w:r>
+      <w:r>
+        <w:t xml:space="preserve"> Описание классов разработанной архитектуры </w:t>
+      </w:r>
+    </w:p>
+    <w:tbl>
+      <w:tblPr>
+        <w:tblStyle w:val="TableGrid"/>
+        <w:tblW w:w="9631" w:type="dxa"/>
+        <w:tblLook w:val="04A0" w:firstRow="1" w:lastRow="0" w:firstColumn="1" w:lastColumn="0" w:noHBand="0" w:noVBand="1"/>
+      </w:tblPr>
+      <w:tblGrid>
+        <w:gridCol w:w="1989"/>
+        <w:gridCol w:w="4527"/>
+        <w:gridCol w:w="3115"/>
+      </w:tblGrid>
+      <w:tr>
+        <w:tc>
+          <w:tcPr>
+            <w:tcW w:w="1989" w:type="dxa"/>
+          </w:tcPr>
+          <w:p>
+            <w:pPr>
+              <w:rPr>
+                <w:b/>
+                <w:bCs/>
+                <w:sz w:val="24"/>
+                <w:szCs w:val="24"/>
+              </w:rPr>
+            </w:pPr>
+            <w:r>
+              <w:rPr>
+                <w:b/>
+                <w:bCs/>
+                <w:sz w:val="24"/>
+                <w:szCs w:val="24"/>
+              </w:rPr>
+              <w:t>Название класса</w:t>
+            </w:r>
+          </w:p>
+        </w:tc>
+        <w:tc>
+          <w:tcPr>
+            <w:tcW w:w="4527" w:type="dxa"/>
+          </w:tcPr>
+          <w:p>
+            <w:pPr>
+              <w:rPr>
+                <w:b/>
+                <w:bCs/>
+                <w:sz w:val="24"/>
+                <w:szCs w:val="24"/>
+              </w:rPr>
+            </w:pPr>
+            <w:r>
+              <w:rPr>
+                <w:b/>
+                <w:bCs/>
+                <w:sz w:val="24"/>
+                <w:szCs w:val="24"/>
+              </w:rPr>
+              <w:t>Назначение класса</w:t>
+            </w:r>
+          </w:p>
+        </w:tc>
+        <w:tc>
+          <w:tcPr>
+            <w:tcW w:w="3115" w:type="dxa"/>
+          </w:tcPr>
+          <w:p>
+            <w:pPr>
+              <w:rPr>
+                <w:b/>
+                <w:bCs/>
+                <w:sz w:val="24"/>
+                <w:szCs w:val="24"/>
+              </w:rPr>
+            </w:pPr>
+            <w:r>
+              <w:rPr>
+                <w:b/>
+                <w:bCs/>
+                <w:sz w:val="24"/>
+                <w:szCs w:val="24"/>
+              </w:rPr>
+              <w:t>Слой архитектуры</w:t>
+            </w:r>
+          </w:p>
+        </w:tc>
+      </w:tr>
+      <w:tr>
+        <w:tc>
+          <w:tcPr>
+            <w:tcW w:w="1989" w:type="dxa"/>
+          </w:tcPr>
+          <w:p>
+            <w:pPr>
+              <w:rPr>
+                <w:sz w:val="24"/>
+                <w:szCs w:val="24"/>
+              </w:rPr>
+            </w:pPr>
+            <w:r>
+              <w:rPr>
+                <w:sz w:val="24"/>
+                <w:szCs w:val="24"/>
+              </w:rPr>
+              <w:t>WasherCommand</w:t>
+            </w:r>
+          </w:p>
+        </w:tc>
+        <w:tc>
+          <w:tcPr>
+            <w:tcW w:w="4527" w:type="dxa"/>
+          </w:tcPr>
+          <w:p>
+            <w:pPr>
+              <w:rPr>
+                <w:sz w:val="24"/>
+                <w:szCs w:val="24"/>
+              </w:rPr>
+            </w:pPr>
+            <w:r>
+              <w:rPr>
+                <w:sz w:val="24"/>
+                <w:szCs w:val="24"/>
+              </w:rPr>
+              <w:t>Точка входа в плагин со стороны САПР nanoCAD. Регистрирует команду и запускает основной сценарий работы.</w:t>
+            </w:r>
+          </w:p>
+        </w:tc>
+        <w:tc>
+          <w:tcPr>
+            <w:tcW w:w="3115" w:type="dxa"/>
+          </w:tcPr>
+          <w:p>
+            <w:pPr>
+              <w:rPr>
+                <w:sz w:val="24"/>
+                <w:szCs w:val="24"/>
+              </w:rPr>
+            </w:pPr>
+            <w:r>
+              <w:rPr>
+                <w:sz w:val="24"/>
+                <w:szCs w:val="24"/>
+              </w:rPr>
+              <w:t>Инфраструктура / интеграция с САПР</w:t>
+            </w:r>
+          </w:p>
+        </w:tc>
+      </w:tr>
+      <w:tr>
+        <w:tc>
+          <w:tcPr>
+            <w:tcW w:w="1989" w:type="dxa"/>
+          </w:tcPr>
+          <w:p>
+            <w:pPr>
+              <w:rPr>
+                <w:sz w:val="24"/>
+                <w:szCs w:val="24"/>
+              </w:rPr>
+            </w:pPr>
+            <w:r>
+              <w:rPr>
+                <w:sz w:val="24"/>
+                <w:szCs w:val="24"/>
+              </w:rPr>
+              <w:t>WasherDispatcher</w:t>
+            </w:r>
+          </w:p>
+        </w:tc>
+        <w:tc>
+          <w:tcPr>
+            <w:tcW w:w="4527" w:type="dxa"/>
+          </w:tcPr>
+          <w:p>
+            <w:pPr>
+              <w:rPr>
+                <w:sz w:val="24"/>
+                <w:szCs w:val="24"/>
+              </w:rPr>
+            </w:pPr>
+            <w:r>
+              <w:rPr>
+                <w:sz w:val="24"/>
+                <w:szCs w:val="24"/>
+              </w:rPr>
+              <w:t>Диспетчер (контроллер) приложения. Связывает UI, модель данных и модуль построения, выполняет обработку событий и управляет сценарием.</w:t>
+            </w:r>
+          </w:p>
+        </w:tc>
+        <w:tc>
+          <w:tcPr>
+            <w:tcW w:w="3115" w:type="dxa"/>
+          </w:tcPr>
+          <w:p>
+            <w:pPr>
+              <w:rPr>
+                <w:sz w:val="24"/>
+                <w:szCs w:val="24"/>
+              </w:rPr>
+            </w:pPr>
+            <w:r>
+              <w:rPr>
+                <w:sz w:val="24"/>
+                <w:szCs w:val="24"/>
+              </w:rPr>
+              <w:t>Прикладная логика (Application)</w:t>
+            </w:r>
+          </w:p>
+        </w:tc>
+      </w:tr>
+      <w:tr>
+        <w:tc>
+          <w:tcPr>
+            <w:tcW w:w="1989" w:type="dxa"/>
+          </w:tcPr>
+          <w:p>
+            <w:pPr>
+              <w:rPr>
+                <w:sz w:val="24"/>
+                <w:szCs w:val="24"/>
+              </w:rPr>
+            </w:pPr>
+            <w:r>
+              <w:rPr>
+                <w:sz w:val="24"/>
+                <w:szCs w:val="24"/>
+              </w:rPr>
+              <w:t>WasherForm</w:t>
+            </w:r>
+          </w:p>
+        </w:tc>
+        <w:tc>
+          <w:tcPr>
+            <w:tcW w:w="4527" w:type="dxa"/>
+          </w:tcPr>
+          <w:p>
+            <w:pPr>
+              <w:rPr>
+                <w:sz w:val="24"/>
+                <w:szCs w:val="24"/>
+              </w:rPr>
+            </w:pPr>
+            <w:r>
+              <w:rPr>
+                <w:sz w:val="24"/>
+                <w:szCs w:val="24"/>
+              </w:rPr>
+              <w:t>Графическое окно пользователя (GUI). Отображает поля ввода, собирает введённые значения и выводит сообщения об ошибках.</w:t>
+            </w:r>
+          </w:p>
+        </w:tc>
+        <w:tc>
+          <w:tcPr>
+            <w:tcW w:w="3115" w:type="dxa"/>
+          </w:tcPr>
+          <w:p>
+            <w:pPr>
+              <w:rPr>
+                <w:sz w:val="24"/>
+                <w:szCs w:val="24"/>
+              </w:rPr>
+            </w:pPr>
+            <w:r>
+              <w:rPr>
+                <w:sz w:val="24"/>
+                <w:szCs w:val="24"/>
+              </w:rPr>
+              <w:t>Представление (View)</w:t>
+            </w:r>
+          </w:p>
+        </w:tc>
+      </w:tr>
+      <w:tr>
+        <w:tc>
+          <w:tcPr>
+            <w:tcW w:w="1989" w:type="dxa"/>
+          </w:tcPr>
+          <w:p>
+            <w:pPr>
+              <w:rPr>
+                <w:sz w:val="24"/>
+                <w:szCs w:val="24"/>
+              </w:rPr>
+            </w:pPr>
+            <w:r>
+              <w:rPr>
+                <w:sz w:val="24"/>
+                <w:szCs w:val="24"/>
+              </w:rPr>
+              <w:t>WasherModel</w:t>
+            </w:r>
+          </w:p>
+        </w:tc>
+        <w:tc>
+          <w:tcPr>
+            <w:tcW w:w="4527" w:type="dxa"/>
+          </w:tcPr>
+          <w:p>
+            <w:pPr>
+              <w:rPr>
+                <w:sz w:val="24"/>
+                <w:szCs w:val="24"/>
+              </w:rPr>
+            </w:pPr>
+            <w:r>
+              <w:rPr>
+                <w:sz w:val="24"/>
+                <w:szCs w:val="24"/>
+              </w:rPr>
+              <w:t>Модель данных шайбы. Хранит параметры детали и выполняет их валидацию.</w:t>
+            </w:r>
+          </w:p>
+        </w:tc>
+        <w:tc>
+          <w:tcPr>
+            <w:tcW w:w="3115" w:type="dxa"/>
+          </w:tcPr>
+          <w:p>
+            <w:pPr>
+              <w:rPr>
+                <w:sz w:val="24"/>
+                <w:szCs w:val="24"/>
+              </w:rPr>
+            </w:pPr>
+            <w:r>
+              <w:rPr>
+                <w:sz w:val="24"/>
+                <w:szCs w:val="24"/>
+              </w:rPr>
+              <w:t>Доменная модель (Domain/Model)</w:t>
+            </w:r>
+          </w:p>
+        </w:tc>
+      </w:tr>
+      <w:tr>
+        <w:tc>
+          <w:tcPr>
+            <w:tcW w:w="1989" w:type="dxa"/>
+          </w:tcPr>
+          <w:p>
+            <w:pPr>
+              <w:rPr>
+                <w:sz w:val="24"/>
+                <w:szCs w:val="24"/>
+              </w:rPr>
+            </w:pPr>
+            <w:r>
+              <w:rPr>
+                <w:sz w:val="24"/>
+                <w:szCs w:val="24"/>
+              </w:rPr>
+              <w:t>WasherBuilder</w:t>
+            </w:r>
+          </w:p>
+        </w:tc>
+        <w:tc>
+          <w:tcPr>
+            <w:tcW w:w="4527" w:type="dxa"/>
+          </w:tcPr>
+          <w:p>
+            <w:pPr>
+              <w:rPr>
+                <w:sz w:val="24"/>
+                <w:szCs w:val="24"/>
+              </w:rPr>
+            </w:pPr>
+            <w:r>
+              <w:rPr>
+                <w:sz w:val="24"/>
+                <w:szCs w:val="24"/>
+              </w:rPr>
+              <w:t>Построитель 3D</w:t>
+            </w:r>
+            <w:r>
+              <w:rPr>
+                <w:sz w:val="24"/>
+                <w:szCs w:val="24"/>
+              </w:rPr>
+              <w:noBreakHyphen/>
+              <w:t>модели. Содержит логику вызова методов nanoCAD .NET API для построения геометрии.</w:t>
+            </w:r>
+          </w:p>
+        </w:tc>
+        <w:tc>
+          <w:tcPr>
+            <w:tcW w:w="3115" w:type="dxa"/>
+          </w:tcPr>
+          <w:p>
+            <w:pPr>
+              <w:rPr>
+                <w:sz w:val="24"/>
+                <w:szCs w:val="24"/>
+              </w:rPr>
+            </w:pPr>
+            <w:r>
+              <w:rPr>
+                <w:sz w:val="24"/>
+                <w:szCs w:val="24"/>
+              </w:rPr>
+              <w:t>Инфраструктура / обёртка над API (Wrapper)</w:t>
+            </w:r>
+          </w:p>
+        </w:tc>
+      </w:tr>
+    </w:tbl>
+    <w:p>
+      <w:pPr>
+        <w:ind w:firstLine="0"/>
+      </w:pPr>
+    </w:p>
+    <w:p>
+      <w:pPr>
+        <w:ind w:firstLine="0"/>
+      </w:pPr>
+      <w:r>
+        <w:t xml:space="preserve">Таблица 2.2 </w:t>
+      </w:r>
+      <w:r>
+        <w:t>–</w:t>
+      </w:r>
+      <w:r>
+        <w:t xml:space="preserve"> Поля и методы класса</w:t>
+      </w:r>
+      <w:r>
+        <w:t xml:space="preserve"> </w:t>
+      </w:r>
+      <w:r>
+        <w:t>WasherCommand</w:t>
+      </w:r>
+    </w:p>
+    <w:tbl>
+      <w:tblPr>
+        <w:tblStyle w:val="TableGrid"/>
+        <w:tblW w:w="0" w:type="auto"/>
+        <w:tblLook w:val="04A0" w:firstRow="1" w:lastRow="0" w:firstColumn="1" w:lastColumn="0" w:noHBand="0" w:noVBand="1"/>
+      </w:tblPr>
+      <w:tblGrid>
+        <w:gridCol w:w="1147"/>
+        <w:gridCol w:w="988"/>
+        <w:gridCol w:w="1757"/>
+        <w:gridCol w:w="2100"/>
+        <w:gridCol w:w="3353"/>
+      </w:tblGrid>
+      <w:tr>
+        <w:tc>
+          <w:tcPr>
+            <w:tcW w:w="1129" w:type="dxa"/>
+          </w:tcPr>
+          <w:p>
+            <w:pPr>
+              <w:rPr>
+                <w:b/>
+                <w:bCs/>
+                <w:sz w:val="24"/>
+                <w:szCs w:val="24"/>
+              </w:rPr>
+            </w:pPr>
+            <w:r>
+              <w:rPr>
+                <w:b/>
+                <w:bCs/>
+                <w:sz w:val="24"/>
+                <w:szCs w:val="24"/>
+              </w:rPr>
+              <w:t>Элемент</w:t>
+            </w:r>
+          </w:p>
+        </w:tc>
+        <w:tc>
+          <w:tcPr>
+            <w:tcW w:w="993" w:type="dxa"/>
+          </w:tcPr>
+          <w:p>
+            <w:pPr>
+              <w:rPr>
+                <w:b/>
+                <w:bCs/>
+                <w:sz w:val="24"/>
+                <w:szCs w:val="24"/>
+              </w:rPr>
+            </w:pPr>
+            <w:r>
+              <w:rPr>
+                <w:b/>
+                <w:bCs/>
+                <w:sz w:val="24"/>
+                <w:szCs w:val="24"/>
+              </w:rPr>
+              <w:t>Вид</w:t>
+            </w:r>
+          </w:p>
+        </w:tc>
+        <w:tc>
+          <w:tcPr>
+            <w:tcW w:w="1701" w:type="dxa"/>
+          </w:tcPr>
+          <w:p>
+            <w:pPr>
+              <w:rPr>
+                <w:b/>
+                <w:bCs/>
+                <w:sz w:val="24"/>
+                <w:szCs w:val="24"/>
+              </w:rPr>
+            </w:pPr>
+            <w:r>
+              <w:rPr>
+                <w:b/>
+                <w:bCs/>
+                <w:sz w:val="24"/>
+                <w:szCs w:val="24"/>
+              </w:rPr>
+              <w:t>Модификатор</w:t>
+            </w:r>
+          </w:p>
+        </w:tc>
+        <w:tc>
+          <w:tcPr>
+            <w:tcW w:w="2126" w:type="dxa"/>
+          </w:tcPr>
+          <w:p>
+            <w:pPr>
+              <w:rPr>
+                <w:b/>
+                <w:bCs/>
+                <w:sz w:val="24"/>
+                <w:szCs w:val="24"/>
+              </w:rPr>
+            </w:pPr>
+            <w:r>
+              <w:rPr>
+                <w:b/>
+                <w:bCs/>
+                <w:sz w:val="24"/>
+                <w:szCs w:val="24"/>
+              </w:rPr>
+              <w:t>Тип / сигнатура</w:t>
+            </w:r>
+          </w:p>
+        </w:tc>
+        <w:tc>
+          <w:tcPr>
+            <w:tcW w:w="3396" w:type="dxa"/>
+          </w:tcPr>
+          <w:p>
+            <w:pPr>
+              <w:rPr>
+                <w:b/>
+                <w:bCs/>
+                <w:sz w:val="24"/>
+                <w:szCs w:val="24"/>
+              </w:rPr>
+            </w:pPr>
+            <w:r>
+              <w:rPr>
+                <w:b/>
+                <w:bCs/>
+                <w:sz w:val="24"/>
+                <w:szCs w:val="24"/>
+              </w:rPr>
+              <w:t>Описание</w:t>
+            </w:r>
+          </w:p>
+        </w:tc>
+      </w:tr>
+      <w:tr>
+        <w:tc>
+          <w:tcPr>
+            <w:tcW w:w="1129" w:type="dxa"/>
+          </w:tcPr>
+          <w:p>
+            <w:pPr>
+              <w:rPr>
+                <w:sz w:val="24"/>
+                <w:szCs w:val="24"/>
+              </w:rPr>
+            </w:pPr>
+            <w:r>
+              <w:rPr>
+                <w:sz w:val="24"/>
+                <w:szCs w:val="24"/>
+              </w:rPr>
+              <w:t>Execute</w:t>
+            </w:r>
+          </w:p>
+        </w:tc>
+        <w:tc>
+          <w:tcPr>
+            <w:tcW w:w="993" w:type="dxa"/>
+          </w:tcPr>
+          <w:p>
+            <w:pPr>
+              <w:rPr>
+                <w:sz w:val="24"/>
+                <w:szCs w:val="24"/>
+              </w:rPr>
+            </w:pPr>
+            <w:r>
+              <w:rPr>
+                <w:sz w:val="24"/>
+                <w:szCs w:val="24"/>
+              </w:rPr>
+              <w:t>метод</w:t>
+            </w:r>
+          </w:p>
+        </w:tc>
+        <w:tc>
+          <w:tcPr>
+            <w:tcW w:w="1701" w:type="dxa"/>
+          </w:tcPr>
+          <w:p>
+            <w:pPr>
+              <w:rPr>
+                <w:sz w:val="24"/>
+                <w:szCs w:val="24"/>
+              </w:rPr>
+            </w:pPr>
+            <w:r>
+              <w:rPr>
+                <w:sz w:val="24"/>
+                <w:szCs w:val="24"/>
+              </w:rPr>
+              <w:t>+</w:t>
+            </w:r>
+          </w:p>
+        </w:tc>
+        <w:tc>
+          <w:tcPr>
+            <w:tcW w:w="2126" w:type="dxa"/>
+          </w:tcPr>
+          <w:p>
+            <w:pPr>
+              <w:rPr>
+                <w:sz w:val="24"/>
+                <w:szCs w:val="24"/>
+              </w:rPr>
+            </w:pPr>
+            <w:r>
+              <w:rPr>
+                <w:sz w:val="24"/>
+                <w:szCs w:val="24"/>
+              </w:rPr>
+              <w:t>Execute(): void</w:t>
+            </w:r>
+          </w:p>
+        </w:tc>
+        <w:tc>
+          <w:tcPr>
+            <w:tcW w:w="3396" w:type="dxa"/>
+          </w:tcPr>
+          <w:p>
+            <w:pPr>
+              <w:rPr>
+                <w:sz w:val="24"/>
+                <w:szCs w:val="24"/>
+              </w:rPr>
+            </w:pPr>
+            <w:r>
+              <w:rPr>
+                <w:sz w:val="24"/>
+                <w:szCs w:val="24"/>
+              </w:rPr>
+              <w:t>Вызывается при вводе команды в nanoCAD. Инициализирует и запускает WasherDispatcher.</w:t>
+            </w:r>
+          </w:p>
+        </w:tc>
+      </w:tr>
+    </w:tbl>
+    <w:p>
+      <w:pPr>
+        <w:ind w:firstLine="0"/>
+      </w:pPr>
+    </w:p>
+    <w:p>
+      <w:pPr>
+        <w:ind w:firstLine="0"/>
+      </w:pPr>
+      <w:r>
+        <w:t>Таблица 2.</w:t>
+      </w:r>
+      <w:r>
+        <w:t>3</w:t>
+      </w:r>
+      <w:r>
+        <w:t xml:space="preserve"> </w:t>
+      </w:r>
+      <w:r>
+        <w:t>–</w:t>
+      </w:r>
+      <w:r>
+        <w:t xml:space="preserve"> Поля и методы класса</w:t>
+      </w:r>
+      <w:r>
+        <w:t xml:space="preserve"> </w:t>
+      </w:r>
+      <w:r>
+        <w:t>WasherDispatcher</w:t>
+      </w:r>
+    </w:p>
+    <w:tbl>
+      <w:tblPr>
+        <w:tblStyle w:val="TableGrid"/>
+        <w:tblW w:w="0" w:type="auto"/>
+        <w:tblLook w:val="04A0" w:firstRow="1" w:lastRow="0" w:firstColumn="1" w:lastColumn="0" w:noHBand="0" w:noVBand="1"/>
+      </w:tblPr>
+      <w:tblGrid>
+        <w:gridCol w:w="1972"/>
+        <w:gridCol w:w="1267"/>
+        <w:gridCol w:w="1423"/>
+        <w:gridCol w:w="2222"/>
+        <w:gridCol w:w="2461"/>
+      </w:tblGrid>
+      <w:tr>
+        <w:tc>
+          <w:tcPr>
+            <w:tcW w:w="1972" w:type="dxa"/>
+          </w:tcPr>
+          <w:p>
+            <w:pPr>
+              <w:rPr>
+                <w:b/>
+                <w:bCs/>
+                <w:sz w:val="24"/>
+                <w:szCs w:val="24"/>
+              </w:rPr>
+            </w:pPr>
+            <w:r>
+              <w:rPr>
+                <w:b/>
+                <w:bCs/>
+                <w:sz w:val="24"/>
+                <w:szCs w:val="24"/>
+              </w:rPr>
+              <w:t>Элемент</w:t>
+            </w:r>
+          </w:p>
+        </w:tc>
+        <w:tc>
+          <w:tcPr>
+            <w:tcW w:w="1267" w:type="dxa"/>
+          </w:tcPr>
+          <w:p>
+            <w:pPr>
+              <w:rPr>
+                <w:b/>
+                <w:bCs/>
+                <w:sz w:val="24"/>
+                <w:szCs w:val="24"/>
+              </w:rPr>
+            </w:pPr>
+            <w:r>
+              <w:rPr>
+                <w:b/>
+                <w:bCs/>
+                <w:sz w:val="24"/>
+                <w:szCs w:val="24"/>
+              </w:rPr>
+              <w:t>Вид</w:t>
+            </w:r>
+          </w:p>
+        </w:tc>
+        <w:tc>
+          <w:tcPr>
+            <w:tcW w:w="1423" w:type="dxa"/>
+          </w:tcPr>
+          <w:p>
+            <w:pPr>
+              <w:rPr>
+                <w:b/>
+                <w:bCs/>
+                <w:sz w:val="24"/>
+                <w:szCs w:val="24"/>
+              </w:rPr>
+            </w:pPr>
+            <w:r>
+              <w:rPr>
+                <w:b/>
+                <w:bCs/>
+                <w:sz w:val="24"/>
+                <w:szCs w:val="24"/>
+              </w:rPr>
+              <w:t>Модификатор</w:t>
+            </w:r>
+          </w:p>
+        </w:tc>
+        <w:tc>
+          <w:tcPr>
+            <w:tcW w:w="1854" w:type="dxa"/>
+          </w:tcPr>
+          <w:p>
+            <w:pPr>
+              <w:rPr>
+                <w:b/>
+                <w:bCs/>
+                <w:sz w:val="24"/>
+                <w:szCs w:val="24"/>
+              </w:rPr>
+            </w:pPr>
+            <w:r>
+              <w:rPr>
+                <w:b/>
+                <w:bCs/>
+                <w:sz w:val="24"/>
+                <w:szCs w:val="24"/>
+              </w:rPr>
+              <w:t>Тип / сигнатура</w:t>
+            </w:r>
+          </w:p>
+        </w:tc>
+        <w:tc>
+          <w:tcPr>
+            <w:tcW w:w="2829" w:type="dxa"/>
+          </w:tcPr>
+          <w:p>
+            <w:pPr>
+              <w:rPr>
+                <w:b/>
+                <w:bCs/>
+                <w:sz w:val="24"/>
+                <w:szCs w:val="24"/>
+              </w:rPr>
+            </w:pPr>
+            <w:r>
+              <w:rPr>
+                <w:b/>
+                <w:bCs/>
+                <w:sz w:val="24"/>
+                <w:szCs w:val="24"/>
+              </w:rPr>
+              <w:t>Описание</w:t>
+            </w:r>
+          </w:p>
+        </w:tc>
+      </w:tr>
+      <w:tr>
+        <w:tc>
+          <w:tcPr>
+            <w:tcW w:w="1972" w:type="dxa"/>
+          </w:tcPr>
+          <w:p>
+            <w:pPr>
+              <w:rPr>
+                <w:sz w:val="24"/>
+                <w:szCs w:val="24"/>
+              </w:rPr>
+            </w:pPr>
+            <w:r>
+              <w:rPr>
+                <w:sz w:val="24"/>
+                <w:szCs w:val="24"/>
+              </w:rPr>
+              <w:t>_view</w:t>
+            </w:r>
+          </w:p>
+        </w:tc>
+        <w:tc>
+          <w:tcPr>
+            <w:tcW w:w="1267" w:type="dxa"/>
+          </w:tcPr>
+          <w:p>
+            <w:pPr>
+              <w:rPr>
+                <w:sz w:val="24"/>
+                <w:szCs w:val="24"/>
+              </w:rPr>
+            </w:pPr>
+            <w:r>
+              <w:rPr>
+                <w:sz w:val="24"/>
+                <w:szCs w:val="24"/>
+              </w:rPr>
+              <w:t>поле</w:t>
+            </w:r>
+          </w:p>
+        </w:tc>
+        <w:tc>
+          <w:tcPr>
+            <w:tcW w:w="1423" w:type="dxa"/>
+          </w:tcPr>
+          <w:p>
+            <w:pPr>
+              <w:rPr>
+                <w:sz w:val="24"/>
+                <w:szCs w:val="24"/>
+              </w:rPr>
+            </w:pPr>
+            <w:r>
+              <w:rPr>
+                <w:sz w:val="24"/>
+                <w:szCs w:val="24"/>
+              </w:rPr>
+              <w:t>-</w:t>
+            </w:r>
+          </w:p>
+        </w:tc>
+        <w:tc>
+          <w:tcPr>
+            <w:tcW w:w="1854" w:type="dxa"/>
+          </w:tcPr>
+          <w:p>
+            <w:pPr>
+              <w:rPr>
+                <w:sz w:val="24"/>
+                <w:szCs w:val="24"/>
+              </w:rPr>
+            </w:pPr>
+            <w:r>
+              <w:rPr>
+                <w:sz w:val="24"/>
+                <w:szCs w:val="24"/>
+              </w:rPr>
+              <w:t>WasherForm</w:t>
+            </w:r>
+          </w:p>
+        </w:tc>
+        <w:tc>
+          <w:tcPr>
+            <w:tcW w:w="2829" w:type="dxa"/>
+          </w:tcPr>
+          <w:p>
+            <w:pPr>
+              <w:rPr>
+                <w:sz w:val="24"/>
+                <w:szCs w:val="24"/>
+              </w:rPr>
+            </w:pPr>
+            <w:r>
+              <w:rPr>
+                <w:sz w:val="24"/>
+                <w:szCs w:val="24"/>
+              </w:rPr>
+              <w:t>Ссылка на управляемое графическое окно.</w:t>
+            </w:r>
+          </w:p>
+        </w:tc>
+      </w:tr>
+      <w:tr>
+        <w:tc>
+          <w:tcPr>
+            <w:tcW w:w="1972" w:type="dxa"/>
+          </w:tcPr>
+          <w:p>
+            <w:pPr>
+              <w:rPr>
+                <w:sz w:val="24"/>
+                <w:szCs w:val="24"/>
+              </w:rPr>
+            </w:pPr>
+            <w:r>
+              <w:rPr>
+                <w:sz w:val="24"/>
+                <w:szCs w:val="24"/>
+              </w:rPr>
+              <w:t>_builder</w:t>
+            </w:r>
+          </w:p>
+        </w:tc>
+        <w:tc>
+          <w:tcPr>
+            <w:tcW w:w="1267" w:type="dxa"/>
+          </w:tcPr>
+          <w:p>
+            <w:pPr>
+              <w:rPr>
+                <w:sz w:val="24"/>
+                <w:szCs w:val="24"/>
+              </w:rPr>
+            </w:pPr>
+            <w:r>
+              <w:rPr>
+                <w:sz w:val="24"/>
+                <w:szCs w:val="24"/>
+              </w:rPr>
+              <w:t>поле</w:t>
+            </w:r>
+          </w:p>
+        </w:tc>
+        <w:tc>
+          <w:tcPr>
+            <w:tcW w:w="1423" w:type="dxa"/>
+          </w:tcPr>
+          <w:p>
+            <w:pPr>
+              <w:rPr>
+                <w:sz w:val="24"/>
+                <w:szCs w:val="24"/>
+              </w:rPr>
+            </w:pPr>
+            <w:r>
+              <w:rPr>
+                <w:sz w:val="24"/>
+                <w:szCs w:val="24"/>
+              </w:rPr>
+              <w:t>-</w:t>
+            </w:r>
+          </w:p>
+        </w:tc>
+        <w:tc>
+          <w:tcPr>
+            <w:tcW w:w="1854" w:type="dxa"/>
+          </w:tcPr>
+          <w:p>
+            <w:pPr>
+              <w:rPr>
+                <w:sz w:val="24"/>
+                <w:szCs w:val="24"/>
+              </w:rPr>
+            </w:pPr>
+            <w:r>
+              <w:rPr>
+                <w:sz w:val="24"/>
+                <w:szCs w:val="24"/>
+              </w:rPr>
+              <w:t>WasherBuilder</w:t>
+            </w:r>
+          </w:p>
+        </w:tc>
+        <w:tc>
+          <w:tcPr>
+            <w:tcW w:w="2829" w:type="dxa"/>
+          </w:tcPr>
+          <w:p>
+            <w:pPr>
+              <w:rPr>
+                <w:sz w:val="24"/>
+                <w:szCs w:val="24"/>
+              </w:rPr>
+            </w:pPr>
+            <w:r>
+              <w:rPr>
+                <w:sz w:val="24"/>
+                <w:szCs w:val="24"/>
+              </w:rPr>
+              <w:t>Ссылка на модуль построения 3D-геометрии.</w:t>
+            </w:r>
+          </w:p>
+        </w:tc>
+      </w:tr>
+      <w:tr>
+        <w:tc>
+          <w:tcPr>
+            <w:tcW w:w="1972" w:type="dxa"/>
+          </w:tcPr>
+          <w:p>
+            <w:pPr>
+              <w:rPr>
+                <w:sz w:val="24"/>
+                <w:szCs w:val="24"/>
+              </w:rPr>
+            </w:pPr>
+            <w:r>
+              <w:rPr>
+                <w:sz w:val="24"/>
+                <w:szCs w:val="24"/>
+              </w:rPr>
+              <w:t>Start</w:t>
+            </w:r>
+          </w:p>
+        </w:tc>
+        <w:tc>
+          <w:tcPr>
+            <w:tcW w:w="1267" w:type="dxa"/>
+          </w:tcPr>
+          <w:p>
+            <w:pPr>
+              <w:rPr>
+                <w:sz w:val="24"/>
+                <w:szCs w:val="24"/>
+              </w:rPr>
+            </w:pPr>
+            <w:r>
+              <w:rPr>
+                <w:sz w:val="24"/>
+                <w:szCs w:val="24"/>
+              </w:rPr>
+              <w:t>метод</w:t>
+            </w:r>
+          </w:p>
+        </w:tc>
+        <w:tc>
+          <w:tcPr>
+            <w:tcW w:w="1423" w:type="dxa"/>
+          </w:tcPr>
+          <w:p>
+            <w:pPr>
+              <w:rPr>
+                <w:sz w:val="24"/>
+                <w:szCs w:val="24"/>
+              </w:rPr>
+            </w:pPr>
+            <w:r>
+              <w:rPr>
+                <w:sz w:val="24"/>
+                <w:szCs w:val="24"/>
+              </w:rPr>
+              <w:t>+</w:t>
+            </w:r>
+          </w:p>
+        </w:tc>
+        <w:tc>
+          <w:tcPr>
+            <w:tcW w:w="1854" w:type="dxa"/>
+          </w:tcPr>
+          <w:p>
+            <w:pPr>
+              <w:rPr>
+                <w:sz w:val="24"/>
+                <w:szCs w:val="24"/>
+              </w:rPr>
+            </w:pPr>
+            <w:r>
+              <w:rPr>
+                <w:sz w:val="24"/>
+                <w:szCs w:val="24"/>
+              </w:rPr>
+              <w:t>Start(): void</w:t>
+            </w:r>
+          </w:p>
+        </w:tc>
+        <w:tc>
+          <w:tcPr>
+            <w:tcW w:w="2829" w:type="dxa"/>
+          </w:tcPr>
+          <w:p>
+            <w:pPr>
+              <w:rPr>
+                <w:sz w:val="24"/>
+                <w:szCs w:val="24"/>
+              </w:rPr>
+            </w:pPr>
+            <w:r>
+              <w:rPr>
+                <w:sz w:val="24"/>
+                <w:szCs w:val="24"/>
+              </w:rPr>
+              <w:t>Создаёт экземпляр окна, подписывается на события формы и отображает UI.</w:t>
+            </w:r>
+          </w:p>
+        </w:tc>
+      </w:tr>
+      <w:tr>
+        <w:tc>
+          <w:tcPr>
+            <w:tcW w:w="1972" w:type="dxa"/>
+          </w:tcPr>
+          <w:p>
+            <w:pPr>
+              <w:rPr>
+                <w:sz w:val="24"/>
+                <w:szCs w:val="24"/>
+              </w:rPr>
+            </w:pPr>
+            <w:r>
+              <w:rPr>
+                <w:sz w:val="24"/>
+                <w:szCs w:val="24"/>
+              </w:rPr>
+              <w:t>_view_BuildRequested</w:t>
+            </w:r>
+          </w:p>
+        </w:tc>
+        <w:tc>
+          <w:tcPr>
+            <w:tcW w:w="1267" w:type="dxa"/>
+          </w:tcPr>
+          <w:p>
+            <w:pPr>
+              <w:rPr>
+                <w:sz w:val="24"/>
+                <w:szCs w:val="24"/>
+              </w:rPr>
+            </w:pPr>
+            <w:r>
+              <w:rPr>
+                <w:sz w:val="24"/>
+                <w:szCs w:val="24"/>
+              </w:rPr>
+              <w:t>метод (обработчик)</w:t>
+            </w:r>
+          </w:p>
+        </w:tc>
+        <w:tc>
+          <w:tcPr>
+            <w:tcW w:w="1423" w:type="dxa"/>
+          </w:tcPr>
+          <w:p>
+            <w:pPr>
+              <w:rPr>
+                <w:sz w:val="24"/>
+                <w:szCs w:val="24"/>
+              </w:rPr>
+            </w:pPr>
+            <w:r>
+              <w:rPr>
+                <w:sz w:val="24"/>
+                <w:szCs w:val="24"/>
+              </w:rPr>
+              <w:t>-</w:t>
+            </w:r>
+          </w:p>
+        </w:tc>
+        <w:tc>
+          <w:tcPr>
+            <w:tcW w:w="1854" w:type="dxa"/>
+          </w:tcPr>
+          <w:p>
+            <w:pPr>
+              <w:rPr>
+                <w:sz w:val="24"/>
+                <w:szCs w:val="24"/>
+              </w:rPr>
+            </w:pPr>
+            <w:r>
+              <w:rPr>
+                <w:sz w:val="24"/>
+                <w:szCs w:val="24"/>
+              </w:rPr>
+              <w:t>_</w:t>
+            </w:r>
+            <w:proofErr w:type="spellStart"/>
+            <w:r>
+              <w:rPr>
+                <w:sz w:val="24"/>
+                <w:szCs w:val="24"/>
+              </w:rPr>
+              <w:t>view_BuildRequested</w:t>
+            </w:r>
+            <w:proofErr w:type="spellEnd"/>
+            <w:r>
+              <w:rPr>
+                <w:sz w:val="24"/>
+                <w:szCs w:val="24"/>
+              </w:rPr>
+              <w:t>(D: double, d: double, H: double, e: double, S: double): void</w:t>
+            </w:r>
+          </w:p>
+        </w:tc>
+        <w:tc>
+          <w:tcPr>
+            <w:tcW w:w="2829" w:type="dxa"/>
+          </w:tcPr>
+          <w:p>
+            <w:pPr>
+              <w:rPr>
+                <w:sz w:val="24"/>
+                <w:szCs w:val="24"/>
+              </w:rPr>
+            </w:pPr>
+            <w:r>
+              <w:rPr>
+                <w:sz w:val="24"/>
+                <w:szCs w:val="24"/>
+              </w:rPr>
+              <w:t xml:space="preserve">Создаёт </w:t>
+            </w:r>
+            <w:proofErr w:type="spellStart"/>
+            <w:r>
+              <w:rPr>
+                <w:sz w:val="24"/>
+                <w:szCs w:val="24"/>
+              </w:rPr>
+              <w:t>WasherModel</w:t>
+            </w:r>
+            <w:proofErr w:type="spellEnd"/>
+            <w:r>
+              <w:rPr>
+                <w:sz w:val="24"/>
+                <w:szCs w:val="24"/>
+              </w:rPr>
+              <w:t>, выполняет Validate(); при успехе вызывает WasherBuilder.Build(model), иначе показывает ошибку</w:t>
+            </w:r>
+            <w:r>
+              <w:rPr>
+                <w:sz w:val="24"/>
+                <w:szCs w:val="24"/>
+              </w:rPr>
+              <w:t>.</w:t>
+            </w:r>
+          </w:p>
+        </w:tc>
+      </w:tr>
+    </w:tbl>
+    <w:p>
+      <w:pPr>
+        <w:ind w:firstLine="0"/>
+      </w:pPr>
+      <w:r>
+        <w:lastRenderedPageBreak/>
+        <w:t>Таблица 2.</w:t>
+      </w:r>
+      <w:r>
+        <w:t>4</w:t>
+      </w:r>
+      <w:r>
+        <w:t xml:space="preserve"> </w:t>
+      </w:r>
+      <w:r>
+        <w:t>–</w:t>
+      </w:r>
+      <w:r>
+        <w:t xml:space="preserve"> События и методы класса</w:t>
+      </w:r>
+      <w:r>
+        <w:t xml:space="preserve"> </w:t>
+      </w:r>
+      <w:r>
+        <w:t>WasherForm</w:t>
+      </w:r>
+    </w:p>
+    <w:tbl>
+      <w:tblPr>
+        <w:tblStyle w:val="TableGrid"/>
+        <w:tblW w:w="0" w:type="auto"/>
+        <w:tblLayout w:type="fixed"/>
+        <w:tblLook w:val="04A0" w:firstRow="1" w:lastRow="0" w:firstColumn="1" w:lastColumn="0" w:noHBand="0" w:noVBand="1"/>
+      </w:tblPr>
+      <w:tblGrid>
+        <w:gridCol w:w="1838"/>
+        <w:gridCol w:w="1134"/>
+        <w:gridCol w:w="992"/>
+        <w:gridCol w:w="2694"/>
+        <w:gridCol w:w="2687"/>
+      </w:tblGrid>
+      <w:tr>
+        <w:tc>
+          <w:tcPr>
+            <w:tcW w:w="1838" w:type="dxa"/>
+          </w:tcPr>
+          <w:p>
+            <w:pPr>
+              <w:rPr>
+                <w:b/>
+                <w:bCs/>
+                <w:sz w:val="24"/>
+                <w:szCs w:val="24"/>
+              </w:rPr>
+            </w:pPr>
+            <w:r>
+              <w:rPr>
+                <w:b/>
+                <w:bCs/>
+                <w:sz w:val="24"/>
+                <w:szCs w:val="24"/>
+              </w:rPr>
+              <w:t>Элемент</w:t>
+            </w:r>
+          </w:p>
+        </w:tc>
+        <w:tc>
+          <w:tcPr>
+            <w:tcW w:w="1134" w:type="dxa"/>
+          </w:tcPr>
+          <w:p>
+            <w:pPr>
+              <w:rPr>
+                <w:b/>
+                <w:bCs/>
+                <w:sz w:val="24"/>
+                <w:szCs w:val="24"/>
+              </w:rPr>
+            </w:pPr>
+            <w:r>
+              <w:rPr>
+                <w:b/>
+                <w:bCs/>
+                <w:sz w:val="24"/>
+                <w:szCs w:val="24"/>
+              </w:rPr>
+              <w:t>Вид</w:t>
+            </w:r>
+          </w:p>
+        </w:tc>
+        <w:tc>
+          <w:tcPr>
+            <w:tcW w:w="992" w:type="dxa"/>
+          </w:tcPr>
+          <w:p>
+            <w:pPr>
+              <w:rPr>
+                <w:b/>
+                <w:bCs/>
+                <w:sz w:val="24"/>
+                <w:szCs w:val="24"/>
+              </w:rPr>
+            </w:pPr>
+            <w:r>
+              <w:rPr>
+                <w:b/>
+                <w:bCs/>
+                <w:sz w:val="24"/>
+                <w:szCs w:val="24"/>
+              </w:rPr>
+              <w:t>Модификатор</w:t>
+            </w:r>
+          </w:p>
+        </w:tc>
+        <w:tc>
+          <w:tcPr>
+            <w:tcW w:w="2694" w:type="dxa"/>
+          </w:tcPr>
+          <w:p>
+            <w:pPr>
+              <w:rPr>
+                <w:b/>
+                <w:bCs/>
+                <w:sz w:val="24"/>
+                <w:szCs w:val="24"/>
+              </w:rPr>
+            </w:pPr>
+            <w:r>
+              <w:rPr>
+                <w:b/>
+                <w:bCs/>
+                <w:sz w:val="24"/>
+                <w:szCs w:val="24"/>
+              </w:rPr>
+              <w:t>Тип / сигнатура</w:t>
+            </w:r>
+          </w:p>
+        </w:tc>
+        <w:tc>
+          <w:tcPr>
+            <w:tcW w:w="2687" w:type="dxa"/>
+          </w:tcPr>
+          <w:p>
+            <w:pPr>
+              <w:rPr>
+                <w:b/>
+                <w:bCs/>
+                <w:sz w:val="24"/>
+                <w:szCs w:val="24"/>
+              </w:rPr>
+            </w:pPr>
+            <w:r>
+              <w:rPr>
+                <w:b/>
+                <w:bCs/>
+                <w:sz w:val="24"/>
+                <w:szCs w:val="24"/>
+              </w:rPr>
+              <w:t>Описание</w:t>
+            </w:r>
+          </w:p>
+        </w:tc>
+      </w:tr>
+      <w:tr>
+        <w:tc>
+          <w:tcPr>
+            <w:tcW w:w="1838" w:type="dxa"/>
+          </w:tcPr>
+          <w:p>
+            <w:pPr>
+              <w:rPr>
+                <w:sz w:val="24"/>
+                <w:szCs w:val="24"/>
+              </w:rPr>
+            </w:pPr>
+            <w:r>
+              <w:rPr>
+                <w:sz w:val="24"/>
+                <w:szCs w:val="24"/>
+              </w:rPr>
+              <w:t>BuildRequested</w:t>
+            </w:r>
+          </w:p>
+        </w:tc>
+        <w:tc>
+          <w:tcPr>
+            <w:tcW w:w="1134" w:type="dxa"/>
+          </w:tcPr>
+          <w:p>
+            <w:pPr>
+              <w:rPr>
+                <w:sz w:val="24"/>
+                <w:szCs w:val="24"/>
+              </w:rPr>
+            </w:pPr>
+            <w:r>
+              <w:rPr>
+                <w:sz w:val="24"/>
+                <w:szCs w:val="24"/>
+              </w:rPr>
+              <w:t>событие</w:t>
+            </w:r>
+          </w:p>
+        </w:tc>
+        <w:tc>
+          <w:tcPr>
+            <w:tcW w:w="992" w:type="dxa"/>
+          </w:tcPr>
+          <w:p>
+            <w:pPr>
+              <w:rPr>
+                <w:sz w:val="24"/>
+                <w:szCs w:val="24"/>
+              </w:rPr>
+            </w:pPr>
+            <w:r>
+              <w:rPr>
+                <w:sz w:val="24"/>
+                <w:szCs w:val="24"/>
+              </w:rPr>
+              <w:t>+</w:t>
+            </w:r>
+          </w:p>
+        </w:tc>
+        <w:tc>
+          <w:tcPr>
+            <w:tcW w:w="2694" w:type="dxa"/>
+          </w:tcPr>
+          <w:p>
+            <w:pPr>
+              <w:rPr>
+                <w:sz w:val="24"/>
+                <w:szCs w:val="24"/>
+              </w:rPr>
+            </w:pPr>
+            <w:proofErr w:type="spellStart"/>
+            <w:r>
+              <w:rPr>
+                <w:sz w:val="24"/>
+                <w:szCs w:val="24"/>
+              </w:rPr>
+              <w:t>BuildRequested</w:t>
+            </w:r>
+            <w:proofErr w:type="spellEnd"/>
+            <w:r>
+              <w:rPr>
+                <w:sz w:val="24"/>
+                <w:szCs w:val="24"/>
+              </w:rPr>
+              <w:t>(D: double, d: double, H: double, e: double, S: double)</w:t>
+            </w:r>
+          </w:p>
+        </w:tc>
+        <w:tc>
+          <w:tcPr>
+            <w:tcW w:w="2687" w:type="dxa"/>
+          </w:tcPr>
+          <w:p>
+            <w:pPr>
+              <w:rPr>
+                <w:sz w:val="24"/>
+                <w:szCs w:val="24"/>
+              </w:rPr>
+            </w:pPr>
+            <w:r>
+              <w:rPr>
+                <w:sz w:val="24"/>
+                <w:szCs w:val="24"/>
+              </w:rPr>
+              <w:t>Событие запроса построения, передаёт введённые пользователем параметры.</w:t>
+            </w:r>
+          </w:p>
+        </w:tc>
+      </w:tr>
+      <w:tr>
+        <w:tc>
+          <w:tcPr>
+            <w:tcW w:w="1838" w:type="dxa"/>
+          </w:tcPr>
+          <w:p>
+            <w:pPr>
+              <w:rPr>
+                <w:sz w:val="24"/>
+                <w:szCs w:val="24"/>
+              </w:rPr>
+            </w:pPr>
+            <w:r>
+              <w:rPr>
+                <w:sz w:val="24"/>
+                <w:szCs w:val="24"/>
+              </w:rPr>
+              <w:t>ShowError</w:t>
+            </w:r>
+          </w:p>
+        </w:tc>
+        <w:tc>
+          <w:tcPr>
+            <w:tcW w:w="1134" w:type="dxa"/>
+          </w:tcPr>
+          <w:p>
+            <w:pPr>
+              <w:rPr>
+                <w:sz w:val="24"/>
+                <w:szCs w:val="24"/>
+              </w:rPr>
+            </w:pPr>
+            <w:r>
+              <w:rPr>
+                <w:sz w:val="24"/>
+                <w:szCs w:val="24"/>
+              </w:rPr>
+              <w:t>метод</w:t>
+            </w:r>
+          </w:p>
+        </w:tc>
+        <w:tc>
+          <w:tcPr>
+            <w:tcW w:w="992" w:type="dxa"/>
+          </w:tcPr>
+          <w:p>
+            <w:pPr>
+              <w:rPr>
+                <w:sz w:val="24"/>
+                <w:szCs w:val="24"/>
+              </w:rPr>
+            </w:pPr>
+            <w:r>
+              <w:rPr>
+                <w:sz w:val="24"/>
+                <w:szCs w:val="24"/>
+              </w:rPr>
+              <w:t>+</w:t>
+            </w:r>
+          </w:p>
+        </w:tc>
+        <w:tc>
+          <w:tcPr>
+            <w:tcW w:w="2694" w:type="dxa"/>
+          </w:tcPr>
+          <w:p>
+            <w:pPr>
+              <w:rPr>
+                <w:sz w:val="24"/>
+                <w:szCs w:val="24"/>
+              </w:rPr>
+            </w:pPr>
+            <w:r>
+              <w:rPr>
+                <w:sz w:val="24"/>
+                <w:szCs w:val="24"/>
+              </w:rPr>
+              <w:t>ShowError(message: string): void</w:t>
+            </w:r>
+          </w:p>
+        </w:tc>
+        <w:tc>
+          <w:tcPr>
+            <w:tcW w:w="2687" w:type="dxa"/>
+          </w:tcPr>
+          <w:p>
+            <w:pPr>
+              <w:rPr>
+                <w:sz w:val="24"/>
+                <w:szCs w:val="24"/>
+              </w:rPr>
+            </w:pPr>
+            <w:r>
+              <w:rPr>
+                <w:sz w:val="24"/>
+                <w:szCs w:val="24"/>
+              </w:rPr>
+              <w:t>Отображает сообщение об ошибке валидации/построения.</w:t>
+            </w:r>
+          </w:p>
+        </w:tc>
+      </w:tr>
+      <w:tr>
+        <w:tc>
+          <w:tcPr>
+            <w:tcW w:w="1838" w:type="dxa"/>
+          </w:tcPr>
+          <w:p>
+            <w:pPr>
+              <w:rPr>
+                <w:sz w:val="24"/>
+                <w:szCs w:val="24"/>
+              </w:rPr>
+            </w:pPr>
+            <w:r>
+              <w:rPr>
+                <w:sz w:val="24"/>
+                <w:szCs w:val="24"/>
+              </w:rPr>
+              <w:t>BuildButton_Click</w:t>
+            </w:r>
+          </w:p>
+        </w:tc>
+        <w:tc>
+          <w:tcPr>
+            <w:tcW w:w="1134" w:type="dxa"/>
+          </w:tcPr>
+          <w:p>
+            <w:pPr>
+              <w:rPr>
+                <w:sz w:val="24"/>
+                <w:szCs w:val="24"/>
+              </w:rPr>
+            </w:pPr>
+            <w:r>
+              <w:rPr>
+                <w:sz w:val="24"/>
+                <w:szCs w:val="24"/>
+              </w:rPr>
+              <w:t>метод</w:t>
+            </w:r>
+          </w:p>
+        </w:tc>
+        <w:tc>
+          <w:tcPr>
+            <w:tcW w:w="992" w:type="dxa"/>
+          </w:tcPr>
+          <w:p>
+            <w:pPr>
+              <w:rPr>
+                <w:sz w:val="24"/>
+                <w:szCs w:val="24"/>
+              </w:rPr>
+            </w:pPr>
+            <w:r>
+              <w:rPr>
+                <w:sz w:val="24"/>
+                <w:szCs w:val="24"/>
+              </w:rPr>
+              <w:t>-</w:t>
+            </w:r>
+          </w:p>
+        </w:tc>
+        <w:tc>
+          <w:tcPr>
+            <w:tcW w:w="2694" w:type="dxa"/>
+          </w:tcPr>
+          <w:p>
+            <w:pPr>
+              <w:rPr>
+                <w:sz w:val="24"/>
+                <w:szCs w:val="24"/>
+              </w:rPr>
+            </w:pPr>
+            <w:proofErr w:type="spellStart"/>
+            <w:r>
+              <w:rPr>
+                <w:sz w:val="24"/>
+                <w:szCs w:val="24"/>
+              </w:rPr>
+              <w:t>BuildButton_Click</w:t>
+            </w:r>
+            <w:proofErr w:type="spellEnd"/>
+            <w:r>
+              <w:rPr>
+                <w:sz w:val="24"/>
+                <w:szCs w:val="24"/>
+              </w:rPr>
+              <w:t xml:space="preserve">(sender: object, e: </w:t>
+            </w:r>
+            <w:proofErr w:type="spellStart"/>
+            <w:r>
+              <w:rPr>
+                <w:sz w:val="24"/>
+                <w:szCs w:val="24"/>
+              </w:rPr>
+              <w:t>EventArgs</w:t>
+            </w:r>
+            <w:proofErr w:type="spellEnd"/>
+            <w:r>
+              <w:rPr>
+                <w:sz w:val="24"/>
+                <w:szCs w:val="24"/>
+              </w:rPr>
+              <w:t>): void</w:t>
+            </w:r>
+          </w:p>
+        </w:tc>
+        <w:tc>
+          <w:tcPr>
+            <w:tcW w:w="2687" w:type="dxa"/>
+          </w:tcPr>
+          <w:p>
+            <w:pPr>
+              <w:rPr>
+                <w:sz w:val="24"/>
+                <w:szCs w:val="24"/>
+              </w:rPr>
+            </w:pPr>
+            <w:r>
+              <w:rPr>
+                <w:sz w:val="24"/>
+                <w:szCs w:val="24"/>
+              </w:rPr>
+              <w:t>Считывает значения из полей ввода, преобразует их в double и генерирует событие BuildRequested.</w:t>
+            </w:r>
+          </w:p>
+        </w:tc>
+      </w:tr>
+    </w:tbl>
+    <w:p>
+      <w:pPr>
+        <w:ind w:firstLine="0"/>
+      </w:pPr>
+    </w:p>
+    <w:p>
+      <w:pPr>
+        <w:ind w:firstLine="0"/>
+      </w:pPr>
+      <w:r>
+        <w:t>Таблица 2.</w:t>
+      </w:r>
+      <w:r>
+        <w:t>5</w:t>
+      </w:r>
+      <w:r>
+        <w:t xml:space="preserve"> </w:t>
+      </w:r>
+      <w:r>
+        <w:t>–</w:t>
+      </w:r>
+      <w:r>
+        <w:t xml:space="preserve"> Свойства и методы класса</w:t>
+      </w:r>
+      <w:r>
+        <w:t xml:space="preserve"> </w:t>
+      </w:r>
+      <w:r>
+        <w:t>WasherModel</w:t>
+      </w:r>
+    </w:p>
+    <w:tbl>
+      <w:tblPr>
+        <w:tblStyle w:val="TableGrid"/>
+        <w:tblW w:w="0" w:type="auto"/>
+        <w:tblLook w:val="04A0" w:firstRow="1" w:lastRow="0" w:firstColumn="1" w:lastColumn="0" w:noHBand="0" w:noVBand="1"/>
+      </w:tblPr>
+      <w:tblGrid>
+        <w:gridCol w:w="1688"/>
+        <w:gridCol w:w="1130"/>
+        <w:gridCol w:w="1757"/>
+        <w:gridCol w:w="2105"/>
+        <w:gridCol w:w="2665"/>
+      </w:tblGrid>
+      <w:tr>
+        <w:tc>
+          <w:tcPr>
+            <w:tcW w:w="1689" w:type="dxa"/>
+          </w:tcPr>
+          <w:p>
+            <w:pPr>
+              <w:rPr>
+                <w:b/>
+                <w:bCs/>
+                <w:sz w:val="24"/>
+                <w:szCs w:val="24"/>
+              </w:rPr>
+            </w:pPr>
+            <w:r>
+              <w:rPr>
+                <w:b/>
+                <w:bCs/>
+                <w:sz w:val="24"/>
+                <w:szCs w:val="24"/>
+              </w:rPr>
+              <w:t>Элемент</w:t>
+            </w:r>
+          </w:p>
+        </w:tc>
+        <w:tc>
+          <w:tcPr>
+            <w:tcW w:w="1130" w:type="dxa"/>
+          </w:tcPr>
+          <w:p>
+            <w:pPr>
+              <w:rPr>
+                <w:b/>
+                <w:bCs/>
+                <w:sz w:val="24"/>
+                <w:szCs w:val="24"/>
+              </w:rPr>
+            </w:pPr>
+            <w:r>
+              <w:rPr>
+                <w:b/>
+                <w:bCs/>
+                <w:sz w:val="24"/>
+                <w:szCs w:val="24"/>
+              </w:rPr>
+              <w:t>Вид</w:t>
+            </w:r>
+          </w:p>
+        </w:tc>
+        <w:tc>
+          <w:tcPr>
+            <w:tcW w:w="1712" w:type="dxa"/>
+          </w:tcPr>
+          <w:p>
+            <w:pPr>
+              <w:rPr>
+                <w:b/>
+                <w:bCs/>
+                <w:sz w:val="24"/>
+                <w:szCs w:val="24"/>
+              </w:rPr>
+            </w:pPr>
+            <w:r>
+              <w:rPr>
+                <w:b/>
+                <w:bCs/>
+                <w:sz w:val="24"/>
+                <w:szCs w:val="24"/>
+              </w:rPr>
+              <w:t>Модификатор</w:t>
+            </w:r>
+          </w:p>
+        </w:tc>
+        <w:tc>
+          <w:tcPr>
+            <w:tcW w:w="2127" w:type="dxa"/>
+          </w:tcPr>
+          <w:p>
+            <w:pPr>
+              <w:rPr>
+                <w:b/>
+                <w:bCs/>
+                <w:sz w:val="24"/>
+                <w:szCs w:val="24"/>
+              </w:rPr>
+            </w:pPr>
+            <w:r>
+              <w:rPr>
+                <w:b/>
+                <w:bCs/>
+                <w:sz w:val="24"/>
+                <w:szCs w:val="24"/>
+              </w:rPr>
+              <w:t>Тип / сигнатура</w:t>
+            </w:r>
+          </w:p>
+        </w:tc>
+        <w:tc>
+          <w:tcPr>
+            <w:tcW w:w="2687" w:type="dxa"/>
+          </w:tcPr>
+          <w:p>
+            <w:pPr>
+              <w:rPr>
+                <w:b/>
+                <w:bCs/>
+                <w:sz w:val="24"/>
+                <w:szCs w:val="24"/>
+              </w:rPr>
+            </w:pPr>
+            <w:r>
+              <w:rPr>
+                <w:b/>
+                <w:bCs/>
+                <w:sz w:val="24"/>
+                <w:szCs w:val="24"/>
+              </w:rPr>
+              <w:t>Описание</w:t>
+            </w:r>
+          </w:p>
+        </w:tc>
+      </w:tr>
+      <w:tr>
+        <w:tc>
+          <w:tcPr>
+            <w:tcW w:w="1689" w:type="dxa"/>
+          </w:tcPr>
+          <w:p>
+            <w:pPr>
+              <w:rPr>
+                <w:sz w:val="24"/>
+                <w:szCs w:val="24"/>
+              </w:rPr>
+            </w:pPr>
+            <w:r>
+              <w:rPr>
+                <w:sz w:val="24"/>
+                <w:szCs w:val="24"/>
+              </w:rPr>
+              <w:t>OuterDiameter</w:t>
+            </w:r>
+          </w:p>
+        </w:tc>
+        <w:tc>
+          <w:tcPr>
+            <w:tcW w:w="1130" w:type="dxa"/>
+          </w:tcPr>
+          <w:p>
+            <w:pPr>
+              <w:rPr>
+                <w:sz w:val="24"/>
+                <w:szCs w:val="24"/>
+              </w:rPr>
+            </w:pPr>
+            <w:r>
+              <w:rPr>
+                <w:sz w:val="24"/>
+                <w:szCs w:val="24"/>
+              </w:rPr>
+              <w:t>свойство</w:t>
+            </w:r>
+          </w:p>
+        </w:tc>
+        <w:tc>
+          <w:tcPr>
+            <w:tcW w:w="1712" w:type="dxa"/>
+          </w:tcPr>
+          <w:p>
+            <w:pPr>
+              <w:rPr>
+                <w:sz w:val="24"/>
+                <w:szCs w:val="24"/>
+              </w:rPr>
+            </w:pPr>
+            <w:r>
+              <w:rPr>
+                <w:sz w:val="24"/>
+                <w:szCs w:val="24"/>
+              </w:rPr>
+              <w:t>+</w:t>
+            </w:r>
+          </w:p>
+        </w:tc>
+        <w:tc>
+          <w:tcPr>
+            <w:tcW w:w="2127" w:type="dxa"/>
+          </w:tcPr>
+          <w:p>
+            <w:pPr>
+              <w:rPr>
+                <w:sz w:val="24"/>
+                <w:szCs w:val="24"/>
+              </w:rPr>
+            </w:pPr>
+            <w:r>
+              <w:rPr>
+                <w:sz w:val="24"/>
+                <w:szCs w:val="24"/>
+              </w:rPr>
+              <w:t>double { get; set; }</w:t>
+            </w:r>
+          </w:p>
+        </w:tc>
+        <w:tc>
+          <w:tcPr>
+            <w:tcW w:w="2687" w:type="dxa"/>
+          </w:tcPr>
+          <w:p>
+            <w:pPr>
+              <w:rPr>
+                <w:sz w:val="24"/>
+                <w:szCs w:val="24"/>
+              </w:rPr>
+            </w:pPr>
+            <w:r>
+              <w:rPr>
+                <w:sz w:val="24"/>
+                <w:szCs w:val="24"/>
+              </w:rPr>
+              <w:t>Внешний диаметр шайбы D.</w:t>
+            </w:r>
+          </w:p>
+        </w:tc>
+      </w:tr>
+      <w:tr>
+        <w:tc>
+          <w:tcPr>
+            <w:tcW w:w="1689" w:type="dxa"/>
+          </w:tcPr>
+          <w:p>
+            <w:pPr>
+              <w:rPr>
+                <w:sz w:val="24"/>
+                <w:szCs w:val="24"/>
+              </w:rPr>
+            </w:pPr>
+            <w:proofErr w:type="spellStart"/>
+            <w:r>
+              <w:rPr>
+                <w:sz w:val="24"/>
+                <w:szCs w:val="24"/>
+              </w:rPr>
+              <w:t>InnerDiameter</w:t>
+            </w:r>
+            <w:proofErr w:type="spellEnd"/>
+          </w:p>
+        </w:tc>
+        <w:tc>
+          <w:tcPr>
+            <w:tcW w:w="1130" w:type="dxa"/>
+          </w:tcPr>
+          <w:p>
+            <w:pPr>
+              <w:rPr>
+                <w:sz w:val="24"/>
+                <w:szCs w:val="24"/>
+              </w:rPr>
+            </w:pPr>
+            <w:r>
+              <w:rPr>
+                <w:sz w:val="24"/>
+                <w:szCs w:val="24"/>
+              </w:rPr>
+              <w:t>свойство</w:t>
+            </w:r>
+          </w:p>
+        </w:tc>
+        <w:tc>
+          <w:tcPr>
+            <w:tcW w:w="1712" w:type="dxa"/>
+          </w:tcPr>
+          <w:p>
+            <w:pPr>
+              <w:rPr>
+                <w:sz w:val="24"/>
+                <w:szCs w:val="24"/>
+              </w:rPr>
+            </w:pPr>
+            <w:r>
+              <w:rPr>
+                <w:sz w:val="24"/>
+                <w:szCs w:val="24"/>
+              </w:rPr>
+              <w:t>+</w:t>
+            </w:r>
+          </w:p>
+        </w:tc>
+        <w:tc>
+          <w:tcPr>
+            <w:tcW w:w="2127" w:type="dxa"/>
+          </w:tcPr>
+          <w:p>
+            <w:pPr>
+              <w:rPr>
+                <w:sz w:val="24"/>
+                <w:szCs w:val="24"/>
+              </w:rPr>
+            </w:pPr>
+            <w:r>
+              <w:rPr>
+                <w:sz w:val="24"/>
+                <w:szCs w:val="24"/>
+              </w:rPr>
+              <w:t>double { get; set; }</w:t>
+            </w:r>
+          </w:p>
+        </w:tc>
+        <w:tc>
+          <w:tcPr>
+            <w:tcW w:w="2687" w:type="dxa"/>
+          </w:tcPr>
+          <w:p>
+            <w:pPr>
+              <w:rPr>
+                <w:sz w:val="24"/>
+                <w:szCs w:val="24"/>
+              </w:rPr>
+            </w:pPr>
+            <w:r>
+              <w:rPr>
+                <w:sz w:val="24"/>
+                <w:szCs w:val="24"/>
+              </w:rPr>
+              <w:t>Диаметр отверстия d.</w:t>
+            </w:r>
+          </w:p>
+        </w:tc>
+      </w:tr>
+      <w:tr>
+        <w:tc>
+          <w:tcPr>
+            <w:tcW w:w="1689" w:type="dxa"/>
+          </w:tcPr>
+          <w:p>
+            <w:pPr>
+              <w:rPr>
+                <w:sz w:val="24"/>
+                <w:szCs w:val="24"/>
+              </w:rPr>
+            </w:pPr>
+            <w:r>
+              <w:rPr>
+                <w:sz w:val="24"/>
+                <w:szCs w:val="24"/>
+              </w:rPr>
+              <w:t>Thickness</w:t>
+            </w:r>
+          </w:p>
+        </w:tc>
+        <w:tc>
+          <w:tcPr>
+            <w:tcW w:w="1130" w:type="dxa"/>
+          </w:tcPr>
+          <w:p>
+            <w:pPr>
+              <w:rPr>
+                <w:sz w:val="24"/>
+                <w:szCs w:val="24"/>
+              </w:rPr>
+            </w:pPr>
+            <w:r>
+              <w:rPr>
+                <w:sz w:val="24"/>
+                <w:szCs w:val="24"/>
+              </w:rPr>
+              <w:t>свойство</w:t>
+            </w:r>
+          </w:p>
+        </w:tc>
+        <w:tc>
+          <w:tcPr>
+            <w:tcW w:w="1712" w:type="dxa"/>
+          </w:tcPr>
+          <w:p>
+            <w:pPr>
+              <w:rPr>
+                <w:sz w:val="24"/>
+                <w:szCs w:val="24"/>
+              </w:rPr>
+            </w:pPr>
+            <w:r>
+              <w:rPr>
+                <w:sz w:val="24"/>
+                <w:szCs w:val="24"/>
+              </w:rPr>
+              <w:t>+</w:t>
+            </w:r>
+          </w:p>
+        </w:tc>
+        <w:tc>
+          <w:tcPr>
+            <w:tcW w:w="2127" w:type="dxa"/>
+          </w:tcPr>
+          <w:p>
+            <w:pPr>
+              <w:rPr>
+                <w:sz w:val="24"/>
+                <w:szCs w:val="24"/>
+              </w:rPr>
+            </w:pPr>
+            <w:r>
+              <w:rPr>
+                <w:sz w:val="24"/>
+                <w:szCs w:val="24"/>
+              </w:rPr>
+              <w:t>double { get; set; }</w:t>
+            </w:r>
+          </w:p>
+        </w:tc>
+        <w:tc>
+          <w:tcPr>
+            <w:tcW w:w="2687" w:type="dxa"/>
+          </w:tcPr>
+          <w:p>
+            <w:pPr>
+              <w:rPr>
+                <w:sz w:val="24"/>
+                <w:szCs w:val="24"/>
+              </w:rPr>
+            </w:pPr>
+            <w:r>
+              <w:rPr>
+                <w:sz w:val="24"/>
+                <w:szCs w:val="24"/>
+              </w:rPr>
+              <w:t>Толщина шайбы H.</w:t>
+            </w:r>
+          </w:p>
+        </w:tc>
+      </w:tr>
+      <w:tr>
+        <w:tc>
+          <w:tcPr>
+            <w:tcW w:w="1689" w:type="dxa"/>
+          </w:tcPr>
+          <w:p>
+            <w:pPr>
+              <w:rPr>
+                <w:sz w:val="24"/>
+                <w:szCs w:val="24"/>
+              </w:rPr>
+            </w:pPr>
+            <w:r>
+              <w:rPr>
+                <w:sz w:val="24"/>
+                <w:szCs w:val="24"/>
+              </w:rPr>
+              <w:t>Eccentricity</w:t>
+            </w:r>
+          </w:p>
+        </w:tc>
+        <w:tc>
+          <w:tcPr>
+            <w:tcW w:w="1130" w:type="dxa"/>
+          </w:tcPr>
+          <w:p>
+            <w:pPr>
+              <w:rPr>
+                <w:sz w:val="24"/>
+                <w:szCs w:val="24"/>
+              </w:rPr>
+            </w:pPr>
+            <w:r>
+              <w:rPr>
+                <w:sz w:val="24"/>
+                <w:szCs w:val="24"/>
+              </w:rPr>
+              <w:t>свойство</w:t>
+            </w:r>
+          </w:p>
+        </w:tc>
+        <w:tc>
+          <w:tcPr>
+            <w:tcW w:w="1712" w:type="dxa"/>
+          </w:tcPr>
+          <w:p>
+            <w:pPr>
+              <w:rPr>
+                <w:sz w:val="24"/>
+                <w:szCs w:val="24"/>
+              </w:rPr>
+            </w:pPr>
+            <w:r>
+              <w:rPr>
+                <w:sz w:val="24"/>
+                <w:szCs w:val="24"/>
+              </w:rPr>
+              <w:t>+</w:t>
+            </w:r>
+          </w:p>
+        </w:tc>
+        <w:tc>
+          <w:tcPr>
+            <w:tcW w:w="2127" w:type="dxa"/>
+          </w:tcPr>
+          <w:p>
+            <w:pPr>
+              <w:rPr>
+                <w:sz w:val="24"/>
+                <w:szCs w:val="24"/>
+              </w:rPr>
+            </w:pPr>
+            <w:r>
+              <w:rPr>
+                <w:sz w:val="24"/>
+                <w:szCs w:val="24"/>
+              </w:rPr>
+              <w:t>double { get; set; }</w:t>
+            </w:r>
+          </w:p>
+        </w:tc>
+        <w:tc>
+          <w:tcPr>
+            <w:tcW w:w="2687" w:type="dxa"/>
+          </w:tcPr>
+          <w:p>
+            <w:pPr>
+              <w:rPr>
+                <w:sz w:val="24"/>
+                <w:szCs w:val="24"/>
+              </w:rPr>
+            </w:pPr>
+            <w:r>
+              <w:rPr>
+                <w:sz w:val="24"/>
+                <w:szCs w:val="24"/>
+              </w:rPr>
+              <w:t>Эксцентриситет e (смещение центра отверстия).</w:t>
+            </w:r>
+          </w:p>
+        </w:tc>
+      </w:tr>
+      <w:tr>
+        <w:tc>
+          <w:tcPr>
+            <w:tcW w:w="1689" w:type="dxa"/>
+          </w:tcPr>
+          <w:p>
+            <w:pPr>
+              <w:rPr>
+                <w:sz w:val="24"/>
+                <w:szCs w:val="24"/>
+              </w:rPr>
+            </w:pPr>
+            <w:r>
+              <w:rPr>
+                <w:sz w:val="24"/>
+                <w:szCs w:val="24"/>
+              </w:rPr>
+              <w:t>MinWall</w:t>
+            </w:r>
+          </w:p>
+        </w:tc>
+        <w:tc>
+          <w:tcPr>
+            <w:tcW w:w="1130" w:type="dxa"/>
+          </w:tcPr>
+          <w:p>
+            <w:pPr>
+              <w:rPr>
+                <w:sz w:val="24"/>
+                <w:szCs w:val="24"/>
+              </w:rPr>
+            </w:pPr>
+            <w:r>
+              <w:rPr>
+                <w:sz w:val="24"/>
+                <w:szCs w:val="24"/>
+              </w:rPr>
+              <w:t>свойство</w:t>
+            </w:r>
+          </w:p>
+        </w:tc>
+        <w:tc>
+          <w:tcPr>
+            <w:tcW w:w="1712" w:type="dxa"/>
+          </w:tcPr>
+          <w:p>
+            <w:pPr>
+              <w:rPr>
+                <w:sz w:val="24"/>
+                <w:szCs w:val="24"/>
+              </w:rPr>
+            </w:pPr>
+            <w:r>
+              <w:rPr>
+                <w:sz w:val="24"/>
+                <w:szCs w:val="24"/>
+              </w:rPr>
+              <w:t>+</w:t>
+            </w:r>
+          </w:p>
+        </w:tc>
+        <w:tc>
+          <w:tcPr>
+            <w:tcW w:w="2127" w:type="dxa"/>
+          </w:tcPr>
+          <w:p>
+            <w:pPr>
+              <w:rPr>
+                <w:sz w:val="24"/>
+                <w:szCs w:val="24"/>
+              </w:rPr>
+            </w:pPr>
+            <w:r>
+              <w:rPr>
+                <w:sz w:val="24"/>
+                <w:szCs w:val="24"/>
+              </w:rPr>
+              <w:t>double { get; set; }</w:t>
+            </w:r>
+          </w:p>
+        </w:tc>
+        <w:tc>
+          <w:tcPr>
+            <w:tcW w:w="2687" w:type="dxa"/>
+          </w:tcPr>
+          <w:p>
+            <w:pPr>
+              <w:rPr>
+                <w:sz w:val="24"/>
+                <w:szCs w:val="24"/>
+              </w:rPr>
+            </w:pPr>
+            <w:r>
+              <w:rPr>
+                <w:sz w:val="24"/>
+                <w:szCs w:val="24"/>
+              </w:rPr>
+              <w:t>Минимально допустимая толщина стенки S (ограничение).</w:t>
+            </w:r>
+          </w:p>
+        </w:tc>
+      </w:tr>
+      <w:tr>
+        <w:tc>
+          <w:tcPr>
+            <w:tcW w:w="1689" w:type="dxa"/>
+          </w:tcPr>
+          <w:p>
+            <w:pPr>
+              <w:rPr>
+                <w:sz w:val="24"/>
+                <w:szCs w:val="24"/>
+              </w:rPr>
+            </w:pPr>
+            <w:r>
+              <w:rPr>
+                <w:sz w:val="24"/>
+                <w:szCs w:val="24"/>
+              </w:rPr>
+              <w:t>Validate</w:t>
+            </w:r>
+          </w:p>
+        </w:tc>
+        <w:tc>
+          <w:tcPr>
+            <w:tcW w:w="1130" w:type="dxa"/>
+          </w:tcPr>
+          <w:p>
+            <w:pPr>
+              <w:rPr>
+                <w:sz w:val="24"/>
+                <w:szCs w:val="24"/>
+              </w:rPr>
+            </w:pPr>
+            <w:r>
+              <w:rPr>
+                <w:sz w:val="24"/>
+                <w:szCs w:val="24"/>
+              </w:rPr>
+              <w:t>метод</w:t>
+            </w:r>
+          </w:p>
+        </w:tc>
+        <w:tc>
+          <w:tcPr>
+            <w:tcW w:w="1712" w:type="dxa"/>
+          </w:tcPr>
+          <w:p>
+            <w:pPr>
+              <w:rPr>
+                <w:sz w:val="24"/>
+                <w:szCs w:val="24"/>
+              </w:rPr>
+            </w:pPr>
+            <w:r>
+              <w:rPr>
+                <w:sz w:val="24"/>
+                <w:szCs w:val="24"/>
+              </w:rPr>
+              <w:t>+</w:t>
+            </w:r>
+          </w:p>
+        </w:tc>
+        <w:tc>
+          <w:tcPr>
+            <w:tcW w:w="2127" w:type="dxa"/>
+          </w:tcPr>
+          <w:p>
+            <w:pPr>
+              <w:rPr>
+                <w:sz w:val="24"/>
+                <w:szCs w:val="24"/>
+              </w:rPr>
+            </w:pPr>
+            <w:r>
+              <w:rPr>
+                <w:sz w:val="24"/>
+                <w:szCs w:val="24"/>
+              </w:rPr>
+              <w:t>Validate(): bool</w:t>
+            </w:r>
+          </w:p>
+        </w:tc>
+        <w:tc>
+          <w:tcPr>
+            <w:tcW w:w="2687" w:type="dxa"/>
+          </w:tcPr>
+          <w:p>
+            <w:pPr>
+              <w:rPr>
+                <w:sz w:val="24"/>
+                <w:szCs w:val="24"/>
+              </w:rPr>
+            </w:pPr>
+            <w:r>
+              <w:rPr>
+                <w:sz w:val="24"/>
+                <w:szCs w:val="24"/>
+              </w:rPr>
+              <w:t>Проверяет корректность параметров, включая условие: e ≤ (D − d)/2 − S. Возвращает true при валидных параметрах.</w:t>
+            </w:r>
+          </w:p>
+        </w:tc>
+      </w:tr>
+    </w:tbl>
+    <w:p>
+      <w:pPr>
+        <w:ind w:firstLine="0"/>
+      </w:pPr>
+    </w:p>
+    <w:p>
+      <w:pPr>
+        <w:ind w:firstLine="0"/>
+      </w:pPr>
+      <w:r>
+        <w:t>Таблица 2.</w:t>
+      </w:r>
+      <w:r>
+        <w:t>6</w:t>
+      </w:r>
+      <w:r>
+        <w:t xml:space="preserve"> </w:t>
+      </w:r>
+      <w:r>
+        <w:t xml:space="preserve">– </w:t>
+      </w:r>
+      <w:r>
+        <w:t>Методы класса</w:t>
+      </w:r>
+      <w:r>
+        <w:t xml:space="preserve"> </w:t>
+      </w:r>
+      <w:r>
+        <w:t>WasherBuilder</w:t>
+      </w:r>
+    </w:p>
+    <w:tbl>
+      <w:tblPr>
+        <w:tblStyle w:val="TableGrid"/>
+        <w:tblW w:w="9351" w:type="dxa"/>
+        <w:tblLook w:val="04A0" w:firstRow="1" w:lastRow="0" w:firstColumn="1" w:lastColumn="0" w:noHBand="0" w:noVBand="1"/>
+      </w:tblPr>
+      <w:tblGrid>
+        <w:gridCol w:w="1147"/>
+        <w:gridCol w:w="849"/>
+        <w:gridCol w:w="1757"/>
+        <w:gridCol w:w="1884"/>
+        <w:gridCol w:w="3714"/>
+      </w:tblGrid>
+      <w:tr>
+        <w:tc>
+          <w:tcPr>
+            <w:tcW w:w="1129" w:type="dxa"/>
+          </w:tcPr>
+          <w:p>
+            <w:pPr>
+              <w:rPr>
+                <w:b/>
+                <w:bCs/>
+                <w:sz w:val="24"/>
+                <w:szCs w:val="24"/>
+              </w:rPr>
+            </w:pPr>
+            <w:r>
+              <w:rPr>
+                <w:b/>
+                <w:bCs/>
+                <w:sz w:val="24"/>
+                <w:szCs w:val="24"/>
+              </w:rPr>
+              <w:t>Элемент</w:t>
+            </w:r>
+          </w:p>
+        </w:tc>
+        <w:tc>
+          <w:tcPr>
+            <w:tcW w:w="851" w:type="dxa"/>
+          </w:tcPr>
+          <w:p>
+            <w:pPr>
+              <w:rPr>
+                <w:b/>
+                <w:bCs/>
+                <w:sz w:val="24"/>
+                <w:szCs w:val="24"/>
+              </w:rPr>
+            </w:pPr>
+            <w:r>
+              <w:rPr>
+                <w:b/>
+                <w:bCs/>
+                <w:sz w:val="24"/>
+                <w:szCs w:val="24"/>
+              </w:rPr>
+              <w:t>Вид</w:t>
+            </w:r>
+          </w:p>
+        </w:tc>
+        <w:tc>
+          <w:tcPr>
+            <w:tcW w:w="1652" w:type="dxa"/>
+          </w:tcPr>
+          <w:p>
+            <w:pPr>
+              <w:rPr>
+                <w:b/>
+                <w:bCs/>
+                <w:sz w:val="24"/>
+                <w:szCs w:val="24"/>
+              </w:rPr>
+            </w:pPr>
+            <w:r>
+              <w:rPr>
+                <w:b/>
+                <w:bCs/>
+                <w:sz w:val="24"/>
+                <w:szCs w:val="24"/>
+              </w:rPr>
+              <w:t>Модификатор</w:t>
+            </w:r>
+          </w:p>
+        </w:tc>
+        <w:tc>
+          <w:tcPr>
+            <w:tcW w:w="1892" w:type="dxa"/>
+          </w:tcPr>
+          <w:p>
+            <w:pPr>
+              <w:rPr>
+                <w:b/>
+                <w:bCs/>
+                <w:sz w:val="24"/>
+                <w:szCs w:val="24"/>
+              </w:rPr>
+            </w:pPr>
+            <w:r>
+              <w:rPr>
+                <w:b/>
+                <w:bCs/>
+                <w:sz w:val="24"/>
+                <w:szCs w:val="24"/>
+              </w:rPr>
+              <w:t>Тип / сигнатура</w:t>
+            </w:r>
+          </w:p>
+        </w:tc>
+        <w:tc>
+          <w:tcPr>
+            <w:tcW w:w="3827" w:type="dxa"/>
+          </w:tcPr>
+          <w:p>
+            <w:pPr>
+              <w:rPr>
+                <w:b/>
+                <w:bCs/>
+                <w:sz w:val="24"/>
+                <w:szCs w:val="24"/>
+              </w:rPr>
+            </w:pPr>
+            <w:r>
+              <w:rPr>
+                <w:b/>
+                <w:bCs/>
+                <w:sz w:val="24"/>
+                <w:szCs w:val="24"/>
+              </w:rPr>
+              <w:t>Описание</w:t>
+            </w:r>
+          </w:p>
+        </w:tc>
+      </w:tr>
+      <w:tr>
+        <w:tc>
+          <w:tcPr>
+            <w:tcW w:w="1129" w:type="dxa"/>
+          </w:tcPr>
+          <w:p>
+            <w:pPr>
+              <w:rPr>
+                <w:sz w:val="24"/>
+                <w:szCs w:val="24"/>
+              </w:rPr>
+            </w:pPr>
+            <w:r>
+              <w:rPr>
+                <w:sz w:val="24"/>
+                <w:szCs w:val="24"/>
+              </w:rPr>
+              <w:t>Build</w:t>
+            </w:r>
+          </w:p>
+        </w:tc>
+        <w:tc>
+          <w:tcPr>
+            <w:tcW w:w="851" w:type="dxa"/>
+          </w:tcPr>
+          <w:p>
+            <w:pPr>
+              <w:rPr>
+                <w:sz w:val="24"/>
+                <w:szCs w:val="24"/>
+              </w:rPr>
+            </w:pPr>
+            <w:r>
+              <w:rPr>
+                <w:sz w:val="24"/>
+                <w:szCs w:val="24"/>
+              </w:rPr>
+              <w:t>метод</w:t>
+            </w:r>
+          </w:p>
+        </w:tc>
+        <w:tc>
+          <w:tcPr>
+            <w:tcW w:w="1652" w:type="dxa"/>
+          </w:tcPr>
+          <w:p>
+            <w:pPr>
+              <w:rPr>
+                <w:sz w:val="24"/>
+                <w:szCs w:val="24"/>
+              </w:rPr>
+            </w:pPr>
+            <w:r>
+              <w:rPr>
+                <w:sz w:val="24"/>
+                <w:szCs w:val="24"/>
+              </w:rPr>
+              <w:t>+</w:t>
+            </w:r>
+          </w:p>
+        </w:tc>
+        <w:tc>
+          <w:tcPr>
+            <w:tcW w:w="1892" w:type="dxa"/>
+          </w:tcPr>
+          <w:p>
+            <w:pPr>
+              <w:rPr>
+                <w:sz w:val="24"/>
+                <w:szCs w:val="24"/>
+              </w:rPr>
+            </w:pPr>
+            <w:r>
+              <w:rPr>
+                <w:sz w:val="24"/>
+                <w:szCs w:val="24"/>
+              </w:rPr>
+              <w:t>Build(model: WasherModel): void</w:t>
+            </w:r>
+          </w:p>
+        </w:tc>
+        <w:tc>
+          <w:tcPr>
+            <w:tcW w:w="3827" w:type="dxa"/>
+          </w:tcPr>
+          <w:p>
+            <w:pPr>
+              <w:rPr>
+                <w:sz w:val="24"/>
+                <w:szCs w:val="24"/>
+              </w:rPr>
+            </w:pPr>
+            <w:r>
+              <w:rPr>
+                <w:sz w:val="24"/>
+                <w:szCs w:val="24"/>
+              </w:rPr>
+              <w:t>Строит 3D-модель: создаёт внешний цилиндр и цилиндр отверстия, смещает отверстие на e, выполняет BoolSubtract и добавляет результат в документ nanoCAD в транзакции.</w:t>
+            </w:r>
+          </w:p>
+        </w:tc>
+      </w:tr>
+    </w:tbl>
+    <w:p>
+      <w:pPr>
+        <w:ind w:firstLine="0"/>
+      </w:pPr>
+    </w:p>
+    <w:p>
+      <w:pPr>
+        <w:ind w:firstLine="0"/>
+      </w:pPr>
+    </w:p>
+    <w:p>
+      <w:pPr>
+        <w:ind w:firstLine="0"/>
+      </w:pPr>
+      <w:r>
+        <w:lastRenderedPageBreak/>
+        <w:t>Таблица 2.</w:t>
+      </w:r>
+      <w:r>
+        <w:t>7</w:t>
+      </w:r>
+      <w:r>
+        <w:t xml:space="preserve"> </w:t>
+      </w:r>
+      <w:r>
+        <w:t>–</w:t>
+      </w:r>
+      <w:r>
+        <w:t xml:space="preserve"> Описание межклассовых связей </w:t>
+      </w:r>
+    </w:p>
+    <w:tbl>
+      <w:tblPr>
+        <w:tblStyle w:val="TableGrid"/>
+        <w:tblW w:w="9493" w:type="dxa"/>
+        <w:tblLook w:val="04A0" w:firstRow="1" w:lastRow="0" w:firstColumn="1" w:lastColumn="0" w:noHBand="0" w:noVBand="1"/>
+      </w:tblPr>
+      <w:tblGrid>
+        <w:gridCol w:w="1989"/>
+        <w:gridCol w:w="1989"/>
+        <w:gridCol w:w="1617"/>
+        <w:gridCol w:w="3898"/>
+      </w:tblGrid>
+      <w:tr>
+        <w:tc>
+          <w:tcPr>
+            <w:tcW w:w="1989" w:type="dxa"/>
+          </w:tcPr>
+          <w:p>
+            <w:pPr>
+              <w:rPr>
+                <w:b/>
+                <w:bCs/>
+                <w:sz w:val="24"/>
+                <w:szCs w:val="24"/>
+              </w:rPr>
+            </w:pPr>
+            <w:r>
+              <w:rPr>
+                <w:b/>
+                <w:bCs/>
+                <w:sz w:val="24"/>
+                <w:szCs w:val="24"/>
+              </w:rPr>
+              <w:t>Исходный класс</w:t>
+            </w:r>
+          </w:p>
+        </w:tc>
+        <w:tc>
+          <w:tcPr>
+            <w:tcW w:w="1989" w:type="dxa"/>
+          </w:tcPr>
+          <w:p>
+            <w:pPr>
+              <w:rPr>
+                <w:b/>
+                <w:bCs/>
+                <w:sz w:val="24"/>
+                <w:szCs w:val="24"/>
+              </w:rPr>
+            </w:pPr>
+            <w:r>
+              <w:rPr>
+                <w:b/>
+                <w:bCs/>
+                <w:sz w:val="24"/>
+                <w:szCs w:val="24"/>
+              </w:rPr>
+              <w:t>Класс назначения</w:t>
+            </w:r>
+          </w:p>
+        </w:tc>
+        <w:tc>
+          <w:tcPr>
+            <w:tcW w:w="1617" w:type="dxa"/>
+          </w:tcPr>
+          <w:p>
+            <w:pPr>
+              <w:rPr>
+                <w:b/>
+                <w:bCs/>
+                <w:sz w:val="24"/>
+                <w:szCs w:val="24"/>
+              </w:rPr>
+            </w:pPr>
+            <w:r>
+              <w:rPr>
+                <w:b/>
+                <w:bCs/>
+                <w:sz w:val="24"/>
+                <w:szCs w:val="24"/>
+              </w:rPr>
+              <w:t>Тип связи по UML</w:t>
+            </w:r>
+          </w:p>
+        </w:tc>
+        <w:tc>
+          <w:tcPr>
+            <w:tcW w:w="3898" w:type="dxa"/>
+          </w:tcPr>
+          <w:p>
+            <w:pPr>
+              <w:rPr>
+                <w:b/>
+                <w:bCs/>
+                <w:sz w:val="24"/>
+                <w:szCs w:val="24"/>
+              </w:rPr>
+            </w:pPr>
+            <w:r>
+              <w:rPr>
+                <w:b/>
+                <w:bCs/>
+                <w:sz w:val="24"/>
+                <w:szCs w:val="24"/>
+              </w:rPr>
+              <w:t>Описание и обоснование связи</w:t>
+            </w:r>
+          </w:p>
+        </w:tc>
+      </w:tr>
+      <w:tr>
+        <w:tc>
+          <w:tcPr>
+            <w:tcW w:w="1989" w:type="dxa"/>
+          </w:tcPr>
+          <w:p>
+            <w:pPr>
+              <w:rPr>
+                <w:sz w:val="24"/>
+                <w:szCs w:val="24"/>
+              </w:rPr>
+            </w:pPr>
+            <w:r>
+              <w:rPr>
+                <w:sz w:val="24"/>
+                <w:szCs w:val="24"/>
+              </w:rPr>
+              <w:t>WasherCommand</w:t>
+            </w:r>
+          </w:p>
+        </w:tc>
+        <w:tc>
+          <w:tcPr>
+            <w:tcW w:w="1989" w:type="dxa"/>
+          </w:tcPr>
+          <w:p>
+            <w:pPr>
+              <w:rPr>
+                <w:sz w:val="24"/>
+                <w:szCs w:val="24"/>
+              </w:rPr>
+            </w:pPr>
+            <w:r>
+              <w:rPr>
+                <w:sz w:val="24"/>
+                <w:szCs w:val="24"/>
+              </w:rPr>
+              <w:t>WasherDispatcher</w:t>
+            </w:r>
+          </w:p>
+        </w:tc>
+        <w:tc>
+          <w:tcPr>
+            <w:tcW w:w="1617" w:type="dxa"/>
+          </w:tcPr>
+          <w:p>
+            <w:pPr>
+              <w:rPr>
+                <w:sz w:val="24"/>
+                <w:szCs w:val="24"/>
+              </w:rPr>
+            </w:pPr>
+            <w:r>
+              <w:rPr>
+                <w:sz w:val="24"/>
+                <w:szCs w:val="24"/>
+              </w:rPr>
+              <w:t xml:space="preserve">Зависимость </w:t>
+            </w:r>
+          </w:p>
+        </w:tc>
+        <w:tc>
+          <w:tcPr>
+            <w:tcW w:w="3898" w:type="dxa"/>
+          </w:tcPr>
+          <w:p>
+            <w:pPr>
+              <w:rPr>
+                <w:sz w:val="24"/>
+                <w:szCs w:val="24"/>
+              </w:rPr>
+            </w:pPr>
+            <w:r>
+              <w:rPr>
+                <w:sz w:val="24"/>
+                <w:szCs w:val="24"/>
+              </w:rPr>
+              <w:t>Команда временно использует диспетчер: создаёт его внутри Execute() и не хранит в полях.</w:t>
+            </w:r>
+          </w:p>
+        </w:tc>
+      </w:tr>
+      <w:tr>
+        <w:tc>
+          <w:tcPr>
+            <w:tcW w:w="1989" w:type="dxa"/>
+          </w:tcPr>
+          <w:p>
+            <w:pPr>
+              <w:rPr>
+                <w:sz w:val="24"/>
+                <w:szCs w:val="24"/>
+              </w:rPr>
+            </w:pPr>
+            <w:r>
+              <w:rPr>
+                <w:sz w:val="24"/>
+                <w:szCs w:val="24"/>
+              </w:rPr>
+              <w:t>WasherDispatcher</w:t>
+            </w:r>
+          </w:p>
+        </w:tc>
+        <w:tc>
+          <w:tcPr>
+            <w:tcW w:w="1989" w:type="dxa"/>
+          </w:tcPr>
+          <w:p>
+            <w:pPr>
+              <w:rPr>
+                <w:sz w:val="24"/>
+                <w:szCs w:val="24"/>
+              </w:rPr>
+            </w:pPr>
+            <w:r>
+              <w:rPr>
+                <w:sz w:val="24"/>
+                <w:szCs w:val="24"/>
+              </w:rPr>
+              <w:t>WasherForm</w:t>
+            </w:r>
+          </w:p>
+        </w:tc>
+        <w:tc>
+          <w:tcPr>
+            <w:tcW w:w="1617" w:type="dxa"/>
+          </w:tcPr>
+          <w:p>
+            <w:pPr>
+              <w:rPr>
+                <w:sz w:val="24"/>
+                <w:szCs w:val="24"/>
+              </w:rPr>
+            </w:pPr>
+            <w:r>
+              <w:rPr>
+                <w:sz w:val="24"/>
+                <w:szCs w:val="24"/>
+              </w:rPr>
+              <w:t xml:space="preserve">Композиция </w:t>
+            </w:r>
+          </w:p>
+        </w:tc>
+        <w:tc>
+          <w:tcPr>
+            <w:tcW w:w="3898" w:type="dxa"/>
+          </w:tcPr>
+          <w:p>
+            <w:pPr>
+              <w:rPr>
+                <w:sz w:val="24"/>
+                <w:szCs w:val="24"/>
+              </w:rPr>
+            </w:pPr>
+            <w:r>
+              <w:rPr>
+                <w:sz w:val="24"/>
+                <w:szCs w:val="24"/>
+              </w:rPr>
+              <w:t>Диспетчер управляет жизненным циклом формы: создаёт, показывает и уничтожает.</w:t>
+            </w:r>
+          </w:p>
+        </w:tc>
+      </w:tr>
+      <w:tr>
+        <w:tc>
+          <w:tcPr>
+            <w:tcW w:w="1989" w:type="dxa"/>
+          </w:tcPr>
+          <w:p>
+            <w:pPr>
+              <w:rPr>
+                <w:sz w:val="24"/>
+                <w:szCs w:val="24"/>
+              </w:rPr>
+            </w:pPr>
+            <w:r>
+              <w:rPr>
+                <w:sz w:val="24"/>
+                <w:szCs w:val="24"/>
+              </w:rPr>
+              <w:t>WasherDispatcher</w:t>
+            </w:r>
+          </w:p>
+        </w:tc>
+        <w:tc>
+          <w:tcPr>
+            <w:tcW w:w="1989" w:type="dxa"/>
+          </w:tcPr>
+          <w:p>
+            <w:pPr>
+              <w:rPr>
+                <w:sz w:val="24"/>
+                <w:szCs w:val="24"/>
+              </w:rPr>
+            </w:pPr>
+            <w:r>
+              <w:rPr>
+                <w:sz w:val="24"/>
+                <w:szCs w:val="24"/>
+              </w:rPr>
+              <w:t>WasherBuilder</w:t>
+            </w:r>
+          </w:p>
+        </w:tc>
+        <w:tc>
+          <w:tcPr>
+            <w:tcW w:w="1617" w:type="dxa"/>
+          </w:tcPr>
+          <w:p>
+            <w:pPr>
+              <w:rPr>
+                <w:sz w:val="24"/>
+                <w:szCs w:val="24"/>
+              </w:rPr>
+            </w:pPr>
+            <w:r>
+              <w:rPr>
+                <w:sz w:val="24"/>
+                <w:szCs w:val="24"/>
+              </w:rPr>
+              <w:t xml:space="preserve">Композиция </w:t>
+            </w:r>
+          </w:p>
+        </w:tc>
+        <w:tc>
+          <w:tcPr>
+            <w:tcW w:w="3898" w:type="dxa"/>
+          </w:tcPr>
+          <w:p>
+            <w:pPr>
+              <w:rPr>
+                <w:sz w:val="24"/>
+                <w:szCs w:val="24"/>
+              </w:rPr>
+            </w:pPr>
+            <w:r>
+              <w:rPr>
+                <w:sz w:val="24"/>
+                <w:szCs w:val="24"/>
+              </w:rPr>
+              <w:t>Билдер является частью диспетчера и существует в рамках его жизненного цикла.</w:t>
+            </w:r>
+          </w:p>
+        </w:tc>
+      </w:tr>
+      <w:tr>
+        <w:tc>
+          <w:tcPr>
+            <w:tcW w:w="1989" w:type="dxa"/>
+          </w:tcPr>
+          <w:p>
+            <w:pPr>
+              <w:rPr>
+                <w:sz w:val="24"/>
+                <w:szCs w:val="24"/>
+              </w:rPr>
+            </w:pPr>
+            <w:r>
+              <w:rPr>
+                <w:sz w:val="24"/>
+                <w:szCs w:val="24"/>
+              </w:rPr>
+              <w:t>WasherDispatcher</w:t>
+            </w:r>
+          </w:p>
+        </w:tc>
+        <w:tc>
+          <w:tcPr>
+            <w:tcW w:w="1989" w:type="dxa"/>
+          </w:tcPr>
+          <w:p>
+            <w:pPr>
+              <w:rPr>
+                <w:sz w:val="24"/>
+                <w:szCs w:val="24"/>
+              </w:rPr>
+            </w:pPr>
+            <w:r>
+              <w:rPr>
+                <w:sz w:val="24"/>
+                <w:szCs w:val="24"/>
+              </w:rPr>
+              <w:t>WasherModel</w:t>
+            </w:r>
+          </w:p>
+        </w:tc>
+        <w:tc>
+          <w:tcPr>
+            <w:tcW w:w="1617" w:type="dxa"/>
+          </w:tcPr>
+          <w:p>
+            <w:pPr>
+              <w:rPr>
+                <w:sz w:val="24"/>
+                <w:szCs w:val="24"/>
+              </w:rPr>
+            </w:pPr>
+            <w:r>
+              <w:rPr>
+                <w:sz w:val="24"/>
+                <w:szCs w:val="24"/>
+              </w:rPr>
+              <w:t xml:space="preserve">Зависимость </w:t>
+            </w:r>
+          </w:p>
+        </w:tc>
+        <w:tc>
+          <w:tcPr>
+            <w:tcW w:w="3898" w:type="dxa"/>
+          </w:tcPr>
+          <w:p>
+            <w:pPr>
+              <w:rPr>
+                <w:sz w:val="24"/>
+                <w:szCs w:val="24"/>
+              </w:rPr>
+            </w:pPr>
+            <w:r>
+              <w:rPr>
+                <w:sz w:val="24"/>
+                <w:szCs w:val="24"/>
+              </w:rPr>
+              <w:t>Модель создаётся «на лету» при обработке запроса на построение.</w:t>
+            </w:r>
+          </w:p>
+        </w:tc>
+      </w:tr>
+      <w:tr>
+        <w:tc>
+          <w:tcPr>
+            <w:tcW w:w="1989" w:type="dxa"/>
+          </w:tcPr>
+          <w:p>
+            <w:pPr>
+              <w:rPr>
+                <w:sz w:val="24"/>
+                <w:szCs w:val="24"/>
+              </w:rPr>
+            </w:pPr>
+            <w:r>
+              <w:rPr>
+                <w:sz w:val="24"/>
+                <w:szCs w:val="24"/>
+              </w:rPr>
+              <w:t>WasherBuilder</w:t>
+            </w:r>
+          </w:p>
+        </w:tc>
+        <w:tc>
+          <w:tcPr>
+            <w:tcW w:w="1989" w:type="dxa"/>
+          </w:tcPr>
+          <w:p>
+            <w:pPr>
+              <w:rPr>
+                <w:sz w:val="24"/>
+                <w:szCs w:val="24"/>
+              </w:rPr>
+            </w:pPr>
+            <w:r>
+              <w:rPr>
+                <w:sz w:val="24"/>
+                <w:szCs w:val="24"/>
+              </w:rPr>
+              <w:t>WasherModel</w:t>
+            </w:r>
+          </w:p>
+        </w:tc>
+        <w:tc>
+          <w:tcPr>
+            <w:tcW w:w="1617" w:type="dxa"/>
+          </w:tcPr>
+          <w:p>
+            <w:pPr>
+              <w:rPr>
+                <w:sz w:val="24"/>
+                <w:szCs w:val="24"/>
+              </w:rPr>
+            </w:pPr>
+            <w:r>
+              <w:rPr>
+                <w:sz w:val="24"/>
+                <w:szCs w:val="24"/>
+              </w:rPr>
+              <w:t xml:space="preserve">Зависимость </w:t>
+            </w:r>
+          </w:p>
+        </w:tc>
+        <w:tc>
+          <w:tcPr>
+            <w:tcW w:w="3898" w:type="dxa"/>
+          </w:tcPr>
+          <w:p>
+            <w:pPr>
+              <w:rPr>
+                <w:sz w:val="24"/>
+                <w:szCs w:val="24"/>
+              </w:rPr>
+            </w:pPr>
+            <w:r>
+              <w:rPr>
+                <w:sz w:val="24"/>
+                <w:szCs w:val="24"/>
+              </w:rPr>
+              <w:t>Билдер использует модель как входные данные в методе Build(model).</w:t>
+            </w:r>
+          </w:p>
+        </w:tc>
+      </w:tr>
+    </w:tbl>
+    <w:p>
+      <w:pPr>
+        <w:ind w:firstLine="0"/>
+      </w:pPr>
+    </w:p>
+    <w:p>
+      <w:pPr>
         <w:pStyle w:val="Heading2"/>
       </w:pPr>
+      <w:bookmarkStart w:id="8" w:name="_Toc241009935"/>
       <w:r>
         <w:t>3.2 Макеты пользовательского интерфейса</w:t>
       </w:r>
+      <w:bookmarkEnd w:id="8"/>
     </w:p>
     <w:p/>
     <w:p>
       <w:r>
+        <w:t xml:space="preserve">Пример макета пользовательского интерфейса представлен на рисунке 3.1. </w:t>
+      </w:r>
+    </w:p>
+    <w:p>
+      <w:pPr>
+        <w:spacing w:line="240" w:lineRule="auto"/>
+        <w:ind w:firstLine="0"/>
+        <w:jc w:val="center"/>
+        <w:rPr>
+          <w:lang w:val="en-US"/>
+        </w:rPr>
+      </w:pPr>
+      <w:r>
+        <w:rPr>
+          <w:noProof/>
+        </w:rPr>
+        <w:drawing>
+          <wp:inline distT="0" distB="0" distL="0" distR="0" wp14:anchorId="08A4DD8B" wp14:editId="37D3D6D1">
+            <wp:extent cx="3686689" cy="2210108"/>
+            <wp:effectExtent l="0" t="0" r="9525" b="0"/>
+            <wp:docPr id="1717358823" name="Picture 1"/>
+            <wp:cNvGraphicFramePr>
+              <a:graphicFrameLocks xmlns:a="http://schemas.openxmlformats.org/drawingml/2006/main" noChangeAspect="1"/>
+            </wp:cNvGraphicFramePr>
+            <a:graphic xmlns:a="http://schemas.openxmlformats.org/drawingml/2006/main">
+              <a:graphicData uri="http://schemas.openxmlformats.org/drawingml/2006/picture">
+                <pic:pic xmlns:pic="http://schemas.openxmlformats.org/drawingml/2006/picture">
+                  <pic:nvPicPr>
+                    <pic:cNvPr id="1717358823" name=""/>
+                    <pic:cNvPicPr/>
+                  </pic:nvPicPr>
+                  <pic:blipFill>
+                    <a:blip r:embed="rId12"/>
+                    <a:stretch>
+                      <a:fillRect/>
+                    </a:stretch>
+                  </pic:blipFill>
+                  <pic:spPr>
+                    <a:xfrm>
+                      <a:off x="0" y="0"/>
+                      <a:ext cx="3686689" cy="2210108"/>
+                    </a:xfrm>
+                    <a:prstGeom prst="rect">
+                      <a:avLst/>
+                    </a:prstGeom>
+                  </pic:spPr>
+                </pic:pic>
+              </a:graphicData>
+            </a:graphic>
+          </wp:inline>
+        </w:drawing>
+      </w:r>
+    </w:p>
+    <w:p>
+      <w:pPr>
+        <w:spacing w:line="240" w:lineRule="auto"/>
+        <w:ind w:firstLine="0"/>
+        <w:jc w:val="center"/>
+      </w:pPr>
+      <w:r>
+        <w:t>Рисунок 3.</w:t>
+      </w:r>
+      <w:r>
+        <w:t>2</w:t>
+      </w:r>
+      <w:r>
+        <w:t xml:space="preserve"> – Пользовательсий интерфейс</w:t>
+      </w:r>
+    </w:p>
+    <w:p>
+      <w:pPr>
+        <w:rPr>
+          <w:rStyle w:val="PageNumber"/>
+        </w:rPr>
+      </w:pPr>
+    </w:p>
+    <w:p>
+      <w:pPr>
+        <w:rPr>
+          <w:rStyle w:val="PageNumber"/>
+          <w:szCs w:val="28"/>
+        </w:rPr>
+      </w:pPr>
+      <w:r>
+        <w:rPr>
+          <w:szCs w:val="28"/>
+        </w:rPr>
+        <w:t>Ниже представлен интерфейс с неправильно введенными значениями параметров (Рисунок 3.3):</w:t>
+      </w:r>
+    </w:p>
+    <w:p>
+      <w:pPr>
+        <w:spacing w:line="240" w:lineRule="auto"/>
+        <w:ind w:firstLine="0"/>
+        <w:jc w:val="center"/>
+        <w:rPr>
+          <w:rStyle w:val="PageNumber"/>
+        </w:rPr>
+      </w:pPr>
+      <w:r>
+        <w:rPr>
+          <w:rStyle w:val="PageNumber"/>
+          <w:noProof/>
+        </w:rPr>
+        <w:lastRenderedPageBreak/>
+        <w:drawing>
+          <wp:inline distT="0" distB="0" distL="0" distR="0" wp14:anchorId="399E6EEE" wp14:editId="0E127C67">
+            <wp:extent cx="5506218" cy="2200582"/>
+            <wp:effectExtent l="0" t="0" r="0" b="9525"/>
+            <wp:docPr id="1309208459" name="Picture 1"/>
+            <wp:cNvGraphicFramePr>
+              <a:graphicFrameLocks xmlns:a="http://schemas.openxmlformats.org/drawingml/2006/main" noChangeAspect="1"/>
+            </wp:cNvGraphicFramePr>
+            <a:graphic xmlns:a="http://schemas.openxmlformats.org/drawingml/2006/main">
+              <a:graphicData uri="http://schemas.openxmlformats.org/drawingml/2006/picture">
+                <pic:pic xmlns:pic="http://schemas.openxmlformats.org/drawingml/2006/picture">
+                  <pic:nvPicPr>
+                    <pic:cNvPr id="1309208459" name=""/>
+                    <pic:cNvPicPr/>
+                  </pic:nvPicPr>
+                  <pic:blipFill>
+                    <a:blip r:embed="rId13"/>
+                    <a:stretch>
+                      <a:fillRect/>
+                    </a:stretch>
+                  </pic:blipFill>
+                  <pic:spPr>
+                    <a:xfrm>
+                      <a:off x="0" y="0"/>
+                      <a:ext cx="5506218" cy="2200582"/>
+                    </a:xfrm>
+                    <a:prstGeom prst="rect">
+                      <a:avLst/>
+                    </a:prstGeom>
+                  </pic:spPr>
+                </pic:pic>
+              </a:graphicData>
+            </a:graphic>
+          </wp:inline>
+        </w:drawing>
+      </w:r>
+    </w:p>
+    <w:p>
+      <w:pPr>
+        <w:spacing w:line="240" w:lineRule="auto"/>
+        <w:ind w:firstLine="0"/>
+        <w:jc w:val="center"/>
+        <w:rPr>
+          <w:rStyle w:val="PageNumber"/>
+          <w:szCs w:val="28"/>
+        </w:rPr>
+      </w:pPr>
+      <w:r>
+        <w:rPr>
+          <w:szCs w:val="28"/>
+        </w:rPr>
+        <w:t>Рисунок</w:t>
+      </w:r>
+      <w:r>
+        <w:rPr>
+          <w:spacing w:val="-5"/>
+          <w:szCs w:val="28"/>
+        </w:rPr>
+        <w:t xml:space="preserve"> </w:t>
+      </w:r>
+      <w:r>
+        <w:rPr>
+          <w:szCs w:val="28"/>
+        </w:rPr>
+        <w:t>3.3</w:t>
+      </w:r>
+      <w:r>
+        <w:rPr>
+          <w:spacing w:val="1"/>
+          <w:szCs w:val="28"/>
+        </w:rPr>
+        <w:t xml:space="preserve"> </w:t>
+      </w:r>
+      <w:r>
+        <w:rPr>
+          <w:szCs w:val="28"/>
+        </w:rPr>
+        <w:t>− Интерфейс с неправильно введенными значениями параметров</w:t>
+      </w:r>
+    </w:p>
+    <w:p/>
+    <w:p>
+      <w:r>
         <w:br w:type="page"/>
       </w:r>
     </w:p>
@@ -3649,7 +9678,8 @@
           <w:szCs w:val="28"/>
         </w:rPr>
       </w:pPr>
-      <w:bookmarkStart w:id="1" w:name="_Toc179192557"/>
+      <w:bookmarkStart w:id="9" w:name="_Toc179192557"/>
+      <w:bookmarkStart w:id="10" w:name="_Toc241009936"/>
       <w:r>
         <w:rPr>
           <w:szCs w:val="28"/>
@@ -3657,38 +9687,493 @@
         <w:lastRenderedPageBreak/>
         <w:t>СПИСОК ИСПОЛЬЗУЕМЫХ ИСТОЧНИКОВ</w:t>
       </w:r>
-      <w:bookmarkEnd w:id="1"/>
+      <w:bookmarkEnd w:id="9"/>
+      <w:bookmarkEnd w:id="10"/>
     </w:p>
     <w:p/>
     <w:p>
       <w:pPr>
-        <w:rPr>
+        <w:numPr>
+          <w:ilvl w:val="0"/>
+          <w:numId w:val="10"/>
+        </w:numPr>
+        <w:ind w:left="0" w:firstLine="709"/>
+        <w:rPr>
+          <w:szCs w:val="28"/>
+        </w:rPr>
+      </w:pPr>
+      <w:r>
+        <w:rPr>
+          <w:szCs w:val="28"/>
+        </w:rPr>
+        <w:t>Работы студенческие по направлениям подготовки и специальностям технического профиля. Общие требования и правила оформления : ОС ТУСУР 01</w:t>
+      </w:r>
+      <w:r>
+        <w:rPr>
+          <w:szCs w:val="28"/>
+        </w:rPr>
+        <w:noBreakHyphen/>
+        <w:t>2021. — Томск, 2021. — 52 с.</w:t>
+      </w:r>
+    </w:p>
+    <w:p>
+      <w:pPr>
+        <w:numPr>
+          <w:ilvl w:val="0"/>
+          <w:numId w:val="10"/>
+        </w:numPr>
+        <w:ind w:left="0" w:firstLine="709"/>
+        <w:rPr>
+          <w:szCs w:val="28"/>
+        </w:rPr>
+      </w:pPr>
+      <w:r>
+        <w:rPr>
+          <w:szCs w:val="28"/>
+        </w:rPr>
+        <w:t>ГОСТ 34.602–2020</w:t>
+      </w:r>
+      <w:r>
+        <w:rPr>
+          <w:szCs w:val="28"/>
+        </w:rPr>
+        <w:t xml:space="preserve"> </w:t>
+      </w:r>
+      <w:r>
+        <w:rPr>
+          <w:szCs w:val="28"/>
+        </w:rPr>
+        <w:t>Информационные технологии. Комплекс стандартов на автоматизированные системы. Техническое задание на создание автоматизированной системы.</w:t>
+      </w:r>
+    </w:p>
+    <w:p>
+      <w:pPr>
+        <w:numPr>
+          <w:ilvl w:val="0"/>
+          <w:numId w:val="10"/>
+        </w:numPr>
+        <w:ind w:left="0" w:firstLine="709"/>
+        <w:rPr>
+          <w:szCs w:val="28"/>
+        </w:rPr>
+      </w:pPr>
+      <w:r>
+        <w:rPr>
+          <w:szCs w:val="28"/>
+        </w:rPr>
+        <w:t>ГОСТ 34.603</w:t>
+      </w:r>
+      <w:r>
+        <w:rPr>
+          <w:szCs w:val="28"/>
+        </w:rPr>
+        <w:t xml:space="preserve"> </w:t>
+      </w:r>
+      <w:r>
+        <w:rPr>
+          <w:szCs w:val="28"/>
+        </w:rPr>
+        <w:t>Информационная технология. Виды испытаний автоматизированных систем.</w:t>
+      </w:r>
+    </w:p>
+    <w:p>
+      <w:pPr>
+        <w:numPr>
+          <w:ilvl w:val="0"/>
+          <w:numId w:val="10"/>
+        </w:numPr>
+        <w:ind w:left="0" w:firstLine="709"/>
+        <w:rPr>
+          <w:szCs w:val="28"/>
+        </w:rPr>
+      </w:pPr>
+      <w:r>
+        <w:rPr>
+          <w:szCs w:val="28"/>
+        </w:rPr>
+        <w:t>RSDN Magazine #1–2004. Рекомендации по оформлению кода (Code style). — (при необходимости укажи точнее страницу/раздел, если в методичке так требуют).</w:t>
+      </w:r>
+    </w:p>
+    <w:p>
+      <w:pPr>
+        <w:numPr>
+          <w:ilvl w:val="0"/>
+          <w:numId w:val="10"/>
+        </w:numPr>
+        <w:ind w:left="0" w:firstLine="709"/>
+        <w:rPr>
+          <w:szCs w:val="28"/>
+        </w:rPr>
+      </w:pPr>
+      <w:r>
+        <w:rPr>
+          <w:szCs w:val="28"/>
+        </w:rPr>
+        <w:t>nanoCAD SDK 26. Справочное руководство .NET API (ncNET_ref.chm). — (электронный ресурс/локальная документация SDK).</w:t>
+      </w:r>
+    </w:p>
+    <w:p>
+      <w:pPr>
+        <w:numPr>
+          <w:ilvl w:val="0"/>
+          <w:numId w:val="10"/>
+        </w:numPr>
+        <w:ind w:left="0" w:firstLine="709"/>
+        <w:rPr>
+          <w:szCs w:val="28"/>
+        </w:rPr>
+      </w:pPr>
+      <w:r>
+        <w:rPr>
+          <w:szCs w:val="28"/>
+        </w:rPr>
+        <w:t>Microsoft Learn. Документация по языку C#. [Электронный ресурс]. – Режим доступа: </w:t>
+      </w:r>
+      <w:r>
+        <w:rPr>
+          <w:szCs w:val="28"/>
+        </w:rPr>
+        <w:t>https://learn.microsoft.com/dotnet/csharp/</w:t>
+      </w:r>
+      <w:r>
+        <w:rPr>
+          <w:szCs w:val="28"/>
+        </w:rPr>
+        <w:t xml:space="preserve"> (дата обращения: </w:t>
+      </w:r>
+      <w:r>
+        <w:rPr>
+          <w:szCs w:val="28"/>
+        </w:rPr>
+        <w:t>16</w:t>
+      </w:r>
+      <w:r>
+        <w:rPr>
+          <w:szCs w:val="28"/>
+        </w:rPr>
+        <w:t>.09.2026).</w:t>
+      </w:r>
+    </w:p>
+    <w:p>
+      <w:pPr>
+        <w:numPr>
+          <w:ilvl w:val="0"/>
+          <w:numId w:val="10"/>
+        </w:numPr>
+        <w:ind w:left="0" w:firstLine="709"/>
+        <w:rPr>
+          <w:szCs w:val="28"/>
+        </w:rPr>
+      </w:pPr>
+      <w:r>
+        <w:rPr>
+          <w:szCs w:val="28"/>
+        </w:rPr>
+        <w:t>Microsoft Learn. Документация по .NET 6. [Электронный ресурс]. – Режим доступа: </w:t>
+      </w:r>
+      <w:r>
+        <w:rPr>
+          <w:szCs w:val="28"/>
+        </w:rPr>
+        <w:t>https://learn.microsoft.com/dotnet/</w:t>
+      </w:r>
+      <w:r>
+        <w:rPr>
+          <w:szCs w:val="28"/>
+        </w:rPr>
+        <w:t xml:space="preserve"> (дата обращения: </w:t>
+      </w:r>
+      <w:r>
+        <w:rPr>
+          <w:szCs w:val="28"/>
+        </w:rPr>
+        <w:t>20</w:t>
+      </w:r>
+      <w:r>
+        <w:rPr>
+          <w:szCs w:val="28"/>
+        </w:rPr>
+        <w:t>.09.2026).</w:t>
+      </w:r>
+    </w:p>
+    <w:p>
+      <w:pPr>
+        <w:numPr>
+          <w:ilvl w:val="0"/>
+          <w:numId w:val="10"/>
+        </w:numPr>
+        <w:ind w:left="0" w:firstLine="709"/>
+        <w:rPr>
+          <w:szCs w:val="28"/>
+        </w:rPr>
+      </w:pPr>
+      <w:r>
+        <w:rPr>
+          <w:szCs w:val="28"/>
+        </w:rPr>
+        <w:t>Документация NUnit. [Электронный ресурс]. – Режим доступа: </w:t>
+      </w:r>
+      <w:r>
+        <w:rPr>
+          <w:szCs w:val="28"/>
+        </w:rPr>
+        <w:t>https://nunit.org/</w:t>
+      </w:r>
+      <w:r>
+        <w:rPr>
+          <w:szCs w:val="28"/>
+        </w:rPr>
+        <w:t> (дата обращения: 22.09.2026).</w:t>
+      </w:r>
+    </w:p>
+    <w:p>
+      <w:pPr>
+        <w:numPr>
+          <w:ilvl w:val="0"/>
+          <w:numId w:val="10"/>
+        </w:numPr>
+        <w:ind w:left="0" w:firstLine="709"/>
+        <w:rPr>
+          <w:szCs w:val="28"/>
+        </w:rPr>
+      </w:pPr>
+      <w:proofErr w:type="spellStart"/>
+      <w:r>
+        <w:rPr>
+          <w:szCs w:val="28"/>
           <w:lang w:val="en-US"/>
         </w:rPr>
-      </w:pPr>
-      <w:r>
-        <w:rPr>
+        <w:t>FreeCAD</w:t>
+      </w:r>
+      <w:proofErr w:type="spellEnd"/>
+      <w:r>
+        <w:rPr>
+          <w:szCs w:val="28"/>
           <w:lang w:val="en-US"/>
         </w:rPr>
-        <w:t xml:space="preserve">1. </w:t>
-      </w:r>
-    </w:p>
-    <w:p>
-      <w:pPr>
-        <w:rPr>
+        <w:t xml:space="preserve"> Fasteners Workbench (</w:t>
+      </w:r>
+      <w:r>
+        <w:rPr>
+          <w:szCs w:val="28"/>
+        </w:rPr>
+        <w:t>репозиторий</w:t>
+      </w:r>
+      <w:r>
+        <w:rPr>
+          <w:szCs w:val="28"/>
           <w:lang w:val="en-US"/>
         </w:rPr>
-      </w:pPr>
-      <w:r>
-        <w:rPr>
+        <w:t xml:space="preserve"> </w:t>
+      </w:r>
+      <w:r>
+        <w:rPr>
+          <w:szCs w:val="28"/>
+        </w:rPr>
+        <w:t>проекта</w:t>
+      </w:r>
+      <w:r>
+        <w:rPr>
+          <w:szCs w:val="28"/>
           <w:lang w:val="en-US"/>
         </w:rPr>
-        <w:t xml:space="preserve">2. </w:t>
-      </w:r>
-    </w:p>
+        <w:t xml:space="preserve">). </w:t>
+      </w:r>
+      <w:r>
+        <w:rPr>
+          <w:szCs w:val="28"/>
+        </w:rPr>
+        <w:t>[Электронный ресурс]. – Режим доступа: </w:t>
+      </w:r>
+      <w:r>
+        <w:rPr>
+          <w:szCs w:val="28"/>
+        </w:rPr>
+        <w:t>https://github.com/shaise/FreeCAD_FastenersWB</w:t>
+      </w:r>
+      <w:r>
+        <w:rPr>
+          <w:szCs w:val="28"/>
+        </w:rPr>
+        <w:t xml:space="preserve"> (дата обращения: </w:t>
+      </w:r>
+      <w:r>
+        <w:rPr>
+          <w:szCs w:val="28"/>
+        </w:rPr>
+        <w:t>15</w:t>
+      </w:r>
+      <w:r>
+        <w:rPr>
+          <w:szCs w:val="28"/>
+        </w:rPr>
+        <w:t>.09.2026).</w:t>
+      </w:r>
+    </w:p>
+    <w:p>
+      <w:pPr>
+        <w:numPr>
+          <w:ilvl w:val="0"/>
+          <w:numId w:val="10"/>
+        </w:numPr>
+        <w:ind w:left="0" w:firstLine="709"/>
+        <w:rPr>
+          <w:szCs w:val="28"/>
+        </w:rPr>
+      </w:pPr>
+      <w:proofErr w:type="spellStart"/>
+      <w:r>
+        <w:rPr>
+          <w:szCs w:val="28"/>
+          <w:lang w:val="en-US"/>
+        </w:rPr>
+        <w:t>BricsCAD</w:t>
+      </w:r>
+      <w:proofErr w:type="spellEnd"/>
+      <w:r>
+        <w:rPr>
+          <w:szCs w:val="28"/>
+          <w:lang w:val="en-US"/>
+        </w:rPr>
+        <w:t xml:space="preserve"> Mechanical. Standard Parts (</w:t>
+      </w:r>
+      <w:r>
+        <w:rPr>
+          <w:szCs w:val="28"/>
+        </w:rPr>
+        <w:t>официальная</w:t>
+      </w:r>
+      <w:r>
+        <w:rPr>
+          <w:szCs w:val="28"/>
+          <w:lang w:val="en-US"/>
+        </w:rPr>
+        <w:t xml:space="preserve"> </w:t>
+      </w:r>
+      <w:r>
+        <w:rPr>
+          <w:szCs w:val="28"/>
+        </w:rPr>
+        <w:t>справка</w:t>
+      </w:r>
+      <w:r>
+        <w:rPr>
+          <w:szCs w:val="28"/>
+          <w:lang w:val="en-US"/>
+        </w:rPr>
+        <w:t xml:space="preserve"> </w:t>
+      </w:r>
+      <w:proofErr w:type="spellStart"/>
+      <w:r>
+        <w:rPr>
+          <w:szCs w:val="28"/>
+          <w:lang w:val="en-US"/>
+        </w:rPr>
+        <w:t>Bricsys</w:t>
+      </w:r>
+      <w:proofErr w:type="spellEnd"/>
+      <w:r>
+        <w:rPr>
+          <w:szCs w:val="28"/>
+          <w:lang w:val="en-US"/>
+        </w:rPr>
+        <w:t xml:space="preserve"> Help Center). </w:t>
+      </w:r>
+      <w:r>
+        <w:rPr>
+          <w:szCs w:val="28"/>
+        </w:rPr>
+        <w:t>[Электронный ресурс]. – Режим доступа: </w:t>
+      </w:r>
+      <w:r>
+        <w:rPr>
+          <w:szCs w:val="28"/>
+        </w:rPr>
+        <w:t>https://help.bricsys.com/en-us/document/bricscad-mechanical/assembly-</w:t>
+      </w:r>
+      <w:r>
+        <w:rPr>
+          <w:szCs w:val="28"/>
+        </w:rPr>
+        <w:lastRenderedPageBreak/>
+        <w:t>design/standard-parts?version=V26&amp;id=165079164198</w:t>
+      </w:r>
+      <w:r>
+        <w:rPr>
+          <w:szCs w:val="28"/>
+        </w:rPr>
+        <w:t xml:space="preserve"> (дата обращения: </w:t>
+      </w:r>
+      <w:r>
+        <w:rPr>
+          <w:szCs w:val="28"/>
+        </w:rPr>
+        <w:t>15</w:t>
+      </w:r>
+      <w:r>
+        <w:rPr>
+          <w:szCs w:val="28"/>
+        </w:rPr>
+        <w:t>.09.2026).</w:t>
+      </w:r>
+    </w:p>
+    <w:p>
+      <w:pPr>
+        <w:numPr>
+          <w:ilvl w:val="0"/>
+          <w:numId w:val="10"/>
+        </w:numPr>
+        <w:ind w:left="0" w:firstLine="709"/>
+        <w:rPr>
+          <w:szCs w:val="28"/>
+        </w:rPr>
+      </w:pPr>
+      <w:r>
+        <w:rPr>
+          <w:szCs w:val="28"/>
+        </w:rPr>
+        <w:t>Введение в UML от создателей языка : руководство пользователя / Г. Буч, Д. Рамбо, И. Якобсон. — 2</w:t>
+      </w:r>
+      <w:r>
+        <w:rPr>
+          <w:szCs w:val="28"/>
+        </w:rPr>
+        <w:noBreakHyphen/>
+        <w:t>е изд. — М. : ДМК Пресс, 2012. — 494 с. — ISBN 978</w:t>
+      </w:r>
+      <w:r>
+        <w:rPr>
+          <w:szCs w:val="28"/>
+        </w:rPr>
+        <w:noBreakHyphen/>
+        <w:t>5</w:t>
+      </w:r>
+      <w:r>
+        <w:rPr>
+          <w:szCs w:val="28"/>
+        </w:rPr>
+        <w:noBreakHyphen/>
+        <w:t>94074</w:t>
+      </w:r>
+      <w:r>
+        <w:rPr>
+          <w:szCs w:val="28"/>
+        </w:rPr>
+        <w:noBreakHyphen/>
+        <w:t>644</w:t>
+      </w:r>
+      <w:r>
+        <w:rPr>
+          <w:szCs w:val="28"/>
+        </w:rPr>
+        <w:noBreakHyphen/>
+        <w:t>7.</w:t>
+      </w:r>
+    </w:p>
+    <w:p/>
     <w:sectPr>
-      <w:footerReference w:type="default" r:id="rId8"/>
-      <w:footerReference w:type="first" r:id="rId9"/>
+      <w:footerReference w:type="default" r:id="rId14"/>
+      <w:footerReference w:type="first" r:id="rId15"/>
       <w:pgSz w:w="11906" w:h="16838"/>
       <w:pgMar w:top="1134" w:right="850" w:bottom="1134" w:left="1701" w:header="708" w:footer="708" w:gutter="0"/>
       <w:cols w:space="708"/>
@@ -3726,12 +10211,50 @@
 
 <file path=word/footer1.xml><?xml version="1.0" encoding="utf-8"?>
 <w:ftr xmlns:wpc="http://schemas.microsoft.com/office/word/2010/wordprocessingCanvas" xmlns:cx="http://schemas.microsoft.com/office/drawing/2014/chartex" xmlns:cx1="http://schemas.microsoft.com/office/drawing/2015/9/8/chartex" xmlns:cx2="http://schemas.microsoft.com/office/drawing/2015/10/21/chartex" xmlns:cx3="http://schemas.microsoft.com/office/drawing/2016/5/9/chartex" xmlns:cx4="http://schemas.microsoft.com/office/drawing/2016/5/10/chartex" xmlns:cx5="http://schemas.microsoft.com/office/drawing/2016/5/11/chartex" xmlns:cx6="http://schemas.microsoft.com/office/drawing/2016/5/12/chartex" xmlns:cx7="http://schemas.microsoft.com/office/drawing/2016/5/13/chartex" xmlns:cx8="http://schemas.microsoft.com/office/drawing/2016/5/14/chartex" xmlns:mc="http://schemas.openxmlformats.org/markup-compatibility/2006" xmlns:aink="http://schemas.microsoft.com/office/drawing/2016/ink" xmlns:am3d="http://schemas.microsoft.com/office/drawing/2017/model3d" xmlns:o="urn:schemas-microsoft-com:office:office" xmlns:oel="http://schemas.microsoft.com/office/2019/extlst" xmlns:r="http://schemas.openxmlformats.org/officeDocument/2006/relationships" xmlns:m="http://schemas.openxmlformats.org/officeDocument/2006/math" xmlns:v="urn:schemas-microsoft-com:vml" xmlns:wp14="http://schemas.microsoft.com/office/word/2010/wordprocessingDrawing" xmlns:wp="http://schemas.openxmlformats.org/drawingml/2006/wordprocessingDrawing" xmlns:w10="urn:schemas-microsoft-com:office:word" xmlns:w="http://schemas.openxmlformats.org/wordprocessingml/2006/main" xmlns:w14="http://schemas.microsoft.com/office/word/2010/wordml" xmlns:w15="http://schemas.microsoft.com/office/word/2012/wordml" xmlns:w16cex="http://schemas.microsoft.com/office/word/2018/wordml/cex" xmlns:w16cid="http://schemas.microsoft.com/office/word/2016/wordml/cid" xmlns:w16="http://schemas.microsoft.com/office/word/2018/wordml" xmlns:w16du="http://schemas.microsoft.com/office/word/2023/wordml/word16du" xmlns:w16sdtdh="http://schemas.microsoft.com/office/word/2020/wordml/sdtdatahash" xmlns:w16sdtfl="http://schemas.microsoft.com/office/word/2024/wordml/sdtformatlock" xmlns:w16se="http://schemas.microsoft.com/office/word/2015/wordml/symex" xmlns:wpg="http://schemas.microsoft.com/office/word/2010/wordprocessingGroup" xmlns:wpi="http://schemas.microsoft.com/office/word/2010/wordprocessingInk" xmlns:wne="http://schemas.microsoft.com/office/word/2006/wordml" xmlns:wps="http://schemas.microsoft.com/office/word/2010/wordprocessingShape" mc:Ignorable="w14 w15 w16se w16cid w16 w16cex w16sdtdh w16sdtfl w16du wp14">
-  <w:p>
-    <w:pPr>
-      <w:pStyle w:val="Footer"/>
-      <w:jc w:val="center"/>
-    </w:pPr>
-  </w:p>
+  <w:sdt>
+    <w:sdtPr>
+      <w:id w:val="-1859584688"/>
+      <w:docPartObj>
+        <w:docPartGallery w:val="Page Numbers (Bottom of Page)"/>
+        <w:docPartUnique/>
+      </w:docPartObj>
+    </w:sdtPr>
+    <w:sdtEndPr>
+      <w:rPr>
+        <w:noProof/>
+      </w:rPr>
+    </w:sdtEndPr>
+    <w:sdtContent>
+      <w:p>
+        <w:pPr>
+          <w:pStyle w:val="Footer"/>
+          <w:ind w:firstLine="0"/>
+          <w:jc w:val="center"/>
+        </w:pPr>
+        <w:r>
+          <w:fldChar w:fldCharType="begin"/>
+        </w:r>
+        <w:r>
+          <w:instrText xml:space="preserve"> PAGE   \* MERGEFORMAT </w:instrText>
+        </w:r>
+        <w:r>
+          <w:fldChar w:fldCharType="separate"/>
+        </w:r>
+        <w:r>
+          <w:rPr>
+            <w:noProof/>
+          </w:rPr>
+          <w:t>2</w:t>
+        </w:r>
+        <w:r>
+          <w:rPr>
+            <w:noProof/>
+          </w:rPr>
+          <w:fldChar w:fldCharType="end"/>
+        </w:r>
+      </w:p>
+    </w:sdtContent>
+  </w:sdt>
 </w:ftr>
 </file>
 
@@ -4311,9 +10834,122 @@
     </w:lvl>
   </w:abstractNum>
   <w:abstractNum w:abstractNumId="4" w15:restartNumberingAfterBreak="0">
-    <w:nsid w:val="4AFF6BDD"/>
+    <w:nsid w:val="441C1925"/>
     <w:multiLevelType w:val="multilevel"/>
-    <w:tmpl w:val="7FEACD30"/>
+    <w:tmpl w:val="B352DDF8"/>
+    <w:lvl w:ilvl="0">
+      <w:start w:val="1"/>
+      <w:numFmt w:val="decimal"/>
+      <w:lvlText w:val="%1."/>
+      <w:lvlJc w:val="left"/>
+      <w:pPr>
+        <w:tabs>
+          <w:tab w:val="num" w:pos="720"/>
+        </w:tabs>
+        <w:ind w:left="720" w:hanging="360"/>
+      </w:pPr>
+    </w:lvl>
+    <w:lvl w:ilvl="1" w:tentative="1">
+      <w:start w:val="1"/>
+      <w:numFmt w:val="decimal"/>
+      <w:lvlText w:val="%2."/>
+      <w:lvlJc w:val="left"/>
+      <w:pPr>
+        <w:tabs>
+          <w:tab w:val="num" w:pos="1440"/>
+        </w:tabs>
+        <w:ind w:left="1440" w:hanging="360"/>
+      </w:pPr>
+    </w:lvl>
+    <w:lvl w:ilvl="2" w:tentative="1">
+      <w:start w:val="1"/>
+      <w:numFmt w:val="decimal"/>
+      <w:lvlText w:val="%3."/>
+      <w:lvlJc w:val="left"/>
+      <w:pPr>
+        <w:tabs>
+          <w:tab w:val="num" w:pos="2160"/>
+        </w:tabs>
+        <w:ind w:left="2160" w:hanging="360"/>
+      </w:pPr>
+    </w:lvl>
+    <w:lvl w:ilvl="3" w:tentative="1">
+      <w:start w:val="1"/>
+      <w:numFmt w:val="decimal"/>
+      <w:lvlText w:val="%4."/>
+      <w:lvlJc w:val="left"/>
+      <w:pPr>
+        <w:tabs>
+          <w:tab w:val="num" w:pos="2880"/>
+        </w:tabs>
+        <w:ind w:left="2880" w:hanging="360"/>
+      </w:pPr>
+    </w:lvl>
+    <w:lvl w:ilvl="4" w:tentative="1">
+      <w:start w:val="1"/>
+      <w:numFmt w:val="decimal"/>
+      <w:lvlText w:val="%5."/>
+      <w:lvlJc w:val="left"/>
+      <w:pPr>
+        <w:tabs>
+          <w:tab w:val="num" w:pos="3600"/>
+        </w:tabs>
+        <w:ind w:left="3600" w:hanging="360"/>
+      </w:pPr>
+    </w:lvl>
+    <w:lvl w:ilvl="5" w:tentative="1">
+      <w:start w:val="1"/>
+      <w:numFmt w:val="decimal"/>
+      <w:lvlText w:val="%6."/>
+      <w:lvlJc w:val="left"/>
+      <w:pPr>
+        <w:tabs>
+          <w:tab w:val="num" w:pos="4320"/>
+        </w:tabs>
+        <w:ind w:left="4320" w:hanging="360"/>
+      </w:pPr>
+    </w:lvl>
+    <w:lvl w:ilvl="6" w:tentative="1">
+      <w:start w:val="1"/>
+      <w:numFmt w:val="decimal"/>
+      <w:lvlText w:val="%7."/>
+      <w:lvlJc w:val="left"/>
+      <w:pPr>
+        <w:tabs>
+          <w:tab w:val="num" w:pos="5040"/>
+        </w:tabs>
+        <w:ind w:left="5040" w:hanging="360"/>
+      </w:pPr>
+    </w:lvl>
+    <w:lvl w:ilvl="7" w:tentative="1">
+      <w:start w:val="1"/>
+      <w:numFmt w:val="decimal"/>
+      <w:lvlText w:val="%8."/>
+      <w:lvlJc w:val="left"/>
+      <w:pPr>
+        <w:tabs>
+          <w:tab w:val="num" w:pos="5760"/>
+        </w:tabs>
+        <w:ind w:left="5760" w:hanging="360"/>
+      </w:pPr>
+    </w:lvl>
+    <w:lvl w:ilvl="8" w:tentative="1">
+      <w:start w:val="1"/>
+      <w:numFmt w:val="decimal"/>
+      <w:lvlText w:val="%9."/>
+      <w:lvlJc w:val="left"/>
+      <w:pPr>
+        <w:tabs>
+          <w:tab w:val="num" w:pos="6480"/>
+        </w:tabs>
+        <w:ind w:left="6480" w:hanging="360"/>
+      </w:pPr>
+    </w:lvl>
+  </w:abstractNum>
+  <w:abstractNum w:abstractNumId="5" w15:restartNumberingAfterBreak="0">
+    <w:nsid w:val="44E8499B"/>
+    <w:multiLevelType w:val="multilevel"/>
+    <w:tmpl w:val="F9AE4AE6"/>
     <w:lvl w:ilvl="0">
       <w:start w:val="1"/>
       <w:numFmt w:val="bullet"/>
@@ -4459,7 +11095,156 @@
       </w:rPr>
     </w:lvl>
   </w:abstractNum>
-  <w:abstractNum w:abstractNumId="5" w15:restartNumberingAfterBreak="0">
+  <w:abstractNum w:abstractNumId="6" w15:restartNumberingAfterBreak="0">
+    <w:nsid w:val="4AFF6BDD"/>
+    <w:multiLevelType w:val="multilevel"/>
+    <w:tmpl w:val="7FEACD30"/>
+    <w:lvl w:ilvl="0">
+      <w:start w:val="1"/>
+      <w:numFmt w:val="bullet"/>
+      <w:lvlText w:val=""/>
+      <w:lvlJc w:val="left"/>
+      <w:pPr>
+        <w:tabs>
+          <w:tab w:val="num" w:pos="720"/>
+        </w:tabs>
+        <w:ind w:left="720" w:hanging="360"/>
+      </w:pPr>
+      <w:rPr>
+        <w:rFonts w:ascii="Symbol" w:hAnsi="Symbol" w:hint="default"/>
+        <w:sz w:val="20"/>
+      </w:rPr>
+    </w:lvl>
+    <w:lvl w:ilvl="1" w:tentative="1">
+      <w:start w:val="1"/>
+      <w:numFmt w:val="bullet"/>
+      <w:lvlText w:val=""/>
+      <w:lvlJc w:val="left"/>
+      <w:pPr>
+        <w:tabs>
+          <w:tab w:val="num" w:pos="1440"/>
+        </w:tabs>
+        <w:ind w:left="1440" w:hanging="360"/>
+      </w:pPr>
+      <w:rPr>
+        <w:rFonts w:ascii="Symbol" w:hAnsi="Symbol" w:hint="default"/>
+        <w:sz w:val="20"/>
+      </w:rPr>
+    </w:lvl>
+    <w:lvl w:ilvl="2" w:tentative="1">
+      <w:start w:val="1"/>
+      <w:numFmt w:val="bullet"/>
+      <w:lvlText w:val=""/>
+      <w:lvlJc w:val="left"/>
+      <w:pPr>
+        <w:tabs>
+          <w:tab w:val="num" w:pos="2160"/>
+        </w:tabs>
+        <w:ind w:left="2160" w:hanging="360"/>
+      </w:pPr>
+      <w:rPr>
+        <w:rFonts w:ascii="Symbol" w:hAnsi="Symbol" w:hint="default"/>
+        <w:sz w:val="20"/>
+      </w:rPr>
+    </w:lvl>
+    <w:lvl w:ilvl="3" w:tentative="1">
+      <w:start w:val="1"/>
+      <w:numFmt w:val="bullet"/>
+      <w:lvlText w:val=""/>
+      <w:lvlJc w:val="left"/>
+      <w:pPr>
+        <w:tabs>
+          <w:tab w:val="num" w:pos="2880"/>
+        </w:tabs>
+        <w:ind w:left="2880" w:hanging="360"/>
+      </w:pPr>
+      <w:rPr>
+        <w:rFonts w:ascii="Symbol" w:hAnsi="Symbol" w:hint="default"/>
+        <w:sz w:val="20"/>
+      </w:rPr>
+    </w:lvl>
+    <w:lvl w:ilvl="4" w:tentative="1">
+      <w:start w:val="1"/>
+      <w:numFmt w:val="bullet"/>
+      <w:lvlText w:val=""/>
+      <w:lvlJc w:val="left"/>
+      <w:pPr>
+        <w:tabs>
+          <w:tab w:val="num" w:pos="3600"/>
+        </w:tabs>
+        <w:ind w:left="3600" w:hanging="360"/>
+      </w:pPr>
+      <w:rPr>
+        <w:rFonts w:ascii="Symbol" w:hAnsi="Symbol" w:hint="default"/>
+        <w:sz w:val="20"/>
+      </w:rPr>
+    </w:lvl>
+    <w:lvl w:ilvl="5" w:tentative="1">
+      <w:start w:val="1"/>
+      <w:numFmt w:val="bullet"/>
+      <w:lvlText w:val=""/>
+      <w:lvlJc w:val="left"/>
+      <w:pPr>
+        <w:tabs>
+          <w:tab w:val="num" w:pos="4320"/>
+        </w:tabs>
+        <w:ind w:left="4320" w:hanging="360"/>
+      </w:pPr>
+      <w:rPr>
+        <w:rFonts w:ascii="Symbol" w:hAnsi="Symbol" w:hint="default"/>
+        <w:sz w:val="20"/>
+      </w:rPr>
+    </w:lvl>
+    <w:lvl w:ilvl="6" w:tentative="1">
+      <w:start w:val="1"/>
+      <w:numFmt w:val="bullet"/>
+      <w:lvlText w:val=""/>
+      <w:lvlJc w:val="left"/>
+      <w:pPr>
+        <w:tabs>
+          <w:tab w:val="num" w:pos="5040"/>
+        </w:tabs>
+        <w:ind w:left="5040" w:hanging="360"/>
+      </w:pPr>
+      <w:rPr>
+        <w:rFonts w:ascii="Symbol" w:hAnsi="Symbol" w:hint="default"/>
+        <w:sz w:val="20"/>
+      </w:rPr>
+    </w:lvl>
+    <w:lvl w:ilvl="7" w:tentative="1">
+      <w:start w:val="1"/>
+      <w:numFmt w:val="bullet"/>
+      <w:lvlText w:val=""/>
+      <w:lvlJc w:val="left"/>
+      <w:pPr>
+        <w:tabs>
+          <w:tab w:val="num" w:pos="5760"/>
+        </w:tabs>
+        <w:ind w:left="5760" w:hanging="360"/>
+      </w:pPr>
+      <w:rPr>
+        <w:rFonts w:ascii="Symbol" w:hAnsi="Symbol" w:hint="default"/>
+        <w:sz w:val="20"/>
+      </w:rPr>
+    </w:lvl>
+    <w:lvl w:ilvl="8" w:tentative="1">
+      <w:start w:val="1"/>
+      <w:numFmt w:val="bullet"/>
+      <w:lvlText w:val=""/>
+      <w:lvlJc w:val="left"/>
+      <w:pPr>
+        <w:tabs>
+          <w:tab w:val="num" w:pos="6480"/>
+        </w:tabs>
+        <w:ind w:left="6480" w:hanging="360"/>
+      </w:pPr>
+      <w:rPr>
+        <w:rFonts w:ascii="Symbol" w:hAnsi="Symbol" w:hint="default"/>
+        <w:sz w:val="20"/>
+      </w:rPr>
+    </w:lvl>
+  </w:abstractNum>
+  <w:abstractNum w:abstractNumId="7" w15:restartNumberingAfterBreak="0">
     <w:nsid w:val="4F52304D"/>
     <w:multiLevelType w:val="multilevel"/>
     <w:tmpl w:val="5768C970"/>
@@ -4570,6 +11355,268 @@
         </w:tabs>
         <w:ind w:left="6480" w:hanging="360"/>
       </w:pPr>
+    </w:lvl>
+  </w:abstractNum>
+  <w:abstractNum w:abstractNumId="8" w15:restartNumberingAfterBreak="0">
+    <w:nsid w:val="4FC03295"/>
+    <w:multiLevelType w:val="multilevel"/>
+    <w:tmpl w:val="5B508340"/>
+    <w:lvl w:ilvl="0">
+      <w:start w:val="1"/>
+      <w:numFmt w:val="bullet"/>
+      <w:lvlText w:val=""/>
+      <w:lvlJc w:val="left"/>
+      <w:pPr>
+        <w:tabs>
+          <w:tab w:val="num" w:pos="720"/>
+        </w:tabs>
+        <w:ind w:left="720" w:hanging="360"/>
+      </w:pPr>
+      <w:rPr>
+        <w:rFonts w:ascii="Symbol" w:hAnsi="Symbol" w:hint="default"/>
+        <w:sz w:val="20"/>
+      </w:rPr>
+    </w:lvl>
+    <w:lvl w:ilvl="1" w:tentative="1">
+      <w:start w:val="1"/>
+      <w:numFmt w:val="bullet"/>
+      <w:lvlText w:val=""/>
+      <w:lvlJc w:val="left"/>
+      <w:pPr>
+        <w:tabs>
+          <w:tab w:val="num" w:pos="1440"/>
+        </w:tabs>
+        <w:ind w:left="1440" w:hanging="360"/>
+      </w:pPr>
+      <w:rPr>
+        <w:rFonts w:ascii="Symbol" w:hAnsi="Symbol" w:hint="default"/>
+        <w:sz w:val="20"/>
+      </w:rPr>
+    </w:lvl>
+    <w:lvl w:ilvl="2" w:tentative="1">
+      <w:start w:val="1"/>
+      <w:numFmt w:val="bullet"/>
+      <w:lvlText w:val=""/>
+      <w:lvlJc w:val="left"/>
+      <w:pPr>
+        <w:tabs>
+          <w:tab w:val="num" w:pos="2160"/>
+        </w:tabs>
+        <w:ind w:left="2160" w:hanging="360"/>
+      </w:pPr>
+      <w:rPr>
+        <w:rFonts w:ascii="Symbol" w:hAnsi="Symbol" w:hint="default"/>
+        <w:sz w:val="20"/>
+      </w:rPr>
+    </w:lvl>
+    <w:lvl w:ilvl="3" w:tentative="1">
+      <w:start w:val="1"/>
+      <w:numFmt w:val="bullet"/>
+      <w:lvlText w:val=""/>
+      <w:lvlJc w:val="left"/>
+      <w:pPr>
+        <w:tabs>
+          <w:tab w:val="num" w:pos="2880"/>
+        </w:tabs>
+        <w:ind w:left="2880" w:hanging="360"/>
+      </w:pPr>
+      <w:rPr>
+        <w:rFonts w:ascii="Symbol" w:hAnsi="Symbol" w:hint="default"/>
+        <w:sz w:val="20"/>
+      </w:rPr>
+    </w:lvl>
+    <w:lvl w:ilvl="4" w:tentative="1">
+      <w:start w:val="1"/>
+      <w:numFmt w:val="bullet"/>
+      <w:lvlText w:val=""/>
+      <w:lvlJc w:val="left"/>
+      <w:pPr>
+        <w:tabs>
+          <w:tab w:val="num" w:pos="3600"/>
+        </w:tabs>
+        <w:ind w:left="3600" w:hanging="360"/>
+      </w:pPr>
+      <w:rPr>
+        <w:rFonts w:ascii="Symbol" w:hAnsi="Symbol" w:hint="default"/>
+        <w:sz w:val="20"/>
+      </w:rPr>
+    </w:lvl>
+    <w:lvl w:ilvl="5" w:tentative="1">
+      <w:start w:val="1"/>
+      <w:numFmt w:val="bullet"/>
+      <w:lvlText w:val=""/>
+      <w:lvlJc w:val="left"/>
+      <w:pPr>
+        <w:tabs>
+          <w:tab w:val="num" w:pos="4320"/>
+        </w:tabs>
+        <w:ind w:left="4320" w:hanging="360"/>
+      </w:pPr>
+      <w:rPr>
+        <w:rFonts w:ascii="Symbol" w:hAnsi="Symbol" w:hint="default"/>
+        <w:sz w:val="20"/>
+      </w:rPr>
+    </w:lvl>
+    <w:lvl w:ilvl="6" w:tentative="1">
+      <w:start w:val="1"/>
+      <w:numFmt w:val="bullet"/>
+      <w:lvlText w:val=""/>
+      <w:lvlJc w:val="left"/>
+      <w:pPr>
+        <w:tabs>
+          <w:tab w:val="num" w:pos="5040"/>
+        </w:tabs>
+        <w:ind w:left="5040" w:hanging="360"/>
+      </w:pPr>
+      <w:rPr>
+        <w:rFonts w:ascii="Symbol" w:hAnsi="Symbol" w:hint="default"/>
+        <w:sz w:val="20"/>
+      </w:rPr>
+    </w:lvl>
+    <w:lvl w:ilvl="7" w:tentative="1">
+      <w:start w:val="1"/>
+      <w:numFmt w:val="bullet"/>
+      <w:lvlText w:val=""/>
+      <w:lvlJc w:val="left"/>
+      <w:pPr>
+        <w:tabs>
+          <w:tab w:val="num" w:pos="5760"/>
+        </w:tabs>
+        <w:ind w:left="5760" w:hanging="360"/>
+      </w:pPr>
+      <w:rPr>
+        <w:rFonts w:ascii="Symbol" w:hAnsi="Symbol" w:hint="default"/>
+        <w:sz w:val="20"/>
+      </w:rPr>
+    </w:lvl>
+    <w:lvl w:ilvl="8" w:tentative="1">
+      <w:start w:val="1"/>
+      <w:numFmt w:val="bullet"/>
+      <w:lvlText w:val=""/>
+      <w:lvlJc w:val="left"/>
+      <w:pPr>
+        <w:tabs>
+          <w:tab w:val="num" w:pos="6480"/>
+        </w:tabs>
+        <w:ind w:left="6480" w:hanging="360"/>
+      </w:pPr>
+      <w:rPr>
+        <w:rFonts w:ascii="Symbol" w:hAnsi="Symbol" w:hint="default"/>
+        <w:sz w:val="20"/>
+      </w:rPr>
+    </w:lvl>
+  </w:abstractNum>
+  <w:abstractNum w:abstractNumId="9" w15:restartNumberingAfterBreak="0">
+    <w:nsid w:val="7DC41760"/>
+    <w:multiLevelType w:val="hybridMultilevel"/>
+    <w:tmpl w:val="D2D0184E"/>
+    <w:lvl w:ilvl="0" w:tplc="0419000F">
+      <w:start w:val="1"/>
+      <w:numFmt w:val="decimal"/>
+      <w:lvlText w:val="%1."/>
+      <w:lvlJc w:val="left"/>
+      <w:pPr>
+        <w:ind w:left="720" w:hanging="360"/>
+      </w:pPr>
+      <w:rPr>
+        <w:rFonts w:cs="Times New Roman"/>
+      </w:rPr>
+    </w:lvl>
+    <w:lvl w:ilvl="1" w:tplc="04190019" w:tentative="1">
+      <w:start w:val="1"/>
+      <w:numFmt w:val="lowerLetter"/>
+      <w:lvlText w:val="%2."/>
+      <w:lvlJc w:val="left"/>
+      <w:pPr>
+        <w:ind w:left="1440" w:hanging="360"/>
+      </w:pPr>
+      <w:rPr>
+        <w:rFonts w:cs="Times New Roman"/>
+      </w:rPr>
+    </w:lvl>
+    <w:lvl w:ilvl="2" w:tplc="0419001B" w:tentative="1">
+      <w:start w:val="1"/>
+      <w:numFmt w:val="lowerRoman"/>
+      <w:lvlText w:val="%3."/>
+      <w:lvlJc w:val="right"/>
+      <w:pPr>
+        <w:ind w:left="2160" w:hanging="180"/>
+      </w:pPr>
+      <w:rPr>
+        <w:rFonts w:cs="Times New Roman"/>
+      </w:rPr>
+    </w:lvl>
+    <w:lvl w:ilvl="3" w:tplc="0419000F" w:tentative="1">
+      <w:start w:val="1"/>
+      <w:numFmt w:val="decimal"/>
+      <w:lvlText w:val="%4."/>
+      <w:lvlJc w:val="left"/>
+      <w:pPr>
+        <w:ind w:left="2880" w:hanging="360"/>
+      </w:pPr>
+      <w:rPr>
+        <w:rFonts w:cs="Times New Roman"/>
+      </w:rPr>
+    </w:lvl>
+    <w:lvl w:ilvl="4" w:tplc="04190019" w:tentative="1">
+      <w:start w:val="1"/>
+      <w:numFmt w:val="lowerLetter"/>
+      <w:lvlText w:val="%5."/>
+      <w:lvlJc w:val="left"/>
+      <w:pPr>
+        <w:ind w:left="3600" w:hanging="360"/>
+      </w:pPr>
+      <w:rPr>
+        <w:rFonts w:cs="Times New Roman"/>
+      </w:rPr>
+    </w:lvl>
+    <w:lvl w:ilvl="5" w:tplc="0419001B" w:tentative="1">
+      <w:start w:val="1"/>
+      <w:numFmt w:val="lowerRoman"/>
+      <w:lvlText w:val="%6."/>
+      <w:lvlJc w:val="right"/>
+      <w:pPr>
+        <w:ind w:left="4320" w:hanging="180"/>
+      </w:pPr>
+      <w:rPr>
+        <w:rFonts w:cs="Times New Roman"/>
+      </w:rPr>
+    </w:lvl>
+    <w:lvl w:ilvl="6" w:tplc="0419000F" w:tentative="1">
+      <w:start w:val="1"/>
+      <w:numFmt w:val="decimal"/>
+      <w:lvlText w:val="%7."/>
+      <w:lvlJc w:val="left"/>
+      <w:pPr>
+        <w:ind w:left="5040" w:hanging="360"/>
+      </w:pPr>
+      <w:rPr>
+        <w:rFonts w:cs="Times New Roman"/>
+      </w:rPr>
+    </w:lvl>
+    <w:lvl w:ilvl="7" w:tplc="04190019" w:tentative="1">
+      <w:start w:val="1"/>
+      <w:numFmt w:val="lowerLetter"/>
+      <w:lvlText w:val="%8."/>
+      <w:lvlJc w:val="left"/>
+      <w:pPr>
+        <w:ind w:left="5760" w:hanging="360"/>
+      </w:pPr>
+      <w:rPr>
+        <w:rFonts w:cs="Times New Roman"/>
+      </w:rPr>
+    </w:lvl>
+    <w:lvl w:ilvl="8" w:tplc="0419001B" w:tentative="1">
+      <w:start w:val="1"/>
+      <w:numFmt w:val="lowerRoman"/>
+      <w:lvlText w:val="%9."/>
+      <w:lvlJc w:val="right"/>
+      <w:pPr>
+        <w:ind w:left="6480" w:hanging="180"/>
+      </w:pPr>
+      <w:rPr>
+        <w:rFonts w:cs="Times New Roman"/>
+      </w:rPr>
     </w:lvl>
   </w:abstractNum>
   <w:num w:numId="1" w16cid:durableId="329410175">
@@ -4579,7 +11626,7 @@
     <w:abstractNumId w:val="1"/>
   </w:num>
   <w:num w:numId="3" w16cid:durableId="533467841">
-    <w:abstractNumId w:val="4"/>
+    <w:abstractNumId w:val="6"/>
   </w:num>
   <w:num w:numId="4" w16cid:durableId="394160421">
     <w:abstractNumId w:val="3"/>
@@ -4588,7 +11635,19 @@
     <w:abstractNumId w:val="0"/>
   </w:num>
   <w:num w:numId="6" w16cid:durableId="847134367">
+    <w:abstractNumId w:val="7"/>
+  </w:num>
+  <w:num w:numId="7" w16cid:durableId="1553690338">
+    <w:abstractNumId w:val="8"/>
+  </w:num>
+  <w:num w:numId="8" w16cid:durableId="1504081841">
     <w:abstractNumId w:val="5"/>
+  </w:num>
+  <w:num w:numId="9" w16cid:durableId="806312501">
+    <w:abstractNumId w:val="9"/>
+  </w:num>
+  <w:num w:numId="10" w16cid:durableId="425148768">
+    <w:abstractNumId w:val="4"/>
   </w:num>
 </w:numbering>
 </file>
@@ -4769,7 +11828,7 @@
     <w:lsdException w:name="Table Web 2" w:semiHidden="1" w:unhideWhenUsed="1"/>
     <w:lsdException w:name="Table Web 3" w:semiHidden="1" w:unhideWhenUsed="1"/>
     <w:lsdException w:name="Balloon Text" w:semiHidden="1" w:unhideWhenUsed="1"/>
-    <w:lsdException w:name="Table Grid" w:uiPriority="39"/>
+    <w:lsdException w:name="Table Grid" w:uiPriority="0"/>
     <w:lsdException w:name="Table Theme" w:semiHidden="1" w:unhideWhenUsed="1"/>
     <w:lsdException w:name="Placeholder Text" w:semiHidden="1"/>
     <w:lsdException w:name="No Spacing" w:uiPriority="1" w:qFormat="1"/>
@@ -4794,7 +11853,7 @@
     <w:lsdException w:name="Medium Shading 2 Accent 1" w:uiPriority="64"/>
     <w:lsdException w:name="Medium List 1 Accent 1" w:uiPriority="65"/>
     <w:lsdException w:name="Revision" w:semiHidden="1"/>
-    <w:lsdException w:name="List Paragraph" w:uiPriority="34" w:qFormat="1"/>
+    <w:lsdException w:name="List Paragraph" w:qFormat="1"/>
     <w:lsdException w:name="Quote" w:uiPriority="29" w:qFormat="1"/>
     <w:lsdException w:name="Intense Quote" w:uiPriority="30" w:qFormat="1"/>
     <w:lsdException w:name="Medium List 2 Accent 1" w:uiPriority="66"/>
@@ -4997,7 +12056,7 @@
     <w:aliases w:val="OS_Tusur"/>
     <w:uiPriority w:val="1"/>
     <w:qFormat/>
-    <w:rsid w:val="00B80654"/>
+    <w:rsid w:val="00B36BAF"/>
     <w:rPr>
       <w:rFonts w:ascii="Times New Roman" w:hAnsi="Times New Roman" w:cs="Times New Roman"/>
       <w:kern w:val="0"/>
@@ -5539,7 +12598,7 @@
   <w:style w:type="paragraph" w:styleId="ListParagraph">
     <w:name w:val="List Paragraph"/>
     <w:basedOn w:val="Normal"/>
-    <w:uiPriority w:val="34"/>
+    <w:uiPriority w:val="99"/>
     <w:qFormat/>
     <w:rsid w:val="000E317B"/>
     <w:pPr>
@@ -5670,6 +12729,128 @@
       <w:szCs w:val="22"/>
       <w14:ligatures w14:val="none"/>
     </w:rPr>
+  </w:style>
+  <w:style w:type="table" w:styleId="TableGrid">
+    <w:name w:val="Table Grid"/>
+    <w:basedOn w:val="TableNormal"/>
+    <w:rsid w:val="00771121"/>
+    <w:pPr>
+      <w:widowControl w:val="0"/>
+      <w:spacing w:line="240" w:lineRule="auto"/>
+      <w:ind w:firstLine="0"/>
+    </w:pPr>
+    <w:rPr>
+      <w:rFonts w:ascii="Times New Roman" w:eastAsia="SimSun" w:hAnsi="Times New Roman" w:cs="Times New Roman"/>
+      <w:kern w:val="0"/>
+      <w:sz w:val="20"/>
+      <w:szCs w:val="20"/>
+      <w:lang w:eastAsia="ru-RU"/>
+      <w14:ligatures w14:val="none"/>
+    </w:rPr>
+    <w:tblPr>
+      <w:tblBorders>
+        <w:top w:val="single" w:sz="4" w:space="0" w:color="auto"/>
+        <w:left w:val="single" w:sz="4" w:space="0" w:color="auto"/>
+        <w:bottom w:val="single" w:sz="4" w:space="0" w:color="auto"/>
+        <w:right w:val="single" w:sz="4" w:space="0" w:color="auto"/>
+        <w:insideH w:val="single" w:sz="4" w:space="0" w:color="auto"/>
+        <w:insideV w:val="single" w:sz="4" w:space="0" w:color="auto"/>
+      </w:tblBorders>
+    </w:tblPr>
+  </w:style>
+  <w:style w:type="character" w:styleId="Strong">
+    <w:name w:val="Strong"/>
+    <w:basedOn w:val="DefaultParagraphFont"/>
+    <w:uiPriority w:val="22"/>
+    <w:qFormat/>
+    <w:rsid w:val="00211470"/>
+    <w:rPr>
+      <w:b/>
+      <w:bCs/>
+    </w:rPr>
+  </w:style>
+  <w:style w:type="character" w:styleId="HTMLCode">
+    <w:name w:val="HTML Code"/>
+    <w:basedOn w:val="DefaultParagraphFont"/>
+    <w:uiPriority w:val="99"/>
+    <w:semiHidden/>
+    <w:unhideWhenUsed/>
+    <w:rsid w:val="00211470"/>
+    <w:rPr>
+      <w:rFonts w:ascii="Courier New" w:eastAsia="Times New Roman" w:hAnsi="Courier New" w:cs="Courier New"/>
+      <w:sz w:val="20"/>
+      <w:szCs w:val="20"/>
+    </w:rPr>
+  </w:style>
+  <w:style w:type="character" w:styleId="Emphasis">
+    <w:name w:val="Emphasis"/>
+    <w:basedOn w:val="DefaultParagraphFont"/>
+    <w:uiPriority w:val="20"/>
+    <w:qFormat/>
+    <w:rsid w:val="00211470"/>
+    <w:rPr>
+      <w:i/>
+      <w:iCs/>
+    </w:rPr>
+  </w:style>
+  <w:style w:type="character" w:styleId="PageNumber">
+    <w:name w:val="page number"/>
+    <w:basedOn w:val="DefaultParagraphFont"/>
+    <w:uiPriority w:val="99"/>
+    <w:semiHidden/>
+    <w:unhideWhenUsed/>
+    <w:rsid w:val="00855DE2"/>
+  </w:style>
+  <w:style w:type="character" w:styleId="Hyperlink">
+    <w:name w:val="Hyperlink"/>
+    <w:basedOn w:val="DefaultParagraphFont"/>
+    <w:uiPriority w:val="99"/>
+    <w:unhideWhenUsed/>
+    <w:rsid w:val="00844F9A"/>
+    <w:rPr>
+      <w:color w:val="467886" w:themeColor="hyperlink"/>
+      <w:u w:val="single"/>
+    </w:rPr>
+  </w:style>
+  <w:style w:type="character" w:styleId="UnresolvedMention">
+    <w:name w:val="Unresolved Mention"/>
+    <w:basedOn w:val="DefaultParagraphFont"/>
+    <w:uiPriority w:val="99"/>
+    <w:semiHidden/>
+    <w:unhideWhenUsed/>
+    <w:rsid w:val="00844F9A"/>
+    <w:rPr>
+      <w:color w:val="605E5C"/>
+      <w:shd w:val="clear" w:color="auto" w:fill="E1DFDD"/>
+    </w:rPr>
+  </w:style>
+  <w:style w:type="paragraph" w:styleId="TOC1">
+    <w:name w:val="toc 1"/>
+    <w:basedOn w:val="Normal"/>
+    <w:next w:val="Normal"/>
+    <w:autoRedefine/>
+    <w:uiPriority w:val="39"/>
+    <w:unhideWhenUsed/>
+    <w:rsid w:val="00F54EEF"/>
+    <w:pPr>
+      <w:tabs>
+        <w:tab w:val="right" w:leader="dot" w:pos="9345"/>
+      </w:tabs>
+      <w:ind w:firstLine="0"/>
+      <w:jc w:val="center"/>
+    </w:pPr>
+  </w:style>
+  <w:style w:type="paragraph" w:styleId="TOC2">
+    <w:name w:val="toc 2"/>
+    <w:basedOn w:val="Normal"/>
+    <w:next w:val="Normal"/>
+    <w:autoRedefine/>
+    <w:uiPriority w:val="39"/>
+    <w:unhideWhenUsed/>
+    <w:rsid w:val="00F54EEF"/>
+    <w:pPr>
+      <w:ind w:left="284" w:firstLine="0"/>
+    </w:pPr>
   </w:style>
 </w:styles>
 </file>

--- a/docs/SystProj.docx
+++ b/docs/SystProj.docx
@@ -268,7 +268,6 @@
         </w:rPr>
         <w:t>» ДЛЯ «</w:t>
       </w:r>
-      <w:proofErr w:type="spellStart"/>
       <w:r>
         <w:rPr>
           <w:rFonts w:eastAsia="Calibri"/>
@@ -277,7 +276,6 @@
         </w:rPr>
         <w:t>nanoCAD</w:t>
       </w:r>
-      <w:proofErr w:type="spellEnd"/>
       <w:r>
         <w:rPr>
           <w:rFonts w:eastAsia="Calibri"/>
@@ -349,7 +347,7 @@
           <w:rFonts w:eastAsia="Calibri"/>
           <w:szCs w:val="28"/>
         </w:rPr>
-        <w:t xml:space="preserve">«Основы разработки САПР» (ОРСАПР)» </w:t>
+        <w:t xml:space="preserve">«Основы разработки САПР» (ОРСАПР) </w:t>
       </w:r>
     </w:p>
     <w:p>
@@ -1457,7 +1455,13 @@
     <w:p/>
     <w:p>
       <w:r>
-        <w:t>Система автоматизированного проектирования (САПР) — это программный комплекс, предназначенный для создания, редактирования и оформления конструкторской и проектной документации, а также для построения и анализа геометрических моделей изделий. САПР позволяет снизить трудозатраты на проектирование, уменьшить количество ошибок, повысить повторяемость результатов и обеспечить стандартизированное хранение и обмен проектными данными.</w:t>
+        <w:t xml:space="preserve">Система автоматизированного проектирования (САПР) </w:t>
+      </w:r>
+      <w:r>
+        <w:t>–</w:t>
+      </w:r>
+      <w:r>
+        <w:t xml:space="preserve"> это программный комплекс, предназначенный для создания, редактирования и оформления конструкторской и проектной документации, а также для построения и анализа геометрических моделей изделий. САПР позволяет снизить трудозатраты на проектирование, уменьшить количество ошибок, повысить повторяемость результатов и обеспечить стандартизированное хранение и обмен проектными данными.</w:t>
       </w:r>
     </w:p>
     <w:p>
@@ -1654,7 +1658,13 @@
     <w:p/>
     <w:p>
       <w:r>
-        <w:t>API (Application Programming Interface) — набор классов, методов и правил, позволяющий внешнему коду взаимодействовать с nanoCAD: получать доступ к активному документу, создавать/изменять объекты чертежа и выполнять команды.</w:t>
+        <w:t xml:space="preserve">API (Application Programming Interface) </w:t>
+      </w:r>
+      <w:r>
+        <w:t>–</w:t>
+      </w:r>
+      <w:r>
+        <w:t xml:space="preserve"> набор классов, методов и правил, позволяющий внешнему коду взаимодействовать с nanoCAD: получать доступ к активному документу, создавать/изменять объекты чертежа и выполнять команды.</w:t>
       </w:r>
     </w:p>
     <w:p>
@@ -1700,7 +1710,16 @@
     </w:p>
     <w:p>
       <w:r>
-        <w:t>Краткое руководство: подключение и запуск</w:t>
+        <w:t>Краткое руководство</w:t>
+      </w:r>
+      <w:r>
+        <w:t xml:space="preserve"> (</w:t>
+      </w:r>
+      <w:r>
+        <w:t>подключение и запуск</w:t>
+      </w:r>
+      <w:r>
+        <w:t>)</w:t>
       </w:r>
       <w:r>
         <w:t>:</w:t>
@@ -1736,21 +1755,7 @@
         <w:rPr>
           <w:lang w:val="en-US"/>
         </w:rPr>
-        <w:t xml:space="preserve"> Class Library (C#), </w:t>
-      </w:r>
-      <w:proofErr w:type="spellStart"/>
-      <w:r>
-        <w:rPr>
-          <w:lang w:val="en-US"/>
-        </w:rPr>
-        <w:t>TargetFramework</w:t>
-      </w:r>
-      <w:proofErr w:type="spellEnd"/>
-      <w:r>
-        <w:rPr>
-          <w:lang w:val="en-US"/>
-        </w:rPr>
-        <w:t xml:space="preserve"> = net6.0-windows, Platform target = x64.</w:t>
+        <w:t xml:space="preserve"> Class Library (C#), TargetFramework = net6.0-windows, Platform target = x64.</w:t>
       </w:r>
     </w:p>
     <w:p>
@@ -1906,8 +1911,8 @@
       </w:tblPr>
       <w:tblGrid>
         <w:gridCol w:w="3983"/>
-        <w:gridCol w:w="2016"/>
-        <w:gridCol w:w="3352"/>
+        <w:gridCol w:w="2108"/>
+        <w:gridCol w:w="3260"/>
       </w:tblGrid>
       <w:tr>
         <w:trPr>
@@ -1926,12 +1931,16 @@
               <w:ind w:firstLine="0"/>
               <w:jc w:val="center"/>
               <w:rPr>
-                <w:sz w:val="24"/>
-                <w:szCs w:val="24"/>
-              </w:rPr>
-            </w:pPr>
-            <w:r>
-              <w:rPr>
+                <w:b/>
+                <w:bCs/>
+                <w:sz w:val="24"/>
+                <w:szCs w:val="24"/>
+              </w:rPr>
+            </w:pPr>
+            <w:r>
+              <w:rPr>
+                <w:b/>
+                <w:bCs/>
                 <w:sz w:val="24"/>
                 <w:szCs w:val="24"/>
               </w:rPr>
@@ -1941,7 +1950,7 @@
         </w:tc>
         <w:tc>
           <w:tcPr>
-            <w:tcW w:w="2016" w:type="dxa"/>
+            <w:tcW w:w="2108" w:type="dxa"/>
             <w:noWrap/>
             <w:vAlign w:val="center"/>
             <w:hideMark/>
@@ -1952,12 +1961,16 @@
               <w:ind w:firstLine="0"/>
               <w:jc w:val="center"/>
               <w:rPr>
-                <w:sz w:val="24"/>
-                <w:szCs w:val="24"/>
-              </w:rPr>
-            </w:pPr>
-            <w:r>
-              <w:rPr>
+                <w:b/>
+                <w:bCs/>
+                <w:sz w:val="24"/>
+                <w:szCs w:val="24"/>
+              </w:rPr>
+            </w:pPr>
+            <w:r>
+              <w:rPr>
+                <w:b/>
+                <w:bCs/>
                 <w:sz w:val="24"/>
                 <w:szCs w:val="24"/>
               </w:rPr>
@@ -1967,7 +1980,7 @@
         </w:tc>
         <w:tc>
           <w:tcPr>
-            <w:tcW w:w="3352" w:type="dxa"/>
+            <w:tcW w:w="3260" w:type="dxa"/>
             <w:noWrap/>
             <w:vAlign w:val="center"/>
             <w:hideMark/>
@@ -1978,12 +1991,16 @@
               <w:ind w:firstLine="0"/>
               <w:jc w:val="center"/>
               <w:rPr>
-                <w:sz w:val="24"/>
-                <w:szCs w:val="24"/>
-              </w:rPr>
-            </w:pPr>
-            <w:r>
-              <w:rPr>
+                <w:b/>
+                <w:bCs/>
+                <w:sz w:val="24"/>
+                <w:szCs w:val="24"/>
+              </w:rPr>
+            </w:pPr>
+            <w:r>
+              <w:rPr>
+                <w:b/>
+                <w:bCs/>
                 <w:sz w:val="24"/>
                 <w:szCs w:val="24"/>
               </w:rPr>
@@ -2019,7 +2036,7 @@
         </w:tc>
         <w:tc>
           <w:tcPr>
-            <w:tcW w:w="2016" w:type="dxa"/>
+            <w:tcW w:w="2108" w:type="dxa"/>
             <w:vAlign w:val="center"/>
             <w:hideMark/>
           </w:tcPr>
@@ -2043,7 +2060,7 @@
         </w:tc>
         <w:tc>
           <w:tcPr>
-            <w:tcW w:w="3352" w:type="dxa"/>
+            <w:tcW w:w="3260" w:type="dxa"/>
             <w:vAlign w:val="center"/>
             <w:hideMark/>
           </w:tcPr>
@@ -2093,7 +2110,7 @@
         </w:tc>
         <w:tc>
           <w:tcPr>
-            <w:tcW w:w="2016" w:type="dxa"/>
+            <w:tcW w:w="2108" w:type="dxa"/>
             <w:vAlign w:val="center"/>
             <w:hideMark/>
           </w:tcPr>
@@ -2117,7 +2134,7 @@
         </w:tc>
         <w:tc>
           <w:tcPr>
-            <w:tcW w:w="3352" w:type="dxa"/>
+            <w:tcW w:w="3260" w:type="dxa"/>
             <w:vAlign w:val="center"/>
             <w:hideMark/>
           </w:tcPr>
@@ -2167,7 +2184,7 @@
         </w:tc>
         <w:tc>
           <w:tcPr>
-            <w:tcW w:w="2016" w:type="dxa"/>
+            <w:tcW w:w="2108" w:type="dxa"/>
             <w:vAlign w:val="center"/>
             <w:hideMark/>
           </w:tcPr>
@@ -2191,7 +2208,7 @@
         </w:tc>
         <w:tc>
           <w:tcPr>
-            <w:tcW w:w="3352" w:type="dxa"/>
+            <w:tcW w:w="3260" w:type="dxa"/>
             <w:vAlign w:val="center"/>
             <w:hideMark/>
           </w:tcPr>
@@ -2241,7 +2258,7 @@
         </w:tc>
         <w:tc>
           <w:tcPr>
-            <w:tcW w:w="2016" w:type="dxa"/>
+            <w:tcW w:w="2108" w:type="dxa"/>
             <w:vAlign w:val="center"/>
             <w:hideMark/>
           </w:tcPr>
@@ -2265,7 +2282,7 @@
         </w:tc>
         <w:tc>
           <w:tcPr>
-            <w:tcW w:w="3352" w:type="dxa"/>
+            <w:tcW w:w="3260" w:type="dxa"/>
             <w:vAlign w:val="center"/>
             <w:hideMark/>
           </w:tcPr>
@@ -2314,7 +2331,7 @@
         </w:tc>
         <w:tc>
           <w:tcPr>
-            <w:tcW w:w="2016" w:type="dxa"/>
+            <w:tcW w:w="2108" w:type="dxa"/>
             <w:vAlign w:val="center"/>
           </w:tcPr>
           <w:p>
@@ -2337,7 +2354,7 @@
         </w:tc>
         <w:tc>
           <w:tcPr>
-            <w:tcW w:w="3352" w:type="dxa"/>
+            <w:tcW w:w="3260" w:type="dxa"/>
             <w:vAlign w:val="center"/>
           </w:tcPr>
           <w:p>
@@ -2421,10 +2438,10 @@
         <w:tblLook w:val="04A0" w:firstRow="1" w:lastRow="0" w:firstColumn="1" w:lastColumn="0" w:noHBand="0" w:noVBand="1"/>
       </w:tblPr>
       <w:tblGrid>
-        <w:gridCol w:w="1780"/>
-        <w:gridCol w:w="2092"/>
-        <w:gridCol w:w="1521"/>
-        <w:gridCol w:w="3952"/>
+        <w:gridCol w:w="1786"/>
+        <w:gridCol w:w="2088"/>
+        <w:gridCol w:w="1657"/>
+        <w:gridCol w:w="3814"/>
       </w:tblGrid>
       <w:tr>
         <w:trPr>
@@ -2432,7 +2449,7 @@
         </w:trPr>
         <w:tc>
           <w:tcPr>
-            <w:tcW w:w="1762" w:type="dxa"/>
+            <w:tcW w:w="1780" w:type="dxa"/>
             <w:noWrap/>
             <w:vAlign w:val="center"/>
             <w:hideMark/>
@@ -2443,12 +2460,16 @@
               <w:ind w:firstLine="0"/>
               <w:jc w:val="center"/>
               <w:rPr>
-                <w:sz w:val="24"/>
-                <w:szCs w:val="24"/>
-              </w:rPr>
-            </w:pPr>
-            <w:r>
-              <w:rPr>
+                <w:b/>
+                <w:bCs/>
+                <w:sz w:val="24"/>
+                <w:szCs w:val="24"/>
+              </w:rPr>
+            </w:pPr>
+            <w:r>
+              <w:rPr>
+                <w:b/>
+                <w:bCs/>
                 <w:sz w:val="24"/>
                 <w:szCs w:val="24"/>
               </w:rPr>
@@ -2458,7 +2479,7 @@
         </w:tc>
         <w:tc>
           <w:tcPr>
-            <w:tcW w:w="2104" w:type="dxa"/>
+            <w:tcW w:w="2092" w:type="dxa"/>
             <w:noWrap/>
             <w:vAlign w:val="center"/>
             <w:hideMark/>
@@ -2469,12 +2490,16 @@
               <w:ind w:firstLine="0"/>
               <w:jc w:val="center"/>
               <w:rPr>
-                <w:sz w:val="24"/>
-                <w:szCs w:val="24"/>
-              </w:rPr>
-            </w:pPr>
-            <w:r>
-              <w:rPr>
+                <w:b/>
+                <w:bCs/>
+                <w:sz w:val="24"/>
+                <w:szCs w:val="24"/>
+              </w:rPr>
+            </w:pPr>
+            <w:r>
+              <w:rPr>
+                <w:b/>
+                <w:bCs/>
                 <w:sz w:val="24"/>
                 <w:szCs w:val="24"/>
               </w:rPr>
@@ -2484,7 +2509,7 @@
         </w:tc>
         <w:tc>
           <w:tcPr>
-            <w:tcW w:w="1505" w:type="dxa"/>
+            <w:tcW w:w="1652" w:type="dxa"/>
             <w:noWrap/>
             <w:vAlign w:val="center"/>
             <w:hideMark/>
@@ -2495,12 +2520,16 @@
               <w:ind w:firstLine="0"/>
               <w:jc w:val="center"/>
               <w:rPr>
-                <w:sz w:val="24"/>
-                <w:szCs w:val="24"/>
-              </w:rPr>
-            </w:pPr>
-            <w:r>
-              <w:rPr>
+                <w:b/>
+                <w:bCs/>
+                <w:sz w:val="24"/>
+                <w:szCs w:val="24"/>
+              </w:rPr>
+            </w:pPr>
+            <w:r>
+              <w:rPr>
+                <w:b/>
+                <w:bCs/>
                 <w:sz w:val="24"/>
                 <w:szCs w:val="24"/>
               </w:rPr>
@@ -2510,7 +2539,7 @@
         </w:tc>
         <w:tc>
           <w:tcPr>
-            <w:tcW w:w="3974" w:type="dxa"/>
+            <w:tcW w:w="3821" w:type="dxa"/>
             <w:noWrap/>
             <w:vAlign w:val="center"/>
             <w:hideMark/>
@@ -2521,12 +2550,16 @@
               <w:ind w:firstLine="0"/>
               <w:jc w:val="center"/>
               <w:rPr>
-                <w:sz w:val="24"/>
-                <w:szCs w:val="24"/>
-              </w:rPr>
-            </w:pPr>
-            <w:r>
-              <w:rPr>
+                <w:b/>
+                <w:bCs/>
+                <w:sz w:val="24"/>
+                <w:szCs w:val="24"/>
+              </w:rPr>
+            </w:pPr>
+            <w:r>
+              <w:rPr>
+                <w:b/>
+                <w:bCs/>
                 <w:sz w:val="24"/>
                 <w:szCs w:val="24"/>
               </w:rPr>
@@ -2538,7 +2571,7 @@
       <w:tr>
         <w:tc>
           <w:tcPr>
-            <w:tcW w:w="1762" w:type="dxa"/>
+            <w:tcW w:w="1780" w:type="dxa"/>
             <w:vAlign w:val="center"/>
             <w:hideMark/>
           </w:tcPr>
@@ -2562,7 +2595,7 @@
         </w:tc>
         <w:tc>
           <w:tcPr>
-            <w:tcW w:w="2104" w:type="dxa"/>
+            <w:tcW w:w="2092" w:type="dxa"/>
             <w:vAlign w:val="center"/>
             <w:hideMark/>
           </w:tcPr>
@@ -2601,59 +2634,13 @@
                 <w:szCs w:val="24"/>
                 <w:lang w:val="en-US"/>
               </w:rPr>
-              <w:t xml:space="preserve">double </w:t>
-            </w:r>
-            <w:proofErr w:type="spellStart"/>
-            <w:r>
-              <w:rPr>
-                <w:sz w:val="24"/>
-                <w:szCs w:val="24"/>
-                <w:lang w:val="en-US"/>
-              </w:rPr>
-              <w:t>radiusAlongX</w:t>
-            </w:r>
-            <w:proofErr w:type="spellEnd"/>
-            <w:r>
-              <w:rPr>
-                <w:sz w:val="24"/>
-                <w:szCs w:val="24"/>
-                <w:lang w:val="en-US"/>
-              </w:rPr>
-              <w:t xml:space="preserve">, double </w:t>
-            </w:r>
-            <w:proofErr w:type="spellStart"/>
-            <w:r>
-              <w:rPr>
-                <w:sz w:val="24"/>
-                <w:szCs w:val="24"/>
-                <w:lang w:val="en-US"/>
-              </w:rPr>
-              <w:t>radiusAlongY</w:t>
-            </w:r>
-            <w:proofErr w:type="spellEnd"/>
-            <w:r>
-              <w:rPr>
-                <w:sz w:val="24"/>
-                <w:szCs w:val="24"/>
-                <w:lang w:val="en-US"/>
-              </w:rPr>
-              <w:t xml:space="preserve">, double </w:t>
-            </w:r>
-            <w:proofErr w:type="spellStart"/>
-            <w:r>
-              <w:rPr>
-                <w:sz w:val="24"/>
-                <w:szCs w:val="24"/>
-                <w:lang w:val="en-US"/>
-              </w:rPr>
-              <w:t>topRadius</w:t>
-            </w:r>
-            <w:proofErr w:type="spellEnd"/>
-          </w:p>
-        </w:tc>
-        <w:tc>
-          <w:tcPr>
-            <w:tcW w:w="1505" w:type="dxa"/>
+              <w:t>double radiusAlongX, double radiusAlongY, double topRadius</w:t>
+            </w:r>
+          </w:p>
+        </w:tc>
+        <w:tc>
+          <w:tcPr>
+            <w:tcW w:w="1652" w:type="dxa"/>
             <w:vAlign w:val="center"/>
             <w:hideMark/>
           </w:tcPr>
@@ -2677,7 +2664,7 @@
         </w:tc>
         <w:tc>
           <w:tcPr>
-            <w:tcW w:w="3974" w:type="dxa"/>
+            <w:tcW w:w="3821" w:type="dxa"/>
             <w:vAlign w:val="center"/>
             <w:hideMark/>
           </w:tcPr>
@@ -2711,7 +2698,7 @@
       <w:tr>
         <w:tc>
           <w:tcPr>
-            <w:tcW w:w="1762" w:type="dxa"/>
+            <w:tcW w:w="1780" w:type="dxa"/>
             <w:vAlign w:val="center"/>
             <w:hideMark/>
           </w:tcPr>
@@ -2735,7 +2722,7 @@
         </w:tc>
         <w:tc>
           <w:tcPr>
-            <w:tcW w:w="2104" w:type="dxa"/>
+            <w:tcW w:w="2092" w:type="dxa"/>
             <w:vAlign w:val="center"/>
             <w:hideMark/>
           </w:tcPr>
@@ -2749,7 +2736,6 @@
                 <w:lang w:val="en-US"/>
               </w:rPr>
             </w:pPr>
-            <w:proofErr w:type="spellStart"/>
             <w:r>
               <w:rPr>
                 <w:sz w:val="24"/>
@@ -2758,7 +2744,6 @@
               </w:rPr>
               <w:t>BooleanOperation</w:t>
             </w:r>
-            <w:proofErr w:type="spellEnd"/>
           </w:p>
           <w:p>
             <w:pPr>
@@ -2801,7 +2786,7 @@
         </w:tc>
         <w:tc>
           <w:tcPr>
-            <w:tcW w:w="1505" w:type="dxa"/>
+            <w:tcW w:w="1652" w:type="dxa"/>
             <w:vAlign w:val="center"/>
             <w:hideMark/>
           </w:tcPr>
@@ -2825,7 +2810,7 @@
         </w:tc>
         <w:tc>
           <w:tcPr>
-            <w:tcW w:w="3974" w:type="dxa"/>
+            <w:tcW w:w="3821" w:type="dxa"/>
             <w:vAlign w:val="center"/>
             <w:hideMark/>
           </w:tcPr>
@@ -2868,7 +2853,7 @@
       <w:tr>
         <w:tc>
           <w:tcPr>
-            <w:tcW w:w="1762" w:type="dxa"/>
+            <w:tcW w:w="1780" w:type="dxa"/>
             <w:vAlign w:val="center"/>
           </w:tcPr>
           <w:p>
@@ -2891,7 +2876,7 @@
         </w:tc>
         <w:tc>
           <w:tcPr>
-            <w:tcW w:w="2104" w:type="dxa"/>
+            <w:tcW w:w="2092" w:type="dxa"/>
             <w:vAlign w:val="center"/>
           </w:tcPr>
           <w:p>
@@ -2914,7 +2899,7 @@
         </w:tc>
         <w:tc>
           <w:tcPr>
-            <w:tcW w:w="1505" w:type="dxa"/>
+            <w:tcW w:w="1652" w:type="dxa"/>
             <w:vAlign w:val="center"/>
           </w:tcPr>
           <w:p>
@@ -2937,7 +2922,7 @@
         </w:tc>
         <w:tc>
           <w:tcPr>
-            <w:tcW w:w="3974" w:type="dxa"/>
+            <w:tcW w:w="3821" w:type="dxa"/>
             <w:vAlign w:val="center"/>
           </w:tcPr>
           <w:p>
@@ -2966,24 +2951,7 @@
         <w:rPr>
           <w:b/>
           <w:bCs/>
-        </w:rPr>
-      </w:pPr>
-    </w:p>
-    <w:p>
-      <w:pPr>
-        <w:ind w:firstLine="0"/>
-        <w:rPr>
-          <w:b/>
-          <w:bCs/>
-        </w:rPr>
-      </w:pPr>
-    </w:p>
-    <w:p>
-      <w:pPr>
-        <w:ind w:firstLine="0"/>
-        <w:rPr>
-          <w:b/>
-          <w:bCs/>
+          <w:lang w:val="en-US"/>
         </w:rPr>
       </w:pPr>
     </w:p>
@@ -3050,12 +3018,16 @@
               <w:ind w:firstLine="0"/>
               <w:jc w:val="center"/>
               <w:rPr>
-                <w:sz w:val="24"/>
-                <w:szCs w:val="24"/>
-              </w:rPr>
-            </w:pPr>
-            <w:r>
-              <w:rPr>
+                <w:b/>
+                <w:bCs/>
+                <w:sz w:val="24"/>
+                <w:szCs w:val="24"/>
+              </w:rPr>
+            </w:pPr>
+            <w:r>
+              <w:rPr>
+                <w:b/>
+                <w:bCs/>
                 <w:sz w:val="24"/>
                 <w:szCs w:val="24"/>
               </w:rPr>
@@ -3076,12 +3048,16 @@
               <w:ind w:firstLine="0"/>
               <w:jc w:val="center"/>
               <w:rPr>
-                <w:sz w:val="24"/>
-                <w:szCs w:val="24"/>
-              </w:rPr>
-            </w:pPr>
-            <w:r>
-              <w:rPr>
+                <w:b/>
+                <w:bCs/>
+                <w:sz w:val="24"/>
+                <w:szCs w:val="24"/>
+              </w:rPr>
+            </w:pPr>
+            <w:r>
+              <w:rPr>
+                <w:b/>
+                <w:bCs/>
                 <w:sz w:val="24"/>
                 <w:szCs w:val="24"/>
               </w:rPr>
@@ -3102,12 +3078,16 @@
               <w:ind w:firstLine="0"/>
               <w:jc w:val="center"/>
               <w:rPr>
-                <w:sz w:val="24"/>
-                <w:szCs w:val="24"/>
-              </w:rPr>
-            </w:pPr>
-            <w:r>
-              <w:rPr>
+                <w:b/>
+                <w:bCs/>
+                <w:sz w:val="24"/>
+                <w:szCs w:val="24"/>
+              </w:rPr>
+            </w:pPr>
+            <w:r>
+              <w:rPr>
+                <w:b/>
+                <w:bCs/>
                 <w:sz w:val="24"/>
                 <w:szCs w:val="24"/>
               </w:rPr>
@@ -3393,9 +3373,9 @@
       </w:tblPr>
       <w:tblGrid>
         <w:gridCol w:w="1696"/>
-        <w:gridCol w:w="1134"/>
-        <w:gridCol w:w="1560"/>
-        <w:gridCol w:w="4955"/>
+        <w:gridCol w:w="1276"/>
+        <w:gridCol w:w="1701"/>
+        <w:gridCol w:w="4672"/>
       </w:tblGrid>
       <w:tr>
         <w:trPr>
@@ -3414,12 +3394,16 @@
               <w:ind w:firstLine="0"/>
               <w:jc w:val="center"/>
               <w:rPr>
-                <w:sz w:val="24"/>
-                <w:szCs w:val="24"/>
-              </w:rPr>
-            </w:pPr>
-            <w:r>
-              <w:rPr>
+                <w:b/>
+                <w:bCs/>
+                <w:sz w:val="24"/>
+                <w:szCs w:val="24"/>
+              </w:rPr>
+            </w:pPr>
+            <w:r>
+              <w:rPr>
+                <w:b/>
+                <w:bCs/>
                 <w:sz w:val="24"/>
                 <w:szCs w:val="24"/>
               </w:rPr>
@@ -3429,7 +3413,7 @@
         </w:tc>
         <w:tc>
           <w:tcPr>
-            <w:tcW w:w="1134" w:type="dxa"/>
+            <w:tcW w:w="1276" w:type="dxa"/>
             <w:noWrap/>
             <w:vAlign w:val="center"/>
             <w:hideMark/>
@@ -3440,12 +3424,16 @@
               <w:ind w:firstLine="0"/>
               <w:jc w:val="center"/>
               <w:rPr>
-                <w:sz w:val="24"/>
-                <w:szCs w:val="24"/>
-              </w:rPr>
-            </w:pPr>
-            <w:r>
-              <w:rPr>
+                <w:b/>
+                <w:bCs/>
+                <w:sz w:val="24"/>
+                <w:szCs w:val="24"/>
+              </w:rPr>
+            </w:pPr>
+            <w:r>
+              <w:rPr>
+                <w:b/>
+                <w:bCs/>
                 <w:sz w:val="24"/>
                 <w:szCs w:val="24"/>
               </w:rPr>
@@ -3455,7 +3443,7 @@
         </w:tc>
         <w:tc>
           <w:tcPr>
-            <w:tcW w:w="1560" w:type="dxa"/>
+            <w:tcW w:w="1701" w:type="dxa"/>
             <w:noWrap/>
             <w:vAlign w:val="center"/>
             <w:hideMark/>
@@ -3466,12 +3454,16 @@
               <w:ind w:firstLine="0"/>
               <w:jc w:val="center"/>
               <w:rPr>
-                <w:sz w:val="24"/>
-                <w:szCs w:val="24"/>
-              </w:rPr>
-            </w:pPr>
-            <w:r>
-              <w:rPr>
+                <w:b/>
+                <w:bCs/>
+                <w:sz w:val="24"/>
+                <w:szCs w:val="24"/>
+              </w:rPr>
+            </w:pPr>
+            <w:r>
+              <w:rPr>
+                <w:b/>
+                <w:bCs/>
                 <w:sz w:val="24"/>
                 <w:szCs w:val="24"/>
               </w:rPr>
@@ -3481,7 +3473,7 @@
         </w:tc>
         <w:tc>
           <w:tcPr>
-            <w:tcW w:w="4955" w:type="dxa"/>
+            <w:tcW w:w="4672" w:type="dxa"/>
             <w:noWrap/>
             <w:vAlign w:val="center"/>
             <w:hideMark/>
@@ -3492,12 +3484,16 @@
               <w:ind w:firstLine="0"/>
               <w:jc w:val="center"/>
               <w:rPr>
-                <w:sz w:val="24"/>
-                <w:szCs w:val="24"/>
-              </w:rPr>
-            </w:pPr>
-            <w:r>
-              <w:rPr>
+                <w:b/>
+                <w:bCs/>
+                <w:sz w:val="24"/>
+                <w:szCs w:val="24"/>
+              </w:rPr>
+            </w:pPr>
+            <w:r>
+              <w:rPr>
+                <w:b/>
+                <w:bCs/>
                 <w:sz w:val="24"/>
                 <w:szCs w:val="24"/>
               </w:rPr>
@@ -3533,7 +3529,7 @@
         </w:tc>
         <w:tc>
           <w:tcPr>
-            <w:tcW w:w="1134" w:type="dxa"/>
+            <w:tcW w:w="1276" w:type="dxa"/>
             <w:vAlign w:val="center"/>
             <w:hideMark/>
           </w:tcPr>
@@ -3544,20 +3540,21 @@
               <w:rPr>
                 <w:sz w:val="24"/>
                 <w:szCs w:val="24"/>
-              </w:rPr>
-            </w:pPr>
-            <w:r>
-              <w:rPr>
-                <w:sz w:val="24"/>
-                <w:szCs w:val="24"/>
-              </w:rPr>
-              <w:t>(идентификатор объекта, режим открытия)</w:t>
-            </w:r>
-          </w:p>
-        </w:tc>
-        <w:tc>
-          <w:tcPr>
-            <w:tcW w:w="1560" w:type="dxa"/>
+                <w:lang w:val="en-US"/>
+              </w:rPr>
+            </w:pPr>
+            <w:r>
+              <w:rPr>
+                <w:sz w:val="24"/>
+                <w:szCs w:val="24"/>
+              </w:rPr>
+              <w:t>ObjectId id, OpenMode mode</w:t>
+            </w:r>
+          </w:p>
+        </w:tc>
+        <w:tc>
+          <w:tcPr>
+            <w:tcW w:w="1701" w:type="dxa"/>
             <w:vAlign w:val="center"/>
             <w:hideMark/>
           </w:tcPr>
@@ -3575,13 +3572,13 @@
                 <w:sz w:val="24"/>
                 <w:szCs w:val="24"/>
               </w:rPr>
-              <w:t>объект БД</w:t>
-            </w:r>
-          </w:p>
-        </w:tc>
-        <w:tc>
-          <w:tcPr>
-            <w:tcW w:w="4955" w:type="dxa"/>
+              <w:t>DBObject</w:t>
+            </w:r>
+          </w:p>
+        </w:tc>
+        <w:tc>
+          <w:tcPr>
+            <w:tcW w:w="4672" w:type="dxa"/>
             <w:vAlign w:val="center"/>
             <w:hideMark/>
           </w:tcPr>
@@ -3618,6 +3615,7 @@
               <w:rPr>
                 <w:sz w:val="24"/>
                 <w:szCs w:val="24"/>
+                <w:lang w:val="en-US"/>
               </w:rPr>
             </w:pPr>
             <w:r>
@@ -3627,11 +3625,19 @@
               </w:rPr>
               <w:t>AddNewlyCreatedDBObject</w:t>
             </w:r>
-          </w:p>
-        </w:tc>
-        <w:tc>
-          <w:tcPr>
-            <w:tcW w:w="1134" w:type="dxa"/>
+            <w:r>
+              <w:rPr>
+                <w:sz w:val="24"/>
+                <w:szCs w:val="24"/>
+                <w:lang w:val="en-US"/>
+              </w:rPr>
+              <w:t>s</w:t>
+            </w:r>
+          </w:p>
+        </w:tc>
+        <w:tc>
+          <w:tcPr>
+            <w:tcW w:w="1276" w:type="dxa"/>
             <w:vAlign w:val="center"/>
             <w:hideMark/>
           </w:tcPr>
@@ -3655,7 +3661,7 @@
         </w:tc>
         <w:tc>
           <w:tcPr>
-            <w:tcW w:w="1560" w:type="dxa"/>
+            <w:tcW w:w="1701" w:type="dxa"/>
             <w:vAlign w:val="center"/>
             <w:hideMark/>
           </w:tcPr>
@@ -3679,7 +3685,7 @@
         </w:tc>
         <w:tc>
           <w:tcPr>
-            <w:tcW w:w="4955" w:type="dxa"/>
+            <w:tcW w:w="4672" w:type="dxa"/>
             <w:vAlign w:val="center"/>
             <w:hideMark/>
           </w:tcPr>
@@ -3729,7 +3735,7 @@
         </w:tc>
         <w:tc>
           <w:tcPr>
-            <w:tcW w:w="1134" w:type="dxa"/>
+            <w:tcW w:w="1276" w:type="dxa"/>
             <w:vAlign w:val="center"/>
             <w:hideMark/>
           </w:tcPr>
@@ -3753,7 +3759,7 @@
         </w:tc>
         <w:tc>
           <w:tcPr>
-            <w:tcW w:w="1560" w:type="dxa"/>
+            <w:tcW w:w="1701" w:type="dxa"/>
             <w:vAlign w:val="center"/>
             <w:hideMark/>
           </w:tcPr>
@@ -3777,7 +3783,7 @@
         </w:tc>
         <w:tc>
           <w:tcPr>
-            <w:tcW w:w="4955" w:type="dxa"/>
+            <w:tcW w:w="4672" w:type="dxa"/>
             <w:vAlign w:val="center"/>
             <w:hideMark/>
           </w:tcPr>
@@ -3827,7 +3833,7 @@
         </w:tc>
         <w:tc>
           <w:tcPr>
-            <w:tcW w:w="1134" w:type="dxa"/>
+            <w:tcW w:w="1276" w:type="dxa"/>
             <w:vAlign w:val="center"/>
             <w:hideMark/>
           </w:tcPr>
@@ -3851,7 +3857,7 @@
         </w:tc>
         <w:tc>
           <w:tcPr>
-            <w:tcW w:w="1560" w:type="dxa"/>
+            <w:tcW w:w="1701" w:type="dxa"/>
             <w:vAlign w:val="center"/>
             <w:hideMark/>
           </w:tcPr>
@@ -3875,7 +3881,7 @@
         </w:tc>
         <w:tc>
           <w:tcPr>
-            <w:tcW w:w="4955" w:type="dxa"/>
+            <w:tcW w:w="4672" w:type="dxa"/>
             <w:vAlign w:val="center"/>
             <w:hideMark/>
           </w:tcPr>
@@ -3942,9 +3948,9 @@
       </w:tblPr>
       <w:tblGrid>
         <w:gridCol w:w="1696"/>
-        <w:gridCol w:w="1134"/>
-        <w:gridCol w:w="1418"/>
-        <w:gridCol w:w="5103"/>
+        <w:gridCol w:w="1276"/>
+        <w:gridCol w:w="1559"/>
+        <w:gridCol w:w="4820"/>
       </w:tblGrid>
       <w:tr>
         <w:trPr>
@@ -3963,12 +3969,16 @@
               <w:ind w:firstLine="0"/>
               <w:jc w:val="center"/>
               <w:rPr>
-                <w:sz w:val="24"/>
-                <w:szCs w:val="24"/>
-              </w:rPr>
-            </w:pPr>
-            <w:r>
-              <w:rPr>
+                <w:b/>
+                <w:bCs/>
+                <w:sz w:val="24"/>
+                <w:szCs w:val="24"/>
+              </w:rPr>
+            </w:pPr>
+            <w:r>
+              <w:rPr>
+                <w:b/>
+                <w:bCs/>
                 <w:sz w:val="24"/>
                 <w:szCs w:val="24"/>
               </w:rPr>
@@ -3978,7 +3988,7 @@
         </w:tc>
         <w:tc>
           <w:tcPr>
-            <w:tcW w:w="1134" w:type="dxa"/>
+            <w:tcW w:w="1276" w:type="dxa"/>
             <w:noWrap/>
             <w:vAlign w:val="center"/>
             <w:hideMark/>
@@ -3989,12 +3999,16 @@
               <w:ind w:firstLine="0"/>
               <w:jc w:val="center"/>
               <w:rPr>
-                <w:sz w:val="24"/>
-                <w:szCs w:val="24"/>
-              </w:rPr>
-            </w:pPr>
-            <w:r>
-              <w:rPr>
+                <w:b/>
+                <w:bCs/>
+                <w:sz w:val="24"/>
+                <w:szCs w:val="24"/>
+              </w:rPr>
+            </w:pPr>
+            <w:r>
+              <w:rPr>
+                <w:b/>
+                <w:bCs/>
                 <w:sz w:val="24"/>
                 <w:szCs w:val="24"/>
               </w:rPr>
@@ -4004,7 +4018,7 @@
         </w:tc>
         <w:tc>
           <w:tcPr>
-            <w:tcW w:w="1418" w:type="dxa"/>
+            <w:tcW w:w="1559" w:type="dxa"/>
             <w:noWrap/>
             <w:vAlign w:val="center"/>
             <w:hideMark/>
@@ -4015,12 +4029,16 @@
               <w:ind w:firstLine="0"/>
               <w:jc w:val="center"/>
               <w:rPr>
-                <w:sz w:val="24"/>
-                <w:szCs w:val="24"/>
-              </w:rPr>
-            </w:pPr>
-            <w:r>
-              <w:rPr>
+                <w:b/>
+                <w:bCs/>
+                <w:sz w:val="24"/>
+                <w:szCs w:val="24"/>
+              </w:rPr>
+            </w:pPr>
+            <w:r>
+              <w:rPr>
+                <w:b/>
+                <w:bCs/>
                 <w:sz w:val="24"/>
                 <w:szCs w:val="24"/>
               </w:rPr>
@@ -4030,7 +4048,7 @@
         </w:tc>
         <w:tc>
           <w:tcPr>
-            <w:tcW w:w="5103" w:type="dxa"/>
+            <w:tcW w:w="4820" w:type="dxa"/>
             <w:noWrap/>
             <w:vAlign w:val="center"/>
             <w:hideMark/>
@@ -4041,12 +4059,16 @@
               <w:ind w:firstLine="0"/>
               <w:jc w:val="center"/>
               <w:rPr>
-                <w:sz w:val="24"/>
-                <w:szCs w:val="24"/>
-              </w:rPr>
-            </w:pPr>
-            <w:r>
-              <w:rPr>
+                <w:b/>
+                <w:bCs/>
+                <w:sz w:val="24"/>
+                <w:szCs w:val="24"/>
+              </w:rPr>
+            </w:pPr>
+            <w:r>
+              <w:rPr>
+                <w:b/>
+                <w:bCs/>
                 <w:sz w:val="24"/>
                 <w:szCs w:val="24"/>
               </w:rPr>
@@ -4082,7 +4104,7 @@
         </w:tc>
         <w:tc>
           <w:tcPr>
-            <w:tcW w:w="1134" w:type="dxa"/>
+            <w:tcW w:w="1276" w:type="dxa"/>
             <w:vAlign w:val="center"/>
             <w:hideMark/>
           </w:tcPr>
@@ -4106,7 +4128,7 @@
         </w:tc>
         <w:tc>
           <w:tcPr>
-            <w:tcW w:w="1418" w:type="dxa"/>
+            <w:tcW w:w="1559" w:type="dxa"/>
             <w:vAlign w:val="center"/>
             <w:hideMark/>
           </w:tcPr>
@@ -4130,7 +4152,7 @@
         </w:tc>
         <w:tc>
           <w:tcPr>
-            <w:tcW w:w="5103" w:type="dxa"/>
+            <w:tcW w:w="4820" w:type="dxa"/>
             <w:vAlign w:val="center"/>
             <w:hideMark/>
           </w:tcPr>
@@ -4180,7 +4202,7 @@
         </w:tc>
         <w:tc>
           <w:tcPr>
-            <w:tcW w:w="1134" w:type="dxa"/>
+            <w:tcW w:w="1276" w:type="dxa"/>
             <w:vAlign w:val="center"/>
             <w:hideMark/>
           </w:tcPr>
@@ -4204,7 +4226,7 @@
         </w:tc>
         <w:tc>
           <w:tcPr>
-            <w:tcW w:w="1418" w:type="dxa"/>
+            <w:tcW w:w="1559" w:type="dxa"/>
             <w:vAlign w:val="center"/>
             <w:hideMark/>
           </w:tcPr>
@@ -4228,7 +4250,7 @@
         </w:tc>
         <w:tc>
           <w:tcPr>
-            <w:tcW w:w="5103" w:type="dxa"/>
+            <w:tcW w:w="4820" w:type="dxa"/>
             <w:vAlign w:val="center"/>
             <w:hideMark/>
           </w:tcPr>
@@ -4270,12 +4292,18 @@
         <w:t xml:space="preserve">– </w:t>
       </w:r>
       <w:r>
-        <w:t>Используемые методы класса BlockTableRecord</w:t>
+        <w:t>Используемые методы класса</w:t>
+      </w:r>
+      <w:r>
+        <w:t xml:space="preserve"> </w:t>
+      </w:r>
+      <w:r>
+        <w:t>BlockTableRecord</w:t>
       </w:r>
     </w:p>
     <w:tbl>
       <w:tblPr>
-        <w:tblW w:w="9351" w:type="dxa"/>
+        <w:tblW w:w="9462" w:type="dxa"/>
         <w:tblBorders>
           <w:top w:val="single" w:sz="4" w:space="0" w:color="auto"/>
           <w:left w:val="single" w:sz="4" w:space="0" w:color="auto"/>
@@ -4295,8 +4323,8 @@
       <w:tblGrid>
         <w:gridCol w:w="1555"/>
         <w:gridCol w:w="1275"/>
-        <w:gridCol w:w="1529"/>
-        <w:gridCol w:w="5103"/>
+        <w:gridCol w:w="1985"/>
+        <w:gridCol w:w="4647"/>
       </w:tblGrid>
       <w:tr>
         <w:trPr>
@@ -4315,12 +4343,16 @@
               <w:ind w:firstLine="0"/>
               <w:jc w:val="center"/>
               <w:rPr>
-                <w:sz w:val="24"/>
-                <w:szCs w:val="24"/>
-              </w:rPr>
-            </w:pPr>
-            <w:r>
-              <w:rPr>
+                <w:b/>
+                <w:bCs/>
+                <w:sz w:val="24"/>
+                <w:szCs w:val="24"/>
+              </w:rPr>
+            </w:pPr>
+            <w:r>
+              <w:rPr>
+                <w:b/>
+                <w:bCs/>
                 <w:sz w:val="24"/>
                 <w:szCs w:val="24"/>
               </w:rPr>
@@ -4341,12 +4373,16 @@
               <w:ind w:firstLine="0"/>
               <w:jc w:val="center"/>
               <w:rPr>
-                <w:sz w:val="24"/>
-                <w:szCs w:val="24"/>
-              </w:rPr>
-            </w:pPr>
-            <w:r>
-              <w:rPr>
+                <w:b/>
+                <w:bCs/>
+                <w:sz w:val="24"/>
+                <w:szCs w:val="24"/>
+              </w:rPr>
+            </w:pPr>
+            <w:r>
+              <w:rPr>
+                <w:b/>
+                <w:bCs/>
                 <w:sz w:val="24"/>
                 <w:szCs w:val="24"/>
               </w:rPr>
@@ -4356,7 +4392,7 @@
         </w:tc>
         <w:tc>
           <w:tcPr>
-            <w:tcW w:w="1418" w:type="dxa"/>
+            <w:tcW w:w="1985" w:type="dxa"/>
             <w:noWrap/>
             <w:vAlign w:val="center"/>
             <w:hideMark/>
@@ -4367,12 +4403,16 @@
               <w:ind w:firstLine="0"/>
               <w:jc w:val="center"/>
               <w:rPr>
-                <w:sz w:val="24"/>
-                <w:szCs w:val="24"/>
-              </w:rPr>
-            </w:pPr>
-            <w:r>
-              <w:rPr>
+                <w:b/>
+                <w:bCs/>
+                <w:sz w:val="24"/>
+                <w:szCs w:val="24"/>
+              </w:rPr>
+            </w:pPr>
+            <w:r>
+              <w:rPr>
+                <w:b/>
+                <w:bCs/>
                 <w:sz w:val="24"/>
                 <w:szCs w:val="24"/>
               </w:rPr>
@@ -4382,7 +4422,7 @@
         </w:tc>
         <w:tc>
           <w:tcPr>
-            <w:tcW w:w="5103" w:type="dxa"/>
+            <w:tcW w:w="4647" w:type="dxa"/>
             <w:noWrap/>
             <w:vAlign w:val="center"/>
             <w:hideMark/>
@@ -4393,12 +4433,16 @@
               <w:ind w:firstLine="0"/>
               <w:jc w:val="center"/>
               <w:rPr>
-                <w:sz w:val="24"/>
-                <w:szCs w:val="24"/>
-              </w:rPr>
-            </w:pPr>
-            <w:r>
-              <w:rPr>
+                <w:b/>
+                <w:bCs/>
+                <w:sz w:val="24"/>
+                <w:szCs w:val="24"/>
+              </w:rPr>
+            </w:pPr>
+            <w:r>
+              <w:rPr>
+                <w:b/>
+                <w:bCs/>
                 <w:sz w:val="24"/>
                 <w:szCs w:val="24"/>
               </w:rPr>
@@ -4458,7 +4502,7 @@
         </w:tc>
         <w:tc>
           <w:tcPr>
-            <w:tcW w:w="1418" w:type="dxa"/>
+            <w:tcW w:w="1985" w:type="dxa"/>
             <w:vAlign w:val="center"/>
             <w:hideMark/>
           </w:tcPr>
@@ -4482,7 +4526,7 @@
         </w:tc>
         <w:tc>
           <w:tcPr>
-            <w:tcW w:w="5103" w:type="dxa"/>
+            <w:tcW w:w="4647" w:type="dxa"/>
             <w:vAlign w:val="center"/>
             <w:hideMark/>
           </w:tcPr>
@@ -4507,8 +4551,14 @@
       </w:tr>
     </w:tbl>
     <w:p/>
-    <w:p/>
-    <w:p/>
+    <w:p>
+      <w:pPr>
+        <w:ind w:firstLine="0"/>
+        <w:rPr>
+          <w:lang w:val="en-US"/>
+        </w:rPr>
+      </w:pPr>
+    </w:p>
     <w:p>
       <w:r>
         <w:lastRenderedPageBreak/>
@@ -4544,12 +4594,16 @@
             <w:pPr>
               <w:jc w:val="center"/>
               <w:rPr>
-                <w:sz w:val="24"/>
-                <w:szCs w:val="24"/>
-              </w:rPr>
-            </w:pPr>
-            <w:r>
-              <w:rPr>
+                <w:b/>
+                <w:bCs/>
+                <w:sz w:val="24"/>
+                <w:szCs w:val="24"/>
+              </w:rPr>
+            </w:pPr>
+            <w:r>
+              <w:rPr>
+                <w:b/>
+                <w:bCs/>
                 <w:sz w:val="24"/>
                 <w:szCs w:val="24"/>
               </w:rPr>
@@ -4566,12 +4620,16 @@
             <w:pPr>
               <w:jc w:val="center"/>
               <w:rPr>
-                <w:sz w:val="24"/>
-                <w:szCs w:val="24"/>
-              </w:rPr>
-            </w:pPr>
-            <w:r>
-              <w:rPr>
+                <w:b/>
+                <w:bCs/>
+                <w:sz w:val="24"/>
+                <w:szCs w:val="24"/>
+              </w:rPr>
+            </w:pPr>
+            <w:r>
+              <w:rPr>
+                <w:b/>
+                <w:bCs/>
                 <w:sz w:val="24"/>
                 <w:szCs w:val="24"/>
               </w:rPr>
@@ -4588,12 +4646,16 @@
             <w:pPr>
               <w:jc w:val="center"/>
               <w:rPr>
-                <w:sz w:val="24"/>
-                <w:szCs w:val="24"/>
-              </w:rPr>
-            </w:pPr>
-            <w:r>
-              <w:rPr>
+                <w:b/>
+                <w:bCs/>
+                <w:sz w:val="24"/>
+                <w:szCs w:val="24"/>
+              </w:rPr>
+            </w:pPr>
+            <w:r>
+              <w:rPr>
+                <w:b/>
+                <w:bCs/>
                 <w:sz w:val="24"/>
                 <w:szCs w:val="24"/>
               </w:rPr>
@@ -4610,12 +4672,16 @@
             <w:pPr>
               <w:jc w:val="center"/>
               <w:rPr>
-                <w:sz w:val="24"/>
-                <w:szCs w:val="24"/>
-              </w:rPr>
-            </w:pPr>
-            <w:r>
-              <w:rPr>
+                <w:b/>
+                <w:bCs/>
+                <w:sz w:val="24"/>
+                <w:szCs w:val="24"/>
+              </w:rPr>
+            </w:pPr>
+            <w:r>
+              <w:rPr>
+                <w:b/>
+                <w:bCs/>
                 <w:sz w:val="24"/>
                 <w:szCs w:val="24"/>
               </w:rPr>
@@ -5823,7 +5889,6 @@
         </w:rPr>
         <w:t xml:space="preserve">» в САПР </w:t>
       </w:r>
-      <w:proofErr w:type="spellStart"/>
       <w:r>
         <w:rPr>
           <w:szCs w:val="28"/>
@@ -5831,7 +5896,6 @@
         </w:rPr>
         <w:t>nanoCAD</w:t>
       </w:r>
-      <w:proofErr w:type="spellEnd"/>
       <w:r>
         <w:rPr>
           <w:szCs w:val="28"/>
@@ -5930,10 +5994,10 @@
       </w:pPr>
       <w:r>
         <w:drawing>
-          <wp:inline distT="0" distB="0" distL="0" distR="0" wp14:anchorId="12932D79" wp14:editId="23CCAB52">
-            <wp:extent cx="6053233" cy="3641647"/>
-            <wp:effectExtent l="0" t="0" r="5080" b="0"/>
-            <wp:docPr id="342131775" name="Picture 1"/>
+          <wp:inline distT="0" distB="0" distL="0" distR="0" wp14:anchorId="79F47077" wp14:editId="764AEF56">
+            <wp:extent cx="6282807" cy="3830128"/>
+            <wp:effectExtent l="0" t="0" r="3810" b="0"/>
+            <wp:docPr id="1605138333" name="Picture 1"/>
             <wp:cNvGraphicFramePr>
               <a:graphicFrameLocks xmlns:a="http://schemas.openxmlformats.org/drawingml/2006/main" noChangeAspect="1"/>
             </wp:cNvGraphicFramePr>
@@ -5941,7 +6005,7 @@
               <a:graphicData uri="http://schemas.openxmlformats.org/drawingml/2006/picture">
                 <pic:pic xmlns:pic="http://schemas.openxmlformats.org/drawingml/2006/picture">
                   <pic:nvPicPr>
-                    <pic:cNvPr id="342131775" name=""/>
+                    <pic:cNvPr id="1605138333" name=""/>
                     <pic:cNvPicPr/>
                   </pic:nvPicPr>
                   <pic:blipFill>
@@ -5953,7 +6017,7 @@
                   <pic:spPr>
                     <a:xfrm>
                       <a:off x="0" y="0"/>
-                      <a:ext cx="6102931" cy="3671546"/>
+                      <a:ext cx="6285693" cy="3831887"/>
                     </a:xfrm>
                     <a:prstGeom prst="rect">
                       <a:avLst/>
@@ -6779,11 +6843,11 @@
         <w:tblLook w:val="04A0" w:firstRow="1" w:lastRow="0" w:firstColumn="1" w:lastColumn="0" w:noHBand="0" w:noVBand="1"/>
       </w:tblPr>
       <w:tblGrid>
-        <w:gridCol w:w="1972"/>
-        <w:gridCol w:w="1267"/>
-        <w:gridCol w:w="1423"/>
-        <w:gridCol w:w="2222"/>
-        <w:gridCol w:w="2461"/>
+        <w:gridCol w:w="1769"/>
+        <w:gridCol w:w="1357"/>
+        <w:gridCol w:w="1526"/>
+        <w:gridCol w:w="2041"/>
+        <w:gridCol w:w="2652"/>
       </w:tblGrid>
       <w:tr>
         <w:tc>
@@ -7229,8 +7293,24 @@
               <w:rPr>
                 <w:sz w:val="24"/>
                 <w:szCs w:val="24"/>
-              </w:rPr>
-              <w:t>_view_BuildRequested</w:t>
+                <w:lang w:val="en-US"/>
+              </w:rPr>
+              <w:t>O</w:t>
+            </w:r>
+            <w:r>
+              <w:rPr>
+                <w:sz w:val="24"/>
+                <w:szCs w:val="24"/>
+                <w:lang w:val="en-US"/>
+              </w:rPr>
+              <w:t>n</w:t>
+            </w:r>
+            <w:r>
+              <w:rPr>
+                <w:sz w:val="24"/>
+                <w:szCs w:val="24"/>
+              </w:rPr>
+              <w:t>BuildRequested</w:t>
             </w:r>
           </w:p>
         </w:tc>
@@ -7283,30 +7363,32 @@
               <w:rPr>
                 <w:sz w:val="24"/>
                 <w:szCs w:val="24"/>
-              </w:rPr>
-            </w:pPr>
-            <w:r>
-              <w:rPr>
-                <w:sz w:val="24"/>
-                <w:szCs w:val="24"/>
-              </w:rPr>
-              <w:t>_</w:t>
-            </w:r>
-            <w:proofErr w:type="spellStart"/>
-            <w:r>
-              <w:rPr>
-                <w:sz w:val="24"/>
-                <w:szCs w:val="24"/>
-              </w:rPr>
-              <w:t>view_BuildRequested</w:t>
-            </w:r>
-            <w:proofErr w:type="spellEnd"/>
-            <w:r>
-              <w:rPr>
-                <w:sz w:val="24"/>
-                <w:szCs w:val="24"/>
-              </w:rPr>
-              <w:t>(D: double, d: double, H: double, e: double, S: double): void</w:t>
+                <w:lang w:val="en-US"/>
+              </w:rPr>
+            </w:pPr>
+            <w:r>
+              <w:rPr>
+                <w:sz w:val="24"/>
+                <w:szCs w:val="24"/>
+                <w:lang w:val="en-US"/>
+              </w:rPr>
+              <w:t>O</w:t>
+            </w:r>
+            <w:r>
+              <w:rPr>
+                <w:sz w:val="24"/>
+                <w:szCs w:val="24"/>
+                <w:lang w:val="en-US"/>
+              </w:rPr>
+              <w:t>n</w:t>
+            </w:r>
+            <w:r>
+              <w:rPr>
+                <w:sz w:val="24"/>
+                <w:szCs w:val="24"/>
+                <w:lang w:val="en-US"/>
+              </w:rPr>
+              <w:t>BuildRequested(D: double, d: double, H: double, e: double, S: double): void</w:t>
             </w:r>
           </w:p>
         </w:tc>
@@ -7319,35 +7401,126 @@
               <w:rPr>
                 <w:sz w:val="24"/>
                 <w:szCs w:val="24"/>
-              </w:rPr>
-            </w:pPr>
-            <w:r>
-              <w:rPr>
-                <w:sz w:val="24"/>
-                <w:szCs w:val="24"/>
-              </w:rPr>
-              <w:t xml:space="preserve">Создаёт </w:t>
-            </w:r>
-            <w:proofErr w:type="spellStart"/>
-            <w:r>
-              <w:rPr>
-                <w:sz w:val="24"/>
-                <w:szCs w:val="24"/>
-              </w:rPr>
-              <w:t>WasherModel</w:t>
-            </w:r>
-            <w:proofErr w:type="spellEnd"/>
-            <w:r>
-              <w:rPr>
-                <w:sz w:val="24"/>
-                <w:szCs w:val="24"/>
-              </w:rPr>
-              <w:t>, выполняет Validate(); при успехе вызывает WasherBuilder.Build(model), иначе показывает ошибку</w:t>
-            </w:r>
-            <w:r>
-              <w:rPr>
-                <w:sz w:val="24"/>
-                <w:szCs w:val="24"/>
+                <w:lang w:val="en-US"/>
+              </w:rPr>
+            </w:pPr>
+            <w:r>
+              <w:rPr>
+                <w:sz w:val="24"/>
+                <w:szCs w:val="24"/>
+              </w:rPr>
+              <w:t>Создаёт</w:t>
+            </w:r>
+            <w:r>
+              <w:rPr>
+                <w:sz w:val="24"/>
+                <w:szCs w:val="24"/>
+                <w:lang w:val="en-US"/>
+              </w:rPr>
+              <w:t xml:space="preserve"> WasherModel, </w:t>
+            </w:r>
+            <w:r>
+              <w:rPr>
+                <w:sz w:val="24"/>
+                <w:szCs w:val="24"/>
+              </w:rPr>
+              <w:t>выполняет</w:t>
+            </w:r>
+            <w:r>
+              <w:rPr>
+                <w:sz w:val="24"/>
+                <w:szCs w:val="24"/>
+                <w:lang w:val="en-US"/>
+              </w:rPr>
+              <w:t xml:space="preserve"> Validate(); </w:t>
+            </w:r>
+            <w:r>
+              <w:rPr>
+                <w:sz w:val="24"/>
+                <w:szCs w:val="24"/>
+              </w:rPr>
+              <w:t>при</w:t>
+            </w:r>
+            <w:r>
+              <w:rPr>
+                <w:sz w:val="24"/>
+                <w:szCs w:val="24"/>
+                <w:lang w:val="en-US"/>
+              </w:rPr>
+              <w:t xml:space="preserve"> </w:t>
+            </w:r>
+            <w:r>
+              <w:rPr>
+                <w:sz w:val="24"/>
+                <w:szCs w:val="24"/>
+              </w:rPr>
+              <w:t>успехе</w:t>
+            </w:r>
+            <w:r>
+              <w:rPr>
+                <w:sz w:val="24"/>
+                <w:szCs w:val="24"/>
+                <w:lang w:val="en-US"/>
+              </w:rPr>
+              <w:t xml:space="preserve"> </w:t>
+            </w:r>
+            <w:r>
+              <w:rPr>
+                <w:sz w:val="24"/>
+                <w:szCs w:val="24"/>
+              </w:rPr>
+              <w:t>вызывает</w:t>
+            </w:r>
+            <w:r>
+              <w:rPr>
+                <w:sz w:val="24"/>
+                <w:szCs w:val="24"/>
+                <w:lang w:val="en-US"/>
+              </w:rPr>
+              <w:t xml:space="preserve"> WasherBuilder.Build(model), </w:t>
+            </w:r>
+            <w:r>
+              <w:rPr>
+                <w:sz w:val="24"/>
+                <w:szCs w:val="24"/>
+              </w:rPr>
+              <w:t>иначе</w:t>
+            </w:r>
+            <w:r>
+              <w:rPr>
+                <w:sz w:val="24"/>
+                <w:szCs w:val="24"/>
+                <w:lang w:val="en-US"/>
+              </w:rPr>
+              <w:t xml:space="preserve"> </w:t>
+            </w:r>
+            <w:r>
+              <w:rPr>
+                <w:sz w:val="24"/>
+                <w:szCs w:val="24"/>
+              </w:rPr>
+              <w:t>показывает</w:t>
+            </w:r>
+            <w:r>
+              <w:rPr>
+                <w:sz w:val="24"/>
+                <w:szCs w:val="24"/>
+                <w:lang w:val="en-US"/>
+              </w:rPr>
+              <w:t xml:space="preserve"> </w:t>
+            </w:r>
+            <w:r>
+              <w:rPr>
+                <w:sz w:val="24"/>
+                <w:szCs w:val="24"/>
+              </w:rPr>
+              <w:t>ошибку</w:t>
+            </w:r>
+            <w:r>
+              <w:rPr>
+                <w:sz w:val="24"/>
+                <w:szCs w:val="24"/>
+                <w:lang w:val="en-US"/>
               </w:rPr>
               <w:t>.</w:t>
             </w:r>
@@ -7355,6 +7528,14 @@
         </w:tc>
       </w:tr>
     </w:tbl>
+    <w:p>
+      <w:pPr>
+        <w:ind w:firstLine="0"/>
+        <w:rPr>
+          <w:lang w:val="en-US"/>
+        </w:rPr>
+      </w:pPr>
+    </w:p>
     <w:p>
       <w:pPr>
         <w:ind w:firstLine="0"/>
@@ -7588,23 +7769,16 @@
               <w:rPr>
                 <w:sz w:val="24"/>
                 <w:szCs w:val="24"/>
-              </w:rPr>
-            </w:pPr>
-            <w:proofErr w:type="spellStart"/>
-            <w:r>
-              <w:rPr>
-                <w:sz w:val="24"/>
-                <w:szCs w:val="24"/>
-              </w:rPr>
-              <w:t>BuildRequested</w:t>
-            </w:r>
-            <w:proofErr w:type="spellEnd"/>
-            <w:r>
-              <w:rPr>
-                <w:sz w:val="24"/>
-                <w:szCs w:val="24"/>
-              </w:rPr>
-              <w:t>(D: double, d: double, H: double, e: double, S: double)</w:t>
+                <w:lang w:val="en-US"/>
+              </w:rPr>
+            </w:pPr>
+            <w:r>
+              <w:rPr>
+                <w:sz w:val="24"/>
+                <w:szCs w:val="24"/>
+                <w:lang w:val="en-US"/>
+              </w:rPr>
+              <w:t>BuildRequested(D: double, d: double, H: double, e: double, S: double)</w:t>
             </w:r>
           </w:p>
         </w:tc>
@@ -7801,39 +7975,16 @@
               <w:rPr>
                 <w:sz w:val="24"/>
                 <w:szCs w:val="24"/>
-              </w:rPr>
-            </w:pPr>
-            <w:proofErr w:type="spellStart"/>
-            <w:r>
-              <w:rPr>
-                <w:sz w:val="24"/>
-                <w:szCs w:val="24"/>
-              </w:rPr>
-              <w:t>BuildButton_Click</w:t>
-            </w:r>
-            <w:proofErr w:type="spellEnd"/>
-            <w:r>
-              <w:rPr>
-                <w:sz w:val="24"/>
-                <w:szCs w:val="24"/>
-              </w:rPr>
-              <w:t xml:space="preserve">(sender: object, e: </w:t>
-            </w:r>
-            <w:proofErr w:type="spellStart"/>
-            <w:r>
-              <w:rPr>
-                <w:sz w:val="24"/>
-                <w:szCs w:val="24"/>
-              </w:rPr>
-              <w:t>EventArgs</w:t>
-            </w:r>
-            <w:proofErr w:type="spellEnd"/>
-            <w:r>
-              <w:rPr>
-                <w:sz w:val="24"/>
-                <w:szCs w:val="24"/>
-              </w:rPr>
-              <w:t>): void</w:t>
+                <w:lang w:val="en-US"/>
+              </w:rPr>
+            </w:pPr>
+            <w:r>
+              <w:rPr>
+                <w:sz w:val="24"/>
+                <w:szCs w:val="24"/>
+                <w:lang w:val="en-US"/>
+              </w:rPr>
+              <w:t>BuildButton_Click(sender: object, e: EventArgs): void</w:t>
             </w:r>
           </w:p>
         </w:tc>
@@ -8139,7 +8290,6 @@
                 <w:szCs w:val="24"/>
               </w:rPr>
             </w:pPr>
-            <w:proofErr w:type="spellStart"/>
             <w:r>
               <w:rPr>
                 <w:sz w:val="24"/>
@@ -8147,7 +8297,6 @@
               </w:rPr>
               <w:t>InnerDiameter</w:t>
             </w:r>
-            <w:proofErr w:type="spellEnd"/>
           </w:p>
         </w:tc>
         <w:tc>
@@ -9706,7 +9855,7 @@
         <w:rPr>
           <w:szCs w:val="28"/>
         </w:rPr>
-        <w:t>Работы студенческие по направлениям подготовки и специальностям технического профиля. Общие требования и правила оформления : ОС ТУСУР 01</w:t>
+        <w:t>Работы студенческие по направлениям подготовки и специальностям технического профиля. Общие требования и правила оформления: ОС ТУСУР 01</w:t>
       </w:r>
       <w:r>
         <w:rPr>
@@ -9791,7 +9940,7 @@
         <w:rPr>
           <w:szCs w:val="28"/>
         </w:rPr>
-        <w:t>RSDN Magazine #1–2004. Рекомендации по оформлению кода (Code style). — (при необходимости укажи точнее страницу/раздел, если в методичке так требуют).</w:t>
+        <w:t>RSDN Magazine #1–2004. Рекомендации по оформлению кода (Code style).</w:t>
       </w:r>
     </w:p>
     <w:p>
@@ -9937,21 +10086,12 @@
           <w:szCs w:val="28"/>
         </w:rPr>
       </w:pPr>
-      <w:proofErr w:type="spellStart"/>
       <w:r>
         <w:rPr>
           <w:szCs w:val="28"/>
           <w:lang w:val="en-US"/>
         </w:rPr>
-        <w:t>FreeCAD</w:t>
-      </w:r>
-      <w:proofErr w:type="spellEnd"/>
-      <w:r>
-        <w:rPr>
-          <w:szCs w:val="28"/>
-          <w:lang w:val="en-US"/>
-        </w:rPr>
-        <w:t xml:space="preserve"> Fasteners Workbench (</w:t>
+        <w:t>FreeCAD Fasteners Workbench (</w:t>
       </w:r>
       <w:r>
         <w:rPr>
@@ -10021,63 +10161,38 @@
           <w:szCs w:val="28"/>
         </w:rPr>
       </w:pPr>
-      <w:proofErr w:type="spellStart"/>
       <w:r>
         <w:rPr>
           <w:szCs w:val="28"/>
           <w:lang w:val="en-US"/>
         </w:rPr>
-        <w:t>BricsCAD</w:t>
-      </w:r>
-      <w:proofErr w:type="spellEnd"/>
+        <w:t>BricsCAD Mechanical. Standard Parts (</w:t>
+      </w:r>
+      <w:r>
+        <w:rPr>
+          <w:szCs w:val="28"/>
+        </w:rPr>
+        <w:t>официальная</w:t>
+      </w:r>
       <w:r>
         <w:rPr>
           <w:szCs w:val="28"/>
           <w:lang w:val="en-US"/>
         </w:rPr>
-        <w:t xml:space="preserve"> Mechanical. Standard Parts (</w:t>
-      </w:r>
-      <w:r>
-        <w:rPr>
-          <w:szCs w:val="28"/>
-        </w:rPr>
-        <w:t>официальная</w:t>
+        <w:t xml:space="preserve"> </w:t>
+      </w:r>
+      <w:r>
+        <w:rPr>
+          <w:szCs w:val="28"/>
+        </w:rPr>
+        <w:t>справка</w:t>
       </w:r>
       <w:r>
         <w:rPr>
           <w:szCs w:val="28"/>
           <w:lang w:val="en-US"/>
         </w:rPr>
-        <w:t xml:space="preserve"> </w:t>
-      </w:r>
-      <w:r>
-        <w:rPr>
-          <w:szCs w:val="28"/>
-        </w:rPr>
-        <w:t>справка</w:t>
-      </w:r>
-      <w:r>
-        <w:rPr>
-          <w:szCs w:val="28"/>
-          <w:lang w:val="en-US"/>
-        </w:rPr>
-        <w:t xml:space="preserve"> </w:t>
-      </w:r>
-      <w:proofErr w:type="spellStart"/>
-      <w:r>
-        <w:rPr>
-          <w:szCs w:val="28"/>
-          <w:lang w:val="en-US"/>
-        </w:rPr>
-        <w:t>Bricsys</w:t>
-      </w:r>
-      <w:proofErr w:type="spellEnd"/>
-      <w:r>
-        <w:rPr>
-          <w:szCs w:val="28"/>
-          <w:lang w:val="en-US"/>
-        </w:rPr>
-        <w:t xml:space="preserve"> Help Center). </w:t>
+        <w:t xml:space="preserve"> Bricsys Help Center). </w:t>
       </w:r>
       <w:r>
         <w:rPr>
@@ -10132,7 +10247,7 @@
         <w:rPr>
           <w:szCs w:val="28"/>
         </w:rPr>
-        <w:t>Введение в UML от создателей языка : руководство пользователя / Г. Буч, Д. Рамбо, И. Якобсон. — 2</w:t>
+        <w:t>Введение в UML от создателей языка: руководство пользователя / Г. Буч, Д. Рамбо, И. Якобсон. — 2</w:t>
       </w:r>
       <w:r>
         <w:rPr>
